--- a/treasure/download/经藏/经集部-433部/大方广圆觉修多罗了义经-唐-佛陀多罗.docx
+++ b/treasure/download/经藏/经集部-433部/大方广圆觉修多罗了义经-唐-佛陀多罗.docx
@@ -1,15 +1,23 @@
 
 <file path=word/document.xml><?xml version="1.0" encoding="utf-8"?>
-<w:document xmlns:wpc="http://schemas.microsoft.com/office/word/2010/wordprocessingCanvas" xmlns:cx="http://schemas.microsoft.com/office/drawing/2014/chartex" xmlns:mc="http://schemas.openxmlformats.org/markup-compatibility/2006" xmlns:o="urn:schemas-microsoft-com:office:office" xmlns:r="http://schemas.openxmlformats.org/officeDocument/2006/relationships" xmlns:m="http://schemas.openxmlformats.org/officeDocument/2006/math" xmlns:v="urn:schemas-microsoft-com:vml" xmlns:wp14="http://schemas.microsoft.com/office/word/2010/wordprocessingDrawing" xmlns:wp="http://schemas.openxmlformats.org/drawingml/2006/wordprocessingDrawing" xmlns:w10="urn:schemas-microsoft-com:office:word" xmlns:w="http://schemas.openxmlformats.org/wordprocessingml/2006/main" xmlns:w14="http://schemas.microsoft.com/office/word/2010/wordml" xmlns:w15="http://schemas.microsoft.com/office/word/2012/wordml" xmlns:w16se="http://schemas.microsoft.com/office/word/2015/wordml/symex" xmlns:wpg="http://schemas.microsoft.com/office/word/2010/wordprocessingGroup" xmlns:wpi="http://schemas.microsoft.com/office/word/2010/wordprocessingInk" xmlns:wne="http://schemas.microsoft.com/office/word/2006/wordml" xmlns:wps="http://schemas.microsoft.com/office/word/2010/wordprocessingShape" mc:Ignorable="w14 w15 w16se wp14">
+<w:document xmlns:wpc="http://schemas.microsoft.com/office/word/2010/wordprocessingCanvas" xmlns:cx="http://schemas.microsoft.com/office/drawing/2014/chartex" xmlns:cx1="http://schemas.microsoft.com/office/drawing/2015/9/8/chartex" xmlns:cx2="http://schemas.microsoft.com/office/drawing/2015/10/21/chartex" xmlns:cx3="http://schemas.microsoft.com/office/drawing/2016/5/9/chartex" xmlns:cx4="http://schemas.microsoft.com/office/drawing/2016/5/10/chartex" xmlns:cx5="http://schemas.microsoft.com/office/drawing/2016/5/11/chartex" xmlns:cx6="http://schemas.microsoft.com/office/drawing/2016/5/12/chartex" xmlns:cx7="http://schemas.microsoft.com/office/drawing/2016/5/13/chartex" xmlns:cx8="http://schemas.microsoft.com/office/drawing/2016/5/14/chartex" xmlns:mc="http://schemas.openxmlformats.org/markup-compatibility/2006" xmlns:aink="http://schemas.microsoft.com/office/drawing/2016/ink" xmlns:am3d="http://schemas.microsoft.com/office/drawing/2017/model3d" xmlns:o="urn:schemas-microsoft-com:office:office" xmlns:oel="http://schemas.microsoft.com/office/2019/extlst" xmlns:r="http://schemas.openxmlformats.org/officeDocument/2006/relationships" xmlns:m="http://schemas.openxmlformats.org/officeDocument/2006/math" xmlns:v="urn:schemas-microsoft-com:vml" xmlns:wp14="http://schemas.microsoft.com/office/word/2010/wordprocessingDrawing" xmlns:wp="http://schemas.openxmlformats.org/drawingml/2006/wordprocessingDrawing" xmlns:w10="urn:schemas-microsoft-com:office:word" xmlns:w="http://schemas.openxmlformats.org/wordprocessingml/2006/main" xmlns:w14="http://schemas.microsoft.com/office/word/2010/wordml" xmlns:w15="http://schemas.microsoft.com/office/word/2012/wordml" xmlns:w16cex="http://schemas.microsoft.com/office/word/2018/wordml/cex" xmlns:w16cid="http://schemas.microsoft.com/office/word/2016/wordml/cid" xmlns:w16="http://schemas.microsoft.com/office/word/2018/wordml" xmlns:w16du="http://schemas.microsoft.com/office/word/2023/wordml/word16du" xmlns:w16sdtdh="http://schemas.microsoft.com/office/word/2020/wordml/sdtdatahash" xmlns:w16se="http://schemas.microsoft.com/office/word/2015/wordml/symex" xmlns:wpg="http://schemas.microsoft.com/office/word/2010/wordprocessingGroup" xmlns:wpi="http://schemas.microsoft.com/office/word/2010/wordprocessingInk" xmlns:wne="http://schemas.microsoft.com/office/word/2006/wordml" xmlns:wps="http://schemas.microsoft.com/office/word/2010/wordprocessingShape" mc:Ignorable="w14 w15 w16se w16cid w16 w16cex w16sdtdh w16du wp14">
   <w:body>
     <w:p>
       <w:pPr>
-        <w:rPr>
-          <w:lang w:eastAsia="zh-CN"/>
-        </w:rPr>
-      </w:pPr>
-      <w:r>
-        <w:rPr>
+        <w:spacing w:after="0" w:line="240" w:lineRule="auto"/>
+        <w:jc w:val="both"/>
+        <w:rPr>
+          <w:sz w:val="24"/>
+          <w:szCs w:val="24"/>
+          <w:shd w:val="pct15" w:color="auto" w:fill="FFFFFF"/>
+          <w:lang w:eastAsia="zh-CN"/>
+        </w:rPr>
+      </w:pPr>
+      <w:r>
+        <w:rPr>
+          <w:sz w:val="24"/>
+          <w:szCs w:val="24"/>
+          <w:shd w:val="pct15" w:color="auto" w:fill="FFFFFF"/>
           <w:lang w:eastAsia="zh-CN"/>
         </w:rPr>
         <w:t>大方广圆觉修多罗了义经</w:t>
@@ -17,12 +25,20 @@
     </w:p>
     <w:p>
       <w:pPr>
-        <w:rPr>
-          <w:lang w:eastAsia="zh-CN"/>
-        </w:rPr>
-      </w:pPr>
-      <w:r>
-        <w:rPr>
+        <w:spacing w:after="0" w:line="240" w:lineRule="auto"/>
+        <w:jc w:val="both"/>
+        <w:rPr>
+          <w:sz w:val="24"/>
+          <w:szCs w:val="24"/>
+          <w:shd w:val="pct15" w:color="auto" w:fill="FFFFFF"/>
+          <w:lang w:eastAsia="zh-CN"/>
+        </w:rPr>
+      </w:pPr>
+      <w:r>
+        <w:rPr>
+          <w:sz w:val="24"/>
+          <w:szCs w:val="24"/>
+          <w:shd w:val="pct15" w:color="auto" w:fill="FFFFFF"/>
           <w:lang w:eastAsia="zh-CN"/>
         </w:rPr>
         <w:t xml:space="preserve">　　　　大唐罽宾三藏佛陀多罗译</w:t>
@@ -30,12 +46,20 @@
     </w:p>
     <w:p>
       <w:pPr>
-        <w:rPr>
-          <w:lang w:eastAsia="zh-CN"/>
-        </w:rPr>
-      </w:pPr>
-      <w:r>
-        <w:rPr>
+        <w:spacing w:after="0" w:line="240" w:lineRule="auto"/>
+        <w:jc w:val="both"/>
+        <w:rPr>
+          <w:sz w:val="24"/>
+          <w:szCs w:val="24"/>
+          <w:shd w:val="pct15" w:color="auto" w:fill="FFFFFF"/>
+          <w:lang w:eastAsia="zh-CN"/>
+        </w:rPr>
+      </w:pPr>
+      <w:r>
+        <w:rPr>
+          <w:sz w:val="24"/>
+          <w:szCs w:val="24"/>
+          <w:shd w:val="pct15" w:color="auto" w:fill="FFFFFF"/>
           <w:lang w:eastAsia="zh-CN"/>
         </w:rPr>
         <w:t xml:space="preserve">　　如是我闻。一时婆伽婆入于神通大光明藏。三昧正受。一切如来光严住持。是诸众生清净觉地。身心寂灭平等本际。圆满十方不二随顺。于不二境现诸净土。与大菩萨摩诃萨十万人俱。其名曰文殊师利菩萨。普贤菩萨。普眼菩萨。金刚藏菩萨。弥勒菩萨。清净慧菩萨。威德自在菩萨。辩音菩萨。净诸业障菩萨。普觉菩萨。圆觉菩萨。贤善首菩萨等而为上首。与诸眷属皆入三昧。同住如来平等法会。</w:t>
@@ -43,12 +67,20 @@
     </w:p>
     <w:p>
       <w:pPr>
-        <w:rPr>
-          <w:lang w:eastAsia="zh-CN"/>
-        </w:rPr>
-      </w:pPr>
-      <w:r>
-        <w:rPr>
+        <w:spacing w:after="0" w:line="240" w:lineRule="auto"/>
+        <w:jc w:val="both"/>
+        <w:rPr>
+          <w:sz w:val="24"/>
+          <w:szCs w:val="24"/>
+          <w:shd w:val="pct15" w:color="auto" w:fill="FFFFFF"/>
+          <w:lang w:eastAsia="zh-CN"/>
+        </w:rPr>
+      </w:pPr>
+      <w:r>
+        <w:rPr>
+          <w:sz w:val="24"/>
+          <w:szCs w:val="24"/>
+          <w:shd w:val="pct15" w:color="auto" w:fill="FFFFFF"/>
           <w:lang w:eastAsia="zh-CN"/>
         </w:rPr>
         <w:t xml:space="preserve">　　于是文殊师利菩萨在大众中。即从座起顶礼佛足。右绕三匝长跪叉手而白佛言。大悲世尊。愿为此会诸来法众。说于如来本起清净因地法行。及说菩萨于大乘中发清净心远离诸病。能使未来末世众生求大乘者不堕邪见。作是语已五体投地。如是三请终而复始。</w:t>
@@ -56,12 +88,20 @@
     </w:p>
     <w:p>
       <w:pPr>
-        <w:rPr>
-          <w:lang w:eastAsia="zh-CN"/>
-        </w:rPr>
-      </w:pPr>
-      <w:r>
-        <w:rPr>
+        <w:spacing w:after="0" w:line="240" w:lineRule="auto"/>
+        <w:jc w:val="both"/>
+        <w:rPr>
+          <w:sz w:val="24"/>
+          <w:szCs w:val="24"/>
+          <w:shd w:val="pct15" w:color="auto" w:fill="FFFFFF"/>
+          <w:lang w:eastAsia="zh-CN"/>
+        </w:rPr>
+      </w:pPr>
+      <w:r>
+        <w:rPr>
+          <w:sz w:val="24"/>
+          <w:szCs w:val="24"/>
+          <w:shd w:val="pct15" w:color="auto" w:fill="FFFFFF"/>
           <w:lang w:eastAsia="zh-CN"/>
         </w:rPr>
         <w:t xml:space="preserve">　　尔时世尊告文殊师利菩萨言。善哉善哉。善男子。汝等乃能为诸菩萨咨询如来因地法行。及为末世一切众生求大乘者。得正住持不堕邪见。汝今谛听当为汝说。</w:t>
@@ -69,12 +109,20 @@
     </w:p>
     <w:p>
       <w:pPr>
-        <w:rPr>
-          <w:lang w:eastAsia="zh-CN"/>
-        </w:rPr>
-      </w:pPr>
-      <w:r>
-        <w:rPr>
+        <w:spacing w:after="0" w:line="240" w:lineRule="auto"/>
+        <w:jc w:val="both"/>
+        <w:rPr>
+          <w:sz w:val="24"/>
+          <w:szCs w:val="24"/>
+          <w:shd w:val="pct15" w:color="auto" w:fill="FFFFFF"/>
+          <w:lang w:eastAsia="zh-CN"/>
+        </w:rPr>
+      </w:pPr>
+      <w:r>
+        <w:rPr>
+          <w:sz w:val="24"/>
+          <w:szCs w:val="24"/>
+          <w:shd w:val="pct15" w:color="auto" w:fill="FFFFFF"/>
           <w:lang w:eastAsia="zh-CN"/>
         </w:rPr>
         <w:t xml:space="preserve">　　时文殊师利菩萨奉教欢喜。及诸大众默然而听。</w:t>
@@ -82,31 +130,41 @@
     </w:p>
     <w:p>
       <w:pPr>
-        <w:rPr>
-          <w:lang w:eastAsia="zh-CN"/>
-        </w:rPr>
-      </w:pPr>
-      <w:r>
-        <w:rPr>
-          <w:lang w:eastAsia="zh-CN"/>
-        </w:rPr>
-        <w:t xml:space="preserve">　　善男子。无上法王有大陀罗尼门名为圆觉。流出一切清净真如菩提涅槃及波罗密。教授菩萨</w:t>
-      </w:r>
-      <w:r>
-        <w:rPr>
-          <w:lang w:eastAsia="zh-CN"/>
-        </w:rPr>
-        <w:t>。一切如来本起因地。皆依圆照清净觉相。永断无明方成佛道。云何无明。</w:t>
-      </w:r>
-    </w:p>
-    <w:p>
-      <w:pPr>
-        <w:rPr>
-          <w:lang w:eastAsia="zh-CN"/>
-        </w:rPr>
-      </w:pPr>
-      <w:r>
-        <w:rPr>
+        <w:spacing w:after="0" w:line="240" w:lineRule="auto"/>
+        <w:jc w:val="both"/>
+        <w:rPr>
+          <w:sz w:val="24"/>
+          <w:szCs w:val="24"/>
+          <w:shd w:val="pct15" w:color="auto" w:fill="FFFFFF"/>
+          <w:lang w:eastAsia="zh-CN"/>
+        </w:rPr>
+      </w:pPr>
+      <w:r>
+        <w:rPr>
+          <w:sz w:val="24"/>
+          <w:szCs w:val="24"/>
+          <w:shd w:val="pct15" w:color="auto" w:fill="FFFFFF"/>
+          <w:lang w:eastAsia="zh-CN"/>
+        </w:rPr>
+        <w:t xml:space="preserve">　　善男子。无上法王有大陀罗尼门名为圆觉。流出一切清净真如菩提涅槃及波罗密。教授菩萨。一切如来本起因地。皆依圆照清净觉相。永断无明方成佛道。云何无明。</w:t>
+      </w:r>
+    </w:p>
+    <w:p>
+      <w:pPr>
+        <w:spacing w:after="0" w:line="240" w:lineRule="auto"/>
+        <w:jc w:val="both"/>
+        <w:rPr>
+          <w:sz w:val="24"/>
+          <w:szCs w:val="24"/>
+          <w:shd w:val="pct15" w:color="auto" w:fill="FFFFFF"/>
+          <w:lang w:eastAsia="zh-CN"/>
+        </w:rPr>
+      </w:pPr>
+      <w:r>
+        <w:rPr>
+          <w:sz w:val="24"/>
+          <w:szCs w:val="24"/>
+          <w:shd w:val="pct15" w:color="auto" w:fill="FFFFFF"/>
           <w:lang w:eastAsia="zh-CN"/>
         </w:rPr>
         <w:t xml:space="preserve">　　善男子。一切众生从无始来种种颠倒。犹如迷人四方易处。妄认四大为自身相。六尘缘影为自心相。譬彼病目见空中花及第二月。</w:t>
@@ -114,12 +172,20 @@
     </w:p>
     <w:p>
       <w:pPr>
-        <w:rPr>
-          <w:lang w:eastAsia="zh-CN"/>
-        </w:rPr>
-      </w:pPr>
-      <w:r>
-        <w:rPr>
+        <w:spacing w:after="0" w:line="240" w:lineRule="auto"/>
+        <w:jc w:val="both"/>
+        <w:rPr>
+          <w:sz w:val="24"/>
+          <w:szCs w:val="24"/>
+          <w:shd w:val="pct15" w:color="auto" w:fill="FFFFFF"/>
+          <w:lang w:eastAsia="zh-CN"/>
+        </w:rPr>
+      </w:pPr>
+      <w:r>
+        <w:rPr>
+          <w:sz w:val="24"/>
+          <w:szCs w:val="24"/>
+          <w:shd w:val="pct15" w:color="auto" w:fill="FFFFFF"/>
           <w:lang w:eastAsia="zh-CN"/>
         </w:rPr>
         <w:t xml:space="preserve">　　善男子。空实无花。病者妄执。由妄执故。非唯惑此虚空自性。亦复迷彼实花生处。由此妄有轮转生死。故名无明。</w:t>
@@ -127,12 +193,20 @@
     </w:p>
     <w:p>
       <w:pPr>
-        <w:rPr>
-          <w:lang w:eastAsia="zh-CN"/>
-        </w:rPr>
-      </w:pPr>
-      <w:r>
-        <w:rPr>
+        <w:spacing w:after="0" w:line="240" w:lineRule="auto"/>
+        <w:jc w:val="both"/>
+        <w:rPr>
+          <w:sz w:val="24"/>
+          <w:szCs w:val="24"/>
+          <w:shd w:val="pct15" w:color="auto" w:fill="FFFFFF"/>
+          <w:lang w:eastAsia="zh-CN"/>
+        </w:rPr>
+      </w:pPr>
+      <w:r>
+        <w:rPr>
+          <w:sz w:val="24"/>
+          <w:szCs w:val="24"/>
+          <w:shd w:val="pct15" w:color="auto" w:fill="FFFFFF"/>
           <w:lang w:eastAsia="zh-CN"/>
         </w:rPr>
         <w:t xml:space="preserve">　　善男子。此无明者非实有体。如梦中人梦时非无。及至于醒了无所得。如众空花灭于虚空。不可说言有定灭处。何以故。无生处故。一切众生于无生中妄见生灭。是故说名轮转生死。</w:t>
@@ -140,31 +214,41 @@
     </w:p>
     <w:p>
       <w:pPr>
-        <w:rPr>
-          <w:lang w:eastAsia="zh-CN"/>
-        </w:rPr>
-      </w:pPr>
-      <w:r>
-        <w:rPr>
-          <w:lang w:eastAsia="zh-CN"/>
-        </w:rPr>
-        <w:t xml:space="preserve">　　善男子。如来因地修圆觉者。知是空花即无轮转。亦</w:t>
-      </w:r>
-      <w:r>
-        <w:rPr>
-          <w:lang w:eastAsia="zh-CN"/>
-        </w:rPr>
-        <w:t>无身心受彼生死。非作故无。本性无故。彼知觉者犹如虚空。知虚空者即空花相。亦不可说无知觉性。有无俱遣。是则名为净觉随顺。何以故。虚空性故。常不动故。如来藏中。无起灭故。无知见故。如法界性究竟圆满遍十方故。是则名为因地法行。菩萨因此于大乘中发清净心。末世众生依此修行不堕邪见。</w:t>
-      </w:r>
-    </w:p>
-    <w:p>
-      <w:pPr>
-        <w:rPr>
-          <w:lang w:eastAsia="zh-CN"/>
-        </w:rPr>
-      </w:pPr>
-      <w:r>
-        <w:rPr>
+        <w:spacing w:after="0" w:line="240" w:lineRule="auto"/>
+        <w:jc w:val="both"/>
+        <w:rPr>
+          <w:sz w:val="24"/>
+          <w:szCs w:val="24"/>
+          <w:shd w:val="pct15" w:color="auto" w:fill="FFFFFF"/>
+          <w:lang w:eastAsia="zh-CN"/>
+        </w:rPr>
+      </w:pPr>
+      <w:r>
+        <w:rPr>
+          <w:sz w:val="24"/>
+          <w:szCs w:val="24"/>
+          <w:shd w:val="pct15" w:color="auto" w:fill="FFFFFF"/>
+          <w:lang w:eastAsia="zh-CN"/>
+        </w:rPr>
+        <w:t xml:space="preserve">　　善男子。如来因地修圆觉者。知是空花即无轮转。亦无身心受彼生死。非作故无。本性无故。彼知觉者犹如虚空。知虚空者即空花相。亦不可说无知觉性。有无俱遣。是则名为净觉随顺。何以故。虚空性故。常不动故。如来藏中。无起灭故。无知见故。如法界性究竟圆满遍十方故。是则名为因地法行。菩萨因此于大乘中发清净心。末世众生依此修行不堕邪见。</w:t>
+      </w:r>
+    </w:p>
+    <w:p>
+      <w:pPr>
+        <w:spacing w:after="0" w:line="240" w:lineRule="auto"/>
+        <w:jc w:val="both"/>
+        <w:rPr>
+          <w:sz w:val="24"/>
+          <w:szCs w:val="24"/>
+          <w:shd w:val="pct15" w:color="auto" w:fill="FFFFFF"/>
+          <w:lang w:eastAsia="zh-CN"/>
+        </w:rPr>
+      </w:pPr>
+      <w:r>
+        <w:rPr>
+          <w:sz w:val="24"/>
+          <w:szCs w:val="24"/>
+          <w:shd w:val="pct15" w:color="auto" w:fill="FFFFFF"/>
           <w:lang w:eastAsia="zh-CN"/>
         </w:rPr>
         <w:t xml:space="preserve">　　尔时世尊欲重宣此义而说偈言。</w:t>
@@ -172,12 +256,20 @@
     </w:p>
     <w:p>
       <w:pPr>
-        <w:rPr>
-          <w:lang w:eastAsia="zh-CN"/>
-        </w:rPr>
-      </w:pPr>
-      <w:r>
-        <w:rPr>
+        <w:spacing w:after="0" w:line="240" w:lineRule="auto"/>
+        <w:jc w:val="both"/>
+        <w:rPr>
+          <w:sz w:val="24"/>
+          <w:szCs w:val="24"/>
+          <w:shd w:val="pct15" w:color="auto" w:fill="FFFFFF"/>
+          <w:lang w:eastAsia="zh-CN"/>
+        </w:rPr>
+      </w:pPr>
+      <w:r>
+        <w:rPr>
+          <w:sz w:val="24"/>
+          <w:szCs w:val="24"/>
+          <w:shd w:val="pct15" w:color="auto" w:fill="FFFFFF"/>
           <w:lang w:eastAsia="zh-CN"/>
         </w:rPr>
         <w:t xml:space="preserve">　　文殊汝当知　　一切诸如来。</w:t>
@@ -185,12 +277,20 @@
     </w:p>
     <w:p>
       <w:pPr>
-        <w:rPr>
-          <w:lang w:eastAsia="zh-CN"/>
-        </w:rPr>
-      </w:pPr>
-      <w:r>
-        <w:rPr>
+        <w:spacing w:after="0" w:line="240" w:lineRule="auto"/>
+        <w:jc w:val="both"/>
+        <w:rPr>
+          <w:sz w:val="24"/>
+          <w:szCs w:val="24"/>
+          <w:shd w:val="pct15" w:color="auto" w:fill="FFFFFF"/>
+          <w:lang w:eastAsia="zh-CN"/>
+        </w:rPr>
+      </w:pPr>
+      <w:r>
+        <w:rPr>
+          <w:sz w:val="24"/>
+          <w:szCs w:val="24"/>
+          <w:shd w:val="pct15" w:color="auto" w:fill="FFFFFF"/>
           <w:lang w:eastAsia="zh-CN"/>
         </w:rPr>
         <w:t xml:space="preserve">　　从于本因地　　皆以智慧觉。</w:t>
@@ -198,12 +298,20 @@
     </w:p>
     <w:p>
       <w:pPr>
-        <w:rPr>
-          <w:lang w:eastAsia="zh-CN"/>
-        </w:rPr>
-      </w:pPr>
-      <w:r>
-        <w:rPr>
+        <w:spacing w:after="0" w:line="240" w:lineRule="auto"/>
+        <w:jc w:val="both"/>
+        <w:rPr>
+          <w:sz w:val="24"/>
+          <w:szCs w:val="24"/>
+          <w:shd w:val="pct15" w:color="auto" w:fill="FFFFFF"/>
+          <w:lang w:eastAsia="zh-CN"/>
+        </w:rPr>
+      </w:pPr>
+      <w:r>
+        <w:rPr>
+          <w:sz w:val="24"/>
+          <w:szCs w:val="24"/>
+          <w:shd w:val="pct15" w:color="auto" w:fill="FFFFFF"/>
           <w:lang w:eastAsia="zh-CN"/>
         </w:rPr>
         <w:t xml:space="preserve">　　了达于无明　　知彼如空花。</w:t>
@@ -211,129 +319,189 @@
     </w:p>
     <w:p>
       <w:pPr>
-        <w:rPr>
-          <w:lang w:eastAsia="zh-CN"/>
-        </w:rPr>
-      </w:pPr>
-      <w:r>
-        <w:rPr>
+        <w:spacing w:after="0" w:line="240" w:lineRule="auto"/>
+        <w:jc w:val="both"/>
+        <w:rPr>
+          <w:sz w:val="24"/>
+          <w:szCs w:val="24"/>
+          <w:shd w:val="pct15" w:color="auto" w:fill="FFFFFF"/>
+          <w:lang w:eastAsia="zh-CN"/>
+        </w:rPr>
+      </w:pPr>
+      <w:r>
+        <w:rPr>
+          <w:sz w:val="24"/>
+          <w:szCs w:val="24"/>
+          <w:shd w:val="pct15" w:color="auto" w:fill="FFFFFF"/>
+          <w:lang w:eastAsia="zh-CN"/>
+        </w:rPr>
+        <w:t xml:space="preserve">　　即能免流转　　又如梦中人。</w:t>
+      </w:r>
+    </w:p>
+    <w:p>
+      <w:pPr>
+        <w:spacing w:after="0" w:line="240" w:lineRule="auto"/>
+        <w:jc w:val="both"/>
+        <w:rPr>
+          <w:sz w:val="24"/>
+          <w:szCs w:val="24"/>
+          <w:shd w:val="pct15" w:color="auto" w:fill="FFFFFF"/>
+          <w:lang w:eastAsia="zh-CN"/>
+        </w:rPr>
+      </w:pPr>
+      <w:r>
+        <w:rPr>
+          <w:sz w:val="24"/>
+          <w:szCs w:val="24"/>
+          <w:shd w:val="pct15" w:color="auto" w:fill="FFFFFF"/>
+          <w:lang w:eastAsia="zh-CN"/>
+        </w:rPr>
+        <w:t xml:space="preserve">　　醒时不可得　　觉者如虚空。</w:t>
+      </w:r>
+    </w:p>
+    <w:p>
+      <w:pPr>
+        <w:spacing w:after="0" w:line="240" w:lineRule="auto"/>
+        <w:jc w:val="both"/>
+        <w:rPr>
+          <w:sz w:val="24"/>
+          <w:szCs w:val="24"/>
+          <w:shd w:val="pct15" w:color="auto" w:fill="FFFFFF"/>
+          <w:lang w:eastAsia="zh-CN"/>
+        </w:rPr>
+      </w:pPr>
+      <w:r>
+        <w:rPr>
+          <w:sz w:val="24"/>
+          <w:szCs w:val="24"/>
+          <w:shd w:val="pct15" w:color="auto" w:fill="FFFFFF"/>
+          <w:lang w:eastAsia="zh-CN"/>
+        </w:rPr>
+        <w:t xml:space="preserve">　　平等不动转　　觉遍十方界。</w:t>
+      </w:r>
+    </w:p>
+    <w:p>
+      <w:pPr>
+        <w:spacing w:after="0" w:line="240" w:lineRule="auto"/>
+        <w:jc w:val="both"/>
+        <w:rPr>
+          <w:sz w:val="24"/>
+          <w:szCs w:val="24"/>
+          <w:shd w:val="pct15" w:color="auto" w:fill="FFFFFF"/>
+          <w:lang w:eastAsia="zh-CN"/>
+        </w:rPr>
+      </w:pPr>
+      <w:r>
+        <w:rPr>
+          <w:sz w:val="24"/>
+          <w:szCs w:val="24"/>
+          <w:shd w:val="pct15" w:color="auto" w:fill="FFFFFF"/>
+          <w:lang w:eastAsia="zh-CN"/>
+        </w:rPr>
+        <w:t xml:space="preserve">　　即得成佛道　　众幻灭无处。</w:t>
+      </w:r>
+    </w:p>
+    <w:p>
+      <w:pPr>
+        <w:spacing w:after="0" w:line="240" w:lineRule="auto"/>
+        <w:jc w:val="both"/>
+        <w:rPr>
+          <w:sz w:val="24"/>
+          <w:szCs w:val="24"/>
+          <w:shd w:val="pct15" w:color="auto" w:fill="FFFFFF"/>
+          <w:lang w:eastAsia="zh-CN"/>
+        </w:rPr>
+      </w:pPr>
+      <w:r>
+        <w:rPr>
+          <w:sz w:val="24"/>
+          <w:szCs w:val="24"/>
+          <w:shd w:val="pct15" w:color="auto" w:fill="FFFFFF"/>
+          <w:lang w:eastAsia="zh-CN"/>
+        </w:rPr>
+        <w:t xml:space="preserve">　　成道亦无得　　本性圆满故。</w:t>
+      </w:r>
+    </w:p>
+    <w:p>
+      <w:pPr>
+        <w:spacing w:after="0" w:line="240" w:lineRule="auto"/>
+        <w:jc w:val="both"/>
+        <w:rPr>
+          <w:sz w:val="24"/>
+          <w:szCs w:val="24"/>
+          <w:shd w:val="pct15" w:color="auto" w:fill="FFFFFF"/>
+          <w:lang w:eastAsia="zh-CN"/>
+        </w:rPr>
+      </w:pPr>
+      <w:r>
+        <w:rPr>
+          <w:sz w:val="24"/>
+          <w:szCs w:val="24"/>
+          <w:shd w:val="pct15" w:color="auto" w:fill="FFFFFF"/>
+          <w:lang w:eastAsia="zh-CN"/>
+        </w:rPr>
+        <w:t xml:space="preserve">　　菩萨于此中　　能发菩提心。</w:t>
+      </w:r>
+    </w:p>
+    <w:p>
+      <w:pPr>
+        <w:spacing w:after="0" w:line="240" w:lineRule="auto"/>
+        <w:jc w:val="both"/>
+        <w:rPr>
+          <w:sz w:val="24"/>
+          <w:szCs w:val="24"/>
+          <w:shd w:val="pct15" w:color="auto" w:fill="FFFFFF"/>
+          <w:lang w:eastAsia="zh-CN"/>
+        </w:rPr>
+      </w:pPr>
+      <w:r>
+        <w:rPr>
+          <w:sz w:val="24"/>
+          <w:szCs w:val="24"/>
+          <w:shd w:val="pct15" w:color="auto" w:fill="FFFFFF"/>
+          <w:lang w:eastAsia="zh-CN"/>
+        </w:rPr>
+        <w:t xml:space="preserve">　　末世诸众生　　修此免邪见。</w:t>
+      </w:r>
+    </w:p>
+    <w:p>
+      <w:pPr>
+        <w:spacing w:after="0" w:line="240" w:lineRule="auto"/>
+        <w:jc w:val="both"/>
+        <w:rPr>
+          <w:sz w:val="24"/>
+          <w:szCs w:val="24"/>
+          <w:shd w:val="pct15" w:color="auto" w:fill="FFFFFF"/>
+          <w:lang w:eastAsia="zh-CN"/>
+        </w:rPr>
+      </w:pPr>
+      <w:r>
+        <w:rPr>
+          <w:sz w:val="24"/>
+          <w:szCs w:val="24"/>
+          <w:shd w:val="pct15" w:color="auto" w:fill="FFFFFF"/>
           <w:lang w:eastAsia="zh-CN"/>
         </w:rPr>
         <w:lastRenderedPageBreak/>
-        <w:t xml:space="preserve">　　即能免流转　　又如梦中人。</w:t>
-      </w:r>
-    </w:p>
-    <w:p>
-      <w:pPr>
-        <w:rPr>
-          <w:lang w:eastAsia="zh-CN"/>
-        </w:rPr>
-      </w:pPr>
-      <w:r>
-        <w:rPr>
-          <w:lang w:eastAsia="zh-CN"/>
-        </w:rPr>
-        <w:t xml:space="preserve">　　醒时不可得　　觉者如虚空。</w:t>
-      </w:r>
-    </w:p>
-    <w:p>
-      <w:pPr>
-        <w:rPr>
-          <w:lang w:eastAsia="zh-CN"/>
-        </w:rPr>
-      </w:pPr>
-      <w:r>
-        <w:rPr>
-          <w:lang w:eastAsia="zh-CN"/>
-        </w:rPr>
-        <w:t xml:space="preserve">　　平等不动转　　觉遍十方界。</w:t>
-      </w:r>
-    </w:p>
-    <w:p>
-      <w:pPr>
-        <w:rPr>
-          <w:lang w:eastAsia="zh-CN"/>
-        </w:rPr>
-      </w:pPr>
-      <w:r>
-        <w:rPr>
-          <w:lang w:eastAsia="zh-CN"/>
-        </w:rPr>
-        <w:t xml:space="preserve">　　即得成佛</w:t>
-      </w:r>
-      <w:r>
-        <w:rPr>
-          <w:lang w:eastAsia="zh-CN"/>
-        </w:rPr>
-        <w:t>道　　众幻灭无处。</w:t>
-      </w:r>
-    </w:p>
-    <w:p>
-      <w:pPr>
-        <w:rPr>
-          <w:lang w:eastAsia="zh-CN"/>
-        </w:rPr>
-      </w:pPr>
-      <w:r>
-        <w:rPr>
-          <w:lang w:eastAsia="zh-CN"/>
-        </w:rPr>
-        <w:t xml:space="preserve">　　成道亦无得　　本性圆满故。</w:t>
-      </w:r>
-    </w:p>
-    <w:p>
-      <w:pPr>
-        <w:rPr>
-          <w:lang w:eastAsia="zh-CN"/>
-        </w:rPr>
-      </w:pPr>
-      <w:r>
-        <w:rPr>
-          <w:lang w:eastAsia="zh-CN"/>
-        </w:rPr>
-        <w:t xml:space="preserve">　　菩萨于此中　　能发菩提心。</w:t>
-      </w:r>
-    </w:p>
-    <w:p>
-      <w:pPr>
-        <w:rPr>
-          <w:lang w:eastAsia="zh-CN"/>
-        </w:rPr>
-      </w:pPr>
-      <w:r>
-        <w:rPr>
-          <w:lang w:eastAsia="zh-CN"/>
-        </w:rPr>
-        <w:t xml:space="preserve">　　末世诸众生　　修此免邪见。</w:t>
-      </w:r>
-    </w:p>
-    <w:p>
-      <w:pPr>
-        <w:rPr>
-          <w:lang w:eastAsia="zh-CN"/>
-        </w:rPr>
-      </w:pPr>
-      <w:r>
-        <w:rPr>
-          <w:lang w:eastAsia="zh-CN"/>
-        </w:rPr>
-        <w:t xml:space="preserve">　　于是普贤菩萨在大众中。即从座起顶礼佛足。右绕三匝长跪叉手而白佛言。大悲世尊。愿为此会诸菩萨众。及为末世一切众生修大乘者。闻此圆觉清净境界。云何修行。世尊。若彼众生知如幻者身心亦幻。云何以幻还修于幻。若诸幻性一切尽灭则无有心。谁为修行。云何复说修行如幻。若诸众生本不修行。于生死中常居幻化。曾不了知如幻境界。令妄想心云何解脱。愿为末世一切众生。作何方便渐次修习。令诸众生永离诸幻。作是语已五体投</w:t>
-      </w:r>
-      <w:r>
-        <w:rPr>
-          <w:lang w:eastAsia="zh-CN"/>
-        </w:rPr>
-        <w:t>地。如是三请终而复始。</w:t>
-      </w:r>
-    </w:p>
-    <w:p>
-      <w:pPr>
-        <w:rPr>
-          <w:lang w:eastAsia="zh-CN"/>
-        </w:rPr>
-      </w:pPr>
-      <w:r>
-        <w:rPr>
+        <w:t xml:space="preserve">　　于是普贤菩萨在大众中。即从座起顶礼佛足。右绕三匝长跪叉手而白佛言。大悲世尊。愿为此会诸菩萨众。及为末世一切众生修大乘者。闻此圆觉清净境界。云何修行。世尊。若彼众生知如幻者身心亦幻。云何以幻还修于幻。若诸幻性一切尽灭则无有心。谁为修行。云何复说修行如幻。若诸众生本不修行。于生死中常居幻化。曾不了知如幻境界。令妄想心云何解脱。愿为末世一切众生。作何方便渐次修习。令诸众生永离诸幻。作是语已五体投地。如是三请终而复始。</w:t>
+      </w:r>
+    </w:p>
+    <w:p>
+      <w:pPr>
+        <w:spacing w:after="0" w:line="240" w:lineRule="auto"/>
+        <w:jc w:val="both"/>
+        <w:rPr>
+          <w:sz w:val="24"/>
+          <w:szCs w:val="24"/>
+          <w:shd w:val="pct15" w:color="auto" w:fill="FFFFFF"/>
+          <w:lang w:eastAsia="zh-CN"/>
+        </w:rPr>
+      </w:pPr>
+      <w:r>
+        <w:rPr>
+          <w:sz w:val="24"/>
+          <w:szCs w:val="24"/>
+          <w:shd w:val="pct15" w:color="auto" w:fill="FFFFFF"/>
           <w:lang w:eastAsia="zh-CN"/>
         </w:rPr>
         <w:t xml:space="preserve">　　尔时世尊告普贤菩萨言。善哉善哉。善男子。汝等乃能为诸菩萨及末世众生。修习菩萨如幻三昧方便。渐次令诸众生得离诸幻。汝今谛听当为汝说。</w:t>
@@ -341,12 +509,20 @@
     </w:p>
     <w:p>
       <w:pPr>
-        <w:rPr>
-          <w:lang w:eastAsia="zh-CN"/>
-        </w:rPr>
-      </w:pPr>
-      <w:r>
-        <w:rPr>
+        <w:spacing w:after="0" w:line="240" w:lineRule="auto"/>
+        <w:jc w:val="both"/>
+        <w:rPr>
+          <w:sz w:val="24"/>
+          <w:szCs w:val="24"/>
+          <w:shd w:val="pct15" w:color="auto" w:fill="FFFFFF"/>
+          <w:lang w:eastAsia="zh-CN"/>
+        </w:rPr>
+      </w:pPr>
+      <w:r>
+        <w:rPr>
+          <w:sz w:val="24"/>
+          <w:szCs w:val="24"/>
+          <w:shd w:val="pct15" w:color="auto" w:fill="FFFFFF"/>
           <w:lang w:eastAsia="zh-CN"/>
         </w:rPr>
         <w:t xml:space="preserve">　　时普贤菩萨奉教欢喜。及诸大众默然而听。</w:t>
@@ -354,12 +530,20 @@
     </w:p>
     <w:p>
       <w:pPr>
-        <w:rPr>
-          <w:lang w:eastAsia="zh-CN"/>
-        </w:rPr>
-      </w:pPr>
-      <w:r>
-        <w:rPr>
+        <w:spacing w:after="0" w:line="240" w:lineRule="auto"/>
+        <w:jc w:val="both"/>
+        <w:rPr>
+          <w:sz w:val="24"/>
+          <w:szCs w:val="24"/>
+          <w:shd w:val="pct15" w:color="auto" w:fill="FFFFFF"/>
+          <w:lang w:eastAsia="zh-CN"/>
+        </w:rPr>
+      </w:pPr>
+      <w:r>
+        <w:rPr>
+          <w:sz w:val="24"/>
+          <w:szCs w:val="24"/>
+          <w:shd w:val="pct15" w:color="auto" w:fill="FFFFFF"/>
           <w:lang w:eastAsia="zh-CN"/>
         </w:rPr>
         <w:t xml:space="preserve">　　善男子。一切众生种种幻化。皆生如来圆觉妙心。犹如空花从空而有。幻花虽灭空性不坏。众生幻心还依幻灭。诸幻尽灭觉心不动。依幻说觉亦名为幻。若说有觉犹未离幻。说无觉者亦复如是。是故幻灭名为不动。</w:t>
@@ -367,31 +551,41 @@
     </w:p>
     <w:p>
       <w:pPr>
-        <w:rPr>
-          <w:lang w:eastAsia="zh-CN"/>
-        </w:rPr>
-      </w:pPr>
-      <w:r>
-        <w:rPr>
-          <w:lang w:eastAsia="zh-CN"/>
-        </w:rPr>
-        <w:t xml:space="preserve">　　善男子。一切菩萨及末世众生。应当远离一切幻化虚妄境界。由坚执持远离心故。心如幻者亦复远离。远离为幻亦复远离。离</w:t>
-      </w:r>
-      <w:r>
-        <w:rPr>
-          <w:lang w:eastAsia="zh-CN"/>
-        </w:rPr>
-        <w:t>远离幻亦复远离。得无所离即除诸幻。譬如钻火两木相因。火出木尽灰飞烟灭。以幻修幻亦复如是。诸幻虽尽不入断灭。</w:t>
-      </w:r>
-    </w:p>
-    <w:p>
-      <w:pPr>
-        <w:rPr>
-          <w:lang w:eastAsia="zh-CN"/>
-        </w:rPr>
-      </w:pPr>
-      <w:r>
-        <w:rPr>
+        <w:spacing w:after="0" w:line="240" w:lineRule="auto"/>
+        <w:jc w:val="both"/>
+        <w:rPr>
+          <w:sz w:val="24"/>
+          <w:szCs w:val="24"/>
+          <w:shd w:val="pct15" w:color="auto" w:fill="FFFFFF"/>
+          <w:lang w:eastAsia="zh-CN"/>
+        </w:rPr>
+      </w:pPr>
+      <w:r>
+        <w:rPr>
+          <w:sz w:val="24"/>
+          <w:szCs w:val="24"/>
+          <w:shd w:val="pct15" w:color="auto" w:fill="FFFFFF"/>
+          <w:lang w:eastAsia="zh-CN"/>
+        </w:rPr>
+        <w:t xml:space="preserve">　　善男子。一切菩萨及末世众生。应当远离一切幻化虚妄境界。由坚执持远离心故。心如幻者亦复远离。远离为幻亦复远离。离远离幻亦复远离。得无所离即除诸幻。譬如钻火两木相因。火出木尽灰飞烟灭。以幻修幻亦复如是。诸幻虽尽不入断灭。</w:t>
+      </w:r>
+    </w:p>
+    <w:p>
+      <w:pPr>
+        <w:spacing w:after="0" w:line="240" w:lineRule="auto"/>
+        <w:jc w:val="both"/>
+        <w:rPr>
+          <w:sz w:val="24"/>
+          <w:szCs w:val="24"/>
+          <w:shd w:val="pct15" w:color="auto" w:fill="FFFFFF"/>
+          <w:lang w:eastAsia="zh-CN"/>
+        </w:rPr>
+      </w:pPr>
+      <w:r>
+        <w:rPr>
+          <w:sz w:val="24"/>
+          <w:szCs w:val="24"/>
+          <w:shd w:val="pct15" w:color="auto" w:fill="FFFFFF"/>
           <w:lang w:eastAsia="zh-CN"/>
         </w:rPr>
         <w:t xml:space="preserve">　　善男子。知幻即离不作方便。离幻即觉亦无渐次。一切菩萨及末世众生依此修行。如是乃能永离诸幻。</w:t>
@@ -399,12 +593,20 @@
     </w:p>
     <w:p>
       <w:pPr>
-        <w:rPr>
-          <w:lang w:eastAsia="zh-CN"/>
-        </w:rPr>
-      </w:pPr>
-      <w:r>
-        <w:rPr>
+        <w:spacing w:after="0" w:line="240" w:lineRule="auto"/>
+        <w:jc w:val="both"/>
+        <w:rPr>
+          <w:sz w:val="24"/>
+          <w:szCs w:val="24"/>
+          <w:shd w:val="pct15" w:color="auto" w:fill="FFFFFF"/>
+          <w:lang w:eastAsia="zh-CN"/>
+        </w:rPr>
+      </w:pPr>
+      <w:r>
+        <w:rPr>
+          <w:sz w:val="24"/>
+          <w:szCs w:val="24"/>
+          <w:shd w:val="pct15" w:color="auto" w:fill="FFFFFF"/>
           <w:lang w:eastAsia="zh-CN"/>
         </w:rPr>
         <w:t xml:space="preserve">　　尔时世尊欲重宣此义而说偈言。</w:t>
@@ -412,12 +614,20 @@
     </w:p>
     <w:p>
       <w:pPr>
-        <w:rPr>
-          <w:lang w:eastAsia="zh-CN"/>
-        </w:rPr>
-      </w:pPr>
-      <w:r>
-        <w:rPr>
+        <w:spacing w:after="0" w:line="240" w:lineRule="auto"/>
+        <w:jc w:val="both"/>
+        <w:rPr>
+          <w:sz w:val="24"/>
+          <w:szCs w:val="24"/>
+          <w:shd w:val="pct15" w:color="auto" w:fill="FFFFFF"/>
+          <w:lang w:eastAsia="zh-CN"/>
+        </w:rPr>
+      </w:pPr>
+      <w:r>
+        <w:rPr>
+          <w:sz w:val="24"/>
+          <w:szCs w:val="24"/>
+          <w:shd w:val="pct15" w:color="auto" w:fill="FFFFFF"/>
           <w:lang w:eastAsia="zh-CN"/>
         </w:rPr>
         <w:t xml:space="preserve">　　普贤汝当知　　一切诸众生。</w:t>
@@ -425,12 +635,20 @@
     </w:p>
     <w:p>
       <w:pPr>
-        <w:rPr>
-          <w:lang w:eastAsia="zh-CN"/>
-        </w:rPr>
-      </w:pPr>
-      <w:r>
-        <w:rPr>
+        <w:spacing w:after="0" w:line="240" w:lineRule="auto"/>
+        <w:jc w:val="both"/>
+        <w:rPr>
+          <w:sz w:val="24"/>
+          <w:szCs w:val="24"/>
+          <w:shd w:val="pct15" w:color="auto" w:fill="FFFFFF"/>
+          <w:lang w:eastAsia="zh-CN"/>
+        </w:rPr>
+      </w:pPr>
+      <w:r>
+        <w:rPr>
+          <w:sz w:val="24"/>
+          <w:szCs w:val="24"/>
+          <w:shd w:val="pct15" w:color="auto" w:fill="FFFFFF"/>
           <w:lang w:eastAsia="zh-CN"/>
         </w:rPr>
         <w:t xml:space="preserve">　　无始幻无明　　皆从诸如来。</w:t>
@@ -438,12 +656,20 @@
     </w:p>
     <w:p>
       <w:pPr>
-        <w:rPr>
-          <w:lang w:eastAsia="zh-CN"/>
-        </w:rPr>
-      </w:pPr>
-      <w:r>
-        <w:rPr>
+        <w:spacing w:after="0" w:line="240" w:lineRule="auto"/>
+        <w:jc w:val="both"/>
+        <w:rPr>
+          <w:sz w:val="24"/>
+          <w:szCs w:val="24"/>
+          <w:shd w:val="pct15" w:color="auto" w:fill="FFFFFF"/>
+          <w:lang w:eastAsia="zh-CN"/>
+        </w:rPr>
+      </w:pPr>
+      <w:r>
+        <w:rPr>
+          <w:sz w:val="24"/>
+          <w:szCs w:val="24"/>
+          <w:shd w:val="pct15" w:color="auto" w:fill="FFFFFF"/>
           <w:lang w:eastAsia="zh-CN"/>
         </w:rPr>
         <w:t xml:space="preserve">　　圆觉心建立　　犹如虚空花。</w:t>
@@ -451,12 +677,20 @@
     </w:p>
     <w:p>
       <w:pPr>
-        <w:rPr>
-          <w:lang w:eastAsia="zh-CN"/>
-        </w:rPr>
-      </w:pPr>
-      <w:r>
-        <w:rPr>
+        <w:spacing w:after="0" w:line="240" w:lineRule="auto"/>
+        <w:jc w:val="both"/>
+        <w:rPr>
+          <w:sz w:val="24"/>
+          <w:szCs w:val="24"/>
+          <w:shd w:val="pct15" w:color="auto" w:fill="FFFFFF"/>
+          <w:lang w:eastAsia="zh-CN"/>
+        </w:rPr>
+      </w:pPr>
+      <w:r>
+        <w:rPr>
+          <w:sz w:val="24"/>
+          <w:szCs w:val="24"/>
+          <w:shd w:val="pct15" w:color="auto" w:fill="FFFFFF"/>
           <w:lang w:eastAsia="zh-CN"/>
         </w:rPr>
         <w:t xml:space="preserve">　　依空而有相　　空花若复灭。</w:t>
@@ -464,155 +698,240 @@
     </w:p>
     <w:p>
       <w:pPr>
-        <w:rPr>
-          <w:lang w:eastAsia="zh-CN"/>
-        </w:rPr>
-      </w:pPr>
-      <w:r>
-        <w:rPr>
+        <w:spacing w:after="0" w:line="240" w:lineRule="auto"/>
+        <w:jc w:val="both"/>
+        <w:rPr>
+          <w:sz w:val="24"/>
+          <w:szCs w:val="24"/>
+          <w:shd w:val="pct15" w:color="auto" w:fill="FFFFFF"/>
+          <w:lang w:eastAsia="zh-CN"/>
+        </w:rPr>
+      </w:pPr>
+      <w:r>
+        <w:rPr>
+          <w:sz w:val="24"/>
+          <w:szCs w:val="24"/>
+          <w:shd w:val="pct15" w:color="auto" w:fill="FFFFFF"/>
+          <w:lang w:eastAsia="zh-CN"/>
+        </w:rPr>
+        <w:t xml:space="preserve">　　虚空本不动　　幻从诸觉生。</w:t>
+      </w:r>
+    </w:p>
+    <w:p>
+      <w:pPr>
+        <w:spacing w:after="0" w:line="240" w:lineRule="auto"/>
+        <w:jc w:val="both"/>
+        <w:rPr>
+          <w:sz w:val="24"/>
+          <w:szCs w:val="24"/>
+          <w:shd w:val="pct15" w:color="auto" w:fill="FFFFFF"/>
+          <w:lang w:eastAsia="zh-CN"/>
+        </w:rPr>
+      </w:pPr>
+      <w:r>
+        <w:rPr>
+          <w:sz w:val="24"/>
+          <w:szCs w:val="24"/>
+          <w:shd w:val="pct15" w:color="auto" w:fill="FFFFFF"/>
+          <w:lang w:eastAsia="zh-CN"/>
+        </w:rPr>
+        <w:t xml:space="preserve">　　幻灭觉圆满　　觉心不动故。</w:t>
+      </w:r>
+    </w:p>
+    <w:p>
+      <w:pPr>
+        <w:spacing w:after="0" w:line="240" w:lineRule="auto"/>
+        <w:jc w:val="both"/>
+        <w:rPr>
+          <w:sz w:val="24"/>
+          <w:szCs w:val="24"/>
+          <w:shd w:val="pct15" w:color="auto" w:fill="FFFFFF"/>
+          <w:lang w:eastAsia="zh-CN"/>
+        </w:rPr>
+      </w:pPr>
+      <w:r>
+        <w:rPr>
+          <w:sz w:val="24"/>
+          <w:szCs w:val="24"/>
+          <w:shd w:val="pct15" w:color="auto" w:fill="FFFFFF"/>
+          <w:lang w:eastAsia="zh-CN"/>
+        </w:rPr>
+        <w:t xml:space="preserve">　　若彼诸菩萨　　及末世众生。</w:t>
+      </w:r>
+    </w:p>
+    <w:p>
+      <w:pPr>
+        <w:spacing w:after="0" w:line="240" w:lineRule="auto"/>
+        <w:jc w:val="both"/>
+        <w:rPr>
+          <w:sz w:val="24"/>
+          <w:szCs w:val="24"/>
+          <w:shd w:val="pct15" w:color="auto" w:fill="FFFFFF"/>
+          <w:lang w:eastAsia="zh-CN"/>
+        </w:rPr>
+      </w:pPr>
+      <w:r>
+        <w:rPr>
+          <w:sz w:val="24"/>
+          <w:szCs w:val="24"/>
+          <w:shd w:val="pct15" w:color="auto" w:fill="FFFFFF"/>
+          <w:lang w:eastAsia="zh-CN"/>
+        </w:rPr>
+        <w:t xml:space="preserve">　　常应远离幻　　诸幻悉皆离。</w:t>
+      </w:r>
+    </w:p>
+    <w:p>
+      <w:pPr>
+        <w:spacing w:after="0" w:line="240" w:lineRule="auto"/>
+        <w:jc w:val="both"/>
+        <w:rPr>
+          <w:sz w:val="24"/>
+          <w:szCs w:val="24"/>
+          <w:shd w:val="pct15" w:color="auto" w:fill="FFFFFF"/>
+          <w:lang w:eastAsia="zh-CN"/>
+        </w:rPr>
+      </w:pPr>
+      <w:r>
+        <w:rPr>
+          <w:sz w:val="24"/>
+          <w:szCs w:val="24"/>
+          <w:shd w:val="pct15" w:color="auto" w:fill="FFFFFF"/>
+          <w:lang w:eastAsia="zh-CN"/>
+        </w:rPr>
+        <w:t xml:space="preserve">　　如木中生火　　木尽火还灭。</w:t>
+      </w:r>
+    </w:p>
+    <w:p>
+      <w:pPr>
+        <w:spacing w:after="0" w:line="240" w:lineRule="auto"/>
+        <w:jc w:val="both"/>
+        <w:rPr>
+          <w:sz w:val="24"/>
+          <w:szCs w:val="24"/>
+          <w:shd w:val="pct15" w:color="auto" w:fill="FFFFFF"/>
+          <w:lang w:eastAsia="zh-CN"/>
+        </w:rPr>
+      </w:pPr>
+      <w:r>
+        <w:rPr>
+          <w:sz w:val="24"/>
+          <w:szCs w:val="24"/>
+          <w:shd w:val="pct15" w:color="auto" w:fill="FFFFFF"/>
+          <w:lang w:eastAsia="zh-CN"/>
+        </w:rPr>
+        <w:t xml:space="preserve">　　觉则无渐次　　方便亦如是。</w:t>
+      </w:r>
+    </w:p>
+    <w:p>
+      <w:pPr>
+        <w:spacing w:after="0" w:line="240" w:lineRule="auto"/>
+        <w:jc w:val="both"/>
+        <w:rPr>
+          <w:sz w:val="24"/>
+          <w:szCs w:val="24"/>
+          <w:shd w:val="pct15" w:color="auto" w:fill="FFFFFF"/>
+          <w:lang w:eastAsia="zh-CN"/>
+        </w:rPr>
+      </w:pPr>
+      <w:r>
+        <w:rPr>
+          <w:sz w:val="24"/>
+          <w:szCs w:val="24"/>
+          <w:shd w:val="pct15" w:color="auto" w:fill="FFFFFF"/>
+          <w:lang w:eastAsia="zh-CN"/>
+        </w:rPr>
+        <w:t xml:space="preserve">　　于是普眼菩萨在大众中。即从座起顶礼佛足。右绕三匝长跪叉手而白佛言。大悲世尊。愿为此会诸菩萨众及为末世一切众生。演说菩萨修行渐次。云何思惟。云何住持。众生未悟作何方便普令开悟。世尊。若彼众生无正方便及正思惟。闻佛如来说此三昧心生迷闷。则于圆觉不能悟入。愿兴慈悲。为我等辈及末世众生假说方便。作是语已五体投地。如是三请终而复始。</w:t>
+      </w:r>
+    </w:p>
+    <w:p>
+      <w:pPr>
+        <w:spacing w:after="0" w:line="240" w:lineRule="auto"/>
+        <w:jc w:val="both"/>
+        <w:rPr>
+          <w:sz w:val="24"/>
+          <w:szCs w:val="24"/>
+          <w:shd w:val="pct15" w:color="auto" w:fill="FFFFFF"/>
+          <w:lang w:eastAsia="zh-CN"/>
+        </w:rPr>
+      </w:pPr>
+      <w:r>
+        <w:rPr>
+          <w:sz w:val="24"/>
+          <w:szCs w:val="24"/>
+          <w:shd w:val="pct15" w:color="auto" w:fill="FFFFFF"/>
+          <w:lang w:eastAsia="zh-CN"/>
+        </w:rPr>
+        <w:t xml:space="preserve">　　尔时世尊告普眼菩萨言。善哉善哉。善男子。汝等乃能为诸菩萨及末世众生。问于如来修行渐次，思惟住持乃至假说种种方便。汝今谛听当为汝说。时普眼菩萨奉教欢喜。及诸大众默然而听。</w:t>
+      </w:r>
+    </w:p>
+    <w:p>
+      <w:pPr>
+        <w:spacing w:after="0" w:line="240" w:lineRule="auto"/>
+        <w:jc w:val="both"/>
+        <w:rPr>
+          <w:sz w:val="24"/>
+          <w:szCs w:val="24"/>
+          <w:shd w:val="pct15" w:color="auto" w:fill="FFFFFF"/>
+          <w:lang w:eastAsia="zh-CN"/>
+        </w:rPr>
+      </w:pPr>
+      <w:r>
+        <w:rPr>
+          <w:sz w:val="24"/>
+          <w:szCs w:val="24"/>
+          <w:shd w:val="pct15" w:color="auto" w:fill="FFFFFF"/>
+          <w:lang w:eastAsia="zh-CN"/>
+        </w:rPr>
+        <w:t xml:space="preserve">　　善男子。彼新学菩萨及末世众生。欲求如来净圆觉心。应当正念远离诸幻。先依如来奢摩他行坚持禁戒。安处徒众宴坐静室。恒作是念。我今此身四大和合。所谓发毛爪齿皮肉筋骨髓脑垢色皆归于地。唾涕脓血津液涎沫痰泪精气大小便利皆归于水。暖气归火动转归风。四大各离，今者妄身当在何处。即知此身毕竟无体。和</w:t>
+      </w:r>
+      <w:r>
+        <w:rPr>
+          <w:sz w:val="24"/>
+          <w:szCs w:val="24"/>
+          <w:shd w:val="pct15" w:color="auto" w:fill="FFFFFF"/>
           <w:lang w:eastAsia="zh-CN"/>
         </w:rPr>
         <w:lastRenderedPageBreak/>
-        <w:t xml:space="preserve">　　虚空本不动　　幻从诸觉生。</w:t>
-      </w:r>
-    </w:p>
-    <w:p>
-      <w:pPr>
-        <w:rPr>
-          <w:lang w:eastAsia="zh-CN"/>
-        </w:rPr>
-      </w:pPr>
-      <w:r>
-        <w:rPr>
-          <w:lang w:eastAsia="zh-CN"/>
-        </w:rPr>
-        <w:t xml:space="preserve">　　幻灭觉圆满　　觉心不动故。</w:t>
-      </w:r>
-    </w:p>
-    <w:p>
-      <w:pPr>
-        <w:rPr>
-          <w:lang w:eastAsia="zh-CN"/>
-        </w:rPr>
-      </w:pPr>
-      <w:r>
-        <w:rPr>
-          <w:lang w:eastAsia="zh-CN"/>
-        </w:rPr>
-        <w:t xml:space="preserve">　　若彼诸菩萨　　及末世众生。</w:t>
-      </w:r>
-    </w:p>
-    <w:p>
-      <w:pPr>
-        <w:rPr>
-          <w:lang w:eastAsia="zh-CN"/>
-        </w:rPr>
-      </w:pPr>
-      <w:r>
-        <w:rPr>
-          <w:lang w:eastAsia="zh-CN"/>
-        </w:rPr>
-        <w:t xml:space="preserve">　　常应远离幻　　诸幻悉皆离。</w:t>
-      </w:r>
-    </w:p>
-    <w:p>
-      <w:pPr>
-        <w:rPr>
-          <w:lang w:eastAsia="zh-CN"/>
-        </w:rPr>
-      </w:pPr>
-      <w:r>
-        <w:rPr>
-          <w:lang w:eastAsia="zh-CN"/>
-        </w:rPr>
-        <w:t xml:space="preserve">　　如木中生火　　木尽火还灭。</w:t>
-      </w:r>
-    </w:p>
-    <w:p>
-      <w:pPr>
-        <w:rPr>
-          <w:lang w:eastAsia="zh-CN"/>
-        </w:rPr>
-      </w:pPr>
-      <w:r>
-        <w:rPr>
-          <w:lang w:eastAsia="zh-CN"/>
-        </w:rPr>
-        <w:t xml:space="preserve">　　觉则无渐次　　方便亦如是。</w:t>
-      </w:r>
-    </w:p>
-    <w:p>
-      <w:pPr>
-        <w:rPr>
-          <w:lang w:eastAsia="zh-CN"/>
-        </w:rPr>
-      </w:pPr>
-      <w:r>
-        <w:rPr>
-          <w:lang w:eastAsia="zh-CN"/>
-        </w:rPr>
-        <w:t xml:space="preserve">　　于是普眼菩萨在大众中。即从座起顶礼佛足。右绕三匝长跪叉手而白佛言。大悲世尊。愿为此会诸菩萨众及为末世一切众生。演说菩萨修行渐次。云何思惟。云何住持。众生未悟作何方便普令开悟。世尊。若彼众生无正方便及正思惟。闻佛如来说此三昧心生迷闷。则于圆觉不能悟入。愿兴慈悲。为我等辈及末世众生假说方便。作是语已五体投地。如是三请终而复始。</w:t>
-      </w:r>
-    </w:p>
-    <w:p>
-      <w:pPr>
-        <w:rPr>
-          <w:lang w:eastAsia="zh-CN"/>
-        </w:rPr>
-      </w:pPr>
-      <w:r>
-        <w:rPr>
-          <w:lang w:eastAsia="zh-CN"/>
-        </w:rPr>
-        <w:t xml:space="preserve">　　尔时世尊告普眼菩萨言。善哉善哉。善男子。汝等乃能为诸菩萨及末世众生。问于如来修行渐次，思惟住持乃至假说种种方便。汝</w:t>
-      </w:r>
-      <w:r>
-        <w:rPr>
-          <w:lang w:eastAsia="zh-CN"/>
-        </w:rPr>
-        <w:t>今谛听当为汝说。时普眼菩萨奉教欢喜。及诸大众默然而听。</w:t>
-      </w:r>
-    </w:p>
-    <w:p>
-      <w:pPr>
-        <w:rPr>
-          <w:lang w:eastAsia="zh-CN"/>
-        </w:rPr>
-      </w:pPr>
-      <w:r>
-        <w:rPr>
-          <w:lang w:eastAsia="zh-CN"/>
-        </w:rPr>
-        <w:t xml:space="preserve">　　善男子。彼新学菩萨及末世众生。欲求如来净圆觉心。应当正念远离诸幻。先依如来奢摩他行坚持禁戒。安处徒众宴坐静室。恒作是念。我今此身四大和合。所谓发毛爪齿皮肉筋骨髓脑垢色皆归于地。唾涕脓血津液涎沫痰泪精气大小便利皆归于水。暖气归火动转归风。四大各离，今者妄身当在何处。即知此身毕竟无体。和合为相实同幻化。四缘假合妄有六根。六根四大中外合成。妄有缘气于中积聚。似有缘相假名为心。</w:t>
-      </w:r>
-    </w:p>
-    <w:p>
-      <w:pPr>
-        <w:rPr>
-          <w:lang w:eastAsia="zh-CN"/>
-        </w:rPr>
-      </w:pPr>
-      <w:r>
-        <w:rPr>
-          <w:lang w:eastAsia="zh-CN"/>
-        </w:rPr>
-        <w:t xml:space="preserve">　　善男子。此虚妄心若无六尘则不能有。四大分解无尘可得。于中缘尘各归散灭。毕竟</w:t>
-      </w:r>
-      <w:r>
-        <w:rPr>
-          <w:lang w:eastAsia="zh-CN"/>
-        </w:rPr>
-        <w:t>无有缘心可见。</w:t>
-      </w:r>
-    </w:p>
-    <w:p>
-      <w:pPr>
-        <w:rPr>
-          <w:lang w:eastAsia="zh-CN"/>
-        </w:rPr>
-      </w:pPr>
-      <w:r>
-        <w:rPr>
+        <w:t>合为相实同幻化。四缘假合妄有六根。六根四大中外合成。妄有缘气于中积聚。似有缘相假名为心。</w:t>
+      </w:r>
+    </w:p>
+    <w:p>
+      <w:pPr>
+        <w:spacing w:after="0" w:line="240" w:lineRule="auto"/>
+        <w:jc w:val="both"/>
+        <w:rPr>
+          <w:sz w:val="24"/>
+          <w:szCs w:val="24"/>
+          <w:shd w:val="pct15" w:color="auto" w:fill="FFFFFF"/>
+          <w:lang w:eastAsia="zh-CN"/>
+        </w:rPr>
+      </w:pPr>
+      <w:r>
+        <w:rPr>
+          <w:sz w:val="24"/>
+          <w:szCs w:val="24"/>
+          <w:shd w:val="pct15" w:color="auto" w:fill="FFFFFF"/>
+          <w:lang w:eastAsia="zh-CN"/>
+        </w:rPr>
+        <w:t xml:space="preserve">　　善男子。此虚妄心若无六尘则不能有。四大分解无尘可得。于中缘尘各归散灭。毕竟无有缘心可见。</w:t>
+      </w:r>
+    </w:p>
+    <w:p>
+      <w:pPr>
+        <w:spacing w:after="0" w:line="240" w:lineRule="auto"/>
+        <w:jc w:val="both"/>
+        <w:rPr>
+          <w:sz w:val="24"/>
+          <w:szCs w:val="24"/>
+          <w:shd w:val="pct15" w:color="auto" w:fill="FFFFFF"/>
+          <w:lang w:eastAsia="zh-CN"/>
+        </w:rPr>
+      </w:pPr>
+      <w:r>
+        <w:rPr>
+          <w:sz w:val="24"/>
+          <w:szCs w:val="24"/>
+          <w:shd w:val="pct15" w:color="auto" w:fill="FFFFFF"/>
           <w:lang w:eastAsia="zh-CN"/>
         </w:rPr>
         <w:t xml:space="preserve">　　善男子。彼之众生幻身灭故幻心亦灭。幻心灭故幻尘亦灭。幻尘灭故幻灭亦灭。幻灭灭故非幻不灭。譬如磨镜垢尽明现。</w:t>
@@ -620,12 +939,20 @@
     </w:p>
     <w:p>
       <w:pPr>
-        <w:rPr>
-          <w:lang w:eastAsia="zh-CN"/>
-        </w:rPr>
-      </w:pPr>
-      <w:r>
-        <w:rPr>
+        <w:spacing w:after="0" w:line="240" w:lineRule="auto"/>
+        <w:jc w:val="both"/>
+        <w:rPr>
+          <w:sz w:val="24"/>
+          <w:szCs w:val="24"/>
+          <w:shd w:val="pct15" w:color="auto" w:fill="FFFFFF"/>
+          <w:lang w:eastAsia="zh-CN"/>
+        </w:rPr>
+      </w:pPr>
+      <w:r>
+        <w:rPr>
+          <w:sz w:val="24"/>
+          <w:szCs w:val="24"/>
+          <w:shd w:val="pct15" w:color="auto" w:fill="FFFFFF"/>
           <w:lang w:eastAsia="zh-CN"/>
         </w:rPr>
         <w:t xml:space="preserve">　　善男子。当知身心皆为幻垢。垢相永灭十方清净。</w:t>
@@ -633,12 +960,20 @@
     </w:p>
     <w:p>
       <w:pPr>
-        <w:rPr>
-          <w:lang w:eastAsia="zh-CN"/>
-        </w:rPr>
-      </w:pPr>
-      <w:r>
-        <w:rPr>
+        <w:spacing w:after="0" w:line="240" w:lineRule="auto"/>
+        <w:jc w:val="both"/>
+        <w:rPr>
+          <w:sz w:val="24"/>
+          <w:szCs w:val="24"/>
+          <w:shd w:val="pct15" w:color="auto" w:fill="FFFFFF"/>
+          <w:lang w:eastAsia="zh-CN"/>
+        </w:rPr>
+      </w:pPr>
+      <w:r>
+        <w:rPr>
+          <w:sz w:val="24"/>
+          <w:szCs w:val="24"/>
+          <w:shd w:val="pct15" w:color="auto" w:fill="FFFFFF"/>
           <w:lang w:eastAsia="zh-CN"/>
         </w:rPr>
         <w:t xml:space="preserve">　　善男子。譬如清净摩尼宝珠映于五色随方各现。诸愚痴者见彼摩尼实有五色。</w:t>
@@ -646,12 +981,20 @@
     </w:p>
     <w:p>
       <w:pPr>
-        <w:rPr>
-          <w:lang w:eastAsia="zh-CN"/>
-        </w:rPr>
-      </w:pPr>
-      <w:r>
-        <w:rPr>
+        <w:spacing w:after="0" w:line="240" w:lineRule="auto"/>
+        <w:jc w:val="both"/>
+        <w:rPr>
+          <w:sz w:val="24"/>
+          <w:szCs w:val="24"/>
+          <w:shd w:val="pct15" w:color="auto" w:fill="FFFFFF"/>
+          <w:lang w:eastAsia="zh-CN"/>
+        </w:rPr>
+      </w:pPr>
+      <w:r>
+        <w:rPr>
+          <w:sz w:val="24"/>
+          <w:szCs w:val="24"/>
+          <w:shd w:val="pct15" w:color="auto" w:fill="FFFFFF"/>
           <w:lang w:eastAsia="zh-CN"/>
         </w:rPr>
         <w:t xml:space="preserve">　　善男子。圆觉净性现于身心随类各应。彼愚痴者说净圆觉实有如是身心。自相亦复如是。由此不能远于幻化。是故我说身心幻垢。对离幻垢说名菩萨。垢尽对除即无对垢，及说名者。</w:t>
@@ -659,213 +1002,315 @@
     </w:p>
     <w:p>
       <w:pPr>
-        <w:rPr>
-          <w:lang w:eastAsia="zh-CN"/>
-        </w:rPr>
-      </w:pPr>
-      <w:r>
-        <w:rPr>
-          <w:lang w:eastAsia="zh-CN"/>
-        </w:rPr>
-        <w:t xml:space="preserve">　　善男子。此菩萨及末世众生。证得诸幻灭影像故。尔时便得无方清净。无边虚空觉所显发。觉圆明故显</w:t>
-      </w:r>
-      <w:r>
-        <w:rPr>
-          <w:lang w:eastAsia="zh-CN"/>
-        </w:rPr>
-        <w:t>心清净。心清净故见尘清净。见清净故眼根清净。根清净故眼识清净。</w:t>
-      </w:r>
-      <w:r>
-        <w:rPr>
+        <w:spacing w:after="0" w:line="240" w:lineRule="auto"/>
+        <w:jc w:val="both"/>
+        <w:rPr>
+          <w:sz w:val="24"/>
+          <w:szCs w:val="24"/>
+          <w:shd w:val="pct15" w:color="auto" w:fill="FFFFFF"/>
+          <w:lang w:eastAsia="zh-CN"/>
+        </w:rPr>
+      </w:pPr>
+      <w:r>
+        <w:rPr>
+          <w:sz w:val="24"/>
+          <w:szCs w:val="24"/>
+          <w:shd w:val="pct15" w:color="auto" w:fill="FFFFFF"/>
+          <w:lang w:eastAsia="zh-CN"/>
+        </w:rPr>
+        <w:t xml:space="preserve">　　善男子。此菩萨及末世众生。证得诸幻灭影像故。尔时便得无方清净。无边虚空觉所显发。觉圆明故显心清净。心清净故见尘清净。见清净故眼根清净。根清净故眼识清净。识清净故闻尘清净。闻清净故耳根清净。根清净故耳识清净。识清净故觉尘清净。如是乃至鼻舌身意亦复如是。</w:t>
+      </w:r>
+    </w:p>
+    <w:p>
+      <w:pPr>
+        <w:spacing w:after="0" w:line="240" w:lineRule="auto"/>
+        <w:jc w:val="both"/>
+        <w:rPr>
+          <w:sz w:val="24"/>
+          <w:szCs w:val="24"/>
+          <w:shd w:val="pct15" w:color="auto" w:fill="FFFFFF"/>
+          <w:lang w:eastAsia="zh-CN"/>
+        </w:rPr>
+      </w:pPr>
+      <w:r>
+        <w:rPr>
+          <w:sz w:val="24"/>
+          <w:szCs w:val="24"/>
+          <w:shd w:val="pct15" w:color="auto" w:fill="FFFFFF"/>
+          <w:lang w:eastAsia="zh-CN"/>
+        </w:rPr>
+        <w:t xml:space="preserve">　　善男子。根清净故色尘清净。色清净故声尘清净。香味触法亦复如是。</w:t>
+      </w:r>
+    </w:p>
+    <w:p>
+      <w:pPr>
+        <w:spacing w:after="0" w:line="240" w:lineRule="auto"/>
+        <w:jc w:val="both"/>
+        <w:rPr>
+          <w:sz w:val="24"/>
+          <w:szCs w:val="24"/>
+          <w:shd w:val="pct15" w:color="auto" w:fill="FFFFFF"/>
+          <w:lang w:eastAsia="zh-CN"/>
+        </w:rPr>
+      </w:pPr>
+      <w:r>
+        <w:rPr>
+          <w:sz w:val="24"/>
+          <w:szCs w:val="24"/>
+          <w:shd w:val="pct15" w:color="auto" w:fill="FFFFFF"/>
+          <w:lang w:eastAsia="zh-CN"/>
+        </w:rPr>
+        <w:t xml:space="preserve">　　善男子。六尘清净故地大清净。地清净故水大清净。火大风大亦复如是。</w:t>
+      </w:r>
+    </w:p>
+    <w:p>
+      <w:pPr>
+        <w:spacing w:after="0" w:line="240" w:lineRule="auto"/>
+        <w:jc w:val="both"/>
+        <w:rPr>
+          <w:sz w:val="24"/>
+          <w:szCs w:val="24"/>
+          <w:shd w:val="pct15" w:color="auto" w:fill="FFFFFF"/>
+          <w:lang w:eastAsia="zh-CN"/>
+        </w:rPr>
+      </w:pPr>
+      <w:r>
+        <w:rPr>
+          <w:sz w:val="24"/>
+          <w:szCs w:val="24"/>
+          <w:shd w:val="pct15" w:color="auto" w:fill="FFFFFF"/>
+          <w:lang w:eastAsia="zh-CN"/>
+        </w:rPr>
+        <w:t xml:space="preserve">　　善男子。四大清净故。十二处十八界二十五有清净。彼清净故。十力四无所畏。四无碍智。佛十八不共法。三十七助道品清净。如是乃至八万四千陀罗尼门一切清净。</w:t>
+      </w:r>
+    </w:p>
+    <w:p>
+      <w:pPr>
+        <w:spacing w:after="0" w:line="240" w:lineRule="auto"/>
+        <w:jc w:val="both"/>
+        <w:rPr>
+          <w:sz w:val="24"/>
+          <w:szCs w:val="24"/>
+          <w:shd w:val="pct15" w:color="auto" w:fill="FFFFFF"/>
+          <w:lang w:eastAsia="zh-CN"/>
+        </w:rPr>
+      </w:pPr>
+      <w:r>
+        <w:rPr>
+          <w:sz w:val="24"/>
+          <w:szCs w:val="24"/>
+          <w:shd w:val="pct15" w:color="auto" w:fill="FFFFFF"/>
+          <w:lang w:eastAsia="zh-CN"/>
+        </w:rPr>
+        <w:t xml:space="preserve">　　善男子。一切实相性清净故一身清净。一身清净故多身清净。多身清净故，如是乃至十方众生圆觉清净。</w:t>
+      </w:r>
+    </w:p>
+    <w:p>
+      <w:pPr>
+        <w:spacing w:after="0" w:line="240" w:lineRule="auto"/>
+        <w:jc w:val="both"/>
+        <w:rPr>
+          <w:sz w:val="24"/>
+          <w:szCs w:val="24"/>
+          <w:shd w:val="pct15" w:color="auto" w:fill="FFFFFF"/>
+          <w:lang w:eastAsia="zh-CN"/>
+        </w:rPr>
+      </w:pPr>
+      <w:r>
+        <w:rPr>
+          <w:sz w:val="24"/>
+          <w:szCs w:val="24"/>
+          <w:shd w:val="pct15" w:color="auto" w:fill="FFFFFF"/>
+          <w:lang w:eastAsia="zh-CN"/>
+        </w:rPr>
+        <w:t xml:space="preserve">　　善男子。一世界清净故多世界清净。多世界清净故，如是乃至尽于虚空圆裹三世一切平等清净不动。</w:t>
+      </w:r>
+    </w:p>
+    <w:p>
+      <w:pPr>
+        <w:spacing w:after="0" w:line="240" w:lineRule="auto"/>
+        <w:jc w:val="both"/>
+        <w:rPr>
+          <w:sz w:val="24"/>
+          <w:szCs w:val="24"/>
+          <w:shd w:val="pct15" w:color="auto" w:fill="FFFFFF"/>
+          <w:lang w:eastAsia="zh-CN"/>
+        </w:rPr>
+      </w:pPr>
+      <w:r>
+        <w:rPr>
+          <w:sz w:val="24"/>
+          <w:szCs w:val="24"/>
+          <w:shd w:val="pct15" w:color="auto" w:fill="FFFFFF"/>
+          <w:lang w:eastAsia="zh-CN"/>
+        </w:rPr>
+        <w:t xml:space="preserve">　　善男子。虚空如是平等不动，当知觉性平等不动。四大不动故，当知觉性平等不动。如是乃至八万四千陀罗尼门平等不动，当知觉性平等不动。</w:t>
+      </w:r>
+    </w:p>
+    <w:p>
+      <w:pPr>
+        <w:spacing w:after="0" w:line="240" w:lineRule="auto"/>
+        <w:jc w:val="both"/>
+        <w:rPr>
+          <w:sz w:val="24"/>
+          <w:szCs w:val="24"/>
+          <w:shd w:val="pct15" w:color="auto" w:fill="FFFFFF"/>
+          <w:lang w:eastAsia="zh-CN"/>
+        </w:rPr>
+      </w:pPr>
+      <w:r>
+        <w:rPr>
+          <w:sz w:val="24"/>
+          <w:szCs w:val="24"/>
+          <w:shd w:val="pct15" w:color="auto" w:fill="FFFFFF"/>
+          <w:lang w:eastAsia="zh-CN"/>
+        </w:rPr>
+        <w:t xml:space="preserve">　　善男子。觉性遍满清净不动圆无际故。当知六根遍满法界。根遍满故，当知六尘遍满法界。尘遍满故，当知四大遍满法界。如是乃至陀罗尼门遍满法界。</w:t>
+      </w:r>
+    </w:p>
+    <w:p>
+      <w:pPr>
+        <w:spacing w:after="0" w:line="240" w:lineRule="auto"/>
+        <w:jc w:val="both"/>
+        <w:rPr>
+          <w:sz w:val="24"/>
+          <w:szCs w:val="24"/>
+          <w:shd w:val="pct15" w:color="auto" w:fill="FFFFFF"/>
+          <w:lang w:eastAsia="zh-CN"/>
+        </w:rPr>
+      </w:pPr>
+      <w:r>
+        <w:rPr>
+          <w:sz w:val="24"/>
+          <w:szCs w:val="24"/>
+          <w:shd w:val="pct15" w:color="auto" w:fill="FFFFFF"/>
+          <w:lang w:eastAsia="zh-CN"/>
+        </w:rPr>
+        <w:t xml:space="preserve">　　善男子。由彼妙觉性遍满故。根性尘性无坏无杂。根尘无坏故，如是乃至陀罗尼门无坏无杂。如百千灯光照一室。其光遍满无坏无杂。</w:t>
+      </w:r>
+    </w:p>
+    <w:p>
+      <w:pPr>
+        <w:spacing w:after="0" w:line="240" w:lineRule="auto"/>
+        <w:jc w:val="both"/>
+        <w:rPr>
+          <w:sz w:val="24"/>
+          <w:szCs w:val="24"/>
+          <w:shd w:val="pct15" w:color="auto" w:fill="FFFFFF"/>
+          <w:lang w:eastAsia="zh-CN"/>
+        </w:rPr>
+      </w:pPr>
+      <w:r>
+        <w:rPr>
+          <w:sz w:val="24"/>
+          <w:szCs w:val="24"/>
+          <w:shd w:val="pct15" w:color="auto" w:fill="FFFFFF"/>
+          <w:lang w:eastAsia="zh-CN"/>
+        </w:rPr>
+        <w:t xml:space="preserve">　　善男子。觉成就故。当知菩萨不与法缚。不求法脱。不厌生死。不爱涅槃。不敬持戒。不憎毁禁。不重久习。不轻初学。何以故。一切觉故。譬如眼光晓了前境。其光圆满得无憎爱。何以故。光体无二无憎爱故。</w:t>
+      </w:r>
+    </w:p>
+    <w:p>
+      <w:pPr>
+        <w:spacing w:after="0" w:line="240" w:lineRule="auto"/>
+        <w:jc w:val="both"/>
+        <w:rPr>
+          <w:sz w:val="24"/>
+          <w:szCs w:val="24"/>
+          <w:shd w:val="pct15" w:color="auto" w:fill="FFFFFF"/>
+          <w:lang w:eastAsia="zh-CN"/>
+        </w:rPr>
+      </w:pPr>
+      <w:r>
+        <w:rPr>
+          <w:sz w:val="24"/>
+          <w:szCs w:val="24"/>
+          <w:shd w:val="pct15" w:color="auto" w:fill="FFFFFF"/>
+          <w:lang w:eastAsia="zh-CN"/>
+        </w:rPr>
+        <w:t xml:space="preserve">　　善男子。此菩萨及末世众生。修习此心得成就者。于此无修亦无成就。圆觉普照寂灭无二。于中百千万亿不可说阿僧祇恒河沙诸佛世界。犹如空花乱起乱灭。不即不离无缚无脱。始知众生本来成佛。生死涅槃犹如昨梦。</w:t>
+      </w:r>
+    </w:p>
+    <w:p>
+      <w:pPr>
+        <w:spacing w:after="0" w:line="240" w:lineRule="auto"/>
+        <w:jc w:val="both"/>
+        <w:rPr>
+          <w:sz w:val="24"/>
+          <w:szCs w:val="24"/>
+          <w:shd w:val="pct15" w:color="auto" w:fill="FFFFFF"/>
+          <w:lang w:eastAsia="zh-CN"/>
+        </w:rPr>
+      </w:pPr>
+      <w:r>
+        <w:rPr>
+          <w:sz w:val="24"/>
+          <w:szCs w:val="24"/>
+          <w:shd w:val="pct15" w:color="auto" w:fill="FFFFFF"/>
+          <w:lang w:eastAsia="zh-CN"/>
+        </w:rPr>
+        <w:t xml:space="preserve">　　善男子。如昨梦故，当知生死及与涅槃，无起无灭无来无去。其所证者，无得无失无取无舍。其能证者，无住无止无作无灭。于此证中，无能无所毕竟无证，亦无证者，一切法性平等不坏。</w:t>
+      </w:r>
+    </w:p>
+    <w:p>
+      <w:pPr>
+        <w:spacing w:after="0" w:line="240" w:lineRule="auto"/>
+        <w:jc w:val="both"/>
+        <w:rPr>
+          <w:sz w:val="24"/>
+          <w:szCs w:val="24"/>
+          <w:shd w:val="pct15" w:color="auto" w:fill="FFFFFF"/>
+          <w:lang w:eastAsia="zh-CN"/>
+        </w:rPr>
+      </w:pPr>
+      <w:r>
+        <w:rPr>
+          <w:sz w:val="24"/>
+          <w:szCs w:val="24"/>
+          <w:shd w:val="pct15" w:color="auto" w:fill="FFFFFF"/>
+          <w:lang w:eastAsia="zh-CN"/>
+        </w:rPr>
+        <w:t xml:space="preserve">　　善男子。彼诸菩萨如是修行。如是渐次。如是思惟。如是住持。如是方便。如是开悟。求如是法亦不迷闷。</w:t>
+      </w:r>
+    </w:p>
+    <w:p>
+      <w:pPr>
+        <w:spacing w:after="0" w:line="240" w:lineRule="auto"/>
+        <w:jc w:val="both"/>
+        <w:rPr>
+          <w:sz w:val="24"/>
+          <w:szCs w:val="24"/>
+          <w:shd w:val="pct15" w:color="auto" w:fill="FFFFFF"/>
+          <w:lang w:eastAsia="zh-CN"/>
+        </w:rPr>
+      </w:pPr>
+      <w:r>
+        <w:rPr>
+          <w:sz w:val="24"/>
+          <w:szCs w:val="24"/>
+          <w:shd w:val="pct15" w:color="auto" w:fill="FFFFFF"/>
           <w:lang w:eastAsia="zh-CN"/>
         </w:rPr>
         <w:lastRenderedPageBreak/>
-        <w:t>识清净故闻尘清净。闻清净故耳根清净。根清净故耳识清净。识清净故觉尘清净。如是乃至鼻舌身意亦复如是。</w:t>
-      </w:r>
-    </w:p>
-    <w:p>
-      <w:pPr>
-        <w:rPr>
-          <w:lang w:eastAsia="zh-CN"/>
-        </w:rPr>
-      </w:pPr>
-      <w:r>
-        <w:rPr>
-          <w:lang w:eastAsia="zh-CN"/>
-        </w:rPr>
-        <w:t xml:space="preserve">　　善男子。根清净故色尘清净。色清净故声尘清净。香味触法亦复如是。</w:t>
-      </w:r>
-    </w:p>
-    <w:p>
-      <w:pPr>
-        <w:rPr>
-          <w:lang w:eastAsia="zh-CN"/>
-        </w:rPr>
-      </w:pPr>
-      <w:r>
-        <w:rPr>
-          <w:lang w:eastAsia="zh-CN"/>
-        </w:rPr>
-        <w:t xml:space="preserve">　　善男子。六尘清净故地大清净。地清净故水大清净。火大风大亦复如是。</w:t>
-      </w:r>
-    </w:p>
-    <w:p>
-      <w:pPr>
-        <w:rPr>
-          <w:lang w:eastAsia="zh-CN"/>
-        </w:rPr>
-      </w:pPr>
-      <w:r>
-        <w:rPr>
-          <w:lang w:eastAsia="zh-CN"/>
-        </w:rPr>
-        <w:t xml:space="preserve">　　善男子。四大清净故。十二处十八界二十五有清净。彼清净故。十力四无所畏。四无碍智。佛十八不共法。三十七助道品清净。如是乃至八万四千陀罗尼门一切清净。</w:t>
-      </w:r>
-    </w:p>
-    <w:p>
-      <w:pPr>
-        <w:rPr>
-          <w:lang w:eastAsia="zh-CN"/>
-        </w:rPr>
-      </w:pPr>
-      <w:r>
-        <w:rPr>
-          <w:lang w:eastAsia="zh-CN"/>
-        </w:rPr>
-        <w:t xml:space="preserve">　　善男子。一切实相性清净故一身清净。一身清净故多身清净。多身清净故，如是乃至十方众生圆觉清净。</w:t>
-      </w:r>
-    </w:p>
-    <w:p>
-      <w:pPr>
-        <w:rPr>
-          <w:lang w:eastAsia="zh-CN"/>
-        </w:rPr>
-      </w:pPr>
-      <w:r>
-        <w:rPr>
-          <w:lang w:eastAsia="zh-CN"/>
-        </w:rPr>
-        <w:t xml:space="preserve">　　善男子。一世界清净故多世界清净。多世界清净故，如是乃至尽于虚空圆裹三世一切平等清净不动。</w:t>
-      </w:r>
-    </w:p>
-    <w:p>
-      <w:pPr>
-        <w:rPr>
-          <w:lang w:eastAsia="zh-CN"/>
-        </w:rPr>
-      </w:pPr>
-      <w:r>
-        <w:rPr>
-          <w:lang w:eastAsia="zh-CN"/>
-        </w:rPr>
-        <w:t xml:space="preserve">　　善男子。虚空如是平等不动，当知觉性平等不动。四大不动故，当知觉性平等不动。如是乃至八万四千陀罗尼门平等不动，当知觉性平等不动。</w:t>
-      </w:r>
-    </w:p>
-    <w:p>
-      <w:pPr>
-        <w:rPr>
-          <w:lang w:eastAsia="zh-CN"/>
-        </w:rPr>
-      </w:pPr>
-      <w:r>
-        <w:rPr>
-          <w:lang w:eastAsia="zh-CN"/>
-        </w:rPr>
-        <w:t xml:space="preserve">　　善男子。觉性遍满清净不动圆无际故。当知六根遍满法界。根遍满故，当知六尘遍满法界。尘遍满故，当知四大遍满法界。如是乃至陀罗尼门遍满法界。</w:t>
-      </w:r>
-    </w:p>
-    <w:p>
-      <w:pPr>
-        <w:rPr>
-          <w:lang w:eastAsia="zh-CN"/>
-        </w:rPr>
-      </w:pPr>
-      <w:r>
-        <w:rPr>
-          <w:lang w:eastAsia="zh-CN"/>
-        </w:rPr>
-        <w:t xml:space="preserve">　　善男子。由彼妙觉性遍满故。根性尘性无坏无杂。</w:t>
-      </w:r>
-      <w:r>
-        <w:rPr>
-          <w:lang w:eastAsia="zh-CN"/>
-        </w:rPr>
-        <w:t>根尘无坏故，如是乃至陀罗尼门无坏无杂。如百千灯光照一室。其光遍满无坏无杂。</w:t>
-      </w:r>
-    </w:p>
-    <w:p>
-      <w:pPr>
-        <w:rPr>
-          <w:lang w:eastAsia="zh-CN"/>
-        </w:rPr>
-      </w:pPr>
-      <w:r>
-        <w:rPr>
-          <w:lang w:eastAsia="zh-CN"/>
-        </w:rPr>
-        <w:t xml:space="preserve">　　善男子。觉成就故。当知菩萨不与法缚。不求法脱。不厌生死。不爱涅槃。不敬持戒。不憎毁禁。不重久习。不轻初学。何以故。一切觉故。譬如眼光晓了前境。其光圆满得无憎爱。何以故。光体无二无憎爱故。</w:t>
-      </w:r>
-    </w:p>
-    <w:p>
-      <w:pPr>
-        <w:rPr>
-          <w:lang w:eastAsia="zh-CN"/>
-        </w:rPr>
-      </w:pPr>
-      <w:r>
-        <w:rPr>
-          <w:lang w:eastAsia="zh-CN"/>
-        </w:rPr>
-        <w:t xml:space="preserve">　　善男子。此菩萨及末世众生。修习此心得成就者。于此无修亦无成就。圆觉普照寂灭无二。于中百千万亿不可说阿僧祇恒河沙诸佛世界。犹如空花乱起乱灭。不即不离无缚无脱。始知众生本来成佛。生死涅槃犹如昨梦。</w:t>
-      </w:r>
-    </w:p>
-    <w:p>
-      <w:pPr>
-        <w:rPr>
-          <w:lang w:eastAsia="zh-CN"/>
-        </w:rPr>
-      </w:pPr>
-      <w:r>
-        <w:rPr>
-          <w:lang w:eastAsia="zh-CN"/>
-        </w:rPr>
-        <w:t xml:space="preserve">　　善男子。如昨梦故，当知生死及与涅槃，无起无灭无来无去。其所证者，无得无失无取无舍。其能证者，无住无止无作无灭。于此证中，无能无所毕竟无证，亦无证者，一切法性平等不坏。</w:t>
-      </w:r>
-    </w:p>
-    <w:p>
-      <w:pPr>
-        <w:rPr>
-          <w:lang w:eastAsia="zh-CN"/>
-        </w:rPr>
-      </w:pPr>
-      <w:r>
-        <w:rPr>
-          <w:lang w:eastAsia="zh-CN"/>
-        </w:rPr>
-        <w:t xml:space="preserve">　　善男子。彼诸菩萨如是修行。如是渐次。如是思惟。如是住持。如是方便。如是开悟。求如是法亦不迷闷。</w:t>
-      </w:r>
-    </w:p>
-    <w:p>
-      <w:pPr>
-        <w:rPr>
-          <w:lang w:eastAsia="zh-CN"/>
-        </w:rPr>
-      </w:pPr>
-      <w:r>
-        <w:rPr>
-          <w:lang w:eastAsia="zh-CN"/>
-        </w:rPr>
         <w:t xml:space="preserve">　　尔时世尊欲重宣此义而说偈言。</w:t>
       </w:r>
     </w:p>
     <w:p>
       <w:pPr>
-        <w:rPr>
-          <w:lang w:eastAsia="zh-CN"/>
-        </w:rPr>
-      </w:pPr>
-      <w:r>
-        <w:rPr>
+        <w:spacing w:after="0" w:line="240" w:lineRule="auto"/>
+        <w:jc w:val="both"/>
+        <w:rPr>
+          <w:sz w:val="24"/>
+          <w:szCs w:val="24"/>
+          <w:shd w:val="pct15" w:color="auto" w:fill="FFFFFF"/>
+          <w:lang w:eastAsia="zh-CN"/>
+        </w:rPr>
+      </w:pPr>
+      <w:r>
+        <w:rPr>
+          <w:sz w:val="24"/>
+          <w:szCs w:val="24"/>
+          <w:shd w:val="pct15" w:color="auto" w:fill="FFFFFF"/>
           <w:lang w:eastAsia="zh-CN"/>
         </w:rPr>
         <w:t xml:space="preserve">　　普眼汝当知　　一切诸众生。</w:t>
@@ -873,12 +1318,20 @@
     </w:p>
     <w:p>
       <w:pPr>
-        <w:rPr>
-          <w:lang w:eastAsia="zh-CN"/>
-        </w:rPr>
-      </w:pPr>
-      <w:r>
-        <w:rPr>
+        <w:spacing w:after="0" w:line="240" w:lineRule="auto"/>
+        <w:jc w:val="both"/>
+        <w:rPr>
+          <w:sz w:val="24"/>
+          <w:szCs w:val="24"/>
+          <w:shd w:val="pct15" w:color="auto" w:fill="FFFFFF"/>
+          <w:lang w:eastAsia="zh-CN"/>
+        </w:rPr>
+      </w:pPr>
+      <w:r>
+        <w:rPr>
+          <w:sz w:val="24"/>
+          <w:szCs w:val="24"/>
+          <w:shd w:val="pct15" w:color="auto" w:fill="FFFFFF"/>
           <w:lang w:eastAsia="zh-CN"/>
         </w:rPr>
         <w:t xml:space="preserve">　　身心皆如幻　　身相属四大。</w:t>
@@ -886,279 +1339,841 @@
     </w:p>
     <w:p>
       <w:pPr>
-        <w:rPr>
-          <w:lang w:eastAsia="zh-CN"/>
-        </w:rPr>
-      </w:pPr>
-      <w:r>
-        <w:rPr>
+        <w:spacing w:after="0" w:line="240" w:lineRule="auto"/>
+        <w:jc w:val="both"/>
+        <w:rPr>
+          <w:sz w:val="24"/>
+          <w:szCs w:val="24"/>
+          <w:shd w:val="pct15" w:color="auto" w:fill="FFFFFF"/>
+          <w:lang w:eastAsia="zh-CN"/>
+        </w:rPr>
+      </w:pPr>
+      <w:r>
+        <w:rPr>
+          <w:sz w:val="24"/>
+          <w:szCs w:val="24"/>
+          <w:shd w:val="pct15" w:color="auto" w:fill="FFFFFF"/>
+          <w:lang w:eastAsia="zh-CN"/>
+        </w:rPr>
+        <w:t xml:space="preserve">　　心性归六尘　　四大体各离。</w:t>
+      </w:r>
+    </w:p>
+    <w:p>
+      <w:pPr>
+        <w:spacing w:after="0" w:line="240" w:lineRule="auto"/>
+        <w:jc w:val="both"/>
+        <w:rPr>
+          <w:sz w:val="24"/>
+          <w:szCs w:val="24"/>
+          <w:shd w:val="pct15" w:color="auto" w:fill="FFFFFF"/>
+          <w:lang w:eastAsia="zh-CN"/>
+        </w:rPr>
+      </w:pPr>
+      <w:r>
+        <w:rPr>
+          <w:sz w:val="24"/>
+          <w:szCs w:val="24"/>
+          <w:shd w:val="pct15" w:color="auto" w:fill="FFFFFF"/>
+          <w:lang w:eastAsia="zh-CN"/>
+        </w:rPr>
+        <w:t xml:space="preserve">　　谁为和合者　　如是渐修行。</w:t>
+      </w:r>
+    </w:p>
+    <w:p>
+      <w:pPr>
+        <w:spacing w:after="0" w:line="240" w:lineRule="auto"/>
+        <w:jc w:val="both"/>
+        <w:rPr>
+          <w:sz w:val="24"/>
+          <w:szCs w:val="24"/>
+          <w:shd w:val="pct15" w:color="auto" w:fill="FFFFFF"/>
+          <w:lang w:eastAsia="zh-CN"/>
+        </w:rPr>
+      </w:pPr>
+      <w:r>
+        <w:rPr>
+          <w:sz w:val="24"/>
+          <w:szCs w:val="24"/>
+          <w:shd w:val="pct15" w:color="auto" w:fill="FFFFFF"/>
+          <w:lang w:eastAsia="zh-CN"/>
+        </w:rPr>
+        <w:t xml:space="preserve">　　一切悉清净　　不动遍法界。</w:t>
+      </w:r>
+    </w:p>
+    <w:p>
+      <w:pPr>
+        <w:spacing w:after="0" w:line="240" w:lineRule="auto"/>
+        <w:jc w:val="both"/>
+        <w:rPr>
+          <w:sz w:val="24"/>
+          <w:szCs w:val="24"/>
+          <w:shd w:val="pct15" w:color="auto" w:fill="FFFFFF"/>
+          <w:lang w:eastAsia="zh-CN"/>
+        </w:rPr>
+      </w:pPr>
+      <w:r>
+        <w:rPr>
+          <w:sz w:val="24"/>
+          <w:szCs w:val="24"/>
+          <w:shd w:val="pct15" w:color="auto" w:fill="FFFFFF"/>
+          <w:lang w:eastAsia="zh-CN"/>
+        </w:rPr>
+        <w:t xml:space="preserve">　　无作止任灭　　亦无能证者。</w:t>
+      </w:r>
+    </w:p>
+    <w:p>
+      <w:pPr>
+        <w:spacing w:after="0" w:line="240" w:lineRule="auto"/>
+        <w:jc w:val="both"/>
+        <w:rPr>
+          <w:sz w:val="24"/>
+          <w:szCs w:val="24"/>
+          <w:shd w:val="pct15" w:color="auto" w:fill="FFFFFF"/>
+          <w:lang w:eastAsia="zh-CN"/>
+        </w:rPr>
+      </w:pPr>
+      <w:r>
+        <w:rPr>
+          <w:sz w:val="24"/>
+          <w:szCs w:val="24"/>
+          <w:shd w:val="pct15" w:color="auto" w:fill="FFFFFF"/>
+          <w:lang w:eastAsia="zh-CN"/>
+        </w:rPr>
+        <w:t xml:space="preserve">　　一切佛世界　　犹如虚空花。</w:t>
+      </w:r>
+    </w:p>
+    <w:p>
+      <w:pPr>
+        <w:spacing w:after="0" w:line="240" w:lineRule="auto"/>
+        <w:jc w:val="both"/>
+        <w:rPr>
+          <w:sz w:val="24"/>
+          <w:szCs w:val="24"/>
+          <w:shd w:val="pct15" w:color="auto" w:fill="FFFFFF"/>
+          <w:lang w:eastAsia="zh-CN"/>
+        </w:rPr>
+      </w:pPr>
+      <w:r>
+        <w:rPr>
+          <w:sz w:val="24"/>
+          <w:szCs w:val="24"/>
+          <w:shd w:val="pct15" w:color="auto" w:fill="FFFFFF"/>
+          <w:lang w:eastAsia="zh-CN"/>
+        </w:rPr>
+        <w:t xml:space="preserve">　　三世悉平等　　毕竟无来去。</w:t>
+      </w:r>
+    </w:p>
+    <w:p>
+      <w:pPr>
+        <w:spacing w:after="0" w:line="240" w:lineRule="auto"/>
+        <w:jc w:val="both"/>
+        <w:rPr>
+          <w:sz w:val="24"/>
+          <w:szCs w:val="24"/>
+          <w:shd w:val="pct15" w:color="auto" w:fill="FFFFFF"/>
+          <w:lang w:eastAsia="zh-CN"/>
+        </w:rPr>
+      </w:pPr>
+      <w:r>
+        <w:rPr>
+          <w:sz w:val="24"/>
+          <w:szCs w:val="24"/>
+          <w:shd w:val="pct15" w:color="auto" w:fill="FFFFFF"/>
+          <w:lang w:eastAsia="zh-CN"/>
+        </w:rPr>
+        <w:t xml:space="preserve">　　初发心菩萨　　及末世众生。</w:t>
+      </w:r>
+    </w:p>
+    <w:p>
+      <w:pPr>
+        <w:spacing w:after="0" w:line="240" w:lineRule="auto"/>
+        <w:jc w:val="both"/>
+        <w:rPr>
+          <w:sz w:val="24"/>
+          <w:szCs w:val="24"/>
+          <w:shd w:val="pct15" w:color="auto" w:fill="FFFFFF"/>
+          <w:lang w:eastAsia="zh-CN"/>
+        </w:rPr>
+      </w:pPr>
+      <w:r>
+        <w:rPr>
+          <w:sz w:val="24"/>
+          <w:szCs w:val="24"/>
+          <w:shd w:val="pct15" w:color="auto" w:fill="FFFFFF"/>
+          <w:lang w:eastAsia="zh-CN"/>
+        </w:rPr>
+        <w:t xml:space="preserve">　　欲求入佛道　　应如是修习。</w:t>
+      </w:r>
+    </w:p>
+    <w:p>
+      <w:pPr>
+        <w:spacing w:after="0" w:line="240" w:lineRule="auto"/>
+        <w:jc w:val="both"/>
+        <w:rPr>
+          <w:sz w:val="24"/>
+          <w:szCs w:val="24"/>
+          <w:shd w:val="pct15" w:color="auto" w:fill="FFFFFF"/>
+          <w:lang w:eastAsia="zh-CN"/>
+        </w:rPr>
+      </w:pPr>
+      <w:r>
+        <w:rPr>
+          <w:sz w:val="24"/>
+          <w:szCs w:val="24"/>
+          <w:shd w:val="pct15" w:color="auto" w:fill="FFFFFF"/>
+          <w:lang w:eastAsia="zh-CN"/>
+        </w:rPr>
+        <w:t xml:space="preserve">　　于是金刚藏菩萨在大众中。即从座起顶礼佛足。右绕三匝长跪叉手而白佛言。大悲世尊。善为一切诸菩萨众。宣扬如来圆觉清净大陀罗尼因地法行渐次方便。与诸众生开发蒙昧。在会法众承佛慈诲。幻翳朗然慧目清净。世尊。若诸众生本来成佛。何故复有一切无明。若诸无明众生本有。何因缘故。如来复说本来成佛。十方异生本成佛道后起无明。一切如来何时复生一切烦恼。唯愿不舍无遮大慈。为诸菩萨开秘密藏。及为末世一切众生。得闻如是修多罗教了义法门。永断疑悔。作是语已五体投地。如是三请终而复始。</w:t>
+      </w:r>
+    </w:p>
+    <w:p>
+      <w:pPr>
+        <w:spacing w:after="0" w:line="240" w:lineRule="auto"/>
+        <w:jc w:val="both"/>
+        <w:rPr>
+          <w:sz w:val="24"/>
+          <w:szCs w:val="24"/>
+          <w:shd w:val="pct15" w:color="auto" w:fill="FFFFFF"/>
+          <w:lang w:eastAsia="zh-CN"/>
+        </w:rPr>
+      </w:pPr>
+      <w:r>
+        <w:rPr>
+          <w:sz w:val="24"/>
+          <w:szCs w:val="24"/>
+          <w:shd w:val="pct15" w:color="auto" w:fill="FFFFFF"/>
+          <w:lang w:eastAsia="zh-CN"/>
+        </w:rPr>
+        <w:t xml:space="preserve">　　尔时世尊告金刚藏菩萨言。善哉善哉。善男子。汝等乃能为诸菩萨及末世众生。问于如来甚深秘密究竟方便。是诸菩萨最上教诲了义大乘。能使十方修学菩萨及诸末世一切众生。得决定信永断疑悔。汝今谛听当为汝说。时金刚藏菩萨奉教欢喜。及诸大众默然而听。</w:t>
+      </w:r>
+    </w:p>
+    <w:p>
+      <w:pPr>
+        <w:spacing w:after="0" w:line="240" w:lineRule="auto"/>
+        <w:jc w:val="both"/>
+        <w:rPr>
+          <w:sz w:val="24"/>
+          <w:szCs w:val="24"/>
+          <w:shd w:val="pct15" w:color="auto" w:fill="FFFFFF"/>
+          <w:lang w:eastAsia="zh-CN"/>
+        </w:rPr>
+      </w:pPr>
+      <w:r>
+        <w:rPr>
+          <w:sz w:val="24"/>
+          <w:szCs w:val="24"/>
+          <w:shd w:val="pct15" w:color="auto" w:fill="FFFFFF"/>
+          <w:lang w:eastAsia="zh-CN"/>
+        </w:rPr>
+        <w:t xml:space="preserve">　　善男子。一切世界始终生灭。前后有无聚散起止。念念相续循环往复。种种取舍皆是轮回。未出轮回而辨圆觉。彼圆觉性即同流转。若免轮回无有是处。譬如动目能摇湛水。又如定眼。犹回转火。云驶月运、舟行岸移，亦复如是。</w:t>
+      </w:r>
+    </w:p>
+    <w:p>
+      <w:pPr>
+        <w:spacing w:after="0" w:line="240" w:lineRule="auto"/>
+        <w:jc w:val="both"/>
+        <w:rPr>
+          <w:sz w:val="24"/>
+          <w:szCs w:val="24"/>
+          <w:shd w:val="pct15" w:color="auto" w:fill="FFFFFF"/>
+          <w:lang w:eastAsia="zh-CN"/>
+        </w:rPr>
+      </w:pPr>
+      <w:r>
+        <w:rPr>
+          <w:sz w:val="24"/>
+          <w:szCs w:val="24"/>
+          <w:shd w:val="pct15" w:color="auto" w:fill="FFFFFF"/>
+          <w:lang w:eastAsia="zh-CN"/>
+        </w:rPr>
+        <w:t xml:space="preserve">　　善男子。诸旋未息彼物先住尚不可得。何况轮转生死垢心曾未清净。观佛圆觉而不旋复。是故汝等便生三惑。</w:t>
+      </w:r>
+    </w:p>
+    <w:p>
+      <w:pPr>
+        <w:spacing w:after="0" w:line="240" w:lineRule="auto"/>
+        <w:jc w:val="both"/>
+        <w:rPr>
+          <w:sz w:val="24"/>
+          <w:szCs w:val="24"/>
+          <w:shd w:val="pct15" w:color="auto" w:fill="FFFFFF"/>
+          <w:lang w:eastAsia="zh-CN"/>
+        </w:rPr>
+      </w:pPr>
+      <w:r>
+        <w:rPr>
+          <w:sz w:val="24"/>
+          <w:szCs w:val="24"/>
+          <w:shd w:val="pct15" w:color="auto" w:fill="FFFFFF"/>
+          <w:lang w:eastAsia="zh-CN"/>
+        </w:rPr>
+        <w:t xml:space="preserve">　　善男子。譬如患翳妄见空花。患翳若除。不可说言此翳已灭何时更起一切诸翳。何以故。翳花二法非相待故。亦如空花灭于空时。不可说言虚空何时更起空花。何以故。空本无花非起灭故。生死涅槃同于起灭。妙觉圆照离于花翳。</w:t>
+      </w:r>
+    </w:p>
+    <w:p>
+      <w:pPr>
+        <w:spacing w:after="0" w:line="240" w:lineRule="auto"/>
+        <w:jc w:val="both"/>
+        <w:rPr>
+          <w:sz w:val="24"/>
+          <w:szCs w:val="24"/>
+          <w:shd w:val="pct15" w:color="auto" w:fill="FFFFFF"/>
+          <w:lang w:eastAsia="zh-CN"/>
+        </w:rPr>
+      </w:pPr>
+      <w:r>
+        <w:rPr>
+          <w:sz w:val="24"/>
+          <w:szCs w:val="24"/>
+          <w:shd w:val="pct15" w:color="auto" w:fill="FFFFFF"/>
+          <w:lang w:eastAsia="zh-CN"/>
+        </w:rPr>
+        <w:t xml:space="preserve">　　善男子。当知虚空非是暂有亦非暂无。况复如来圆觉随顺而为虚空平等本性。</w:t>
+      </w:r>
+    </w:p>
+    <w:p>
+      <w:pPr>
+        <w:spacing w:after="0" w:line="240" w:lineRule="auto"/>
+        <w:jc w:val="both"/>
+        <w:rPr>
+          <w:sz w:val="24"/>
+          <w:szCs w:val="24"/>
+          <w:shd w:val="pct15" w:color="auto" w:fill="FFFFFF"/>
+          <w:lang w:eastAsia="zh-CN"/>
+        </w:rPr>
+      </w:pPr>
+      <w:r>
+        <w:rPr>
+          <w:sz w:val="24"/>
+          <w:szCs w:val="24"/>
+          <w:shd w:val="pct15" w:color="auto" w:fill="FFFFFF"/>
+          <w:lang w:eastAsia="zh-CN"/>
+        </w:rPr>
+        <w:t xml:space="preserve">　　善男子。如销金矿，金非销有。既已成金，不重为矿。经无穷时金性不坏。不应说言本非成就。如来圆觉亦复如是。</w:t>
+      </w:r>
+    </w:p>
+    <w:p>
+      <w:pPr>
+        <w:spacing w:after="0" w:line="240" w:lineRule="auto"/>
+        <w:jc w:val="both"/>
+        <w:rPr>
+          <w:sz w:val="24"/>
+          <w:szCs w:val="24"/>
+          <w:shd w:val="pct15" w:color="auto" w:fill="FFFFFF"/>
+          <w:lang w:eastAsia="zh-CN"/>
+        </w:rPr>
+      </w:pPr>
+      <w:r>
+        <w:rPr>
+          <w:sz w:val="24"/>
+          <w:szCs w:val="24"/>
+          <w:shd w:val="pct15" w:color="auto" w:fill="FFFFFF"/>
+          <w:lang w:eastAsia="zh-CN"/>
+        </w:rPr>
+        <w:t xml:space="preserve">　　善男子。一切如来妙圆觉心本无菩提及与涅槃。亦无成佛及不成佛。无妄轮回及非轮回。</w:t>
+      </w:r>
+    </w:p>
+    <w:p>
+      <w:pPr>
+        <w:spacing w:after="0" w:line="240" w:lineRule="auto"/>
+        <w:jc w:val="both"/>
+        <w:rPr>
+          <w:sz w:val="24"/>
+          <w:szCs w:val="24"/>
+          <w:shd w:val="pct15" w:color="auto" w:fill="FFFFFF"/>
+          <w:lang w:eastAsia="zh-CN"/>
+        </w:rPr>
+      </w:pPr>
+      <w:r>
+        <w:rPr>
+          <w:sz w:val="24"/>
+          <w:szCs w:val="24"/>
+          <w:shd w:val="pct15" w:color="auto" w:fill="FFFFFF"/>
+          <w:lang w:eastAsia="zh-CN"/>
+        </w:rPr>
+        <w:t xml:space="preserve">　　善男子。但诸声闻所圆境界身心语言皆悉断灭。终不能至彼之亲证所现涅槃。何况能以有思惟心测度如来圆觉境界。如取萤火烧须弥山终不能著。以轮回心生轮回见，入于如来大寂灭海终不能至。是故我说一切菩萨及末世众生先断无始轮回根本。</w:t>
+      </w:r>
+    </w:p>
+    <w:p>
+      <w:pPr>
+        <w:spacing w:after="0" w:line="240" w:lineRule="auto"/>
+        <w:jc w:val="both"/>
+        <w:rPr>
+          <w:sz w:val="24"/>
+          <w:szCs w:val="24"/>
+          <w:shd w:val="pct15" w:color="auto" w:fill="FFFFFF"/>
+          <w:lang w:eastAsia="zh-CN"/>
+        </w:rPr>
+      </w:pPr>
+      <w:r>
+        <w:rPr>
+          <w:sz w:val="24"/>
+          <w:szCs w:val="24"/>
+          <w:shd w:val="pct15" w:color="auto" w:fill="FFFFFF"/>
+          <w:lang w:eastAsia="zh-CN"/>
+        </w:rPr>
+        <w:t xml:space="preserve">　　善男子。有作思惟。从有心起皆是六尘。妄想缘气非实心体。已如空花。用此思惟辨于佛境。犹如空花复结空果。展转妄想无有是处。</w:t>
+      </w:r>
+    </w:p>
+    <w:p>
+      <w:pPr>
+        <w:spacing w:after="0" w:line="240" w:lineRule="auto"/>
+        <w:jc w:val="both"/>
+        <w:rPr>
+          <w:sz w:val="24"/>
+          <w:szCs w:val="24"/>
+          <w:shd w:val="pct15" w:color="auto" w:fill="FFFFFF"/>
+          <w:lang w:eastAsia="zh-CN"/>
+        </w:rPr>
+      </w:pPr>
+      <w:r>
+        <w:rPr>
+          <w:sz w:val="24"/>
+          <w:szCs w:val="24"/>
+          <w:shd w:val="pct15" w:color="auto" w:fill="FFFFFF"/>
           <w:lang w:eastAsia="zh-CN"/>
         </w:rPr>
         <w:lastRenderedPageBreak/>
-        <w:t xml:space="preserve">　　心性归六尘　　四大体各离。</w:t>
-      </w:r>
-    </w:p>
-    <w:p>
-      <w:pPr>
-        <w:rPr>
-          <w:lang w:eastAsia="zh-CN"/>
-        </w:rPr>
-      </w:pPr>
-      <w:r>
-        <w:rPr>
-          <w:lang w:eastAsia="zh-CN"/>
-        </w:rPr>
-        <w:t xml:space="preserve">　　谁为和合者　　如是渐修行。</w:t>
-      </w:r>
-    </w:p>
-    <w:p>
-      <w:pPr>
-        <w:rPr>
-          <w:lang w:eastAsia="zh-CN"/>
-        </w:rPr>
-      </w:pPr>
-      <w:r>
-        <w:rPr>
-          <w:lang w:eastAsia="zh-CN"/>
-        </w:rPr>
-        <w:t xml:space="preserve">　　一切悉清净　　不动遍法界。</w:t>
-      </w:r>
-    </w:p>
-    <w:p>
-      <w:pPr>
-        <w:rPr>
-          <w:lang w:eastAsia="zh-CN"/>
-        </w:rPr>
-      </w:pPr>
-      <w:r>
-        <w:rPr>
-          <w:lang w:eastAsia="zh-CN"/>
-        </w:rPr>
-        <w:t xml:space="preserve">　　无作止任灭　　亦无能证者。</w:t>
-      </w:r>
-    </w:p>
-    <w:p>
-      <w:pPr>
-        <w:rPr>
-          <w:lang w:eastAsia="zh-CN"/>
-        </w:rPr>
-      </w:pPr>
-      <w:r>
-        <w:rPr>
-          <w:lang w:eastAsia="zh-CN"/>
-        </w:rPr>
-        <w:t xml:space="preserve">　　一切佛世界</w:t>
-      </w:r>
-      <w:r>
-        <w:rPr>
-          <w:lang w:eastAsia="zh-CN"/>
-        </w:rPr>
-        <w:t xml:space="preserve">　　犹如虚空花。</w:t>
-      </w:r>
-    </w:p>
-    <w:p>
-      <w:pPr>
-        <w:rPr>
-          <w:lang w:eastAsia="zh-CN"/>
-        </w:rPr>
-      </w:pPr>
-      <w:r>
-        <w:rPr>
-          <w:lang w:eastAsia="zh-CN"/>
-        </w:rPr>
-        <w:t xml:space="preserve">　　三世悉平等　　毕竟无来去。</w:t>
-      </w:r>
-    </w:p>
-    <w:p>
-      <w:pPr>
-        <w:rPr>
-          <w:lang w:eastAsia="zh-CN"/>
-        </w:rPr>
-      </w:pPr>
-      <w:r>
-        <w:rPr>
-          <w:lang w:eastAsia="zh-CN"/>
-        </w:rPr>
-        <w:t xml:space="preserve">　　初发心菩萨　　及末世众生。</w:t>
-      </w:r>
-    </w:p>
-    <w:p>
-      <w:pPr>
-        <w:rPr>
-          <w:lang w:eastAsia="zh-CN"/>
-        </w:rPr>
-      </w:pPr>
-      <w:r>
-        <w:rPr>
-          <w:lang w:eastAsia="zh-CN"/>
-        </w:rPr>
-        <w:t xml:space="preserve">　　欲求入佛道　　应如是修习。</w:t>
-      </w:r>
-    </w:p>
-    <w:p>
-      <w:pPr>
-        <w:rPr>
-          <w:lang w:eastAsia="zh-CN"/>
-        </w:rPr>
-      </w:pPr>
-      <w:r>
-        <w:rPr>
-          <w:lang w:eastAsia="zh-CN"/>
-        </w:rPr>
-        <w:t xml:space="preserve">　　于是金刚藏菩萨在大众中。即从座起顶礼佛足。右绕三匝长跪叉手而白佛言。大悲世尊。善为一切诸菩萨众。宣扬如来圆觉清净大陀罗尼因地法行渐次方便。与诸众生开发蒙昧。在会法众承佛慈诲。幻翳朗然慧目清净。世尊。若诸众生本来成佛。何故复有一切无明。若诸无明众生本有。何因缘故。如来复说本来成佛。十方异生本成佛道后起无明。一切如来何时复生一切烦恼。唯愿不舍无遮大慈。为诸菩萨开秘密藏。及为末世一切众生。得闻如是</w:t>
-      </w:r>
-      <w:r>
-        <w:rPr>
-          <w:lang w:eastAsia="zh-CN"/>
-        </w:rPr>
-        <w:t>修多罗教了义法门。永断疑悔。作是语已五体投地。如是三请终而复始。</w:t>
-      </w:r>
-    </w:p>
-    <w:p>
-      <w:pPr>
-        <w:rPr>
-          <w:lang w:eastAsia="zh-CN"/>
-        </w:rPr>
-      </w:pPr>
-      <w:r>
-        <w:rPr>
-          <w:lang w:eastAsia="zh-CN"/>
-        </w:rPr>
-        <w:t xml:space="preserve">　　尔时世尊告金刚藏菩萨言。善哉善哉。善男子。汝等乃能为诸菩萨及末世众生。问于如来甚深秘密究竟方便。是诸菩萨最上教诲了义大乘。能使十方修学菩萨及诸末世一切众生。得决定信永断疑悔。汝今谛听当为汝说。时金刚藏菩萨奉教欢喜。及诸大众默然而听。</w:t>
-      </w:r>
-    </w:p>
-    <w:p>
-      <w:pPr>
-        <w:rPr>
-          <w:lang w:eastAsia="zh-CN"/>
-        </w:rPr>
-      </w:pPr>
-      <w:r>
-        <w:rPr>
-          <w:lang w:eastAsia="zh-CN"/>
-        </w:rPr>
-        <w:t xml:space="preserve">　　善男子。一切世界始终生灭。前后有无聚散起止。念念相续循环往复。种种取舍皆是轮回。未出轮回而辨圆觉。彼圆觉性即同流转。若免轮回无有是处。譬如动目能摇湛水。又如定眼。犹回转火。云驶月运、舟行岸移，亦复如是。</w:t>
-      </w:r>
-    </w:p>
-    <w:p>
-      <w:pPr>
-        <w:rPr>
-          <w:lang w:eastAsia="zh-CN"/>
-        </w:rPr>
-      </w:pPr>
-      <w:r>
-        <w:rPr>
-          <w:lang w:eastAsia="zh-CN"/>
-        </w:rPr>
-        <w:t xml:space="preserve">　　善男子。诸旋未息彼物先住尚不可得。何况轮转生死垢心曾未清净。观佛圆觉而不旋复。是故汝等便生三惑。</w:t>
-      </w:r>
-    </w:p>
-    <w:p>
-      <w:pPr>
-        <w:rPr>
-          <w:lang w:eastAsia="zh-CN"/>
-        </w:rPr>
-      </w:pPr>
-      <w:r>
-        <w:rPr>
-          <w:lang w:eastAsia="zh-CN"/>
-        </w:rPr>
-        <w:t xml:space="preserve">　　善男子。譬如患翳妄见空花。患翳若除。不可说言此翳已灭何时更起一切诸翳。何以故。翳花二法非相待故。亦如空花灭于空时。不可说言虚空何时更起空花。何以故。空本无花非起灭故。生死涅槃同于起灭。妙觉圆照离于花翳。</w:t>
-      </w:r>
-    </w:p>
-    <w:p>
-      <w:pPr>
-        <w:rPr>
-          <w:lang w:eastAsia="zh-CN"/>
-        </w:rPr>
-      </w:pPr>
-      <w:r>
-        <w:rPr>
-          <w:lang w:eastAsia="zh-CN"/>
-        </w:rPr>
-        <w:t xml:space="preserve">　　善男子。当知虚空非是暂有亦非暂无。况复如来圆觉随顺而为虚空平等本性。</w:t>
-      </w:r>
-    </w:p>
-    <w:p>
-      <w:pPr>
-        <w:rPr>
-          <w:lang w:eastAsia="zh-CN"/>
-        </w:rPr>
-      </w:pPr>
-      <w:r>
-        <w:rPr>
-          <w:lang w:eastAsia="zh-CN"/>
-        </w:rPr>
-        <w:t xml:space="preserve">　　善男子。如销金矿，金非销有。既已成金，不重为矿。经无穷时金性不坏。不应说言本非成就。如来圆觉亦复如是。</w:t>
-      </w:r>
-    </w:p>
-    <w:p>
-      <w:pPr>
-        <w:rPr>
-          <w:lang w:eastAsia="zh-CN"/>
-        </w:rPr>
-      </w:pPr>
-      <w:r>
-        <w:rPr>
-          <w:lang w:eastAsia="zh-CN"/>
-        </w:rPr>
-        <w:t xml:space="preserve">　　善男子。一切如来</w:t>
-      </w:r>
-      <w:r>
-        <w:rPr>
-          <w:lang w:eastAsia="zh-CN"/>
-        </w:rPr>
-        <w:t>妙圆觉心本无菩提及与涅槃。亦无成佛及不成佛。无妄轮回及非轮回。</w:t>
-      </w:r>
-    </w:p>
-    <w:p>
-      <w:pPr>
-        <w:rPr>
-          <w:lang w:eastAsia="zh-CN"/>
-        </w:rPr>
-      </w:pPr>
-      <w:r>
-        <w:rPr>
+        <w:t xml:space="preserve">　　善男子。虚妄浮心多诸巧见。不能成就圆觉方便。如是分别非为正问。</w:t>
+      </w:r>
+    </w:p>
+    <w:p>
+      <w:pPr>
+        <w:spacing w:after="0" w:line="240" w:lineRule="auto"/>
+        <w:jc w:val="both"/>
+        <w:rPr>
+          <w:sz w:val="24"/>
+          <w:szCs w:val="24"/>
+          <w:shd w:val="pct15" w:color="auto" w:fill="FFFFFF"/>
+          <w:lang w:eastAsia="zh-CN"/>
+        </w:rPr>
+      </w:pPr>
+      <w:r>
+        <w:rPr>
+          <w:sz w:val="24"/>
+          <w:szCs w:val="24"/>
+          <w:shd w:val="pct15" w:color="auto" w:fill="FFFFFF"/>
+          <w:lang w:eastAsia="zh-CN"/>
+        </w:rPr>
+        <w:t xml:space="preserve">　　尔时世尊欲重宣此义而说偈言。</w:t>
+      </w:r>
+    </w:p>
+    <w:p>
+      <w:pPr>
+        <w:spacing w:after="0" w:line="240" w:lineRule="auto"/>
+        <w:jc w:val="both"/>
+        <w:rPr>
+          <w:sz w:val="24"/>
+          <w:szCs w:val="24"/>
+          <w:shd w:val="pct15" w:color="auto" w:fill="FFFFFF"/>
+          <w:lang w:eastAsia="zh-CN"/>
+        </w:rPr>
+      </w:pPr>
+      <w:r>
+        <w:rPr>
+          <w:sz w:val="24"/>
+          <w:szCs w:val="24"/>
+          <w:shd w:val="pct15" w:color="auto" w:fill="FFFFFF"/>
+          <w:lang w:eastAsia="zh-CN"/>
+        </w:rPr>
+        <w:t xml:space="preserve">　　金刚藏当知　　如来寂灭性。</w:t>
+      </w:r>
+    </w:p>
+    <w:p>
+      <w:pPr>
+        <w:spacing w:after="0" w:line="240" w:lineRule="auto"/>
+        <w:jc w:val="both"/>
+        <w:rPr>
+          <w:sz w:val="24"/>
+          <w:szCs w:val="24"/>
+          <w:shd w:val="pct15" w:color="auto" w:fill="FFFFFF"/>
+          <w:lang w:eastAsia="zh-CN"/>
+        </w:rPr>
+      </w:pPr>
+      <w:r>
+        <w:rPr>
+          <w:sz w:val="24"/>
+          <w:szCs w:val="24"/>
+          <w:shd w:val="pct15" w:color="auto" w:fill="FFFFFF"/>
+          <w:lang w:eastAsia="zh-CN"/>
+        </w:rPr>
+        <w:t xml:space="preserve">　　未曾有终始　　若以轮回心。</w:t>
+      </w:r>
+    </w:p>
+    <w:p>
+      <w:pPr>
+        <w:spacing w:after="0" w:line="240" w:lineRule="auto"/>
+        <w:jc w:val="both"/>
+        <w:rPr>
+          <w:sz w:val="24"/>
+          <w:szCs w:val="24"/>
+          <w:shd w:val="pct15" w:color="auto" w:fill="FFFFFF"/>
+          <w:lang w:eastAsia="zh-CN"/>
+        </w:rPr>
+      </w:pPr>
+      <w:r>
+        <w:rPr>
+          <w:sz w:val="24"/>
+          <w:szCs w:val="24"/>
+          <w:shd w:val="pct15" w:color="auto" w:fill="FFFFFF"/>
+          <w:lang w:eastAsia="zh-CN"/>
+        </w:rPr>
+        <w:t xml:space="preserve">　　思惟即旋复　　但至轮回际。</w:t>
+      </w:r>
+    </w:p>
+    <w:p>
+      <w:pPr>
+        <w:spacing w:after="0" w:line="240" w:lineRule="auto"/>
+        <w:jc w:val="both"/>
+        <w:rPr>
+          <w:sz w:val="24"/>
+          <w:szCs w:val="24"/>
+          <w:shd w:val="pct15" w:color="auto" w:fill="FFFFFF"/>
+          <w:lang w:eastAsia="zh-CN"/>
+        </w:rPr>
+      </w:pPr>
+      <w:r>
+        <w:rPr>
+          <w:sz w:val="24"/>
+          <w:szCs w:val="24"/>
+          <w:shd w:val="pct15" w:color="auto" w:fill="FFFFFF"/>
+          <w:lang w:eastAsia="zh-CN"/>
+        </w:rPr>
+        <w:t xml:space="preserve">　　不能入佛海　　譬如销金矿。</w:t>
+      </w:r>
+    </w:p>
+    <w:p>
+      <w:pPr>
+        <w:spacing w:after="0" w:line="240" w:lineRule="auto"/>
+        <w:jc w:val="both"/>
+        <w:rPr>
+          <w:sz w:val="24"/>
+          <w:szCs w:val="24"/>
+          <w:shd w:val="pct15" w:color="auto" w:fill="FFFFFF"/>
+          <w:lang w:eastAsia="zh-CN"/>
+        </w:rPr>
+      </w:pPr>
+      <w:r>
+        <w:rPr>
+          <w:sz w:val="24"/>
+          <w:szCs w:val="24"/>
+          <w:shd w:val="pct15" w:color="auto" w:fill="FFFFFF"/>
+          <w:lang w:eastAsia="zh-CN"/>
+        </w:rPr>
+        <w:t xml:space="preserve">　　金非销故有　　虽复本来金。</w:t>
+      </w:r>
+    </w:p>
+    <w:p>
+      <w:pPr>
+        <w:spacing w:after="0" w:line="240" w:lineRule="auto"/>
+        <w:jc w:val="both"/>
+        <w:rPr>
+          <w:sz w:val="24"/>
+          <w:szCs w:val="24"/>
+          <w:shd w:val="pct15" w:color="auto" w:fill="FFFFFF"/>
+          <w:lang w:eastAsia="zh-CN"/>
+        </w:rPr>
+      </w:pPr>
+      <w:r>
+        <w:rPr>
+          <w:sz w:val="24"/>
+          <w:szCs w:val="24"/>
+          <w:shd w:val="pct15" w:color="auto" w:fill="FFFFFF"/>
+          <w:lang w:eastAsia="zh-CN"/>
+        </w:rPr>
+        <w:t xml:space="preserve">　　终以销成就　　一成真金体。</w:t>
+      </w:r>
+    </w:p>
+    <w:p>
+      <w:pPr>
+        <w:spacing w:after="0" w:line="240" w:lineRule="auto"/>
+        <w:jc w:val="both"/>
+        <w:rPr>
+          <w:sz w:val="24"/>
+          <w:szCs w:val="24"/>
+          <w:shd w:val="pct15" w:color="auto" w:fill="FFFFFF"/>
+          <w:lang w:eastAsia="zh-CN"/>
+        </w:rPr>
+      </w:pPr>
+      <w:r>
+        <w:rPr>
+          <w:sz w:val="24"/>
+          <w:szCs w:val="24"/>
+          <w:shd w:val="pct15" w:color="auto" w:fill="FFFFFF"/>
+          <w:lang w:eastAsia="zh-CN"/>
+        </w:rPr>
+        <w:t xml:space="preserve">　　不复重为矿　　生死与涅槃。</w:t>
+      </w:r>
+    </w:p>
+    <w:p>
+      <w:pPr>
+        <w:spacing w:after="0" w:line="240" w:lineRule="auto"/>
+        <w:jc w:val="both"/>
+        <w:rPr>
+          <w:sz w:val="24"/>
+          <w:szCs w:val="24"/>
+          <w:shd w:val="pct15" w:color="auto" w:fill="FFFFFF"/>
+          <w:lang w:eastAsia="zh-CN"/>
+        </w:rPr>
+      </w:pPr>
+      <w:r>
+        <w:rPr>
+          <w:sz w:val="24"/>
+          <w:szCs w:val="24"/>
+          <w:shd w:val="pct15" w:color="auto" w:fill="FFFFFF"/>
+          <w:lang w:eastAsia="zh-CN"/>
+        </w:rPr>
+        <w:t xml:space="preserve">　　凡夫及诸佛　　同为空花相。</w:t>
+      </w:r>
+    </w:p>
+    <w:p>
+      <w:pPr>
+        <w:spacing w:after="0" w:line="240" w:lineRule="auto"/>
+        <w:jc w:val="both"/>
+        <w:rPr>
+          <w:sz w:val="24"/>
+          <w:szCs w:val="24"/>
+          <w:shd w:val="pct15" w:color="auto" w:fill="FFFFFF"/>
+          <w:lang w:eastAsia="zh-CN"/>
+        </w:rPr>
+      </w:pPr>
+      <w:r>
+        <w:rPr>
+          <w:sz w:val="24"/>
+          <w:szCs w:val="24"/>
+          <w:shd w:val="pct15" w:color="auto" w:fill="FFFFFF"/>
+          <w:lang w:eastAsia="zh-CN"/>
+        </w:rPr>
+        <w:t xml:space="preserve">　　思惟犹幻化　　何况诘虚妄。</w:t>
+      </w:r>
+    </w:p>
+    <w:p>
+      <w:pPr>
+        <w:spacing w:after="0" w:line="240" w:lineRule="auto"/>
+        <w:jc w:val="both"/>
+        <w:rPr>
+          <w:sz w:val="24"/>
+          <w:szCs w:val="24"/>
+          <w:shd w:val="pct15" w:color="auto" w:fill="FFFFFF"/>
+          <w:lang w:eastAsia="zh-CN"/>
+        </w:rPr>
+      </w:pPr>
+      <w:r>
+        <w:rPr>
+          <w:sz w:val="24"/>
+          <w:szCs w:val="24"/>
+          <w:shd w:val="pct15" w:color="auto" w:fill="FFFFFF"/>
+          <w:lang w:eastAsia="zh-CN"/>
+        </w:rPr>
+        <w:t xml:space="preserve">　　若能了此心　　然后求圆觉。</w:t>
+      </w:r>
+    </w:p>
+    <w:p>
+      <w:pPr>
+        <w:spacing w:after="0" w:line="240" w:lineRule="auto"/>
+        <w:jc w:val="both"/>
+        <w:rPr>
+          <w:sz w:val="24"/>
+          <w:szCs w:val="24"/>
+          <w:shd w:val="pct15" w:color="auto" w:fill="FFFFFF"/>
+          <w:lang w:eastAsia="zh-CN"/>
+        </w:rPr>
+      </w:pPr>
+      <w:r>
+        <w:rPr>
+          <w:sz w:val="24"/>
+          <w:szCs w:val="24"/>
+          <w:shd w:val="pct15" w:color="auto" w:fill="FFFFFF"/>
+          <w:lang w:eastAsia="zh-CN"/>
+        </w:rPr>
+        <w:t xml:space="preserve">　　于是弥勒菩萨在大众中。即从座起顶礼佛足。右绕三匝长跪叉手而白佛言。大悲世尊。广为菩萨开秘密藏。令诸大众深悟轮回分别邪正。能施末世一切众生无畏道眼。于大涅槃生决定信。无复重随轮转境界起循环见。世尊。若诸菩萨及末世众生。欲游如来大寂灭海。云何当断轮回根本。于诸轮回，有几种性修佛菩提。几等差别回入尘劳。当设几种教化方便度诸众生。唯愿不舍救世大悲。令诸修行一切菩萨及末世众生。慧目肃清照曜心镜。圆悟如来无上知见。作是语已五体投地。如是三请终而复始。</w:t>
+      </w:r>
+    </w:p>
+    <w:p>
+      <w:pPr>
+        <w:spacing w:after="0" w:line="240" w:lineRule="auto"/>
+        <w:jc w:val="both"/>
+        <w:rPr>
+          <w:sz w:val="24"/>
+          <w:szCs w:val="24"/>
+          <w:shd w:val="pct15" w:color="auto" w:fill="FFFFFF"/>
+          <w:lang w:eastAsia="zh-CN"/>
+        </w:rPr>
+      </w:pPr>
+      <w:r>
+        <w:rPr>
+          <w:sz w:val="24"/>
+          <w:szCs w:val="24"/>
+          <w:shd w:val="pct15" w:color="auto" w:fill="FFFFFF"/>
+          <w:lang w:eastAsia="zh-CN"/>
+        </w:rPr>
+        <w:t xml:space="preserve">　　尔时世尊告弥勒菩萨言。善哉善哉。善男子。汝等乃能为诸菩萨及末世众生请问如来深奥秘密微妙之义。令诸菩萨洁清慧目。及令一切末世众生永断轮回，心悟实相具无生忍。汝今谛听当为汝说。时弥勒菩萨奉教欢喜。及诸大众默然而听。</w:t>
+      </w:r>
+    </w:p>
+    <w:p>
+      <w:pPr>
+        <w:spacing w:after="0" w:line="240" w:lineRule="auto"/>
+        <w:jc w:val="both"/>
+        <w:rPr>
+          <w:sz w:val="24"/>
+          <w:szCs w:val="24"/>
+          <w:shd w:val="pct15" w:color="auto" w:fill="FFFFFF"/>
+          <w:lang w:eastAsia="zh-CN"/>
+        </w:rPr>
+      </w:pPr>
+      <w:r>
+        <w:rPr>
+          <w:sz w:val="24"/>
+          <w:szCs w:val="24"/>
+          <w:shd w:val="pct15" w:color="auto" w:fill="FFFFFF"/>
+          <w:lang w:eastAsia="zh-CN"/>
+        </w:rPr>
+        <w:t xml:space="preserve">　　善男子。一切众生从无始际，由有种种恩爱贪欲故有轮回。若诸世界一切种性。卵生胎生湿生化生。皆因淫欲而正性命。当知轮回爱为根本。由有诸欲助发爱性。是故能令生死相续。欲因爱生，命因欲有。众生爱命，还依欲本。爱欲为因，爱命为果。由于欲境起诸违顺。境背爱心而生憎嫉造种种业。是故复生地狱饿鬼。知欲可厌，爱厌业道，舍恶乐善，复现天人。又知诸爱可厌恶故，弃爱乐舍。还滋爱本，便现有为增上善果，皆轮回故不成圣道。是故众生欲脱生死免诸轮回。先断贪欲及除爱渴。</w:t>
+      </w:r>
+    </w:p>
+    <w:p>
+      <w:pPr>
+        <w:spacing w:after="0" w:line="240" w:lineRule="auto"/>
+        <w:jc w:val="both"/>
+        <w:rPr>
+          <w:sz w:val="24"/>
+          <w:szCs w:val="24"/>
+          <w:shd w:val="pct15" w:color="auto" w:fill="FFFFFF"/>
+          <w:lang w:eastAsia="zh-CN"/>
+        </w:rPr>
+      </w:pPr>
+      <w:r>
+        <w:rPr>
+          <w:sz w:val="24"/>
+          <w:szCs w:val="24"/>
+          <w:shd w:val="pct15" w:color="auto" w:fill="FFFFFF"/>
+          <w:lang w:eastAsia="zh-CN"/>
+        </w:rPr>
+        <w:t xml:space="preserve">　　善男子。菩萨变化示现世间非爱为本。但以慈悲令彼舍爱。假诸贪欲而入生死。若诸末世一切众生，能舍诸欲及除憎爱永断轮回。勤求如来圆觉境界。于清净心便得开悟。</w:t>
+      </w:r>
+    </w:p>
+    <w:p>
+      <w:pPr>
+        <w:spacing w:after="0" w:line="240" w:lineRule="auto"/>
+        <w:jc w:val="both"/>
+        <w:rPr>
+          <w:sz w:val="24"/>
+          <w:szCs w:val="24"/>
+          <w:shd w:val="pct15" w:color="auto" w:fill="FFFFFF"/>
+          <w:lang w:eastAsia="zh-CN"/>
+        </w:rPr>
+      </w:pPr>
+      <w:r>
+        <w:rPr>
+          <w:sz w:val="24"/>
+          <w:szCs w:val="24"/>
+          <w:shd w:val="pct15" w:color="auto" w:fill="FFFFFF"/>
+          <w:lang w:eastAsia="zh-CN"/>
+        </w:rPr>
+        <w:t xml:space="preserve">　　善男子。一切众生由本贪欲。发挥无明显出五性差别不等。依二种障而现深浅。云何二障。一者理障碍正知见。二者事障续诸生死。云何五性。</w:t>
+      </w:r>
+    </w:p>
+    <w:p>
+      <w:pPr>
+        <w:spacing w:after="0" w:line="240" w:lineRule="auto"/>
+        <w:jc w:val="both"/>
+        <w:rPr>
+          <w:sz w:val="24"/>
+          <w:szCs w:val="24"/>
+          <w:shd w:val="pct15" w:color="auto" w:fill="FFFFFF"/>
+          <w:lang w:eastAsia="zh-CN"/>
+        </w:rPr>
+      </w:pPr>
+      <w:r>
+        <w:rPr>
+          <w:sz w:val="24"/>
+          <w:szCs w:val="24"/>
+          <w:shd w:val="pct15" w:color="auto" w:fill="FFFFFF"/>
+          <w:lang w:eastAsia="zh-CN"/>
+        </w:rPr>
+        <w:t xml:space="preserve">　　善男子。若此二障未得断灭，名未成佛。若诸众生永舍贪欲先除事障。未断理障但能悟入声闻缘觉。未能显住菩萨境界。</w:t>
+      </w:r>
+    </w:p>
+    <w:p>
+      <w:pPr>
+        <w:spacing w:after="0" w:line="240" w:lineRule="auto"/>
+        <w:jc w:val="both"/>
+        <w:rPr>
+          <w:sz w:val="24"/>
+          <w:szCs w:val="24"/>
+          <w:shd w:val="pct15" w:color="auto" w:fill="FFFFFF"/>
+          <w:lang w:eastAsia="zh-CN"/>
+        </w:rPr>
+      </w:pPr>
+      <w:r>
+        <w:rPr>
+          <w:sz w:val="24"/>
+          <w:szCs w:val="24"/>
+          <w:shd w:val="pct15" w:color="auto" w:fill="FFFFFF"/>
+          <w:lang w:eastAsia="zh-CN"/>
+        </w:rPr>
+        <w:t xml:space="preserve">　　善男子。若诸末世一切众生。欲泛如来大圆觉海。先当发愿勤断二障。二障已伏即能悟入菩萨境界。若事理障已永断灭即入如来微妙圆觉。满足菩提及大涅槃。</w:t>
+      </w:r>
+    </w:p>
+    <w:p>
+      <w:pPr>
+        <w:spacing w:after="0" w:line="240" w:lineRule="auto"/>
+        <w:jc w:val="both"/>
+        <w:rPr>
+          <w:sz w:val="24"/>
+          <w:szCs w:val="24"/>
+          <w:shd w:val="pct15" w:color="auto" w:fill="FFFFFF"/>
+          <w:lang w:eastAsia="zh-CN"/>
+        </w:rPr>
+      </w:pPr>
+      <w:r>
+        <w:rPr>
+          <w:sz w:val="24"/>
+          <w:szCs w:val="24"/>
+          <w:shd w:val="pct15" w:color="auto" w:fill="FFFFFF"/>
+          <w:lang w:eastAsia="zh-CN"/>
+        </w:rPr>
+        <w:t xml:space="preserve">　　善男子。一切众生皆证圆觉。逢善知识依彼所作因地法行。尔时修习便有顿渐。若遇如来无上菩提正修行路。根无大小皆成佛果。若诸众生虽求善友，遇邪见者未得正悟。是则名为外道种性邪师过谬，非众生咎。是名众生五性差别。</w:t>
+      </w:r>
+    </w:p>
+    <w:p>
+      <w:pPr>
+        <w:spacing w:after="0" w:line="240" w:lineRule="auto"/>
+        <w:jc w:val="both"/>
+        <w:rPr>
+          <w:sz w:val="24"/>
+          <w:szCs w:val="24"/>
+          <w:shd w:val="pct15" w:color="auto" w:fill="FFFFFF"/>
+          <w:lang w:eastAsia="zh-CN"/>
+        </w:rPr>
+      </w:pPr>
+      <w:r>
+        <w:rPr>
+          <w:sz w:val="24"/>
+          <w:szCs w:val="24"/>
+          <w:shd w:val="pct15" w:color="auto" w:fill="FFFFFF"/>
           <w:lang w:eastAsia="zh-CN"/>
         </w:rPr>
         <w:lastRenderedPageBreak/>
-        <w:t xml:space="preserve">　　善男子。但诸声闻所圆境界身心语言皆悉断灭。终不能至彼之亲证所现涅槃。何况能以有思惟心测度如来圆觉境界。如取萤火烧须弥山终不能著。以轮回心生轮回见，入于如来大寂灭海终不能至。是故我说一切菩萨及末世众生先断无始轮回根本。</w:t>
-      </w:r>
-    </w:p>
-    <w:p>
-      <w:pPr>
-        <w:rPr>
-          <w:lang w:eastAsia="zh-CN"/>
-        </w:rPr>
-      </w:pPr>
-      <w:r>
-        <w:rPr>
-          <w:lang w:eastAsia="zh-CN"/>
-        </w:rPr>
-        <w:t xml:space="preserve">　　善男子。有作思惟。从有心起皆是六尘。妄想缘气非实心体。已如空花。用此思惟辨于佛境。犹如空花复结空果。展转妄想无有是处。</w:t>
-      </w:r>
-    </w:p>
-    <w:p>
-      <w:pPr>
-        <w:rPr>
-          <w:lang w:eastAsia="zh-CN"/>
-        </w:rPr>
-      </w:pPr>
-      <w:r>
-        <w:rPr>
-          <w:lang w:eastAsia="zh-CN"/>
-        </w:rPr>
-        <w:t xml:space="preserve">　　善男子。虚妄浮心多诸巧见。不能成就圆觉方便。如是分别非为正问。</w:t>
-      </w:r>
-    </w:p>
-    <w:p>
-      <w:pPr>
-        <w:rPr>
-          <w:lang w:eastAsia="zh-CN"/>
-        </w:rPr>
-      </w:pPr>
-      <w:r>
-        <w:rPr>
+        <w:t xml:space="preserve">　　善男子。菩萨唯以大悲方便入诸世间开发未悟。乃至示现种种形相逆顺境界。与其同事化令成佛。皆依无始清净愿力。若诸末世一切众生于大圆觉起增上心。当发菩萨清净大愿。应作是言。愿我今者住佛圆觉，求善知识莫值外道及与二乘。依愿修行渐断诸障。障尽愿满便登解脱清净法殿。证大圆觉妙庄严域。</w:t>
+      </w:r>
+    </w:p>
+    <w:p>
+      <w:pPr>
+        <w:spacing w:after="0" w:line="240" w:lineRule="auto"/>
+        <w:jc w:val="both"/>
+        <w:rPr>
+          <w:sz w:val="24"/>
+          <w:szCs w:val="24"/>
+          <w:shd w:val="pct15" w:color="auto" w:fill="FFFFFF"/>
+          <w:lang w:eastAsia="zh-CN"/>
+        </w:rPr>
+      </w:pPr>
+      <w:r>
+        <w:rPr>
+          <w:sz w:val="24"/>
+          <w:szCs w:val="24"/>
+          <w:shd w:val="pct15" w:color="auto" w:fill="FFFFFF"/>
           <w:lang w:eastAsia="zh-CN"/>
         </w:rPr>
         <w:t xml:space="preserve">　　尔时世尊欲重宣此义而说偈言。</w:t>
@@ -1166,284 +2181,420 @@
     </w:p>
     <w:p>
       <w:pPr>
-        <w:rPr>
-          <w:lang w:eastAsia="zh-CN"/>
-        </w:rPr>
-      </w:pPr>
-      <w:r>
-        <w:rPr>
-          <w:lang w:eastAsia="zh-CN"/>
-        </w:rPr>
-        <w:t xml:space="preserve">　　金刚藏当知　　如来寂灭性。</w:t>
-      </w:r>
-    </w:p>
-    <w:p>
-      <w:pPr>
-        <w:rPr>
-          <w:lang w:eastAsia="zh-CN"/>
-        </w:rPr>
-      </w:pPr>
-      <w:r>
-        <w:rPr>
-          <w:lang w:eastAsia="zh-CN"/>
-        </w:rPr>
-        <w:t xml:space="preserve">　　未曾有终始　　若以轮回心。</w:t>
-      </w:r>
-    </w:p>
-    <w:p>
-      <w:pPr>
-        <w:rPr>
-          <w:lang w:eastAsia="zh-CN"/>
-        </w:rPr>
-      </w:pPr>
-      <w:r>
-        <w:rPr>
-          <w:lang w:eastAsia="zh-CN"/>
-        </w:rPr>
-        <w:t xml:space="preserve">　　思惟即旋复　　但至轮回际。</w:t>
-      </w:r>
-    </w:p>
-    <w:p>
-      <w:pPr>
-        <w:rPr>
-          <w:lang w:eastAsia="zh-CN"/>
-        </w:rPr>
-      </w:pPr>
-      <w:r>
-        <w:rPr>
-          <w:lang w:eastAsia="zh-CN"/>
-        </w:rPr>
-        <w:t xml:space="preserve">　　不能入佛海　　譬如销金矿。</w:t>
-      </w:r>
-    </w:p>
-    <w:p>
-      <w:pPr>
-        <w:rPr>
-          <w:lang w:eastAsia="zh-CN"/>
-        </w:rPr>
-      </w:pPr>
-      <w:r>
-        <w:rPr>
-          <w:lang w:eastAsia="zh-CN"/>
-        </w:rPr>
-        <w:t xml:space="preserve">　　金非销故有　　虽复本来金。</w:t>
-      </w:r>
-    </w:p>
-    <w:p>
-      <w:pPr>
-        <w:rPr>
-          <w:lang w:eastAsia="zh-CN"/>
-        </w:rPr>
-      </w:pPr>
-      <w:r>
-        <w:rPr>
-          <w:lang w:eastAsia="zh-CN"/>
-        </w:rPr>
-        <w:t xml:space="preserve">　　终以销成就　　一成真金体。</w:t>
-      </w:r>
-    </w:p>
-    <w:p>
-      <w:pPr>
-        <w:rPr>
-          <w:lang w:eastAsia="zh-CN"/>
-        </w:rPr>
-      </w:pPr>
-      <w:r>
-        <w:rPr>
-          <w:lang w:eastAsia="zh-CN"/>
-        </w:rPr>
-        <w:t xml:space="preserve">　　不复重为矿　　生死与涅槃。</w:t>
-      </w:r>
-    </w:p>
-    <w:p>
-      <w:pPr>
-        <w:rPr>
-          <w:lang w:eastAsia="zh-CN"/>
-        </w:rPr>
-      </w:pPr>
-      <w:r>
-        <w:rPr>
-          <w:lang w:eastAsia="zh-CN"/>
-        </w:rPr>
-        <w:t xml:space="preserve">　　凡夫及诸佛　　同为空花相。</w:t>
-      </w:r>
-    </w:p>
-    <w:p>
-      <w:pPr>
-        <w:rPr>
-          <w:lang w:eastAsia="zh-CN"/>
-        </w:rPr>
-      </w:pPr>
-      <w:r>
-        <w:rPr>
-          <w:lang w:eastAsia="zh-CN"/>
-        </w:rPr>
-        <w:t xml:space="preserve">　　思惟犹幻化　　何况诘虚妄。</w:t>
-      </w:r>
-    </w:p>
-    <w:p>
-      <w:pPr>
-        <w:rPr>
-          <w:lang w:eastAsia="zh-CN"/>
-        </w:rPr>
-      </w:pPr>
-      <w:r>
-        <w:rPr>
-          <w:lang w:eastAsia="zh-CN"/>
-        </w:rPr>
-        <w:t xml:space="preserve">　　若能了此心　　然后求圆觉。</w:t>
-      </w:r>
-    </w:p>
-    <w:p>
-      <w:pPr>
-        <w:rPr>
-          <w:lang w:eastAsia="zh-CN"/>
-        </w:rPr>
-      </w:pPr>
-      <w:r>
-        <w:rPr>
-          <w:lang w:eastAsia="zh-CN"/>
-        </w:rPr>
-        <w:t xml:space="preserve">　　于是弥勒菩萨在大众中。即从座起顶礼佛足。右绕三匝长跪叉手而白佛言。大悲世尊。广为菩萨开秘密藏。令诸大众深悟轮回分别邪正。能施末世一切众生无畏道眼。于大涅槃生决定信。无复重随轮转境界起循环见。世尊。若诸菩萨及末世众生。欲游如来大寂灭海。云何当断轮回根本。于诸轮回，有几种性修佛菩提。几等差别回入尘劳。当设几种教化方便度诸众生。唯愿不舍救世大悲。令诸修行一切菩萨及末世众生。慧目肃清照曜心镜。圆悟如来无上知见。作是语已五体投地。如是三请终而复始。</w:t>
-      </w:r>
-    </w:p>
-    <w:p>
-      <w:pPr>
-        <w:rPr>
-          <w:lang w:eastAsia="zh-CN"/>
-        </w:rPr>
-      </w:pPr>
-      <w:r>
-        <w:rPr>
-          <w:lang w:eastAsia="zh-CN"/>
-        </w:rPr>
-        <w:t xml:space="preserve">　　尔时世尊告弥勒菩萨言。善哉善哉。善男子。汝等乃能为诸菩萨及末</w:t>
-      </w:r>
-      <w:r>
-        <w:rPr>
-          <w:lang w:eastAsia="zh-CN"/>
-        </w:rPr>
-        <w:t>世众生请问如来深奥秘密微妙之义。令诸菩萨洁清慧目。及令一切末世众生永断轮回，心悟实相具无生忍。汝今谛听当为汝说。时弥勒菩萨奉教欢喜。及诸大众默然而听。</w:t>
-      </w:r>
-    </w:p>
-    <w:p>
-      <w:pPr>
-        <w:rPr>
-          <w:lang w:eastAsia="zh-CN"/>
-        </w:rPr>
-      </w:pPr>
-      <w:r>
-        <w:rPr>
-          <w:lang w:eastAsia="zh-CN"/>
-        </w:rPr>
-        <w:t xml:space="preserve">　　善男子。一切众生从无始际，由有种种恩爱贪欲故有轮回。若诸世界一切种性。卵生胎生湿生化生。皆因淫欲而正性命。当知轮回爱为根本。由有诸欲助发爱性。是故能令生死相续。欲因爱生，命因欲有。众生爱命，还依欲本。爱欲为因，爱命为果。由于欲境起</w:t>
-      </w:r>
-      <w:r>
-        <w:rPr>
+        <w:spacing w:after="0" w:line="240" w:lineRule="auto"/>
+        <w:jc w:val="both"/>
+        <w:rPr>
+          <w:sz w:val="24"/>
+          <w:szCs w:val="24"/>
+          <w:shd w:val="pct15" w:color="auto" w:fill="FFFFFF"/>
+          <w:lang w:eastAsia="zh-CN"/>
+        </w:rPr>
+      </w:pPr>
+      <w:r>
+        <w:rPr>
+          <w:sz w:val="24"/>
+          <w:szCs w:val="24"/>
+          <w:shd w:val="pct15" w:color="auto" w:fill="FFFFFF"/>
+          <w:lang w:eastAsia="zh-CN"/>
+        </w:rPr>
+        <w:t xml:space="preserve">　　弥勒汝当知　　一切诸众生。</w:t>
+      </w:r>
+    </w:p>
+    <w:p>
+      <w:pPr>
+        <w:spacing w:after="0" w:line="240" w:lineRule="auto"/>
+        <w:jc w:val="both"/>
+        <w:rPr>
+          <w:sz w:val="24"/>
+          <w:szCs w:val="24"/>
+          <w:shd w:val="pct15" w:color="auto" w:fill="FFFFFF"/>
+          <w:lang w:eastAsia="zh-CN"/>
+        </w:rPr>
+      </w:pPr>
+      <w:r>
+        <w:rPr>
+          <w:sz w:val="24"/>
+          <w:szCs w:val="24"/>
+          <w:shd w:val="pct15" w:color="auto" w:fill="FFFFFF"/>
+          <w:lang w:eastAsia="zh-CN"/>
+        </w:rPr>
+        <w:t xml:space="preserve">　　不得大解脱　　皆由贪欲故。</w:t>
+      </w:r>
+    </w:p>
+    <w:p>
+      <w:pPr>
+        <w:spacing w:after="0" w:line="240" w:lineRule="auto"/>
+        <w:jc w:val="both"/>
+        <w:rPr>
+          <w:sz w:val="24"/>
+          <w:szCs w:val="24"/>
+          <w:shd w:val="pct15" w:color="auto" w:fill="FFFFFF"/>
+          <w:lang w:eastAsia="zh-CN"/>
+        </w:rPr>
+      </w:pPr>
+      <w:r>
+        <w:rPr>
+          <w:sz w:val="24"/>
+          <w:szCs w:val="24"/>
+          <w:shd w:val="pct15" w:color="auto" w:fill="FFFFFF"/>
+          <w:lang w:eastAsia="zh-CN"/>
+        </w:rPr>
+        <w:t xml:space="preserve">　　堕落于生死　　若能断憎爱。</w:t>
+      </w:r>
+    </w:p>
+    <w:p>
+      <w:pPr>
+        <w:spacing w:after="0" w:line="240" w:lineRule="auto"/>
+        <w:jc w:val="both"/>
+        <w:rPr>
+          <w:sz w:val="24"/>
+          <w:szCs w:val="24"/>
+          <w:shd w:val="pct15" w:color="auto" w:fill="FFFFFF"/>
+          <w:lang w:eastAsia="zh-CN"/>
+        </w:rPr>
+      </w:pPr>
+      <w:r>
+        <w:rPr>
+          <w:sz w:val="24"/>
+          <w:szCs w:val="24"/>
+          <w:shd w:val="pct15" w:color="auto" w:fill="FFFFFF"/>
+          <w:lang w:eastAsia="zh-CN"/>
+        </w:rPr>
+        <w:t xml:space="preserve">　　及与贪嗔痴　　不因差别性。</w:t>
+      </w:r>
+    </w:p>
+    <w:p>
+      <w:pPr>
+        <w:spacing w:after="0" w:line="240" w:lineRule="auto"/>
+        <w:jc w:val="both"/>
+        <w:rPr>
+          <w:sz w:val="24"/>
+          <w:szCs w:val="24"/>
+          <w:shd w:val="pct15" w:color="auto" w:fill="FFFFFF"/>
+          <w:lang w:eastAsia="zh-CN"/>
+        </w:rPr>
+      </w:pPr>
+      <w:r>
+        <w:rPr>
+          <w:sz w:val="24"/>
+          <w:szCs w:val="24"/>
+          <w:shd w:val="pct15" w:color="auto" w:fill="FFFFFF"/>
+          <w:lang w:eastAsia="zh-CN"/>
+        </w:rPr>
+        <w:t xml:space="preserve">　　皆得成佛道　　二障永销灭。</w:t>
+      </w:r>
+    </w:p>
+    <w:p>
+      <w:pPr>
+        <w:spacing w:after="0" w:line="240" w:lineRule="auto"/>
+        <w:jc w:val="both"/>
+        <w:rPr>
+          <w:sz w:val="24"/>
+          <w:szCs w:val="24"/>
+          <w:shd w:val="pct15" w:color="auto" w:fill="FFFFFF"/>
+          <w:lang w:eastAsia="zh-CN"/>
+        </w:rPr>
+      </w:pPr>
+      <w:r>
+        <w:rPr>
+          <w:sz w:val="24"/>
+          <w:szCs w:val="24"/>
+          <w:shd w:val="pct15" w:color="auto" w:fill="FFFFFF"/>
+          <w:lang w:eastAsia="zh-CN"/>
+        </w:rPr>
+        <w:t xml:space="preserve">　　求师得正悟　　随顺菩提愿。</w:t>
+      </w:r>
+    </w:p>
+    <w:p>
+      <w:pPr>
+        <w:spacing w:after="0" w:line="240" w:lineRule="auto"/>
+        <w:jc w:val="both"/>
+        <w:rPr>
+          <w:sz w:val="24"/>
+          <w:szCs w:val="24"/>
+          <w:shd w:val="pct15" w:color="auto" w:fill="FFFFFF"/>
+          <w:lang w:eastAsia="zh-CN"/>
+        </w:rPr>
+      </w:pPr>
+      <w:r>
+        <w:rPr>
+          <w:sz w:val="24"/>
+          <w:szCs w:val="24"/>
+          <w:shd w:val="pct15" w:color="auto" w:fill="FFFFFF"/>
+          <w:lang w:eastAsia="zh-CN"/>
+        </w:rPr>
+        <w:t xml:space="preserve">　　依止大涅槃　　十方诸菩萨。</w:t>
+      </w:r>
+    </w:p>
+    <w:p>
+      <w:pPr>
+        <w:spacing w:after="0" w:line="240" w:lineRule="auto"/>
+        <w:jc w:val="both"/>
+        <w:rPr>
+          <w:sz w:val="24"/>
+          <w:szCs w:val="24"/>
+          <w:shd w:val="pct15" w:color="auto" w:fill="FFFFFF"/>
+          <w:lang w:eastAsia="zh-CN"/>
+        </w:rPr>
+      </w:pPr>
+      <w:r>
+        <w:rPr>
+          <w:sz w:val="24"/>
+          <w:szCs w:val="24"/>
+          <w:shd w:val="pct15" w:color="auto" w:fill="FFFFFF"/>
+          <w:lang w:eastAsia="zh-CN"/>
+        </w:rPr>
+        <w:t xml:space="preserve">　　皆以大悲愿　　示现入生死。</w:t>
+      </w:r>
+    </w:p>
+    <w:p>
+      <w:pPr>
+        <w:spacing w:after="0" w:line="240" w:lineRule="auto"/>
+        <w:jc w:val="both"/>
+        <w:rPr>
+          <w:sz w:val="24"/>
+          <w:szCs w:val="24"/>
+          <w:shd w:val="pct15" w:color="auto" w:fill="FFFFFF"/>
+          <w:lang w:eastAsia="zh-CN"/>
+        </w:rPr>
+      </w:pPr>
+      <w:r>
+        <w:rPr>
+          <w:sz w:val="24"/>
+          <w:szCs w:val="24"/>
+          <w:shd w:val="pct15" w:color="auto" w:fill="FFFFFF"/>
+          <w:lang w:eastAsia="zh-CN"/>
+        </w:rPr>
+        <w:t xml:space="preserve">　　现在修行者　　及末世众生。</w:t>
+      </w:r>
+    </w:p>
+    <w:p>
+      <w:pPr>
+        <w:spacing w:after="0" w:line="240" w:lineRule="auto"/>
+        <w:jc w:val="both"/>
+        <w:rPr>
+          <w:sz w:val="24"/>
+          <w:szCs w:val="24"/>
+          <w:shd w:val="pct15" w:color="auto" w:fill="FFFFFF"/>
+          <w:lang w:eastAsia="zh-CN"/>
+        </w:rPr>
+      </w:pPr>
+      <w:r>
+        <w:rPr>
+          <w:sz w:val="24"/>
+          <w:szCs w:val="24"/>
+          <w:shd w:val="pct15" w:color="auto" w:fill="FFFFFF"/>
+          <w:lang w:eastAsia="zh-CN"/>
+        </w:rPr>
+        <w:t xml:space="preserve">　　勤断诸爱见　　便归大圆觉。</w:t>
+      </w:r>
+    </w:p>
+    <w:p>
+      <w:pPr>
+        <w:spacing w:after="0" w:line="240" w:lineRule="auto"/>
+        <w:jc w:val="both"/>
+        <w:rPr>
+          <w:sz w:val="24"/>
+          <w:szCs w:val="24"/>
+          <w:shd w:val="pct15" w:color="auto" w:fill="FFFFFF"/>
+          <w:lang w:eastAsia="zh-CN"/>
+        </w:rPr>
+      </w:pPr>
+      <w:r>
+        <w:rPr>
+          <w:sz w:val="24"/>
+          <w:szCs w:val="24"/>
+          <w:shd w:val="pct15" w:color="auto" w:fill="FFFFFF"/>
+          <w:lang w:eastAsia="zh-CN"/>
+        </w:rPr>
+        <w:t xml:space="preserve">　　于是清净慧菩萨在大众中。即从座起顶礼佛足。右绕三匝长跪叉手而白佛言。大悲世尊为我等辈广说如是不思议事。本所不见本所不闻。我等今者蒙佛善诱。身心泰然得大饶益。愿为一切诸来法众。重宣法王圆满觉性。一切众生及诸菩萨如来世尊，所证所得云何差别。令末世众生闻此圣教随顺开悟渐次能入。作是语已五体投地。如是三请终而复始。</w:t>
+      </w:r>
+    </w:p>
+    <w:p>
+      <w:pPr>
+        <w:spacing w:after="0" w:line="240" w:lineRule="auto"/>
+        <w:jc w:val="both"/>
+        <w:rPr>
+          <w:sz w:val="24"/>
+          <w:szCs w:val="24"/>
+          <w:shd w:val="pct15" w:color="auto" w:fill="FFFFFF"/>
+          <w:lang w:eastAsia="zh-CN"/>
+        </w:rPr>
+      </w:pPr>
+      <w:r>
+        <w:rPr>
+          <w:sz w:val="24"/>
+          <w:szCs w:val="24"/>
+          <w:shd w:val="pct15" w:color="auto" w:fill="FFFFFF"/>
+          <w:lang w:eastAsia="zh-CN"/>
+        </w:rPr>
+        <w:t xml:space="preserve">　　尔时世尊告清净慧菩萨言。善哉善哉。善男子。汝等乃能为诸菩萨及末世众生。请问如来渐次差别。汝今谛听当为汝说。时清净慧菩萨奉教欢喜。及诸大众默然而听。</w:t>
+      </w:r>
+    </w:p>
+    <w:p>
+      <w:pPr>
+        <w:spacing w:after="0" w:line="240" w:lineRule="auto"/>
+        <w:jc w:val="both"/>
+        <w:rPr>
+          <w:sz w:val="24"/>
+          <w:szCs w:val="24"/>
+          <w:shd w:val="pct15" w:color="auto" w:fill="FFFFFF"/>
+          <w:lang w:eastAsia="zh-CN"/>
+        </w:rPr>
+      </w:pPr>
+      <w:r>
+        <w:rPr>
+          <w:sz w:val="24"/>
+          <w:szCs w:val="24"/>
+          <w:shd w:val="pct15" w:color="auto" w:fill="FFFFFF"/>
+          <w:lang w:eastAsia="zh-CN"/>
+        </w:rPr>
+        <w:t xml:space="preserve">　　善男子。圆觉自性。非性性有。循诸性起。无取无证。于实相中实无菩萨及诸众生。何以故。菩萨众生皆是幻化。幻化灭故无取证者。譬如眼根不自见眼。性自平等。无平等者。众生迷倒，未能除灭一切幻化。于灭、未灭，妄功用中便显差别。若得如来寂灭随顺，实无寂灭及寂灭者。</w:t>
+      </w:r>
+    </w:p>
+    <w:p>
+      <w:pPr>
+        <w:spacing w:after="0" w:line="240" w:lineRule="auto"/>
+        <w:jc w:val="both"/>
+        <w:rPr>
+          <w:sz w:val="24"/>
+          <w:szCs w:val="24"/>
+          <w:shd w:val="pct15" w:color="auto" w:fill="FFFFFF"/>
+          <w:lang w:eastAsia="zh-CN"/>
+        </w:rPr>
+      </w:pPr>
+      <w:r>
+        <w:rPr>
+          <w:sz w:val="24"/>
+          <w:szCs w:val="24"/>
+          <w:shd w:val="pct15" w:color="auto" w:fill="FFFFFF"/>
+          <w:lang w:eastAsia="zh-CN"/>
+        </w:rPr>
+        <w:t xml:space="preserve">　　善男子。一切众生从无始来。由妄想我及爱我者。曾不自知念念生灭。故起憎爱耽著五欲。若遇善友教令开悟净圆觉性。发明起灭即知此生性自劳虑。若复有人劳虑永断，得法界净，即彼净解为自障碍。故于圆觉而不自在。此名凡夫随顺觉性。</w:t>
+      </w:r>
+    </w:p>
+    <w:p>
+      <w:pPr>
+        <w:spacing w:after="0" w:line="240" w:lineRule="auto"/>
+        <w:jc w:val="both"/>
+        <w:rPr>
+          <w:sz w:val="24"/>
+          <w:szCs w:val="24"/>
+          <w:shd w:val="pct15" w:color="auto" w:fill="FFFFFF"/>
+          <w:lang w:eastAsia="zh-CN"/>
+        </w:rPr>
+      </w:pPr>
+      <w:r>
+        <w:rPr>
+          <w:sz w:val="24"/>
+          <w:szCs w:val="24"/>
+          <w:shd w:val="pct15" w:color="auto" w:fill="FFFFFF"/>
+          <w:lang w:eastAsia="zh-CN"/>
+        </w:rPr>
+        <w:t xml:space="preserve">　　善男子。一切菩萨见解为碍。虽断解碍犹住见觉。觉碍为碍而不自在。此名菩萨未入地者随顺觉性。</w:t>
+      </w:r>
+    </w:p>
+    <w:p>
+      <w:pPr>
+        <w:spacing w:after="0" w:line="240" w:lineRule="auto"/>
+        <w:jc w:val="both"/>
+        <w:rPr>
+          <w:sz w:val="24"/>
+          <w:szCs w:val="24"/>
+          <w:shd w:val="pct15" w:color="auto" w:fill="FFFFFF"/>
+          <w:lang w:eastAsia="zh-CN"/>
+        </w:rPr>
+      </w:pPr>
+      <w:r>
+        <w:rPr>
+          <w:sz w:val="24"/>
+          <w:szCs w:val="24"/>
+          <w:shd w:val="pct15" w:color="auto" w:fill="FFFFFF"/>
+          <w:lang w:eastAsia="zh-CN"/>
+        </w:rPr>
+        <w:t xml:space="preserve">　　善男子。有照有觉俱名障碍。是故菩萨常觉不住。照与照者同时寂灭。譬如有人自断其首。首已断故无能断者。则以碍心自灭诸碍。碍已断灭无灭碍者。修多罗教如标月指。若复见月，了知所标毕竟非月。一切如来种种言说开示，菩萨亦复如是。此名菩萨已入地者随顺觉性。</w:t>
+      </w:r>
+    </w:p>
+    <w:p>
+      <w:pPr>
+        <w:spacing w:after="0" w:line="240" w:lineRule="auto"/>
+        <w:jc w:val="both"/>
+        <w:rPr>
+          <w:sz w:val="24"/>
+          <w:szCs w:val="24"/>
+          <w:shd w:val="pct15" w:color="auto" w:fill="FFFFFF"/>
+          <w:lang w:eastAsia="zh-CN"/>
+        </w:rPr>
+      </w:pPr>
+      <w:r>
+        <w:rPr>
+          <w:sz w:val="24"/>
+          <w:szCs w:val="24"/>
+          <w:shd w:val="pct15" w:color="auto" w:fill="FFFFFF"/>
+          <w:lang w:eastAsia="zh-CN"/>
+        </w:rPr>
+        <w:t xml:space="preserve">　　善男子。一切障碍即究竟觉。得念失念无非解脱。成法破法皆名涅槃。智慧愚痴通为般若。菩萨外道所成就法同是菩提。无明真如无异境界。诸戒定慧及淫怒痴俱是梵行。众生国土同一法性。地狱天宫皆为净土。有性无性齐成佛道。一切烦恼毕竟解脱。法界海慧照了诸相犹如虚空。此名如来随顺觉性。</w:t>
+      </w:r>
+    </w:p>
+    <w:p>
+      <w:pPr>
+        <w:spacing w:after="0" w:line="240" w:lineRule="auto"/>
+        <w:jc w:val="both"/>
+        <w:rPr>
+          <w:sz w:val="24"/>
+          <w:szCs w:val="24"/>
+          <w:shd w:val="pct15" w:color="auto" w:fill="FFFFFF"/>
+          <w:lang w:eastAsia="zh-CN"/>
+        </w:rPr>
+      </w:pPr>
+      <w:r>
+        <w:rPr>
+          <w:sz w:val="24"/>
+          <w:szCs w:val="24"/>
+          <w:shd w:val="pct15" w:color="auto" w:fill="FFFFFF"/>
           <w:lang w:eastAsia="zh-CN"/>
         </w:rPr>
         <w:lastRenderedPageBreak/>
-        <w:t>诸违顺。境背爱心而生憎嫉造种种业。是故复生地狱饿鬼。知欲可厌，爱厌业道，舍恶乐善，复现天人。又知诸爱可厌恶故，弃爱乐舍。还滋爱</w:t>
-      </w:r>
-      <w:r>
-        <w:rPr>
-          <w:lang w:eastAsia="zh-CN"/>
-        </w:rPr>
-        <w:t>本，便现有为增上善果，皆轮回故不成圣道。是故众生欲脱生死免诸轮回。先断贪欲及除爱渴。</w:t>
-      </w:r>
-    </w:p>
-    <w:p>
-      <w:pPr>
-        <w:rPr>
-          <w:lang w:eastAsia="zh-CN"/>
-        </w:rPr>
-      </w:pPr>
-      <w:r>
-        <w:rPr>
-          <w:lang w:eastAsia="zh-CN"/>
-        </w:rPr>
-        <w:t xml:space="preserve">　　善男子。菩萨变化示现世间非爱为本。但以慈悲令彼舍爱。假诸贪欲而入生死。若诸末世一切众生，能舍诸欲及除憎爱永断轮回。勤求如来圆觉境界。于清净心便得开悟。</w:t>
-      </w:r>
-    </w:p>
-    <w:p>
-      <w:pPr>
-        <w:rPr>
-          <w:lang w:eastAsia="zh-CN"/>
-        </w:rPr>
-      </w:pPr>
-      <w:r>
-        <w:rPr>
-          <w:lang w:eastAsia="zh-CN"/>
-        </w:rPr>
-        <w:t xml:space="preserve">　　善男子。一切众生由本贪欲。发挥无明显出五性差别不等。依二种障而现深浅。云何二障。一者理障碍正知见。二者事障续诸生死。云何五性。</w:t>
-      </w:r>
-    </w:p>
-    <w:p>
-      <w:pPr>
-        <w:rPr>
-          <w:lang w:eastAsia="zh-CN"/>
-        </w:rPr>
-      </w:pPr>
-      <w:r>
-        <w:rPr>
-          <w:lang w:eastAsia="zh-CN"/>
-        </w:rPr>
-        <w:t xml:space="preserve">　　善男子。若此二障未得断灭，名未成佛。若诸众生永舍贪欲先除事障。未断理障但能悟入声闻缘觉。未能显住菩萨境界。</w:t>
-      </w:r>
-    </w:p>
-    <w:p>
-      <w:pPr>
-        <w:rPr>
-          <w:lang w:eastAsia="zh-CN"/>
-        </w:rPr>
-      </w:pPr>
-      <w:r>
-        <w:rPr>
-          <w:lang w:eastAsia="zh-CN"/>
-        </w:rPr>
-        <w:t xml:space="preserve">　　善男子。若诸末世一切众</w:t>
-      </w:r>
-      <w:r>
-        <w:rPr>
-          <w:lang w:eastAsia="zh-CN"/>
-        </w:rPr>
-        <w:t>生。欲泛如来大圆觉海。先当发愿勤断二障。二障已伏即能悟入菩萨境界。若事理障已永断灭即入如来微妙圆觉。满足菩提及大涅槃。</w:t>
-      </w:r>
-    </w:p>
-    <w:p>
-      <w:pPr>
-        <w:rPr>
-          <w:lang w:eastAsia="zh-CN"/>
-        </w:rPr>
-      </w:pPr>
-      <w:r>
-        <w:rPr>
-          <w:lang w:eastAsia="zh-CN"/>
-        </w:rPr>
-        <w:t xml:space="preserve">　　善男子。一切众生皆证圆觉。逢善知识依彼所作因地法行。尔时修习便有顿渐。若遇如来无上菩提正修行路。根无大小皆成佛果。若诸众生虽求善友，遇邪见者未得正悟。是则名为外道种性邪师过谬，非众生咎。是名众生五性差别。</w:t>
-      </w:r>
-    </w:p>
-    <w:p>
-      <w:pPr>
-        <w:rPr>
-          <w:lang w:eastAsia="zh-CN"/>
-        </w:rPr>
-      </w:pPr>
-      <w:r>
-        <w:rPr>
-          <w:lang w:eastAsia="zh-CN"/>
-        </w:rPr>
-        <w:t xml:space="preserve">　　善男子。菩萨唯以大悲方便入诸世间开发未悟。乃至示现种种形相逆顺境界。与其同事化令成佛。皆依无始清净愿力。若诸末世一切众生于大圆觉起增上心。当发菩萨清净大愿。应作是言。愿我今者住佛圆觉，求善知识莫值外道及与二乘。依愿修行渐断诸障。障尽愿满便登解脱清净法殿。证大圆觉妙庄严域。</w:t>
-      </w:r>
-    </w:p>
-    <w:p>
-      <w:pPr>
-        <w:rPr>
-          <w:lang w:eastAsia="zh-CN"/>
-        </w:rPr>
-      </w:pPr>
-      <w:r>
-        <w:rPr>
+        <w:t xml:space="preserve">　　善男子。但诸菩萨及末世众生居一切时。不起妄念。于诸妄心亦不息灭。住妄想境不加了知。于无了知不辨真实。彼诸众生闻是法门。信解受持不生惊畏。是则名为随顺觉性。</w:t>
+      </w:r>
+    </w:p>
+    <w:p>
+      <w:pPr>
+        <w:spacing w:after="0" w:line="240" w:lineRule="auto"/>
+        <w:jc w:val="both"/>
+        <w:rPr>
+          <w:sz w:val="24"/>
+          <w:szCs w:val="24"/>
+          <w:shd w:val="pct15" w:color="auto" w:fill="FFFFFF"/>
+          <w:lang w:eastAsia="zh-CN"/>
+        </w:rPr>
+      </w:pPr>
+      <w:r>
+        <w:rPr>
+          <w:sz w:val="24"/>
+          <w:szCs w:val="24"/>
+          <w:shd w:val="pct15" w:color="auto" w:fill="FFFFFF"/>
+          <w:lang w:eastAsia="zh-CN"/>
+        </w:rPr>
+        <w:t xml:space="preserve">　　善男子。汝等当知。如是众生已曾供养百千万亿恒河沙诸佛及大菩萨植众德本。佛说是人名为成就一切种智。</w:t>
+      </w:r>
+    </w:p>
+    <w:p>
+      <w:pPr>
+        <w:spacing w:after="0" w:line="240" w:lineRule="auto"/>
+        <w:jc w:val="both"/>
+        <w:rPr>
+          <w:sz w:val="24"/>
+          <w:szCs w:val="24"/>
+          <w:shd w:val="pct15" w:color="auto" w:fill="FFFFFF"/>
+          <w:lang w:eastAsia="zh-CN"/>
+        </w:rPr>
+      </w:pPr>
+      <w:r>
+        <w:rPr>
+          <w:sz w:val="24"/>
+          <w:szCs w:val="24"/>
+          <w:shd w:val="pct15" w:color="auto" w:fill="FFFFFF"/>
           <w:lang w:eastAsia="zh-CN"/>
         </w:rPr>
         <w:t xml:space="preserve">　　尔时世尊欲重宣此义而说偈言。</w:t>
@@ -1451,297 +2602,20 @@
     </w:p>
     <w:p>
       <w:pPr>
-        <w:rPr>
-          <w:lang w:eastAsia="zh-CN"/>
-        </w:rPr>
-      </w:pPr>
-      <w:r>
-        <w:rPr>
-          <w:lang w:eastAsia="zh-CN"/>
-        </w:rPr>
-        <w:t xml:space="preserve">　　弥勒汝当知　　一切诸众生。</w:t>
-      </w:r>
-    </w:p>
-    <w:p>
-      <w:pPr>
-        <w:rPr>
-          <w:lang w:eastAsia="zh-CN"/>
-        </w:rPr>
-      </w:pPr>
-      <w:r>
-        <w:rPr>
-          <w:lang w:eastAsia="zh-CN"/>
-        </w:rPr>
-        <w:t xml:space="preserve">　　不得大解脱　　皆由贪欲故。</w:t>
-      </w:r>
-    </w:p>
-    <w:p>
-      <w:pPr>
-        <w:rPr>
-          <w:lang w:eastAsia="zh-CN"/>
-        </w:rPr>
-      </w:pPr>
-      <w:r>
-        <w:rPr>
-          <w:lang w:eastAsia="zh-CN"/>
-        </w:rPr>
-        <w:t xml:space="preserve">　　堕落于生死　　若能断憎爱。</w:t>
-      </w:r>
-    </w:p>
-    <w:p>
-      <w:pPr>
-        <w:rPr>
-          <w:lang w:eastAsia="zh-CN"/>
-        </w:rPr>
-      </w:pPr>
-      <w:r>
-        <w:rPr>
-          <w:lang w:eastAsia="zh-CN"/>
-        </w:rPr>
-        <w:t xml:space="preserve">　　及与贪嗔痴　　不因差别性。</w:t>
-      </w:r>
-    </w:p>
-    <w:p>
-      <w:pPr>
-        <w:rPr>
-          <w:lang w:eastAsia="zh-CN"/>
-        </w:rPr>
-      </w:pPr>
-      <w:r>
-        <w:rPr>
-          <w:lang w:eastAsia="zh-CN"/>
-        </w:rPr>
-        <w:t xml:space="preserve">　　皆得成佛道　　二障永销灭。</w:t>
-      </w:r>
-    </w:p>
-    <w:p>
-      <w:pPr>
-        <w:rPr>
-          <w:lang w:eastAsia="zh-CN"/>
-        </w:rPr>
-      </w:pPr>
-      <w:r>
-        <w:rPr>
-          <w:lang w:eastAsia="zh-CN"/>
-        </w:rPr>
-        <w:t xml:space="preserve">　　求师得正悟　　随顺菩提愿。</w:t>
-      </w:r>
-    </w:p>
-    <w:p>
-      <w:pPr>
-        <w:rPr>
-          <w:lang w:eastAsia="zh-CN"/>
-        </w:rPr>
-      </w:pPr>
-      <w:r>
-        <w:rPr>
-          <w:lang w:eastAsia="zh-CN"/>
-        </w:rPr>
-        <w:t xml:space="preserve">　　依止</w:t>
-      </w:r>
-      <w:r>
-        <w:rPr>
-          <w:lang w:eastAsia="zh-CN"/>
-        </w:rPr>
-        <w:t>大涅槃　　十方诸菩萨。</w:t>
-      </w:r>
-    </w:p>
-    <w:p>
-      <w:pPr>
-        <w:rPr>
-          <w:lang w:eastAsia="zh-CN"/>
-        </w:rPr>
-      </w:pPr>
-      <w:r>
-        <w:rPr>
-          <w:lang w:eastAsia="zh-CN"/>
-        </w:rPr>
-        <w:t xml:space="preserve">　　皆以大悲愿　　示现入生死。</w:t>
-      </w:r>
-    </w:p>
-    <w:p>
-      <w:pPr>
-        <w:rPr>
-          <w:lang w:eastAsia="zh-CN"/>
-        </w:rPr>
-      </w:pPr>
-      <w:r>
-        <w:rPr>
-          <w:lang w:eastAsia="zh-CN"/>
-        </w:rPr>
-        <w:t xml:space="preserve">　　现在修行者　　及末世众生。</w:t>
-      </w:r>
-    </w:p>
-    <w:p>
-      <w:pPr>
-        <w:rPr>
-          <w:lang w:eastAsia="zh-CN"/>
-        </w:rPr>
-      </w:pPr>
-      <w:r>
-        <w:rPr>
-          <w:lang w:eastAsia="zh-CN"/>
-        </w:rPr>
-        <w:t xml:space="preserve">　　勤断诸爱见　　便归大圆觉。</w:t>
-      </w:r>
-    </w:p>
-    <w:p>
-      <w:pPr>
-        <w:rPr>
-          <w:lang w:eastAsia="zh-CN"/>
-        </w:rPr>
-      </w:pPr>
-      <w:r>
-        <w:rPr>
-          <w:lang w:eastAsia="zh-CN"/>
-        </w:rPr>
-        <w:lastRenderedPageBreak/>
-        <w:t xml:space="preserve">　　于是清净慧菩萨在大众中。即从座起顶礼佛足。右绕三匝长跪叉手而白佛言。大悲世尊为我等辈广说如是不思议事。本所不见本所不闻。我等今者蒙佛善诱。身心泰然得大饶益。愿为一切诸来法众。重宣法王圆满觉性。一切众生及诸菩萨如来世尊，所证所得云何差别。令末世众生闻此圣教随顺开悟渐次能入。作是语已五体投地。如是三请终而复始。</w:t>
-      </w:r>
-    </w:p>
-    <w:p>
-      <w:pPr>
-        <w:rPr>
-          <w:lang w:eastAsia="zh-CN"/>
-        </w:rPr>
-      </w:pPr>
-      <w:r>
-        <w:rPr>
-          <w:lang w:eastAsia="zh-CN"/>
-        </w:rPr>
-        <w:t xml:space="preserve">　　尔时世尊告清净慧菩萨言。善哉善哉。善男子。汝等乃能为诸菩萨及末世众生。请问</w:t>
-      </w:r>
-      <w:r>
-        <w:rPr>
-          <w:lang w:eastAsia="zh-CN"/>
-        </w:rPr>
-        <w:t>如来渐次差别。汝今谛听当为汝说。时清净慧菩萨奉教欢喜。及诸大众默然而听。</w:t>
-      </w:r>
-    </w:p>
-    <w:p>
-      <w:pPr>
-        <w:rPr>
-          <w:lang w:eastAsia="zh-CN"/>
-        </w:rPr>
-      </w:pPr>
-      <w:r>
-        <w:rPr>
-          <w:lang w:eastAsia="zh-CN"/>
-        </w:rPr>
-        <w:t xml:space="preserve">　　善男子。圆觉自性。非性性有。循诸性起。无取无证。于实相中实无菩萨及诸众生。何以故。菩萨众生皆是幻化。幻化灭故无取证者。譬如眼根不自见眼。性自平等。无平等者。众生迷倒，未能除灭一切幻化。于灭、未灭，妄功用中便显差别。若得如来寂灭随顺，实无寂灭及寂灭者。</w:t>
-      </w:r>
-    </w:p>
-    <w:p>
-      <w:pPr>
-        <w:rPr>
-          <w:lang w:eastAsia="zh-CN"/>
-        </w:rPr>
-      </w:pPr>
-      <w:r>
-        <w:rPr>
-          <w:lang w:eastAsia="zh-CN"/>
-        </w:rPr>
-        <w:t xml:space="preserve">　　善男子。一切众生从无始来。由妄想我及爱我者。曾不自知念念生灭。故起憎爱耽著五欲。若遇善友教令开悟净圆觉性。发明起灭即知此生性自劳虑。若复有人劳虑永断，得法界净，即彼净解为自障碍。故于圆觉而不自在。此名凡夫随顺觉性。</w:t>
-      </w:r>
-    </w:p>
-    <w:p>
-      <w:pPr>
-        <w:rPr>
-          <w:lang w:eastAsia="zh-CN"/>
-        </w:rPr>
-      </w:pPr>
-      <w:r>
-        <w:rPr>
-          <w:lang w:eastAsia="zh-CN"/>
-        </w:rPr>
-        <w:t xml:space="preserve">　　善男子。一切菩萨见解为碍。虽断解碍犹住见觉。觉碍为碍而不自在。此名菩萨未入地者随顺觉性。</w:t>
-      </w:r>
-    </w:p>
-    <w:p>
-      <w:pPr>
-        <w:rPr>
-          <w:lang w:eastAsia="zh-CN"/>
-        </w:rPr>
-      </w:pPr>
-      <w:r>
-        <w:rPr>
-          <w:lang w:eastAsia="zh-CN"/>
-        </w:rPr>
-        <w:t xml:space="preserve">　　善男子。有照有觉俱名障碍。是故菩萨常觉不住。照与照者同时寂灭。譬如有人自断其首。首已断故无能断者。则以碍心自灭诸碍。碍已断灭无灭碍者。修多罗教如标月指。若复见月，了知所标毕竟非月。一切如来种种言</w:t>
-      </w:r>
-      <w:r>
-        <w:rPr>
-          <w:lang w:eastAsia="zh-CN"/>
-        </w:rPr>
-        <w:t>说开示，菩萨亦复如是。此名菩萨已入地者随顺觉性。</w:t>
-      </w:r>
-    </w:p>
-    <w:p>
-      <w:pPr>
-        <w:rPr>
-          <w:lang w:eastAsia="zh-CN"/>
-        </w:rPr>
-      </w:pPr>
-      <w:r>
-        <w:rPr>
-          <w:lang w:eastAsia="zh-CN"/>
-        </w:rPr>
-        <w:t xml:space="preserve">　　善男子。一切障碍即究竟觉。得念失念无非解脱。成法破法皆名涅槃。智慧愚痴通为般若。菩萨外道所成就法同是菩提。无明真如无异境界。诸戒定慧及淫怒痴俱是梵行。众生国土同一法性。地狱天宫皆为净土。有性无性齐成佛道。一切烦恼毕竟解脱。法界海慧照了诸相犹如虚空。此名如来随顺觉性。</w:t>
-      </w:r>
-    </w:p>
-    <w:p>
-      <w:pPr>
-        <w:rPr>
-          <w:lang w:eastAsia="zh-CN"/>
-        </w:rPr>
-      </w:pPr>
-      <w:r>
-        <w:rPr>
-          <w:lang w:eastAsia="zh-CN"/>
-        </w:rPr>
-        <w:t xml:space="preserve">　　善男子。但诸菩萨及末世众生居一切时。不起妄念。于诸妄心亦不息灭。住妄想境不加了知。于无了知不辨真实。彼诸众生闻是法门。信解受持不生惊畏。是则名为随顺觉性。</w:t>
-      </w:r>
-    </w:p>
-    <w:p>
-      <w:pPr>
-        <w:rPr>
-          <w:lang w:eastAsia="zh-CN"/>
-        </w:rPr>
-      </w:pPr>
-      <w:r>
-        <w:rPr>
-          <w:lang w:eastAsia="zh-CN"/>
-        </w:rPr>
-        <w:t xml:space="preserve">　　善男子。汝等当知。如是众生</w:t>
-      </w:r>
-      <w:r>
-        <w:rPr>
-          <w:lang w:eastAsia="zh-CN"/>
-        </w:rPr>
-        <w:t>已曾供养百千万亿恒河沙诸佛及大菩萨植众德本。佛说是人名为成就一切种智。</w:t>
-      </w:r>
-    </w:p>
-    <w:p>
-      <w:pPr>
-        <w:rPr>
-          <w:lang w:eastAsia="zh-CN"/>
-        </w:rPr>
-      </w:pPr>
-      <w:r>
-        <w:rPr>
-          <w:lang w:eastAsia="zh-CN"/>
-        </w:rPr>
-        <w:t xml:space="preserve">　　尔时世尊欲重宣此义而说偈言。</w:t>
-      </w:r>
-    </w:p>
-    <w:p>
-      <w:pPr>
-        <w:rPr>
-          <w:lang w:eastAsia="zh-CN"/>
-        </w:rPr>
-      </w:pPr>
-      <w:r>
-        <w:rPr>
+        <w:spacing w:after="0" w:line="240" w:lineRule="auto"/>
+        <w:jc w:val="both"/>
+        <w:rPr>
+          <w:sz w:val="24"/>
+          <w:szCs w:val="24"/>
+          <w:shd w:val="pct15" w:color="auto" w:fill="FFFFFF"/>
+          <w:lang w:eastAsia="zh-CN"/>
+        </w:rPr>
+      </w:pPr>
+      <w:r>
+        <w:rPr>
+          <w:sz w:val="24"/>
+          <w:szCs w:val="24"/>
+          <w:shd w:val="pct15" w:color="auto" w:fill="FFFFFF"/>
           <w:lang w:eastAsia="zh-CN"/>
         </w:rPr>
         <w:t xml:space="preserve">　　清净慧当知　　圆满菩提性。</w:t>
@@ -1749,12 +2623,20 @@
     </w:p>
     <w:p>
       <w:pPr>
-        <w:rPr>
-          <w:lang w:eastAsia="zh-CN"/>
-        </w:rPr>
-      </w:pPr>
-      <w:r>
-        <w:rPr>
+        <w:spacing w:after="0" w:line="240" w:lineRule="auto"/>
+        <w:jc w:val="both"/>
+        <w:rPr>
+          <w:sz w:val="24"/>
+          <w:szCs w:val="24"/>
+          <w:shd w:val="pct15" w:color="auto" w:fill="FFFFFF"/>
+          <w:lang w:eastAsia="zh-CN"/>
+        </w:rPr>
+      </w:pPr>
+      <w:r>
+        <w:rPr>
+          <w:sz w:val="24"/>
+          <w:szCs w:val="24"/>
+          <w:shd w:val="pct15" w:color="auto" w:fill="FFFFFF"/>
           <w:lang w:eastAsia="zh-CN"/>
         </w:rPr>
         <w:t xml:space="preserve">　　无取亦无证　　无菩萨众生。</w:t>
@@ -1762,12 +2644,20 @@
     </w:p>
     <w:p>
       <w:pPr>
-        <w:rPr>
-          <w:lang w:eastAsia="zh-CN"/>
-        </w:rPr>
-      </w:pPr>
-      <w:r>
-        <w:rPr>
+        <w:spacing w:after="0" w:line="240" w:lineRule="auto"/>
+        <w:jc w:val="both"/>
+        <w:rPr>
+          <w:sz w:val="24"/>
+          <w:szCs w:val="24"/>
+          <w:shd w:val="pct15" w:color="auto" w:fill="FFFFFF"/>
+          <w:lang w:eastAsia="zh-CN"/>
+        </w:rPr>
+      </w:pPr>
+      <w:r>
+        <w:rPr>
+          <w:sz w:val="24"/>
+          <w:szCs w:val="24"/>
+          <w:shd w:val="pct15" w:color="auto" w:fill="FFFFFF"/>
           <w:lang w:eastAsia="zh-CN"/>
         </w:rPr>
         <w:t xml:space="preserve">　　觉与未觉时　　渐次有差别。</w:t>
@@ -1775,26 +2665,41 @@
     </w:p>
     <w:p>
       <w:pPr>
-        <w:rPr>
-          <w:lang w:eastAsia="zh-CN"/>
-        </w:rPr>
-      </w:pPr>
-      <w:r>
-        <w:rPr>
-          <w:lang w:eastAsia="zh-CN"/>
-        </w:rPr>
-        <w:lastRenderedPageBreak/>
+        <w:spacing w:after="0" w:line="240" w:lineRule="auto"/>
+        <w:jc w:val="both"/>
+        <w:rPr>
+          <w:sz w:val="24"/>
+          <w:szCs w:val="24"/>
+          <w:shd w:val="pct15" w:color="auto" w:fill="FFFFFF"/>
+          <w:lang w:eastAsia="zh-CN"/>
+        </w:rPr>
+      </w:pPr>
+      <w:r>
+        <w:rPr>
+          <w:sz w:val="24"/>
+          <w:szCs w:val="24"/>
+          <w:shd w:val="pct15" w:color="auto" w:fill="FFFFFF"/>
+          <w:lang w:eastAsia="zh-CN"/>
+        </w:rPr>
         <w:t xml:space="preserve">　　众生为解碍　　菩萨未离觉。</w:t>
       </w:r>
     </w:p>
     <w:p>
       <w:pPr>
-        <w:rPr>
-          <w:lang w:eastAsia="zh-CN"/>
-        </w:rPr>
-      </w:pPr>
-      <w:r>
-        <w:rPr>
+        <w:spacing w:after="0" w:line="240" w:lineRule="auto"/>
+        <w:jc w:val="both"/>
+        <w:rPr>
+          <w:sz w:val="24"/>
+          <w:szCs w:val="24"/>
+          <w:shd w:val="pct15" w:color="auto" w:fill="FFFFFF"/>
+          <w:lang w:eastAsia="zh-CN"/>
+        </w:rPr>
+      </w:pPr>
+      <w:r>
+        <w:rPr>
+          <w:sz w:val="24"/>
+          <w:szCs w:val="24"/>
+          <w:shd w:val="pct15" w:color="auto" w:fill="FFFFFF"/>
           <w:lang w:eastAsia="zh-CN"/>
         </w:rPr>
         <w:t xml:space="preserve">　　入地永寂灭　　不住一切相。</w:t>
@@ -1802,12 +2707,20 @@
     </w:p>
     <w:p>
       <w:pPr>
-        <w:rPr>
-          <w:lang w:eastAsia="zh-CN"/>
-        </w:rPr>
-      </w:pPr>
-      <w:r>
-        <w:rPr>
+        <w:spacing w:after="0" w:line="240" w:lineRule="auto"/>
+        <w:jc w:val="both"/>
+        <w:rPr>
+          <w:sz w:val="24"/>
+          <w:szCs w:val="24"/>
+          <w:shd w:val="pct15" w:color="auto" w:fill="FFFFFF"/>
+          <w:lang w:eastAsia="zh-CN"/>
+        </w:rPr>
+      </w:pPr>
+      <w:r>
+        <w:rPr>
+          <w:sz w:val="24"/>
+          <w:szCs w:val="24"/>
+          <w:shd w:val="pct15" w:color="auto" w:fill="FFFFFF"/>
           <w:lang w:eastAsia="zh-CN"/>
         </w:rPr>
         <w:t xml:space="preserve">　　大觉悉圆满　　名为遍随顺。</w:t>
@@ -1815,12 +2728,20 @@
     </w:p>
     <w:p>
       <w:pPr>
-        <w:rPr>
-          <w:lang w:eastAsia="zh-CN"/>
-        </w:rPr>
-      </w:pPr>
-      <w:r>
-        <w:rPr>
+        <w:spacing w:after="0" w:line="240" w:lineRule="auto"/>
+        <w:jc w:val="both"/>
+        <w:rPr>
+          <w:sz w:val="24"/>
+          <w:szCs w:val="24"/>
+          <w:shd w:val="pct15" w:color="auto" w:fill="FFFFFF"/>
+          <w:lang w:eastAsia="zh-CN"/>
+        </w:rPr>
+      </w:pPr>
+      <w:r>
+        <w:rPr>
+          <w:sz w:val="24"/>
+          <w:szCs w:val="24"/>
+          <w:shd w:val="pct15" w:color="auto" w:fill="FFFFFF"/>
           <w:lang w:eastAsia="zh-CN"/>
         </w:rPr>
         <w:t xml:space="preserve">　　末世诸众生　　心不生虚妄。</w:t>
@@ -1828,12 +2749,20 @@
     </w:p>
     <w:p>
       <w:pPr>
-        <w:rPr>
-          <w:lang w:eastAsia="zh-CN"/>
-        </w:rPr>
-      </w:pPr>
-      <w:r>
-        <w:rPr>
+        <w:spacing w:after="0" w:line="240" w:lineRule="auto"/>
+        <w:jc w:val="both"/>
+        <w:rPr>
+          <w:sz w:val="24"/>
+          <w:szCs w:val="24"/>
+          <w:shd w:val="pct15" w:color="auto" w:fill="FFFFFF"/>
+          <w:lang w:eastAsia="zh-CN"/>
+        </w:rPr>
+      </w:pPr>
+      <w:r>
+        <w:rPr>
+          <w:sz w:val="24"/>
+          <w:szCs w:val="24"/>
+          <w:shd w:val="pct15" w:color="auto" w:fill="FFFFFF"/>
           <w:lang w:eastAsia="zh-CN"/>
         </w:rPr>
         <w:t xml:space="preserve">　　佛说如是人　　现世即菩萨。</w:t>
@@ -1841,12 +2770,20 @@
     </w:p>
     <w:p>
       <w:pPr>
-        <w:rPr>
-          <w:lang w:eastAsia="zh-CN"/>
-        </w:rPr>
-      </w:pPr>
-      <w:r>
-        <w:rPr>
+        <w:spacing w:after="0" w:line="240" w:lineRule="auto"/>
+        <w:jc w:val="both"/>
+        <w:rPr>
+          <w:sz w:val="24"/>
+          <w:szCs w:val="24"/>
+          <w:shd w:val="pct15" w:color="auto" w:fill="FFFFFF"/>
+          <w:lang w:eastAsia="zh-CN"/>
+        </w:rPr>
+      </w:pPr>
+      <w:r>
+        <w:rPr>
+          <w:sz w:val="24"/>
+          <w:szCs w:val="24"/>
+          <w:shd w:val="pct15" w:color="auto" w:fill="FFFFFF"/>
           <w:lang w:eastAsia="zh-CN"/>
         </w:rPr>
         <w:t xml:space="preserve">　　供养恒沙佛　　功德已圆满。</w:t>
@@ -1854,12 +2791,20 @@
     </w:p>
     <w:p>
       <w:pPr>
-        <w:rPr>
-          <w:lang w:eastAsia="zh-CN"/>
-        </w:rPr>
-      </w:pPr>
-      <w:r>
-        <w:rPr>
+        <w:spacing w:after="0" w:line="240" w:lineRule="auto"/>
+        <w:jc w:val="both"/>
+        <w:rPr>
+          <w:sz w:val="24"/>
+          <w:szCs w:val="24"/>
+          <w:shd w:val="pct15" w:color="auto" w:fill="FFFFFF"/>
+          <w:lang w:eastAsia="zh-CN"/>
+        </w:rPr>
+      </w:pPr>
+      <w:r>
+        <w:rPr>
+          <w:sz w:val="24"/>
+          <w:szCs w:val="24"/>
+          <w:shd w:val="pct15" w:color="auto" w:fill="FFFFFF"/>
           <w:lang w:eastAsia="zh-CN"/>
         </w:rPr>
         <w:t xml:space="preserve">　　虽有多方便　　皆名随顺智。</w:t>
@@ -1867,31 +2812,41 @@
     </w:p>
     <w:p>
       <w:pPr>
-        <w:rPr>
-          <w:lang w:eastAsia="zh-CN"/>
-        </w:rPr>
-      </w:pPr>
-      <w:r>
-        <w:rPr>
-          <w:lang w:eastAsia="zh-CN"/>
-        </w:rPr>
-        <w:t xml:space="preserve">　　于是威德自在菩萨在大众中。即从座起顶礼佛足。右绕三匝长跪叉手而白佛言。大悲世尊广为</w:t>
-      </w:r>
-      <w:r>
-        <w:rPr>
-          <w:lang w:eastAsia="zh-CN"/>
-        </w:rPr>
-        <w:t>我等分别如是随顺觉性。令诸菩萨觉心光明承佛圆音。不因修习而得善利。世尊。譬如大城外有四门。随方来者非止一路。一切菩萨庄严佛国及成菩提非一方便。唯愿世尊广为我等宣说一切方便渐次，并修行人总有几种。令此会菩萨及末世众生求大乘者速得开悟，游戏如来大寂灭海。作是语已五体投地。如是三请终而复始。</w:t>
-      </w:r>
-    </w:p>
-    <w:p>
-      <w:pPr>
-        <w:rPr>
-          <w:lang w:eastAsia="zh-CN"/>
-        </w:rPr>
-      </w:pPr>
-      <w:r>
-        <w:rPr>
+        <w:spacing w:after="0" w:line="240" w:lineRule="auto"/>
+        <w:jc w:val="both"/>
+        <w:rPr>
+          <w:sz w:val="24"/>
+          <w:szCs w:val="24"/>
+          <w:shd w:val="pct15" w:color="auto" w:fill="FFFFFF"/>
+          <w:lang w:eastAsia="zh-CN"/>
+        </w:rPr>
+      </w:pPr>
+      <w:r>
+        <w:rPr>
+          <w:sz w:val="24"/>
+          <w:szCs w:val="24"/>
+          <w:shd w:val="pct15" w:color="auto" w:fill="FFFFFF"/>
+          <w:lang w:eastAsia="zh-CN"/>
+        </w:rPr>
+        <w:t xml:space="preserve">　　于是威德自在菩萨在大众中。即从座起顶礼佛足。右绕三匝长跪叉手而白佛言。大悲世尊广为我等分别如是随顺觉性。令诸菩萨觉心光明承佛圆音。不因修习而得善利。世尊。譬如大城外有四门。随方来者非止一路。一切菩萨庄严佛国及成菩提非一方便。唯愿世尊广为我等宣说一切方便渐次，并修行人总有几种。令此会菩萨及末世众生求大乘者速得开悟，游戏如来大寂灭海。作是语已五体投地。如是三请终而复始。</w:t>
+      </w:r>
+    </w:p>
+    <w:p>
+      <w:pPr>
+        <w:spacing w:after="0" w:line="240" w:lineRule="auto"/>
+        <w:jc w:val="both"/>
+        <w:rPr>
+          <w:sz w:val="24"/>
+          <w:szCs w:val="24"/>
+          <w:shd w:val="pct15" w:color="auto" w:fill="FFFFFF"/>
+          <w:lang w:eastAsia="zh-CN"/>
+        </w:rPr>
+      </w:pPr>
+      <w:r>
+        <w:rPr>
+          <w:sz w:val="24"/>
+          <w:szCs w:val="24"/>
+          <w:shd w:val="pct15" w:color="auto" w:fill="FFFFFF"/>
           <w:lang w:eastAsia="zh-CN"/>
         </w:rPr>
         <w:t xml:space="preserve">　　尔时世尊告威德自在菩萨言。善哉善哉。善男子。汝等乃能为诸菩萨及末世众生。问于如来如是方便。汝今谛听当为汝说。</w:t>
@@ -1899,12 +2854,20 @@
     </w:p>
     <w:p>
       <w:pPr>
-        <w:rPr>
-          <w:lang w:eastAsia="zh-CN"/>
-        </w:rPr>
-      </w:pPr>
-      <w:r>
-        <w:rPr>
+        <w:spacing w:after="0" w:line="240" w:lineRule="auto"/>
+        <w:jc w:val="both"/>
+        <w:rPr>
+          <w:sz w:val="24"/>
+          <w:szCs w:val="24"/>
+          <w:shd w:val="pct15" w:color="auto" w:fill="FFFFFF"/>
+          <w:lang w:eastAsia="zh-CN"/>
+        </w:rPr>
+      </w:pPr>
+      <w:r>
+        <w:rPr>
+          <w:sz w:val="24"/>
+          <w:szCs w:val="24"/>
+          <w:shd w:val="pct15" w:color="auto" w:fill="FFFFFF"/>
           <w:lang w:eastAsia="zh-CN"/>
         </w:rPr>
         <w:t xml:space="preserve">　　时威德自在菩萨奉教欢喜。及诸大众默然而听。</w:t>
@@ -1912,31 +2875,41 @@
     </w:p>
     <w:p>
       <w:pPr>
-        <w:rPr>
-          <w:lang w:eastAsia="zh-CN"/>
-        </w:rPr>
-      </w:pPr>
-      <w:r>
-        <w:rPr>
-          <w:lang w:eastAsia="zh-CN"/>
-        </w:rPr>
-        <w:t xml:space="preserve">　　善男子。无上妙觉遍诸十方出生如来。与一切法同体平等。于诸修</w:t>
-      </w:r>
-      <w:r>
-        <w:rPr>
-          <w:lang w:eastAsia="zh-CN"/>
-        </w:rPr>
-        <w:t>行实无有二。方便随顺其数无量。圆摄所归循性差别当有三种。</w:t>
-      </w:r>
-    </w:p>
-    <w:p>
-      <w:pPr>
-        <w:rPr>
-          <w:lang w:eastAsia="zh-CN"/>
-        </w:rPr>
-      </w:pPr>
-      <w:r>
-        <w:rPr>
+        <w:spacing w:after="0" w:line="240" w:lineRule="auto"/>
+        <w:jc w:val="both"/>
+        <w:rPr>
+          <w:sz w:val="24"/>
+          <w:szCs w:val="24"/>
+          <w:shd w:val="pct15" w:color="auto" w:fill="FFFFFF"/>
+          <w:lang w:eastAsia="zh-CN"/>
+        </w:rPr>
+      </w:pPr>
+      <w:r>
+        <w:rPr>
+          <w:sz w:val="24"/>
+          <w:szCs w:val="24"/>
+          <w:shd w:val="pct15" w:color="auto" w:fill="FFFFFF"/>
+          <w:lang w:eastAsia="zh-CN"/>
+        </w:rPr>
+        <w:t xml:space="preserve">　　善男子。无上妙觉遍诸十方出生如来。与一切法同体平等。于诸修行实无有二。方便随顺其数无量。圆摄所归循性差别当有三种。</w:t>
+      </w:r>
+    </w:p>
+    <w:p>
+      <w:pPr>
+        <w:spacing w:after="0" w:line="240" w:lineRule="auto"/>
+        <w:jc w:val="both"/>
+        <w:rPr>
+          <w:sz w:val="24"/>
+          <w:szCs w:val="24"/>
+          <w:shd w:val="pct15" w:color="auto" w:fill="FFFFFF"/>
+          <w:lang w:eastAsia="zh-CN"/>
+        </w:rPr>
+      </w:pPr>
+      <w:r>
+        <w:rPr>
+          <w:sz w:val="24"/>
+          <w:szCs w:val="24"/>
+          <w:shd w:val="pct15" w:color="auto" w:fill="FFFFFF"/>
           <w:lang w:eastAsia="zh-CN"/>
         </w:rPr>
         <w:t xml:space="preserve">　　善男子。若诸菩萨悟净圆觉。以净觉心取静为行。由澄诸念。觉识烦动静慧发生。身心客尘从此永灭。便能内发寂静轻安。由寂静故十方世界诸如来心，于中显现如镜中像。此方便者名奢摩他。</w:t>
@@ -1944,12 +2917,20 @@
     </w:p>
     <w:p>
       <w:pPr>
-        <w:rPr>
-          <w:lang w:eastAsia="zh-CN"/>
-        </w:rPr>
-      </w:pPr>
-      <w:r>
-        <w:rPr>
+        <w:spacing w:after="0" w:line="240" w:lineRule="auto"/>
+        <w:jc w:val="both"/>
+        <w:rPr>
+          <w:sz w:val="24"/>
+          <w:szCs w:val="24"/>
+          <w:shd w:val="pct15" w:color="auto" w:fill="FFFFFF"/>
+          <w:lang w:eastAsia="zh-CN"/>
+        </w:rPr>
+      </w:pPr>
+      <w:r>
+        <w:rPr>
+          <w:sz w:val="24"/>
+          <w:szCs w:val="24"/>
+          <w:shd w:val="pct15" w:color="auto" w:fill="FFFFFF"/>
           <w:lang w:eastAsia="zh-CN"/>
         </w:rPr>
         <w:t xml:space="preserve">　　善男子。若诸菩萨悟净圆觉。以净觉心知觉心性及与根尘，皆因幻化即起诸幻。以除幻者变化诸幻而开幻众。由起幻故便能内发大悲轻安。一切菩萨从此起行渐次增进。彼观幻者非同幻故，非同幻观皆是幻故，幻相永离。是诸菩萨所圆妙行如土长苗。此方便者名三摩钵提。</w:t>
@@ -1957,31 +2938,41 @@
     </w:p>
     <w:p>
       <w:pPr>
-        <w:rPr>
-          <w:lang w:eastAsia="zh-CN"/>
-        </w:rPr>
-      </w:pPr>
-      <w:r>
-        <w:rPr>
-          <w:lang w:eastAsia="zh-CN"/>
-        </w:rPr>
-        <w:t xml:space="preserve">　　善男子。若诸菩萨悟净圆觉。以</w:t>
-      </w:r>
-      <w:r>
-        <w:rPr>
-          <w:lang w:eastAsia="zh-CN"/>
-        </w:rPr>
-        <w:t>净觉心不取幻化及诸净相。了知身心皆为挂碍。无知觉明不依诸碍。永得超过碍、无碍境。受用世界及与身心。相在尘域。如器中锽声出于外。烦恼涅槃不相留碍。便能内发寂灭轻安。妙觉随顺寂灭境界。自他身心所不能及。众生寿命皆为浮想。此方便者名为禅那。</w:t>
-      </w:r>
-    </w:p>
-    <w:p>
-      <w:pPr>
-        <w:rPr>
-          <w:lang w:eastAsia="zh-CN"/>
-        </w:rPr>
-      </w:pPr>
-      <w:r>
-        <w:rPr>
+        <w:spacing w:after="0" w:line="240" w:lineRule="auto"/>
+        <w:jc w:val="both"/>
+        <w:rPr>
+          <w:sz w:val="24"/>
+          <w:szCs w:val="24"/>
+          <w:shd w:val="pct15" w:color="auto" w:fill="FFFFFF"/>
+          <w:lang w:eastAsia="zh-CN"/>
+        </w:rPr>
+      </w:pPr>
+      <w:r>
+        <w:rPr>
+          <w:sz w:val="24"/>
+          <w:szCs w:val="24"/>
+          <w:shd w:val="pct15" w:color="auto" w:fill="FFFFFF"/>
+          <w:lang w:eastAsia="zh-CN"/>
+        </w:rPr>
+        <w:t xml:space="preserve">　　善男子。若诸菩萨悟净圆觉。以净觉心不取幻化及诸净相。了知身心皆为挂碍。无知觉明不依诸碍。永得超过碍、无碍境。受用世界及与身心。相在尘域。如器中锽声出于外。烦恼涅槃不相留碍。便能内发寂灭轻安。妙觉随顺寂灭境界。自他身心所不能及。众生寿命皆为浮想。此方便者名为禅那。</w:t>
+      </w:r>
+    </w:p>
+    <w:p>
+      <w:pPr>
+        <w:spacing w:after="0" w:line="240" w:lineRule="auto"/>
+        <w:jc w:val="both"/>
+        <w:rPr>
+          <w:sz w:val="24"/>
+          <w:szCs w:val="24"/>
+          <w:shd w:val="pct15" w:color="auto" w:fill="FFFFFF"/>
+          <w:lang w:eastAsia="zh-CN"/>
+        </w:rPr>
+      </w:pPr>
+      <w:r>
+        <w:rPr>
+          <w:sz w:val="24"/>
+          <w:szCs w:val="24"/>
+          <w:shd w:val="pct15" w:color="auto" w:fill="FFFFFF"/>
           <w:lang w:eastAsia="zh-CN"/>
         </w:rPr>
         <w:t xml:space="preserve">　　善男子。此三法门皆是圆觉。亲近随顺十方如来因此成佛。十方菩萨种种方便一切同异皆依如是三种事业。若得圆证即成圆觉。</w:t>
@@ -1989,12 +2980,20 @@
     </w:p>
     <w:p>
       <w:pPr>
-        <w:rPr>
-          <w:lang w:eastAsia="zh-CN"/>
-        </w:rPr>
-      </w:pPr>
-      <w:r>
-        <w:rPr>
+        <w:spacing w:after="0" w:line="240" w:lineRule="auto"/>
+        <w:jc w:val="both"/>
+        <w:rPr>
+          <w:sz w:val="24"/>
+          <w:szCs w:val="24"/>
+          <w:shd w:val="pct15" w:color="auto" w:fill="FFFFFF"/>
+          <w:lang w:eastAsia="zh-CN"/>
+        </w:rPr>
+      </w:pPr>
+      <w:r>
+        <w:rPr>
+          <w:sz w:val="24"/>
+          <w:szCs w:val="24"/>
+          <w:shd w:val="pct15" w:color="auto" w:fill="FFFFFF"/>
           <w:lang w:eastAsia="zh-CN"/>
         </w:rPr>
         <w:lastRenderedPageBreak/>
@@ -2003,12 +3002,20 @@
     </w:p>
     <w:p>
       <w:pPr>
-        <w:rPr>
-          <w:lang w:eastAsia="zh-CN"/>
-        </w:rPr>
-      </w:pPr>
-      <w:r>
-        <w:rPr>
+        <w:spacing w:after="0" w:line="240" w:lineRule="auto"/>
+        <w:jc w:val="both"/>
+        <w:rPr>
+          <w:sz w:val="24"/>
+          <w:szCs w:val="24"/>
+          <w:shd w:val="pct15" w:color="auto" w:fill="FFFFFF"/>
+          <w:lang w:eastAsia="zh-CN"/>
+        </w:rPr>
+      </w:pPr>
+      <w:r>
+        <w:rPr>
+          <w:sz w:val="24"/>
+          <w:szCs w:val="24"/>
+          <w:shd w:val="pct15" w:color="auto" w:fill="FFFFFF"/>
           <w:lang w:eastAsia="zh-CN"/>
         </w:rPr>
         <w:t xml:space="preserve">　　尔时世尊欲重宣此义而说偈言。</w:t>
@@ -2016,31 +3023,41 @@
     </w:p>
     <w:p>
       <w:pPr>
-        <w:rPr>
-          <w:lang w:eastAsia="zh-CN"/>
-        </w:rPr>
-      </w:pPr>
-      <w:r>
-        <w:rPr>
-          <w:lang w:eastAsia="zh-CN"/>
-        </w:rPr>
-        <w:t xml:space="preserve">　　威德汝当知　　</w:t>
-      </w:r>
-      <w:r>
-        <w:rPr>
-          <w:lang w:eastAsia="zh-CN"/>
-        </w:rPr>
-        <w:t>无上大觉心。</w:t>
-      </w:r>
-    </w:p>
-    <w:p>
-      <w:pPr>
-        <w:rPr>
-          <w:lang w:eastAsia="zh-CN"/>
-        </w:rPr>
-      </w:pPr>
-      <w:r>
-        <w:rPr>
+        <w:spacing w:after="0" w:line="240" w:lineRule="auto"/>
+        <w:jc w:val="both"/>
+        <w:rPr>
+          <w:sz w:val="24"/>
+          <w:szCs w:val="24"/>
+          <w:shd w:val="pct15" w:color="auto" w:fill="FFFFFF"/>
+          <w:lang w:eastAsia="zh-CN"/>
+        </w:rPr>
+      </w:pPr>
+      <w:r>
+        <w:rPr>
+          <w:sz w:val="24"/>
+          <w:szCs w:val="24"/>
+          <w:shd w:val="pct15" w:color="auto" w:fill="FFFFFF"/>
+          <w:lang w:eastAsia="zh-CN"/>
+        </w:rPr>
+        <w:t xml:space="preserve">　　威德汝当知　　无上大觉心。</w:t>
+      </w:r>
+    </w:p>
+    <w:p>
+      <w:pPr>
+        <w:spacing w:after="0" w:line="240" w:lineRule="auto"/>
+        <w:jc w:val="both"/>
+        <w:rPr>
+          <w:sz w:val="24"/>
+          <w:szCs w:val="24"/>
+          <w:shd w:val="pct15" w:color="auto" w:fill="FFFFFF"/>
+          <w:lang w:eastAsia="zh-CN"/>
+        </w:rPr>
+      </w:pPr>
+      <w:r>
+        <w:rPr>
+          <w:sz w:val="24"/>
+          <w:szCs w:val="24"/>
+          <w:shd w:val="pct15" w:color="auto" w:fill="FFFFFF"/>
           <w:lang w:eastAsia="zh-CN"/>
         </w:rPr>
         <w:t xml:space="preserve">　　本际无二相　　随顺诸方便。</w:t>
@@ -2048,12 +3065,20 @@
     </w:p>
     <w:p>
       <w:pPr>
-        <w:rPr>
-          <w:lang w:eastAsia="zh-CN"/>
-        </w:rPr>
-      </w:pPr>
-      <w:r>
-        <w:rPr>
+        <w:spacing w:after="0" w:line="240" w:lineRule="auto"/>
+        <w:jc w:val="both"/>
+        <w:rPr>
+          <w:sz w:val="24"/>
+          <w:szCs w:val="24"/>
+          <w:shd w:val="pct15" w:color="auto" w:fill="FFFFFF"/>
+          <w:lang w:eastAsia="zh-CN"/>
+        </w:rPr>
+      </w:pPr>
+      <w:r>
+        <w:rPr>
+          <w:sz w:val="24"/>
+          <w:szCs w:val="24"/>
+          <w:shd w:val="pct15" w:color="auto" w:fill="FFFFFF"/>
           <w:lang w:eastAsia="zh-CN"/>
         </w:rPr>
         <w:t xml:space="preserve">　　其数即无量　　如来总开示。</w:t>
@@ -2061,12 +3086,20 @@
     </w:p>
     <w:p>
       <w:pPr>
-        <w:rPr>
-          <w:lang w:eastAsia="zh-CN"/>
-        </w:rPr>
-      </w:pPr>
-      <w:r>
-        <w:rPr>
+        <w:spacing w:after="0" w:line="240" w:lineRule="auto"/>
+        <w:jc w:val="both"/>
+        <w:rPr>
+          <w:sz w:val="24"/>
+          <w:szCs w:val="24"/>
+          <w:shd w:val="pct15" w:color="auto" w:fill="FFFFFF"/>
+          <w:lang w:eastAsia="zh-CN"/>
+        </w:rPr>
+      </w:pPr>
+      <w:r>
+        <w:rPr>
+          <w:sz w:val="24"/>
+          <w:szCs w:val="24"/>
+          <w:shd w:val="pct15" w:color="auto" w:fill="FFFFFF"/>
           <w:lang w:eastAsia="zh-CN"/>
         </w:rPr>
         <w:t xml:space="preserve">　　便有三种类　　寂静奢摩他。</w:t>
@@ -2074,12 +3107,20 @@
     </w:p>
     <w:p>
       <w:pPr>
-        <w:rPr>
-          <w:lang w:eastAsia="zh-CN"/>
-        </w:rPr>
-      </w:pPr>
-      <w:r>
-        <w:rPr>
+        <w:spacing w:after="0" w:line="240" w:lineRule="auto"/>
+        <w:jc w:val="both"/>
+        <w:rPr>
+          <w:sz w:val="24"/>
+          <w:szCs w:val="24"/>
+          <w:shd w:val="pct15" w:color="auto" w:fill="FFFFFF"/>
+          <w:lang w:eastAsia="zh-CN"/>
+        </w:rPr>
+      </w:pPr>
+      <w:r>
+        <w:rPr>
+          <w:sz w:val="24"/>
+          <w:szCs w:val="24"/>
+          <w:shd w:val="pct15" w:color="auto" w:fill="FFFFFF"/>
           <w:lang w:eastAsia="zh-CN"/>
         </w:rPr>
         <w:t xml:space="preserve">　　如镜照诸像　　如幻三摩提。</w:t>
@@ -2087,12 +3128,20 @@
     </w:p>
     <w:p>
       <w:pPr>
-        <w:rPr>
-          <w:lang w:eastAsia="zh-CN"/>
-        </w:rPr>
-      </w:pPr>
-      <w:r>
-        <w:rPr>
+        <w:spacing w:after="0" w:line="240" w:lineRule="auto"/>
+        <w:jc w:val="both"/>
+        <w:rPr>
+          <w:sz w:val="24"/>
+          <w:szCs w:val="24"/>
+          <w:shd w:val="pct15" w:color="auto" w:fill="FFFFFF"/>
+          <w:lang w:eastAsia="zh-CN"/>
+        </w:rPr>
+      </w:pPr>
+      <w:r>
+        <w:rPr>
+          <w:sz w:val="24"/>
+          <w:szCs w:val="24"/>
+          <w:shd w:val="pct15" w:color="auto" w:fill="FFFFFF"/>
           <w:lang w:eastAsia="zh-CN"/>
         </w:rPr>
         <w:t xml:space="preserve">　　如苗渐增长　　禅那唯寂灭。</w:t>
@@ -2100,12 +3149,20 @@
     </w:p>
     <w:p>
       <w:pPr>
-        <w:rPr>
-          <w:lang w:eastAsia="zh-CN"/>
-        </w:rPr>
-      </w:pPr>
-      <w:r>
-        <w:rPr>
+        <w:spacing w:after="0" w:line="240" w:lineRule="auto"/>
+        <w:jc w:val="both"/>
+        <w:rPr>
+          <w:sz w:val="24"/>
+          <w:szCs w:val="24"/>
+          <w:shd w:val="pct15" w:color="auto" w:fill="FFFFFF"/>
+          <w:lang w:eastAsia="zh-CN"/>
+        </w:rPr>
+      </w:pPr>
+      <w:r>
+        <w:rPr>
+          <w:sz w:val="24"/>
+          <w:szCs w:val="24"/>
+          <w:shd w:val="pct15" w:color="auto" w:fill="FFFFFF"/>
           <w:lang w:eastAsia="zh-CN"/>
         </w:rPr>
         <w:t xml:space="preserve">　　如彼器中锽　　三种妙法门。</w:t>
@@ -2113,12 +3170,20 @@
     </w:p>
     <w:p>
       <w:pPr>
-        <w:rPr>
-          <w:lang w:eastAsia="zh-CN"/>
-        </w:rPr>
-      </w:pPr>
-      <w:r>
-        <w:rPr>
+        <w:spacing w:after="0" w:line="240" w:lineRule="auto"/>
+        <w:jc w:val="both"/>
+        <w:rPr>
+          <w:sz w:val="24"/>
+          <w:szCs w:val="24"/>
+          <w:shd w:val="pct15" w:color="auto" w:fill="FFFFFF"/>
+          <w:lang w:eastAsia="zh-CN"/>
+        </w:rPr>
+      </w:pPr>
+      <w:r>
+        <w:rPr>
+          <w:sz w:val="24"/>
+          <w:szCs w:val="24"/>
+          <w:shd w:val="pct15" w:color="auto" w:fill="FFFFFF"/>
           <w:lang w:eastAsia="zh-CN"/>
         </w:rPr>
         <w:t xml:space="preserve">　　皆是觉随顺　　十方诸如来。</w:t>
@@ -2126,12 +3191,20 @@
     </w:p>
     <w:p>
       <w:pPr>
-        <w:rPr>
-          <w:lang w:eastAsia="zh-CN"/>
-        </w:rPr>
-      </w:pPr>
-      <w:r>
-        <w:rPr>
+        <w:spacing w:after="0" w:line="240" w:lineRule="auto"/>
+        <w:jc w:val="both"/>
+        <w:rPr>
+          <w:sz w:val="24"/>
+          <w:szCs w:val="24"/>
+          <w:shd w:val="pct15" w:color="auto" w:fill="FFFFFF"/>
+          <w:lang w:eastAsia="zh-CN"/>
+        </w:rPr>
+      </w:pPr>
+      <w:r>
+        <w:rPr>
+          <w:sz w:val="24"/>
+          <w:szCs w:val="24"/>
+          <w:shd w:val="pct15" w:color="auto" w:fill="FFFFFF"/>
           <w:lang w:eastAsia="zh-CN"/>
         </w:rPr>
         <w:t xml:space="preserve">　　及诸大菩萨　　因此得成道。</w:t>
@@ -2139,12 +3212,20 @@
     </w:p>
     <w:p>
       <w:pPr>
-        <w:rPr>
-          <w:lang w:eastAsia="zh-CN"/>
-        </w:rPr>
-      </w:pPr>
-      <w:r>
-        <w:rPr>
+        <w:spacing w:after="0" w:line="240" w:lineRule="auto"/>
+        <w:jc w:val="both"/>
+        <w:rPr>
+          <w:sz w:val="24"/>
+          <w:szCs w:val="24"/>
+          <w:shd w:val="pct15" w:color="auto" w:fill="FFFFFF"/>
+          <w:lang w:eastAsia="zh-CN"/>
+        </w:rPr>
+      </w:pPr>
+      <w:r>
+        <w:rPr>
+          <w:sz w:val="24"/>
+          <w:szCs w:val="24"/>
+          <w:shd w:val="pct15" w:color="auto" w:fill="FFFFFF"/>
           <w:lang w:eastAsia="zh-CN"/>
         </w:rPr>
         <w:t xml:space="preserve">　　三事圆证故　　名究竟涅槃。</w:t>
@@ -2152,12 +3233,20 @@
     </w:p>
     <w:p>
       <w:pPr>
-        <w:rPr>
-          <w:lang w:eastAsia="zh-CN"/>
-        </w:rPr>
-      </w:pPr>
-      <w:r>
-        <w:rPr>
+        <w:spacing w:after="0" w:line="240" w:lineRule="auto"/>
+        <w:jc w:val="both"/>
+        <w:rPr>
+          <w:sz w:val="24"/>
+          <w:szCs w:val="24"/>
+          <w:shd w:val="pct15" w:color="auto" w:fill="FFFFFF"/>
+          <w:lang w:eastAsia="zh-CN"/>
+        </w:rPr>
+      </w:pPr>
+      <w:r>
+        <w:rPr>
+          <w:sz w:val="24"/>
+          <w:szCs w:val="24"/>
+          <w:shd w:val="pct15" w:color="auto" w:fill="FFFFFF"/>
           <w:lang w:eastAsia="zh-CN"/>
         </w:rPr>
         <w:t xml:space="preserve">　　于是辩音菩萨在大众中。即从座起顶礼佛足。右绕三匝长跪叉手而白佛言。大悲世尊。如是法门甚为希有。世尊。此诸方便一切菩萨于圆觉门有几修习。愿为大众及末世众生。方便开示令悟实相。作是语已五体投地。如是三请终而复始。</w:t>
@@ -2165,12 +3254,20 @@
     </w:p>
     <w:p>
       <w:pPr>
-        <w:rPr>
-          <w:lang w:eastAsia="zh-CN"/>
-        </w:rPr>
-      </w:pPr>
-      <w:r>
-        <w:rPr>
+        <w:spacing w:after="0" w:line="240" w:lineRule="auto"/>
+        <w:jc w:val="both"/>
+        <w:rPr>
+          <w:sz w:val="24"/>
+          <w:szCs w:val="24"/>
+          <w:shd w:val="pct15" w:color="auto" w:fill="FFFFFF"/>
+          <w:lang w:eastAsia="zh-CN"/>
+        </w:rPr>
+      </w:pPr>
+      <w:r>
+        <w:rPr>
+          <w:sz w:val="24"/>
+          <w:szCs w:val="24"/>
+          <w:shd w:val="pct15" w:color="auto" w:fill="FFFFFF"/>
           <w:lang w:eastAsia="zh-CN"/>
         </w:rPr>
         <w:t xml:space="preserve">　　尔时世尊告辩音菩萨言。善哉善哉。善男子。汝等乃能为诸大众及末世众生。问于如来如是修习。汝今谛听当为汝说。</w:t>
@@ -2178,12 +3275,20 @@
     </w:p>
     <w:p>
       <w:pPr>
-        <w:rPr>
-          <w:lang w:eastAsia="zh-CN"/>
-        </w:rPr>
-      </w:pPr>
-      <w:r>
-        <w:rPr>
+        <w:spacing w:after="0" w:line="240" w:lineRule="auto"/>
+        <w:jc w:val="both"/>
+        <w:rPr>
+          <w:sz w:val="24"/>
+          <w:szCs w:val="24"/>
+          <w:shd w:val="pct15" w:color="auto" w:fill="FFFFFF"/>
+          <w:lang w:eastAsia="zh-CN"/>
+        </w:rPr>
+      </w:pPr>
+      <w:r>
+        <w:rPr>
+          <w:sz w:val="24"/>
+          <w:szCs w:val="24"/>
+          <w:shd w:val="pct15" w:color="auto" w:fill="FFFFFF"/>
           <w:lang w:eastAsia="zh-CN"/>
         </w:rPr>
         <w:t xml:space="preserve">　　时辩音菩萨奉教欢喜。及诸大众默然而听。</w:t>
@@ -2191,12 +3296,20 @@
     </w:p>
     <w:p>
       <w:pPr>
-        <w:rPr>
-          <w:lang w:eastAsia="zh-CN"/>
-        </w:rPr>
-      </w:pPr>
-      <w:r>
-        <w:rPr>
+        <w:spacing w:after="0" w:line="240" w:lineRule="auto"/>
+        <w:jc w:val="both"/>
+        <w:rPr>
+          <w:sz w:val="24"/>
+          <w:szCs w:val="24"/>
+          <w:shd w:val="pct15" w:color="auto" w:fill="FFFFFF"/>
+          <w:lang w:eastAsia="zh-CN"/>
+        </w:rPr>
+      </w:pPr>
+      <w:r>
+        <w:rPr>
+          <w:sz w:val="24"/>
+          <w:szCs w:val="24"/>
+          <w:shd w:val="pct15" w:color="auto" w:fill="FFFFFF"/>
           <w:lang w:eastAsia="zh-CN"/>
         </w:rPr>
         <w:t xml:space="preserve">　　善男子。一切如来圆觉清净本无修习及修习者。一切菩萨及末世众生依于未觉幻力修习。尔时便有二十五种清净定轮。</w:t>
@@ -2204,31 +3317,41 @@
     </w:p>
     <w:p>
       <w:pPr>
-        <w:rPr>
-          <w:lang w:eastAsia="zh-CN"/>
-        </w:rPr>
-      </w:pPr>
-      <w:r>
-        <w:rPr>
-          <w:lang w:eastAsia="zh-CN"/>
-        </w:rPr>
-        <w:t xml:space="preserve">　　若诸菩萨唯取极静。由静力故永断</w:t>
-      </w:r>
-      <w:r>
-        <w:rPr>
-          <w:lang w:eastAsia="zh-CN"/>
-        </w:rPr>
-        <w:t>烦恼究竟成就。不起于座便入涅槃。此菩萨者名单修奢摩他。</w:t>
-      </w:r>
-    </w:p>
-    <w:p>
-      <w:pPr>
-        <w:rPr>
-          <w:lang w:eastAsia="zh-CN"/>
-        </w:rPr>
-      </w:pPr>
-      <w:r>
-        <w:rPr>
+        <w:spacing w:after="0" w:line="240" w:lineRule="auto"/>
+        <w:jc w:val="both"/>
+        <w:rPr>
+          <w:sz w:val="24"/>
+          <w:szCs w:val="24"/>
+          <w:shd w:val="pct15" w:color="auto" w:fill="FFFFFF"/>
+          <w:lang w:eastAsia="zh-CN"/>
+        </w:rPr>
+      </w:pPr>
+      <w:r>
+        <w:rPr>
+          <w:sz w:val="24"/>
+          <w:szCs w:val="24"/>
+          <w:shd w:val="pct15" w:color="auto" w:fill="FFFFFF"/>
+          <w:lang w:eastAsia="zh-CN"/>
+        </w:rPr>
+        <w:t xml:space="preserve">　　若诸菩萨唯取极静。由静力故永断烦恼究竟成就。不起于座便入涅槃。此菩萨者名单修奢摩他。</w:t>
+      </w:r>
+    </w:p>
+    <w:p>
+      <w:pPr>
+        <w:spacing w:after="0" w:line="240" w:lineRule="auto"/>
+        <w:jc w:val="both"/>
+        <w:rPr>
+          <w:sz w:val="24"/>
+          <w:szCs w:val="24"/>
+          <w:shd w:val="pct15" w:color="auto" w:fill="FFFFFF"/>
+          <w:lang w:eastAsia="zh-CN"/>
+        </w:rPr>
+      </w:pPr>
+      <w:r>
+        <w:rPr>
+          <w:sz w:val="24"/>
+          <w:szCs w:val="24"/>
+          <w:shd w:val="pct15" w:color="auto" w:fill="FFFFFF"/>
           <w:lang w:eastAsia="zh-CN"/>
         </w:rPr>
         <w:t xml:space="preserve">　　若诸菩萨唯观如幻。以佛力故变化世界种种作用。备行菩萨清净妙行。于陀罗尼不失寂念及诸静慧。此菩萨者名单修三摩钵提。</w:t>
@@ -2236,12 +3359,20 @@
     </w:p>
     <w:p>
       <w:pPr>
-        <w:rPr>
-          <w:lang w:eastAsia="zh-CN"/>
-        </w:rPr>
-      </w:pPr>
-      <w:r>
-        <w:rPr>
+        <w:spacing w:after="0" w:line="240" w:lineRule="auto"/>
+        <w:jc w:val="both"/>
+        <w:rPr>
+          <w:sz w:val="24"/>
+          <w:szCs w:val="24"/>
+          <w:shd w:val="pct15" w:color="auto" w:fill="FFFFFF"/>
+          <w:lang w:eastAsia="zh-CN"/>
+        </w:rPr>
+      </w:pPr>
+      <w:r>
+        <w:rPr>
+          <w:sz w:val="24"/>
+          <w:szCs w:val="24"/>
+          <w:shd w:val="pct15" w:color="auto" w:fill="FFFFFF"/>
           <w:lang w:eastAsia="zh-CN"/>
         </w:rPr>
         <w:t xml:space="preserve">　　若诸菩萨唯灭诸幻，不取作用独断烦恼。烦恼断尽便证实相。此菩萨者名单修禅那。</w:t>
@@ -2249,12 +3380,20 @@
     </w:p>
     <w:p>
       <w:pPr>
-        <w:rPr>
-          <w:lang w:eastAsia="zh-CN"/>
-        </w:rPr>
-      </w:pPr>
-      <w:r>
-        <w:rPr>
+        <w:spacing w:after="0" w:line="240" w:lineRule="auto"/>
+        <w:jc w:val="both"/>
+        <w:rPr>
+          <w:sz w:val="24"/>
+          <w:szCs w:val="24"/>
+          <w:shd w:val="pct15" w:color="auto" w:fill="FFFFFF"/>
+          <w:lang w:eastAsia="zh-CN"/>
+        </w:rPr>
+      </w:pPr>
+      <w:r>
+        <w:rPr>
+          <w:sz w:val="24"/>
+          <w:szCs w:val="24"/>
+          <w:shd w:val="pct15" w:color="auto" w:fill="FFFFFF"/>
           <w:lang w:eastAsia="zh-CN"/>
         </w:rPr>
         <w:t xml:space="preserve">　　若诸菩萨先取至静。以静慧心照诸幻者。便于是中起菩萨行。此菩萨者名先修奢摩他后修三摩钵提。</w:t>
@@ -2262,129 +3401,189 @@
     </w:p>
     <w:p>
       <w:pPr>
-        <w:rPr>
-          <w:lang w:eastAsia="zh-CN"/>
-        </w:rPr>
-      </w:pPr>
-      <w:r>
-        <w:rPr>
+        <w:spacing w:after="0" w:line="240" w:lineRule="auto"/>
+        <w:jc w:val="both"/>
+        <w:rPr>
+          <w:sz w:val="24"/>
+          <w:szCs w:val="24"/>
+          <w:shd w:val="pct15" w:color="auto" w:fill="FFFFFF"/>
+          <w:lang w:eastAsia="zh-CN"/>
+        </w:rPr>
+      </w:pPr>
+      <w:r>
+        <w:rPr>
+          <w:sz w:val="24"/>
+          <w:szCs w:val="24"/>
+          <w:shd w:val="pct15" w:color="auto" w:fill="FFFFFF"/>
+          <w:lang w:eastAsia="zh-CN"/>
+        </w:rPr>
+        <w:t xml:space="preserve">　　若诸菩萨以静慧故证至静性。便断烦恼永出生死。此菩萨者名先修奢摩他后修禅那。</w:t>
+      </w:r>
+    </w:p>
+    <w:p>
+      <w:pPr>
+        <w:spacing w:after="0" w:line="240" w:lineRule="auto"/>
+        <w:jc w:val="both"/>
+        <w:rPr>
+          <w:sz w:val="24"/>
+          <w:szCs w:val="24"/>
+          <w:shd w:val="pct15" w:color="auto" w:fill="FFFFFF"/>
+          <w:lang w:eastAsia="zh-CN"/>
+        </w:rPr>
+      </w:pPr>
+      <w:r>
+        <w:rPr>
+          <w:sz w:val="24"/>
+          <w:szCs w:val="24"/>
+          <w:shd w:val="pct15" w:color="auto" w:fill="FFFFFF"/>
+          <w:lang w:eastAsia="zh-CN"/>
+        </w:rPr>
+        <w:t xml:space="preserve">　　若诸菩萨以寂静慧复现幻力种种变化度诸众生。后断烦恼而入寂灭。此菩萨者名先修奢摩他中修三摩钵提后修禅那。</w:t>
+      </w:r>
+    </w:p>
+    <w:p>
+      <w:pPr>
+        <w:spacing w:after="0" w:line="240" w:lineRule="auto"/>
+        <w:jc w:val="both"/>
+        <w:rPr>
+          <w:sz w:val="24"/>
+          <w:szCs w:val="24"/>
+          <w:shd w:val="pct15" w:color="auto" w:fill="FFFFFF"/>
+          <w:lang w:eastAsia="zh-CN"/>
+        </w:rPr>
+      </w:pPr>
+      <w:r>
+        <w:rPr>
+          <w:sz w:val="24"/>
+          <w:szCs w:val="24"/>
+          <w:shd w:val="pct15" w:color="auto" w:fill="FFFFFF"/>
+          <w:lang w:eastAsia="zh-CN"/>
+        </w:rPr>
+        <w:t xml:space="preserve">　　若诸菩萨以至静力断烦恼已后起菩萨清净妙行度诸众生。此菩萨者名先修奢摩他中修禅那后修三摩钵提。</w:t>
+      </w:r>
+    </w:p>
+    <w:p>
+      <w:pPr>
+        <w:spacing w:after="0" w:line="240" w:lineRule="auto"/>
+        <w:jc w:val="both"/>
+        <w:rPr>
+          <w:sz w:val="24"/>
+          <w:szCs w:val="24"/>
+          <w:shd w:val="pct15" w:color="auto" w:fill="FFFFFF"/>
+          <w:lang w:eastAsia="zh-CN"/>
+        </w:rPr>
+      </w:pPr>
+      <w:r>
+        <w:rPr>
+          <w:sz w:val="24"/>
+          <w:szCs w:val="24"/>
+          <w:shd w:val="pct15" w:color="auto" w:fill="FFFFFF"/>
+          <w:lang w:eastAsia="zh-CN"/>
+        </w:rPr>
+        <w:t xml:space="preserve">　　若诸菩萨以至静力心断烦恼后度众生建立世界。此菩萨者名先修奢摩他齐修三摩钵提及修禅那。</w:t>
+      </w:r>
+    </w:p>
+    <w:p>
+      <w:pPr>
+        <w:spacing w:after="0" w:line="240" w:lineRule="auto"/>
+        <w:jc w:val="both"/>
+        <w:rPr>
+          <w:sz w:val="24"/>
+          <w:szCs w:val="24"/>
+          <w:shd w:val="pct15" w:color="auto" w:fill="FFFFFF"/>
+          <w:lang w:eastAsia="zh-CN"/>
+        </w:rPr>
+      </w:pPr>
+      <w:r>
+        <w:rPr>
+          <w:sz w:val="24"/>
+          <w:szCs w:val="24"/>
+          <w:shd w:val="pct15" w:color="auto" w:fill="FFFFFF"/>
+          <w:lang w:eastAsia="zh-CN"/>
+        </w:rPr>
+        <w:t xml:space="preserve">　　若诸菩萨以至静力资发变化后断烦恼。此菩萨者名齐修奢摩他三摩钵提后修禅那。</w:t>
+      </w:r>
+    </w:p>
+    <w:p>
+      <w:pPr>
+        <w:spacing w:after="0" w:line="240" w:lineRule="auto"/>
+        <w:jc w:val="both"/>
+        <w:rPr>
+          <w:sz w:val="24"/>
+          <w:szCs w:val="24"/>
+          <w:shd w:val="pct15" w:color="auto" w:fill="FFFFFF"/>
+          <w:lang w:eastAsia="zh-CN"/>
+        </w:rPr>
+      </w:pPr>
+      <w:r>
+        <w:rPr>
+          <w:sz w:val="24"/>
+          <w:szCs w:val="24"/>
+          <w:shd w:val="pct15" w:color="auto" w:fill="FFFFFF"/>
+          <w:lang w:eastAsia="zh-CN"/>
+        </w:rPr>
+        <w:t xml:space="preserve">　　若诸菩萨以至静力用资寂灭。后起作用变化境界。此菩萨者名齐修奢摩他禅那后修三摩钵提。</w:t>
+      </w:r>
+    </w:p>
+    <w:p>
+      <w:pPr>
+        <w:spacing w:after="0" w:line="240" w:lineRule="auto"/>
+        <w:jc w:val="both"/>
+        <w:rPr>
+          <w:sz w:val="24"/>
+          <w:szCs w:val="24"/>
+          <w:shd w:val="pct15" w:color="auto" w:fill="FFFFFF"/>
+          <w:lang w:eastAsia="zh-CN"/>
+        </w:rPr>
+      </w:pPr>
+      <w:r>
+        <w:rPr>
+          <w:sz w:val="24"/>
+          <w:szCs w:val="24"/>
+          <w:shd w:val="pct15" w:color="auto" w:fill="FFFFFF"/>
           <w:lang w:eastAsia="zh-CN"/>
         </w:rPr>
         <w:lastRenderedPageBreak/>
-        <w:t xml:space="preserve">　　若诸菩萨以静慧故证至静性。便断烦恼永出生死。此菩萨者名先修奢摩他后修禅那。</w:t>
-      </w:r>
-    </w:p>
-    <w:p>
-      <w:pPr>
-        <w:rPr>
-          <w:lang w:eastAsia="zh-CN"/>
-        </w:rPr>
-      </w:pPr>
-      <w:r>
-        <w:rPr>
-          <w:lang w:eastAsia="zh-CN"/>
-        </w:rPr>
-        <w:t xml:space="preserve">　　若诸菩萨以寂静慧复现幻力种种变化度诸众生。后断烦恼而入寂灭。此菩萨者名先修奢摩他</w:t>
-      </w:r>
-      <w:r>
-        <w:rPr>
-          <w:lang w:eastAsia="zh-CN"/>
-        </w:rPr>
-        <w:t>中修三摩钵提后修禅那。</w:t>
-      </w:r>
-    </w:p>
-    <w:p>
-      <w:pPr>
-        <w:rPr>
-          <w:lang w:eastAsia="zh-CN"/>
-        </w:rPr>
-      </w:pPr>
-      <w:r>
-        <w:rPr>
-          <w:lang w:eastAsia="zh-CN"/>
-        </w:rPr>
-        <w:t xml:space="preserve">　　若诸菩萨以至静力断烦恼已后起菩萨清净妙行度诸众生。此菩萨者名先修奢摩他中修禅那后修三摩钵提。</w:t>
-      </w:r>
-    </w:p>
-    <w:p>
-      <w:pPr>
-        <w:rPr>
-          <w:lang w:eastAsia="zh-CN"/>
-        </w:rPr>
-      </w:pPr>
-      <w:r>
-        <w:rPr>
-          <w:lang w:eastAsia="zh-CN"/>
-        </w:rPr>
-        <w:t xml:space="preserve">　　若诸菩萨以至静力心断烦恼后度众生建立世界。此菩萨者名先修奢摩他齐修三摩钵提及修禅那。</w:t>
-      </w:r>
-    </w:p>
-    <w:p>
-      <w:pPr>
-        <w:rPr>
-          <w:lang w:eastAsia="zh-CN"/>
-        </w:rPr>
-      </w:pPr>
-      <w:r>
-        <w:rPr>
-          <w:lang w:eastAsia="zh-CN"/>
-        </w:rPr>
-        <w:t xml:space="preserve">　　若诸菩萨以至静力资发变化后断烦恼。此菩萨者名齐修奢摩他三摩钵提后修禅那。</w:t>
-      </w:r>
-    </w:p>
-    <w:p>
-      <w:pPr>
-        <w:rPr>
-          <w:lang w:eastAsia="zh-CN"/>
-        </w:rPr>
-      </w:pPr>
-      <w:r>
-        <w:rPr>
-          <w:lang w:eastAsia="zh-CN"/>
-        </w:rPr>
-        <w:t xml:space="preserve">　　若诸菩萨以至静力用资寂灭。后起作用变化境界。此菩萨者名齐修奢摩他禅那后修三摩钵提。</w:t>
-      </w:r>
-    </w:p>
-    <w:p>
-      <w:pPr>
-        <w:rPr>
-          <w:lang w:eastAsia="zh-CN"/>
-        </w:rPr>
-      </w:pPr>
-      <w:r>
-        <w:rPr>
-          <w:lang w:eastAsia="zh-CN"/>
-        </w:rPr>
         <w:t xml:space="preserve">　　若诸菩萨以变化力种种随顺而取至静。此菩萨者名先修三摩钵提后修奢摩他。</w:t>
       </w:r>
     </w:p>
     <w:p>
       <w:pPr>
-        <w:rPr>
-          <w:lang w:eastAsia="zh-CN"/>
-        </w:rPr>
-      </w:pPr>
-      <w:r>
-        <w:rPr>
-          <w:lang w:eastAsia="zh-CN"/>
-        </w:rPr>
-        <w:t xml:space="preserve">　　若诸菩萨以变化力种种境界而取寂灭。此菩萨者名先修三摩钵提</w:t>
-      </w:r>
-      <w:r>
-        <w:rPr>
-          <w:lang w:eastAsia="zh-CN"/>
-        </w:rPr>
-        <w:t>后修禅那。</w:t>
-      </w:r>
-    </w:p>
-    <w:p>
-      <w:pPr>
-        <w:rPr>
-          <w:lang w:eastAsia="zh-CN"/>
-        </w:rPr>
-      </w:pPr>
-      <w:r>
-        <w:rPr>
+        <w:spacing w:after="0" w:line="240" w:lineRule="auto"/>
+        <w:jc w:val="both"/>
+        <w:rPr>
+          <w:sz w:val="24"/>
+          <w:szCs w:val="24"/>
+          <w:shd w:val="pct15" w:color="auto" w:fill="FFFFFF"/>
+          <w:lang w:eastAsia="zh-CN"/>
+        </w:rPr>
+      </w:pPr>
+      <w:r>
+        <w:rPr>
+          <w:sz w:val="24"/>
+          <w:szCs w:val="24"/>
+          <w:shd w:val="pct15" w:color="auto" w:fill="FFFFFF"/>
+          <w:lang w:eastAsia="zh-CN"/>
+        </w:rPr>
+        <w:t xml:space="preserve">　　若诸菩萨以变化力种种境界而取寂灭。此菩萨者名先修三摩钵提后修禅那。</w:t>
+      </w:r>
+    </w:p>
+    <w:p>
+      <w:pPr>
+        <w:spacing w:after="0" w:line="240" w:lineRule="auto"/>
+        <w:jc w:val="both"/>
+        <w:rPr>
+          <w:sz w:val="24"/>
+          <w:szCs w:val="24"/>
+          <w:shd w:val="pct15" w:color="auto" w:fill="FFFFFF"/>
+          <w:lang w:eastAsia="zh-CN"/>
+        </w:rPr>
+      </w:pPr>
+      <w:r>
+        <w:rPr>
+          <w:sz w:val="24"/>
+          <w:szCs w:val="24"/>
+          <w:shd w:val="pct15" w:color="auto" w:fill="FFFFFF"/>
           <w:lang w:eastAsia="zh-CN"/>
         </w:rPr>
         <w:t xml:space="preserve">　　若诸菩萨以变化力而作佛事安在寂静而断烦恼。此菩萨者名先修三摩钵提中修奢摩他后修禅那。</w:t>
@@ -2392,12 +3591,20 @@
     </w:p>
     <w:p>
       <w:pPr>
-        <w:rPr>
-          <w:lang w:eastAsia="zh-CN"/>
-        </w:rPr>
-      </w:pPr>
-      <w:r>
-        <w:rPr>
+        <w:spacing w:after="0" w:line="240" w:lineRule="auto"/>
+        <w:jc w:val="both"/>
+        <w:rPr>
+          <w:sz w:val="24"/>
+          <w:szCs w:val="24"/>
+          <w:shd w:val="pct15" w:color="auto" w:fill="FFFFFF"/>
+          <w:lang w:eastAsia="zh-CN"/>
+        </w:rPr>
+      </w:pPr>
+      <w:r>
+        <w:rPr>
+          <w:sz w:val="24"/>
+          <w:szCs w:val="24"/>
+          <w:shd w:val="pct15" w:color="auto" w:fill="FFFFFF"/>
           <w:lang w:eastAsia="zh-CN"/>
         </w:rPr>
         <w:t xml:space="preserve">　　若诸菩萨以变化力无碍作用。断烦恼故安住至静。此菩萨者名先修三摩钵提中修禅那后修奢摩他。</w:t>
@@ -2405,12 +3612,20 @@
     </w:p>
     <w:p>
       <w:pPr>
-        <w:rPr>
-          <w:lang w:eastAsia="zh-CN"/>
-        </w:rPr>
-      </w:pPr>
-      <w:r>
-        <w:rPr>
+        <w:spacing w:after="0" w:line="240" w:lineRule="auto"/>
+        <w:jc w:val="both"/>
+        <w:rPr>
+          <w:sz w:val="24"/>
+          <w:szCs w:val="24"/>
+          <w:shd w:val="pct15" w:color="auto" w:fill="FFFFFF"/>
+          <w:lang w:eastAsia="zh-CN"/>
+        </w:rPr>
+      </w:pPr>
+      <w:r>
+        <w:rPr>
+          <w:sz w:val="24"/>
+          <w:szCs w:val="24"/>
+          <w:shd w:val="pct15" w:color="auto" w:fill="FFFFFF"/>
           <w:lang w:eastAsia="zh-CN"/>
         </w:rPr>
         <w:t xml:space="preserve">　　若诸菩萨以变化力方便作用至静寂灭二俱随顺。此菩萨者名先修三摩钵提齐修奢摩他禅那。</w:t>
@@ -2418,12 +3633,20 @@
     </w:p>
     <w:p>
       <w:pPr>
-        <w:rPr>
-          <w:lang w:eastAsia="zh-CN"/>
-        </w:rPr>
-      </w:pPr>
-      <w:r>
-        <w:rPr>
+        <w:spacing w:after="0" w:line="240" w:lineRule="auto"/>
+        <w:jc w:val="both"/>
+        <w:rPr>
+          <w:sz w:val="24"/>
+          <w:szCs w:val="24"/>
+          <w:shd w:val="pct15" w:color="auto" w:fill="FFFFFF"/>
+          <w:lang w:eastAsia="zh-CN"/>
+        </w:rPr>
+      </w:pPr>
+      <w:r>
+        <w:rPr>
+          <w:sz w:val="24"/>
+          <w:szCs w:val="24"/>
+          <w:shd w:val="pct15" w:color="auto" w:fill="FFFFFF"/>
           <w:lang w:eastAsia="zh-CN"/>
         </w:rPr>
         <w:t xml:space="preserve">　　若诸菩萨以变化力种种起用资于至静后断烦恼此菩萨者名齐修三摩钵提奢摩他后修禅那。</w:t>
@@ -2431,12 +3654,20 @@
     </w:p>
     <w:p>
       <w:pPr>
-        <w:rPr>
-          <w:lang w:eastAsia="zh-CN"/>
-        </w:rPr>
-      </w:pPr>
-      <w:r>
-        <w:rPr>
+        <w:spacing w:after="0" w:line="240" w:lineRule="auto"/>
+        <w:jc w:val="both"/>
+        <w:rPr>
+          <w:sz w:val="24"/>
+          <w:szCs w:val="24"/>
+          <w:shd w:val="pct15" w:color="auto" w:fill="FFFFFF"/>
+          <w:lang w:eastAsia="zh-CN"/>
+        </w:rPr>
+      </w:pPr>
+      <w:r>
+        <w:rPr>
+          <w:sz w:val="24"/>
+          <w:szCs w:val="24"/>
+          <w:shd w:val="pct15" w:color="auto" w:fill="FFFFFF"/>
           <w:lang w:eastAsia="zh-CN"/>
         </w:rPr>
         <w:t xml:space="preserve">　　若诸菩萨以变化力资于寂灭后住清净无作静虑此菩萨者名齐修三摩钵提禅那后修奢摩他。</w:t>
@@ -2444,12 +3675,20 @@
     </w:p>
     <w:p>
       <w:pPr>
-        <w:rPr>
-          <w:lang w:eastAsia="zh-CN"/>
-        </w:rPr>
-      </w:pPr>
-      <w:r>
-        <w:rPr>
+        <w:spacing w:after="0" w:line="240" w:lineRule="auto"/>
+        <w:jc w:val="both"/>
+        <w:rPr>
+          <w:sz w:val="24"/>
+          <w:szCs w:val="24"/>
+          <w:shd w:val="pct15" w:color="auto" w:fill="FFFFFF"/>
+          <w:lang w:eastAsia="zh-CN"/>
+        </w:rPr>
+      </w:pPr>
+      <w:r>
+        <w:rPr>
+          <w:sz w:val="24"/>
+          <w:szCs w:val="24"/>
+          <w:shd w:val="pct15" w:color="auto" w:fill="FFFFFF"/>
           <w:lang w:eastAsia="zh-CN"/>
         </w:rPr>
         <w:t xml:space="preserve">　　若诸菩萨以寂灭力而起至静住于清净。此菩萨者名先修禅那后修奢摩他。</w:t>
@@ -2457,12 +3696,20 @@
     </w:p>
     <w:p>
       <w:pPr>
-        <w:rPr>
-          <w:lang w:eastAsia="zh-CN"/>
-        </w:rPr>
-      </w:pPr>
-      <w:r>
-        <w:rPr>
+        <w:spacing w:after="0" w:line="240" w:lineRule="auto"/>
+        <w:jc w:val="both"/>
+        <w:rPr>
+          <w:sz w:val="24"/>
+          <w:szCs w:val="24"/>
+          <w:shd w:val="pct15" w:color="auto" w:fill="FFFFFF"/>
+          <w:lang w:eastAsia="zh-CN"/>
+        </w:rPr>
+      </w:pPr>
+      <w:r>
+        <w:rPr>
+          <w:sz w:val="24"/>
+          <w:szCs w:val="24"/>
+          <w:shd w:val="pct15" w:color="auto" w:fill="FFFFFF"/>
           <w:lang w:eastAsia="zh-CN"/>
         </w:rPr>
         <w:t xml:space="preserve">　　若诸菩萨以寂灭力而起作用。于一切境寂用随顺。此菩萨者名先修禅那后修三摩钵提。</w:t>
@@ -2470,12 +3717,20 @@
     </w:p>
     <w:p>
       <w:pPr>
-        <w:rPr>
-          <w:lang w:eastAsia="zh-CN"/>
-        </w:rPr>
-      </w:pPr>
-      <w:r>
-        <w:rPr>
+        <w:spacing w:after="0" w:line="240" w:lineRule="auto"/>
+        <w:jc w:val="both"/>
+        <w:rPr>
+          <w:sz w:val="24"/>
+          <w:szCs w:val="24"/>
+          <w:shd w:val="pct15" w:color="auto" w:fill="FFFFFF"/>
+          <w:lang w:eastAsia="zh-CN"/>
+        </w:rPr>
+      </w:pPr>
+      <w:r>
+        <w:rPr>
+          <w:sz w:val="24"/>
+          <w:szCs w:val="24"/>
+          <w:shd w:val="pct15" w:color="auto" w:fill="FFFFFF"/>
           <w:lang w:eastAsia="zh-CN"/>
         </w:rPr>
         <w:t xml:space="preserve">　　若诸菩萨以寂灭力种种自性安于静虑而起变化。此菩萨者名先修禅那中修奢摩他后修三摩钵提。</w:t>
@@ -2483,12 +3738,20 @@
     </w:p>
     <w:p>
       <w:pPr>
-        <w:rPr>
-          <w:lang w:eastAsia="zh-CN"/>
-        </w:rPr>
-      </w:pPr>
-      <w:r>
-        <w:rPr>
+        <w:spacing w:after="0" w:line="240" w:lineRule="auto"/>
+        <w:jc w:val="both"/>
+        <w:rPr>
+          <w:sz w:val="24"/>
+          <w:szCs w:val="24"/>
+          <w:shd w:val="pct15" w:color="auto" w:fill="FFFFFF"/>
+          <w:lang w:eastAsia="zh-CN"/>
+        </w:rPr>
+      </w:pPr>
+      <w:r>
+        <w:rPr>
+          <w:sz w:val="24"/>
+          <w:szCs w:val="24"/>
+          <w:shd w:val="pct15" w:color="auto" w:fill="FFFFFF"/>
           <w:lang w:eastAsia="zh-CN"/>
         </w:rPr>
         <w:t xml:space="preserve">　　若诸菩萨以寂灭力无作自性起于作用。清净境界归于静虑。此菩萨者名先修禅那中修三摩钵提后修奢摩他。</w:t>
@@ -2496,252 +3759,378 @@
     </w:p>
     <w:p>
       <w:pPr>
-        <w:rPr>
-          <w:lang w:eastAsia="zh-CN"/>
-        </w:rPr>
-      </w:pPr>
-      <w:r>
-        <w:rPr>
+        <w:spacing w:after="0" w:line="240" w:lineRule="auto"/>
+        <w:jc w:val="both"/>
+        <w:rPr>
+          <w:sz w:val="24"/>
+          <w:szCs w:val="24"/>
+          <w:shd w:val="pct15" w:color="auto" w:fill="FFFFFF"/>
+          <w:lang w:eastAsia="zh-CN"/>
+        </w:rPr>
+      </w:pPr>
+      <w:r>
+        <w:rPr>
+          <w:sz w:val="24"/>
+          <w:szCs w:val="24"/>
+          <w:shd w:val="pct15" w:color="auto" w:fill="FFFFFF"/>
+          <w:lang w:eastAsia="zh-CN"/>
+        </w:rPr>
+        <w:t xml:space="preserve">　　若诸菩萨以寂灭力种种清净而住静虑起于变化。此菩萨者名先修禅那齐修奢摩他三摩钵提。</w:t>
+      </w:r>
+    </w:p>
+    <w:p>
+      <w:pPr>
+        <w:spacing w:after="0" w:line="240" w:lineRule="auto"/>
+        <w:jc w:val="both"/>
+        <w:rPr>
+          <w:sz w:val="24"/>
+          <w:szCs w:val="24"/>
+          <w:shd w:val="pct15" w:color="auto" w:fill="FFFFFF"/>
+          <w:lang w:eastAsia="zh-CN"/>
+        </w:rPr>
+      </w:pPr>
+      <w:r>
+        <w:rPr>
+          <w:sz w:val="24"/>
+          <w:szCs w:val="24"/>
+          <w:shd w:val="pct15" w:color="auto" w:fill="FFFFFF"/>
+          <w:lang w:eastAsia="zh-CN"/>
+        </w:rPr>
+        <w:t xml:space="preserve">　　若诸菩萨以寂灭力。资于至静而起变化。此菩萨者名齐修禅那奢摩他后修三摩钵提。</w:t>
+      </w:r>
+    </w:p>
+    <w:p>
+      <w:pPr>
+        <w:spacing w:after="0" w:line="240" w:lineRule="auto"/>
+        <w:jc w:val="both"/>
+        <w:rPr>
+          <w:sz w:val="24"/>
+          <w:szCs w:val="24"/>
+          <w:shd w:val="pct15" w:color="auto" w:fill="FFFFFF"/>
+          <w:lang w:eastAsia="zh-CN"/>
+        </w:rPr>
+      </w:pPr>
+      <w:r>
+        <w:rPr>
+          <w:sz w:val="24"/>
+          <w:szCs w:val="24"/>
+          <w:shd w:val="pct15" w:color="auto" w:fill="FFFFFF"/>
+          <w:lang w:eastAsia="zh-CN"/>
+        </w:rPr>
+        <w:t xml:space="preserve">　　若诸菩萨以寂灭力资于变化。而起至静清明境慧。此菩萨者名齐修禅那三摩钵提后修奢摩他。</w:t>
+      </w:r>
+    </w:p>
+    <w:p>
+      <w:pPr>
+        <w:spacing w:after="0" w:line="240" w:lineRule="auto"/>
+        <w:jc w:val="both"/>
+        <w:rPr>
+          <w:sz w:val="24"/>
+          <w:szCs w:val="24"/>
+          <w:shd w:val="pct15" w:color="auto" w:fill="FFFFFF"/>
+          <w:lang w:eastAsia="zh-CN"/>
+        </w:rPr>
+      </w:pPr>
+      <w:r>
+        <w:rPr>
+          <w:sz w:val="24"/>
+          <w:szCs w:val="24"/>
+          <w:shd w:val="pct15" w:color="auto" w:fill="FFFFFF"/>
+          <w:lang w:eastAsia="zh-CN"/>
+        </w:rPr>
+        <w:t xml:space="preserve">　　若诸菩萨以圆觉慧圆合一切。于诸性相无离觉性。此菩萨者名为圆修三种自性清净随顺。</w:t>
+      </w:r>
+    </w:p>
+    <w:p>
+      <w:pPr>
+        <w:spacing w:after="0" w:line="240" w:lineRule="auto"/>
+        <w:jc w:val="both"/>
+        <w:rPr>
+          <w:sz w:val="24"/>
+          <w:szCs w:val="24"/>
+          <w:shd w:val="pct15" w:color="auto" w:fill="FFFFFF"/>
+          <w:lang w:eastAsia="zh-CN"/>
+        </w:rPr>
+      </w:pPr>
+      <w:r>
+        <w:rPr>
+          <w:sz w:val="24"/>
+          <w:szCs w:val="24"/>
+          <w:shd w:val="pct15" w:color="auto" w:fill="FFFFFF"/>
+          <w:lang w:eastAsia="zh-CN"/>
+        </w:rPr>
+        <w:t xml:space="preserve">　　善男子。是名菩萨二十五轮一切菩萨修行。如是若诸菩萨及末世众生依此轮者。当持梵行寂静思惟求哀忏悔。经三七日。于二十五轮各安标记。至心求哀随手结取。依结开示便知顿渐。一念疑悔即不成就。</w:t>
+      </w:r>
+    </w:p>
+    <w:p>
+      <w:pPr>
+        <w:spacing w:after="0" w:line="240" w:lineRule="auto"/>
+        <w:jc w:val="both"/>
+        <w:rPr>
+          <w:sz w:val="24"/>
+          <w:szCs w:val="24"/>
+          <w:shd w:val="pct15" w:color="auto" w:fill="FFFFFF"/>
+          <w:lang w:eastAsia="zh-CN"/>
+        </w:rPr>
+      </w:pPr>
+      <w:r>
+        <w:rPr>
+          <w:sz w:val="24"/>
+          <w:szCs w:val="24"/>
+          <w:shd w:val="pct15" w:color="auto" w:fill="FFFFFF"/>
+          <w:lang w:eastAsia="zh-CN"/>
+        </w:rPr>
+        <w:t xml:space="preserve">　　尔时世尊欲重宣此义而说偈言。</w:t>
+      </w:r>
+    </w:p>
+    <w:p>
+      <w:pPr>
+        <w:spacing w:after="0" w:line="240" w:lineRule="auto"/>
+        <w:jc w:val="both"/>
+        <w:rPr>
+          <w:sz w:val="24"/>
+          <w:szCs w:val="24"/>
+          <w:shd w:val="pct15" w:color="auto" w:fill="FFFFFF"/>
+          <w:lang w:eastAsia="zh-CN"/>
+        </w:rPr>
+      </w:pPr>
+      <w:r>
+        <w:rPr>
+          <w:sz w:val="24"/>
+          <w:szCs w:val="24"/>
+          <w:shd w:val="pct15" w:color="auto" w:fill="FFFFFF"/>
+          <w:lang w:eastAsia="zh-CN"/>
+        </w:rPr>
+        <w:t xml:space="preserve">　　辩音汝当知　　一切诸菩萨。</w:t>
+      </w:r>
+    </w:p>
+    <w:p>
+      <w:pPr>
+        <w:spacing w:after="0" w:line="240" w:lineRule="auto"/>
+        <w:jc w:val="both"/>
+        <w:rPr>
+          <w:sz w:val="24"/>
+          <w:szCs w:val="24"/>
+          <w:shd w:val="pct15" w:color="auto" w:fill="FFFFFF"/>
+          <w:lang w:eastAsia="zh-CN"/>
+        </w:rPr>
+      </w:pPr>
+      <w:r>
+        <w:rPr>
+          <w:sz w:val="24"/>
+          <w:szCs w:val="24"/>
+          <w:shd w:val="pct15" w:color="auto" w:fill="FFFFFF"/>
+          <w:lang w:eastAsia="zh-CN"/>
+        </w:rPr>
+        <w:t xml:space="preserve">　　无碍清净慧　　皆依禅定生。</w:t>
+      </w:r>
+    </w:p>
+    <w:p>
+      <w:pPr>
+        <w:spacing w:after="0" w:line="240" w:lineRule="auto"/>
+        <w:jc w:val="both"/>
+        <w:rPr>
+          <w:sz w:val="24"/>
+          <w:szCs w:val="24"/>
+          <w:shd w:val="pct15" w:color="auto" w:fill="FFFFFF"/>
+          <w:lang w:eastAsia="zh-CN"/>
+        </w:rPr>
+      </w:pPr>
+      <w:r>
+        <w:rPr>
+          <w:sz w:val="24"/>
+          <w:szCs w:val="24"/>
+          <w:shd w:val="pct15" w:color="auto" w:fill="FFFFFF"/>
+          <w:lang w:eastAsia="zh-CN"/>
+        </w:rPr>
+        <w:t xml:space="preserve">　　所谓奢摩他　　三摩提禅那。</w:t>
+      </w:r>
+    </w:p>
+    <w:p>
+      <w:pPr>
+        <w:spacing w:after="0" w:line="240" w:lineRule="auto"/>
+        <w:jc w:val="both"/>
+        <w:rPr>
+          <w:sz w:val="24"/>
+          <w:szCs w:val="24"/>
+          <w:shd w:val="pct15" w:color="auto" w:fill="FFFFFF"/>
+          <w:lang w:eastAsia="zh-CN"/>
+        </w:rPr>
+      </w:pPr>
+      <w:r>
+        <w:rPr>
+          <w:sz w:val="24"/>
+          <w:szCs w:val="24"/>
+          <w:shd w:val="pct15" w:color="auto" w:fill="FFFFFF"/>
+          <w:lang w:eastAsia="zh-CN"/>
+        </w:rPr>
+        <w:t xml:space="preserve">　　三法顿渐修　　有二十五种。</w:t>
+      </w:r>
+    </w:p>
+    <w:p>
+      <w:pPr>
+        <w:spacing w:after="0" w:line="240" w:lineRule="auto"/>
+        <w:jc w:val="both"/>
+        <w:rPr>
+          <w:sz w:val="24"/>
+          <w:szCs w:val="24"/>
+          <w:shd w:val="pct15" w:color="auto" w:fill="FFFFFF"/>
+          <w:lang w:eastAsia="zh-CN"/>
+        </w:rPr>
+      </w:pPr>
+      <w:r>
+        <w:rPr>
+          <w:sz w:val="24"/>
+          <w:szCs w:val="24"/>
+          <w:shd w:val="pct15" w:color="auto" w:fill="FFFFFF"/>
+          <w:lang w:eastAsia="zh-CN"/>
+        </w:rPr>
+        <w:t xml:space="preserve">　　十方诸如来　　三世修行者。</w:t>
+      </w:r>
+    </w:p>
+    <w:p>
+      <w:pPr>
+        <w:spacing w:after="0" w:line="240" w:lineRule="auto"/>
+        <w:jc w:val="both"/>
+        <w:rPr>
+          <w:sz w:val="24"/>
+          <w:szCs w:val="24"/>
+          <w:shd w:val="pct15" w:color="auto" w:fill="FFFFFF"/>
+          <w:lang w:eastAsia="zh-CN"/>
+        </w:rPr>
+      </w:pPr>
+      <w:r>
+        <w:rPr>
+          <w:sz w:val="24"/>
+          <w:szCs w:val="24"/>
+          <w:shd w:val="pct15" w:color="auto" w:fill="FFFFFF"/>
+          <w:lang w:eastAsia="zh-CN"/>
+        </w:rPr>
+        <w:t xml:space="preserve">　　无不因此法　　而得成菩提。</w:t>
+      </w:r>
+    </w:p>
+    <w:p>
+      <w:pPr>
+        <w:spacing w:after="0" w:line="240" w:lineRule="auto"/>
+        <w:jc w:val="both"/>
+        <w:rPr>
+          <w:sz w:val="24"/>
+          <w:szCs w:val="24"/>
+          <w:shd w:val="pct15" w:color="auto" w:fill="FFFFFF"/>
+          <w:lang w:eastAsia="zh-CN"/>
+        </w:rPr>
+      </w:pPr>
+      <w:r>
+        <w:rPr>
+          <w:sz w:val="24"/>
+          <w:szCs w:val="24"/>
+          <w:shd w:val="pct15" w:color="auto" w:fill="FFFFFF"/>
+          <w:lang w:eastAsia="zh-CN"/>
+        </w:rPr>
+        <w:t xml:space="preserve">　　唯除顿觉人　　并法不随顺。</w:t>
+      </w:r>
+    </w:p>
+    <w:p>
+      <w:pPr>
+        <w:spacing w:after="0" w:line="240" w:lineRule="auto"/>
+        <w:jc w:val="both"/>
+        <w:rPr>
+          <w:sz w:val="24"/>
+          <w:szCs w:val="24"/>
+          <w:shd w:val="pct15" w:color="auto" w:fill="FFFFFF"/>
+          <w:lang w:eastAsia="zh-CN"/>
+        </w:rPr>
+      </w:pPr>
+      <w:r>
+        <w:rPr>
+          <w:sz w:val="24"/>
+          <w:szCs w:val="24"/>
+          <w:shd w:val="pct15" w:color="auto" w:fill="FFFFFF"/>
+          <w:lang w:eastAsia="zh-CN"/>
+        </w:rPr>
+        <w:t xml:space="preserve">　　一切诸菩萨　　及末世众生。</w:t>
+      </w:r>
+    </w:p>
+    <w:p>
+      <w:pPr>
+        <w:spacing w:after="0" w:line="240" w:lineRule="auto"/>
+        <w:jc w:val="both"/>
+        <w:rPr>
+          <w:sz w:val="24"/>
+          <w:szCs w:val="24"/>
+          <w:shd w:val="pct15" w:color="auto" w:fill="FFFFFF"/>
+          <w:lang w:eastAsia="zh-CN"/>
+        </w:rPr>
+      </w:pPr>
+      <w:r>
+        <w:rPr>
+          <w:sz w:val="24"/>
+          <w:szCs w:val="24"/>
+          <w:shd w:val="pct15" w:color="auto" w:fill="FFFFFF"/>
+          <w:lang w:eastAsia="zh-CN"/>
+        </w:rPr>
+        <w:t xml:space="preserve">　　常当持此轮　　随顺勤修习。</w:t>
+      </w:r>
+    </w:p>
+    <w:p>
+      <w:pPr>
+        <w:spacing w:after="0" w:line="240" w:lineRule="auto"/>
+        <w:jc w:val="both"/>
+        <w:rPr>
+          <w:sz w:val="24"/>
+          <w:szCs w:val="24"/>
+          <w:shd w:val="pct15" w:color="auto" w:fill="FFFFFF"/>
+          <w:lang w:eastAsia="zh-CN"/>
+        </w:rPr>
+      </w:pPr>
+      <w:r>
+        <w:rPr>
+          <w:sz w:val="24"/>
+          <w:szCs w:val="24"/>
+          <w:shd w:val="pct15" w:color="auto" w:fill="FFFFFF"/>
+          <w:lang w:eastAsia="zh-CN"/>
+        </w:rPr>
+        <w:t xml:space="preserve">　　依佛大悲力　　不久证涅槃。</w:t>
+      </w:r>
+    </w:p>
+    <w:p>
+      <w:pPr>
+        <w:spacing w:after="0" w:line="240" w:lineRule="auto"/>
+        <w:jc w:val="both"/>
+        <w:rPr>
+          <w:sz w:val="24"/>
+          <w:szCs w:val="24"/>
+          <w:shd w:val="pct15" w:color="auto" w:fill="FFFFFF"/>
+          <w:lang w:eastAsia="zh-CN"/>
+        </w:rPr>
+      </w:pPr>
+      <w:r>
+        <w:rPr>
+          <w:sz w:val="24"/>
+          <w:szCs w:val="24"/>
+          <w:shd w:val="pct15" w:color="auto" w:fill="FFFFFF"/>
           <w:lang w:eastAsia="zh-CN"/>
         </w:rPr>
         <w:lastRenderedPageBreak/>
-        <w:t xml:space="preserve">　　若诸菩萨以寂灭力种种清净而住静虑起于变化。此菩萨者名先修禅那齐修奢摩他三摩钵提。</w:t>
-      </w:r>
-    </w:p>
-    <w:p>
-      <w:pPr>
-        <w:rPr>
-          <w:lang w:eastAsia="zh-CN"/>
-        </w:rPr>
-      </w:pPr>
-      <w:r>
-        <w:rPr>
-          <w:lang w:eastAsia="zh-CN"/>
-        </w:rPr>
-        <w:t xml:space="preserve">　　若诸菩萨以寂灭力。资于至静而起变化。此菩萨者名齐修禅那奢摩他后修三摩钵提。</w:t>
-      </w:r>
-    </w:p>
-    <w:p>
-      <w:pPr>
-        <w:rPr>
-          <w:lang w:eastAsia="zh-CN"/>
-        </w:rPr>
-      </w:pPr>
-      <w:r>
-        <w:rPr>
-          <w:lang w:eastAsia="zh-CN"/>
-        </w:rPr>
-        <w:t xml:space="preserve">　　</w:t>
-      </w:r>
-      <w:r>
-        <w:rPr>
-          <w:lang w:eastAsia="zh-CN"/>
-        </w:rPr>
-        <w:t>若诸菩萨以寂灭力资于变化。而起至静清明境慧。此菩萨者名齐修禅那三摩钵提后修奢摩他。</w:t>
-      </w:r>
-    </w:p>
-    <w:p>
-      <w:pPr>
-        <w:rPr>
-          <w:lang w:eastAsia="zh-CN"/>
-        </w:rPr>
-      </w:pPr>
-      <w:r>
-        <w:rPr>
-          <w:lang w:eastAsia="zh-CN"/>
-        </w:rPr>
-        <w:t xml:space="preserve">　　若诸菩萨以圆觉慧圆合一切。于诸性相无离觉性。此菩萨者名为圆修三种自性清净随顺。</w:t>
-      </w:r>
-    </w:p>
-    <w:p>
-      <w:pPr>
-        <w:rPr>
-          <w:lang w:eastAsia="zh-CN"/>
-        </w:rPr>
-      </w:pPr>
-      <w:r>
-        <w:rPr>
-          <w:lang w:eastAsia="zh-CN"/>
-        </w:rPr>
-        <w:t xml:space="preserve">　　善男子。是名菩萨二十五轮一切菩萨修行。如是若诸菩萨及末世众生依此轮者。当持梵行寂静思惟求哀忏悔。经三七日。于二十五轮各安标记。至心求哀随手结取。依结开示便知顿渐。一念疑悔即不成就。</w:t>
-      </w:r>
-    </w:p>
-    <w:p>
-      <w:pPr>
-        <w:rPr>
-          <w:lang w:eastAsia="zh-CN"/>
-        </w:rPr>
-      </w:pPr>
-      <w:r>
-        <w:rPr>
-          <w:lang w:eastAsia="zh-CN"/>
-        </w:rPr>
-        <w:t xml:space="preserve">　　尔时世尊欲重宣此义而说偈言。</w:t>
-      </w:r>
-    </w:p>
-    <w:p>
-      <w:pPr>
-        <w:rPr>
-          <w:lang w:eastAsia="zh-CN"/>
-        </w:rPr>
-      </w:pPr>
-      <w:r>
-        <w:rPr>
-          <w:lang w:eastAsia="zh-CN"/>
-        </w:rPr>
-        <w:t xml:space="preserve">　　辩音汝当知　　一切诸菩萨。</w:t>
-      </w:r>
-    </w:p>
-    <w:p>
-      <w:pPr>
-        <w:rPr>
-          <w:lang w:eastAsia="zh-CN"/>
-        </w:rPr>
-      </w:pPr>
-      <w:r>
-        <w:rPr>
-          <w:lang w:eastAsia="zh-CN"/>
-        </w:rPr>
-        <w:t xml:space="preserve">　　无碍清净慧　　皆依禅定生。</w:t>
-      </w:r>
-    </w:p>
-    <w:p>
-      <w:pPr>
-        <w:rPr>
-          <w:lang w:eastAsia="zh-CN"/>
-        </w:rPr>
-      </w:pPr>
-      <w:r>
-        <w:rPr>
-          <w:lang w:eastAsia="zh-CN"/>
-        </w:rPr>
-        <w:t xml:space="preserve">　　所谓奢摩他　　三摩提禅那。</w:t>
-      </w:r>
-    </w:p>
-    <w:p>
-      <w:pPr>
-        <w:rPr>
-          <w:lang w:eastAsia="zh-CN"/>
-        </w:rPr>
-      </w:pPr>
-      <w:r>
-        <w:rPr>
-          <w:lang w:eastAsia="zh-CN"/>
-        </w:rPr>
-        <w:t xml:space="preserve">　　三法顿渐修　　有二十五种</w:t>
-      </w:r>
-      <w:r>
-        <w:rPr>
-          <w:lang w:eastAsia="zh-CN"/>
-        </w:rPr>
-        <w:t>。</w:t>
-      </w:r>
-    </w:p>
-    <w:p>
-      <w:pPr>
-        <w:rPr>
-          <w:lang w:eastAsia="zh-CN"/>
-        </w:rPr>
-      </w:pPr>
-      <w:r>
-        <w:rPr>
-          <w:lang w:eastAsia="zh-CN"/>
-        </w:rPr>
-        <w:t xml:space="preserve">　　十方诸如来　　三世修行者。</w:t>
-      </w:r>
-    </w:p>
-    <w:p>
-      <w:pPr>
-        <w:rPr>
-          <w:lang w:eastAsia="zh-CN"/>
-        </w:rPr>
-      </w:pPr>
-      <w:r>
-        <w:rPr>
-          <w:lang w:eastAsia="zh-CN"/>
-        </w:rPr>
-        <w:t xml:space="preserve">　　无不因此法　　而得成菩提。</w:t>
-      </w:r>
-    </w:p>
-    <w:p>
-      <w:pPr>
-        <w:rPr>
-          <w:lang w:eastAsia="zh-CN"/>
-        </w:rPr>
-      </w:pPr>
-      <w:r>
-        <w:rPr>
-          <w:lang w:eastAsia="zh-CN"/>
-        </w:rPr>
-        <w:t xml:space="preserve">　　唯除顿觉人　　并法不随顺。</w:t>
-      </w:r>
-    </w:p>
-    <w:p>
-      <w:pPr>
-        <w:rPr>
-          <w:lang w:eastAsia="zh-CN"/>
-        </w:rPr>
-      </w:pPr>
-      <w:r>
-        <w:rPr>
-          <w:lang w:eastAsia="zh-CN"/>
-        </w:rPr>
-        <w:t xml:space="preserve">　　一切诸菩萨　　及末世众生。</w:t>
-      </w:r>
-    </w:p>
-    <w:p>
-      <w:pPr>
-        <w:rPr>
-          <w:lang w:eastAsia="zh-CN"/>
-        </w:rPr>
-      </w:pPr>
-      <w:r>
-        <w:rPr>
-          <w:lang w:eastAsia="zh-CN"/>
-        </w:rPr>
-        <w:t xml:space="preserve">　　常当持此轮　　随顺勤修习。</w:t>
-      </w:r>
-    </w:p>
-    <w:p>
-      <w:pPr>
-        <w:rPr>
-          <w:lang w:eastAsia="zh-CN"/>
-        </w:rPr>
-      </w:pPr>
-      <w:r>
-        <w:rPr>
-          <w:lang w:eastAsia="zh-CN"/>
-        </w:rPr>
-        <w:t xml:space="preserve">　　依佛大悲力　　不久证涅槃。</w:t>
-      </w:r>
-    </w:p>
-    <w:p>
-      <w:pPr>
-        <w:rPr>
-          <w:lang w:eastAsia="zh-CN"/>
-        </w:rPr>
-      </w:pPr>
-      <w:r>
-        <w:rPr>
-          <w:lang w:eastAsia="zh-CN"/>
-        </w:rPr>
-        <w:t xml:space="preserve">　　于是净诸业障菩萨在大众中。即从座起顶礼佛足。右绕三匝长跪叉手而白佛言。大悲世尊为我等辈广说如是不思议事一切如来因地行相。令诸大众得未曾有。睹见调御历恒沙劫。勤苦境界一切功用犹如一念。我等菩萨深自庆慰。世尊。若此觉心本性清净。因何染污。使诸众生迷闷不入。唯愿如来广为我等开悟法性。令此大众及末世众生作将来眼。说是语</w:t>
-      </w:r>
-      <w:r>
-        <w:rPr>
-          <w:lang w:eastAsia="zh-CN"/>
-        </w:rPr>
-        <w:t>已五体投地。如是三请终而复始。</w:t>
-      </w:r>
-    </w:p>
-    <w:p>
-      <w:pPr>
-        <w:rPr>
-          <w:lang w:eastAsia="zh-CN"/>
-        </w:rPr>
-      </w:pPr>
-      <w:r>
-        <w:rPr>
+        <w:t xml:space="preserve">　　于是净诸业障菩萨在大众中。即从座起顶礼佛足。右绕三匝长跪叉手而白佛言。大悲世尊为我等辈广说如是不思议事一切如来因地行相。令诸大众得未曾有。睹见调御历恒沙劫。勤苦境界一切功用犹如一念。我等菩萨深自庆慰。世尊。若此觉心本性清净。因何染污。使诸众生迷闷不入。唯愿如来广为我等开悟法性。令此大众及末世众生作将来眼。说是语已五体投地。如是三请终而复始。</w:t>
+      </w:r>
+    </w:p>
+    <w:p>
+      <w:pPr>
+        <w:spacing w:after="0" w:line="240" w:lineRule="auto"/>
+        <w:jc w:val="both"/>
+        <w:rPr>
+          <w:sz w:val="24"/>
+          <w:szCs w:val="24"/>
+          <w:shd w:val="pct15" w:color="auto" w:fill="FFFFFF"/>
+          <w:lang w:eastAsia="zh-CN"/>
+        </w:rPr>
+      </w:pPr>
+      <w:r>
+        <w:rPr>
+          <w:sz w:val="24"/>
+          <w:szCs w:val="24"/>
+          <w:shd w:val="pct15" w:color="auto" w:fill="FFFFFF"/>
           <w:lang w:eastAsia="zh-CN"/>
         </w:rPr>
         <w:t xml:space="preserve">　　尔时世尊告净诸业障菩萨言。善哉善哉。善男子。汝等乃能为诸大众及末世众生。咨问如来如是方便。汝今谛听当为汝说。</w:t>
@@ -2749,45 +4138,62 @@
     </w:p>
     <w:p>
       <w:pPr>
-        <w:rPr>
-          <w:lang w:eastAsia="zh-CN"/>
-        </w:rPr>
-      </w:pPr>
-      <w:r>
-        <w:rPr>
-          <w:lang w:eastAsia="zh-CN"/>
-        </w:rPr>
-        <w:lastRenderedPageBreak/>
+        <w:spacing w:after="0" w:line="240" w:lineRule="auto"/>
+        <w:jc w:val="both"/>
+        <w:rPr>
+          <w:sz w:val="24"/>
+          <w:szCs w:val="24"/>
+          <w:shd w:val="pct15" w:color="auto" w:fill="FFFFFF"/>
+          <w:lang w:eastAsia="zh-CN"/>
+        </w:rPr>
+      </w:pPr>
+      <w:r>
+        <w:rPr>
+          <w:sz w:val="24"/>
+          <w:szCs w:val="24"/>
+          <w:shd w:val="pct15" w:color="auto" w:fill="FFFFFF"/>
+          <w:lang w:eastAsia="zh-CN"/>
+        </w:rPr>
         <w:t xml:space="preserve">　　时净诸业障菩萨奉教欢喜。及诸大众默然而听。</w:t>
       </w:r>
     </w:p>
     <w:p>
       <w:pPr>
-        <w:rPr>
-          <w:lang w:eastAsia="zh-CN"/>
-        </w:rPr>
-      </w:pPr>
-      <w:r>
-        <w:rPr>
-          <w:lang w:eastAsia="zh-CN"/>
-        </w:rPr>
-        <w:t xml:space="preserve">　　善男子。一切众生从无始来。妄想执有我人众生及与寿命。认四颠倒为实我体。由此便生憎爱二境。于虚妄体重执虚妄。二妄相依生妄业道。有妄业故妄见流转。厌流转者妄见涅槃。由此不能入清净觉。非觉违拒诸能入者。有诸能入非觉入故。是故动念及与息念皆归迷闷。何以故。由有无始本起无明为己主宰。一切众生生无慧目。身心等性皆是无明。譬如</w:t>
-      </w:r>
-      <w:r>
-        <w:rPr>
-          <w:lang w:eastAsia="zh-CN"/>
-        </w:rPr>
-        <w:t>有人不自断命。是故当知。有爱我者我与随顺。非随顺者便生憎怨。为憎爱心养无明故。相续求道皆不成就。</w:t>
-      </w:r>
-    </w:p>
-    <w:p>
-      <w:pPr>
-        <w:rPr>
-          <w:lang w:eastAsia="zh-CN"/>
-        </w:rPr>
-      </w:pPr>
-      <w:r>
-        <w:rPr>
+        <w:spacing w:after="0" w:line="240" w:lineRule="auto"/>
+        <w:jc w:val="both"/>
+        <w:rPr>
+          <w:sz w:val="24"/>
+          <w:szCs w:val="24"/>
+          <w:shd w:val="pct15" w:color="auto" w:fill="FFFFFF"/>
+          <w:lang w:eastAsia="zh-CN"/>
+        </w:rPr>
+      </w:pPr>
+      <w:r>
+        <w:rPr>
+          <w:sz w:val="24"/>
+          <w:szCs w:val="24"/>
+          <w:shd w:val="pct15" w:color="auto" w:fill="FFFFFF"/>
+          <w:lang w:eastAsia="zh-CN"/>
+        </w:rPr>
+        <w:t xml:space="preserve">　　善男子。一切众生从无始来。妄想执有我人众生及与寿命。认四颠倒为实我体。由此便生憎爱二境。于虚妄体重执虚妄。二妄相依生妄业道。有妄业故妄见流转。厌流转者妄见涅槃。由此不能入清净觉。非觉违拒诸能入者。有诸能入非觉入故。是故动念及与息念皆归迷闷。何以故。由有无始本起无明为己主宰。一切众生生无慧目。身心等性皆是无明。譬如有人不自断命。是故当知。有爱我者我与随顺。非随顺者便生憎怨。为憎爱心养无明故。相续求道皆不成就。</w:t>
+      </w:r>
+    </w:p>
+    <w:p>
+      <w:pPr>
+        <w:spacing w:after="0" w:line="240" w:lineRule="auto"/>
+        <w:jc w:val="both"/>
+        <w:rPr>
+          <w:sz w:val="24"/>
+          <w:szCs w:val="24"/>
+          <w:shd w:val="pct15" w:color="auto" w:fill="FFFFFF"/>
+          <w:lang w:eastAsia="zh-CN"/>
+        </w:rPr>
+      </w:pPr>
+      <w:r>
+        <w:rPr>
+          <w:sz w:val="24"/>
+          <w:szCs w:val="24"/>
+          <w:shd w:val="pct15" w:color="auto" w:fill="FFFFFF"/>
           <w:lang w:eastAsia="zh-CN"/>
         </w:rPr>
         <w:t xml:space="preserve">　　善男子。云何我相。谓诸众生心所证者。善男子。譬如有人百骸调适。忽忘我身四支弦缓。摄养乖方微加针艾则知有我。是故证取方现我体。善男子。其心乃至证于如来毕竟了知清净涅槃皆是我相。</w:t>
@@ -2795,12 +4201,20 @@
     </w:p>
     <w:p>
       <w:pPr>
-        <w:rPr>
-          <w:lang w:eastAsia="zh-CN"/>
-        </w:rPr>
-      </w:pPr>
-      <w:r>
-        <w:rPr>
+        <w:spacing w:after="0" w:line="240" w:lineRule="auto"/>
+        <w:jc w:val="both"/>
+        <w:rPr>
+          <w:sz w:val="24"/>
+          <w:szCs w:val="24"/>
+          <w:shd w:val="pct15" w:color="auto" w:fill="FFFFFF"/>
+          <w:lang w:eastAsia="zh-CN"/>
+        </w:rPr>
+      </w:pPr>
+      <w:r>
+        <w:rPr>
+          <w:sz w:val="24"/>
+          <w:szCs w:val="24"/>
+          <w:shd w:val="pct15" w:color="auto" w:fill="FFFFFF"/>
           <w:lang w:eastAsia="zh-CN"/>
         </w:rPr>
         <w:t xml:space="preserve">　　善男子。云何人相。谓诸众生心悟证者。善男子。悟有我者不复认我。所悟非我悟亦如是。悟已超过一切证者悉为人相。善男子。其心乃至圆悟涅槃俱是我者。心存少悟备殚证理皆名人相。</w:t>
@@ -2808,12 +4222,20 @@
     </w:p>
     <w:p>
       <w:pPr>
-        <w:rPr>
-          <w:lang w:eastAsia="zh-CN"/>
-        </w:rPr>
-      </w:pPr>
-      <w:r>
-        <w:rPr>
+        <w:spacing w:after="0" w:line="240" w:lineRule="auto"/>
+        <w:jc w:val="both"/>
+        <w:rPr>
+          <w:sz w:val="24"/>
+          <w:szCs w:val="24"/>
+          <w:shd w:val="pct15" w:color="auto" w:fill="FFFFFF"/>
+          <w:lang w:eastAsia="zh-CN"/>
+        </w:rPr>
+      </w:pPr>
+      <w:r>
+        <w:rPr>
+          <w:sz w:val="24"/>
+          <w:szCs w:val="24"/>
+          <w:shd w:val="pct15" w:color="auto" w:fill="FFFFFF"/>
           <w:lang w:eastAsia="zh-CN"/>
         </w:rPr>
         <w:t xml:space="preserve">　　善男子。云何众生相。谓诸众生心自证悟所不及者。善男子。譬如有人作如是言我是众生。则知彼人说众生者非我非彼。云何非我。我是众生则非是我。云何非彼。我是众生非彼我故。善男子。但诸众生了证了悟皆为我人。而我人相所不及者存有所了名众生相。</w:t>
@@ -2821,12 +4243,20 @@
     </w:p>
     <w:p>
       <w:pPr>
-        <w:rPr>
-          <w:lang w:eastAsia="zh-CN"/>
-        </w:rPr>
-      </w:pPr>
-      <w:r>
-        <w:rPr>
+        <w:spacing w:after="0" w:line="240" w:lineRule="auto"/>
+        <w:jc w:val="both"/>
+        <w:rPr>
+          <w:sz w:val="24"/>
+          <w:szCs w:val="24"/>
+          <w:shd w:val="pct15" w:color="auto" w:fill="FFFFFF"/>
+          <w:lang w:eastAsia="zh-CN"/>
+        </w:rPr>
+      </w:pPr>
+      <w:r>
+        <w:rPr>
+          <w:sz w:val="24"/>
+          <w:szCs w:val="24"/>
+          <w:shd w:val="pct15" w:color="auto" w:fill="FFFFFF"/>
           <w:lang w:eastAsia="zh-CN"/>
         </w:rPr>
         <w:t xml:space="preserve">　　善男子。云何寿命相。谓诸众生心照清净觉所了者。一切业智所不自见犹如命根。善男子。若心照见一切觉者皆为尘垢。觉所觉者不离尘故。如汤销冰无别有冰知冰销者。存我觉我亦复如是。</w:t>
@@ -2834,31 +4264,41 @@
     </w:p>
     <w:p>
       <w:pPr>
-        <w:rPr>
-          <w:lang w:eastAsia="zh-CN"/>
-        </w:rPr>
-      </w:pPr>
-      <w:r>
-        <w:rPr>
-          <w:lang w:eastAsia="zh-CN"/>
-        </w:rPr>
-        <w:t xml:space="preserve">　　善男子。末世众生不了四相。虽经多劫勤苦修道但名有为。终不能成一切圣果。是故名为正法末世。何以故。认</w:t>
-      </w:r>
-      <w:r>
-        <w:rPr>
-          <w:lang w:eastAsia="zh-CN"/>
-        </w:rPr>
-        <w:t>一切我为涅槃故。有证有悟名成就故。譬如有人以贼为子，其家财宝终不成就。何以故。有我爱者亦爱涅槃。伏我爱根为涅槃相。有憎我者亦憎生死。不知爱者真生死故。别憎生死名不解脱。云何当知法不解脱。善男子。彼末世众生习菩提者。以己微证为自清净犹未能尽我相根本。若复有人赞叹彼法，即生欢喜便欲济度。若复诽谤彼所得者便生嗔恨。则知我相坚固执持，潜伏藏识游戏诸根曾不间断。</w:t>
-      </w:r>
-    </w:p>
-    <w:p>
-      <w:pPr>
-        <w:rPr>
-          <w:lang w:eastAsia="zh-CN"/>
-        </w:rPr>
-      </w:pPr>
-      <w:r>
-        <w:rPr>
+        <w:spacing w:after="0" w:line="240" w:lineRule="auto"/>
+        <w:jc w:val="both"/>
+        <w:rPr>
+          <w:sz w:val="24"/>
+          <w:szCs w:val="24"/>
+          <w:shd w:val="pct15" w:color="auto" w:fill="FFFFFF"/>
+          <w:lang w:eastAsia="zh-CN"/>
+        </w:rPr>
+      </w:pPr>
+      <w:r>
+        <w:rPr>
+          <w:sz w:val="24"/>
+          <w:szCs w:val="24"/>
+          <w:shd w:val="pct15" w:color="auto" w:fill="FFFFFF"/>
+          <w:lang w:eastAsia="zh-CN"/>
+        </w:rPr>
+        <w:t xml:space="preserve">　　善男子。末世众生不了四相。虽经多劫勤苦修道但名有为。终不能成一切圣果。是故名为正法末世。何以故。认一切我为涅槃故。有证有悟名成就故。譬如有人以贼为子，其家财宝终不成就。何以故。有我爱者亦爱涅槃。伏我爱根为涅槃相。有憎我者亦憎生死。不知爱者真生死故。别憎生死名不解脱。云何当知法不解脱。善男子。彼末世众生习菩提者。以己微证为自清净犹未能尽我相根本。若复有人赞叹彼法，即生欢喜便欲济度。若复诽谤彼所得者便生嗔恨。则知我相坚固执持，潜伏藏识游戏诸根曾不间断。</w:t>
+      </w:r>
+    </w:p>
+    <w:p>
+      <w:pPr>
+        <w:spacing w:after="0" w:line="240" w:lineRule="auto"/>
+        <w:jc w:val="both"/>
+        <w:rPr>
+          <w:sz w:val="24"/>
+          <w:szCs w:val="24"/>
+          <w:shd w:val="pct15" w:color="auto" w:fill="FFFFFF"/>
+          <w:lang w:eastAsia="zh-CN"/>
+        </w:rPr>
+      </w:pPr>
+      <w:r>
+        <w:rPr>
+          <w:sz w:val="24"/>
+          <w:szCs w:val="24"/>
+          <w:shd w:val="pct15" w:color="auto" w:fill="FFFFFF"/>
           <w:lang w:eastAsia="zh-CN"/>
         </w:rPr>
         <w:t xml:space="preserve">　　善男子。彼修道者不除我相。是故不能入清净觉。善男子。若知我空无毁我者有我说法我未断故。众生寿命亦复如是。</w:t>
@@ -2866,12 +4306,20 @@
     </w:p>
     <w:p>
       <w:pPr>
-        <w:rPr>
-          <w:lang w:eastAsia="zh-CN"/>
-        </w:rPr>
-      </w:pPr>
-      <w:r>
-        <w:rPr>
+        <w:spacing w:after="0" w:line="240" w:lineRule="auto"/>
+        <w:jc w:val="both"/>
+        <w:rPr>
+          <w:sz w:val="24"/>
+          <w:szCs w:val="24"/>
+          <w:shd w:val="pct15" w:color="auto" w:fill="FFFFFF"/>
+          <w:lang w:eastAsia="zh-CN"/>
+        </w:rPr>
+      </w:pPr>
+      <w:r>
+        <w:rPr>
+          <w:sz w:val="24"/>
+          <w:szCs w:val="24"/>
+          <w:shd w:val="pct15" w:color="auto" w:fill="FFFFFF"/>
           <w:lang w:eastAsia="zh-CN"/>
         </w:rPr>
         <w:t xml:space="preserve">　　善男子。末世众生说病为法。是故名为可怜愍者。虽勤精进增益诸病。是故不能入清净觉。</w:t>
@@ -2879,12 +4327,20 @@
     </w:p>
     <w:p>
       <w:pPr>
-        <w:rPr>
-          <w:lang w:eastAsia="zh-CN"/>
-        </w:rPr>
-      </w:pPr>
-      <w:r>
-        <w:rPr>
+        <w:spacing w:after="0" w:line="240" w:lineRule="auto"/>
+        <w:jc w:val="both"/>
+        <w:rPr>
+          <w:sz w:val="24"/>
+          <w:szCs w:val="24"/>
+          <w:shd w:val="pct15" w:color="auto" w:fill="FFFFFF"/>
+          <w:lang w:eastAsia="zh-CN"/>
+        </w:rPr>
+      </w:pPr>
+      <w:r>
+        <w:rPr>
+          <w:sz w:val="24"/>
+          <w:szCs w:val="24"/>
+          <w:shd w:val="pct15" w:color="auto" w:fill="FFFFFF"/>
           <w:lang w:eastAsia="zh-CN"/>
         </w:rPr>
         <w:t xml:space="preserve">　　善男子。末世众生不了四相。以如来解及所行处为自修行终不成就。或有众生未得谓得、未证谓证。见胜进者心生嫉妒。由彼众生未断我爱。是故不能入清净觉。</w:t>
@@ -2892,12 +4348,20 @@
     </w:p>
     <w:p>
       <w:pPr>
-        <w:rPr>
-          <w:lang w:eastAsia="zh-CN"/>
-        </w:rPr>
-      </w:pPr>
-      <w:r>
-        <w:rPr>
+        <w:spacing w:after="0" w:line="240" w:lineRule="auto"/>
+        <w:jc w:val="both"/>
+        <w:rPr>
+          <w:sz w:val="24"/>
+          <w:szCs w:val="24"/>
+          <w:shd w:val="pct15" w:color="auto" w:fill="FFFFFF"/>
+          <w:lang w:eastAsia="zh-CN"/>
+        </w:rPr>
+      </w:pPr>
+      <w:r>
+        <w:rPr>
+          <w:sz w:val="24"/>
+          <w:szCs w:val="24"/>
+          <w:shd w:val="pct15" w:color="auto" w:fill="FFFFFF"/>
           <w:lang w:eastAsia="zh-CN"/>
         </w:rPr>
         <w:lastRenderedPageBreak/>
@@ -2906,12 +4370,20 @@
     </w:p>
     <w:p>
       <w:pPr>
-        <w:rPr>
-          <w:lang w:eastAsia="zh-CN"/>
-        </w:rPr>
-      </w:pPr>
-      <w:r>
-        <w:rPr>
+        <w:spacing w:after="0" w:line="240" w:lineRule="auto"/>
+        <w:jc w:val="both"/>
+        <w:rPr>
+          <w:sz w:val="24"/>
+          <w:szCs w:val="24"/>
+          <w:shd w:val="pct15" w:color="auto" w:fill="FFFFFF"/>
+          <w:lang w:eastAsia="zh-CN"/>
+        </w:rPr>
+      </w:pPr>
+      <w:r>
+        <w:rPr>
+          <w:sz w:val="24"/>
+          <w:szCs w:val="24"/>
+          <w:shd w:val="pct15" w:color="auto" w:fill="FFFFFF"/>
           <w:lang w:eastAsia="zh-CN"/>
         </w:rPr>
         <w:t xml:space="preserve">　　尔时世尊欲重宣此义而说偈言。</w:t>
@@ -2919,981 +4391,1470 @@
     </w:p>
     <w:p>
       <w:pPr>
-        <w:rPr>
-          <w:lang w:eastAsia="zh-CN"/>
-        </w:rPr>
-      </w:pPr>
-      <w:r>
-        <w:rPr>
-          <w:lang w:eastAsia="zh-CN"/>
-        </w:rPr>
-        <w:t xml:space="preserve">　　净业汝当知　　一切诸众生</w:t>
-      </w:r>
-      <w:r>
-        <w:rPr>
+        <w:spacing w:after="0" w:line="240" w:lineRule="auto"/>
+        <w:jc w:val="both"/>
+        <w:rPr>
+          <w:sz w:val="24"/>
+          <w:szCs w:val="24"/>
+          <w:shd w:val="pct15" w:color="auto" w:fill="FFFFFF"/>
+          <w:lang w:eastAsia="zh-CN"/>
+        </w:rPr>
+      </w:pPr>
+      <w:r>
+        <w:rPr>
+          <w:sz w:val="24"/>
+          <w:szCs w:val="24"/>
+          <w:shd w:val="pct15" w:color="auto" w:fill="FFFFFF"/>
+          <w:lang w:eastAsia="zh-CN"/>
+        </w:rPr>
+        <w:t xml:space="preserve">　　净业汝当知　　一切诸众生。</w:t>
+      </w:r>
+    </w:p>
+    <w:p>
+      <w:pPr>
+        <w:spacing w:after="0" w:line="240" w:lineRule="auto"/>
+        <w:jc w:val="both"/>
+        <w:rPr>
+          <w:sz w:val="24"/>
+          <w:szCs w:val="24"/>
+          <w:shd w:val="pct15" w:color="auto" w:fill="FFFFFF"/>
+          <w:lang w:eastAsia="zh-CN"/>
+        </w:rPr>
+      </w:pPr>
+      <w:r>
+        <w:rPr>
+          <w:sz w:val="24"/>
+          <w:szCs w:val="24"/>
+          <w:shd w:val="pct15" w:color="auto" w:fill="FFFFFF"/>
+          <w:lang w:eastAsia="zh-CN"/>
+        </w:rPr>
+        <w:t xml:space="preserve">　　皆由执我爱　　无始妄流转。</w:t>
+      </w:r>
+    </w:p>
+    <w:p>
+      <w:pPr>
+        <w:spacing w:after="0" w:line="240" w:lineRule="auto"/>
+        <w:jc w:val="both"/>
+        <w:rPr>
+          <w:sz w:val="24"/>
+          <w:szCs w:val="24"/>
+          <w:shd w:val="pct15" w:color="auto" w:fill="FFFFFF"/>
+          <w:lang w:eastAsia="zh-CN"/>
+        </w:rPr>
+      </w:pPr>
+      <w:r>
+        <w:rPr>
+          <w:sz w:val="24"/>
+          <w:szCs w:val="24"/>
+          <w:shd w:val="pct15" w:color="auto" w:fill="FFFFFF"/>
+          <w:lang w:eastAsia="zh-CN"/>
+        </w:rPr>
+        <w:t xml:space="preserve">　　未除四种相　　不得成菩提。</w:t>
+      </w:r>
+    </w:p>
+    <w:p>
+      <w:pPr>
+        <w:spacing w:after="0" w:line="240" w:lineRule="auto"/>
+        <w:jc w:val="both"/>
+        <w:rPr>
+          <w:sz w:val="24"/>
+          <w:szCs w:val="24"/>
+          <w:shd w:val="pct15" w:color="auto" w:fill="FFFFFF"/>
+          <w:lang w:eastAsia="zh-CN"/>
+        </w:rPr>
+      </w:pPr>
+      <w:r>
+        <w:rPr>
+          <w:sz w:val="24"/>
+          <w:szCs w:val="24"/>
+          <w:shd w:val="pct15" w:color="auto" w:fill="FFFFFF"/>
+          <w:lang w:eastAsia="zh-CN"/>
+        </w:rPr>
+        <w:t xml:space="preserve">　　爱憎生于心　　谄曲存诸念。</w:t>
+      </w:r>
+    </w:p>
+    <w:p>
+      <w:pPr>
+        <w:spacing w:after="0" w:line="240" w:lineRule="auto"/>
+        <w:jc w:val="both"/>
+        <w:rPr>
+          <w:sz w:val="24"/>
+          <w:szCs w:val="24"/>
+          <w:shd w:val="pct15" w:color="auto" w:fill="FFFFFF"/>
+          <w:lang w:eastAsia="zh-CN"/>
+        </w:rPr>
+      </w:pPr>
+      <w:r>
+        <w:rPr>
+          <w:sz w:val="24"/>
+          <w:szCs w:val="24"/>
+          <w:shd w:val="pct15" w:color="auto" w:fill="FFFFFF"/>
+          <w:lang w:eastAsia="zh-CN"/>
+        </w:rPr>
+        <w:t xml:space="preserve">　　是故多迷闷　　不能入觉城。</w:t>
+      </w:r>
+    </w:p>
+    <w:p>
+      <w:pPr>
+        <w:spacing w:after="0" w:line="240" w:lineRule="auto"/>
+        <w:jc w:val="both"/>
+        <w:rPr>
+          <w:sz w:val="24"/>
+          <w:szCs w:val="24"/>
+          <w:shd w:val="pct15" w:color="auto" w:fill="FFFFFF"/>
+          <w:lang w:eastAsia="zh-CN"/>
+        </w:rPr>
+      </w:pPr>
+      <w:r>
+        <w:rPr>
+          <w:sz w:val="24"/>
+          <w:szCs w:val="24"/>
+          <w:shd w:val="pct15" w:color="auto" w:fill="FFFFFF"/>
+          <w:lang w:eastAsia="zh-CN"/>
+        </w:rPr>
+        <w:t xml:space="preserve">　　若能归悟刹　　先去贪嗔痴。</w:t>
+      </w:r>
+    </w:p>
+    <w:p>
+      <w:pPr>
+        <w:spacing w:after="0" w:line="240" w:lineRule="auto"/>
+        <w:jc w:val="both"/>
+        <w:rPr>
+          <w:sz w:val="24"/>
+          <w:szCs w:val="24"/>
+          <w:shd w:val="pct15" w:color="auto" w:fill="FFFFFF"/>
+          <w:lang w:eastAsia="zh-CN"/>
+        </w:rPr>
+      </w:pPr>
+      <w:r>
+        <w:rPr>
+          <w:sz w:val="24"/>
+          <w:szCs w:val="24"/>
+          <w:shd w:val="pct15" w:color="auto" w:fill="FFFFFF"/>
+          <w:lang w:eastAsia="zh-CN"/>
+        </w:rPr>
+        <w:t xml:space="preserve">　　法爱不存心　　渐次可成就。</w:t>
+      </w:r>
+    </w:p>
+    <w:p>
+      <w:pPr>
+        <w:spacing w:after="0" w:line="240" w:lineRule="auto"/>
+        <w:jc w:val="both"/>
+        <w:rPr>
+          <w:sz w:val="24"/>
+          <w:szCs w:val="24"/>
+          <w:shd w:val="pct15" w:color="auto" w:fill="FFFFFF"/>
+          <w:lang w:eastAsia="zh-CN"/>
+        </w:rPr>
+      </w:pPr>
+      <w:r>
+        <w:rPr>
+          <w:sz w:val="24"/>
+          <w:szCs w:val="24"/>
+          <w:shd w:val="pct15" w:color="auto" w:fill="FFFFFF"/>
+          <w:lang w:eastAsia="zh-CN"/>
+        </w:rPr>
+        <w:t xml:space="preserve">　　我身本不有　　憎爱何由生。</w:t>
+      </w:r>
+    </w:p>
+    <w:p>
+      <w:pPr>
+        <w:spacing w:after="0" w:line="240" w:lineRule="auto"/>
+        <w:jc w:val="both"/>
+        <w:rPr>
+          <w:sz w:val="24"/>
+          <w:szCs w:val="24"/>
+          <w:shd w:val="pct15" w:color="auto" w:fill="FFFFFF"/>
+          <w:lang w:eastAsia="zh-CN"/>
+        </w:rPr>
+      </w:pPr>
+      <w:r>
+        <w:rPr>
+          <w:sz w:val="24"/>
+          <w:szCs w:val="24"/>
+          <w:shd w:val="pct15" w:color="auto" w:fill="FFFFFF"/>
+          <w:lang w:eastAsia="zh-CN"/>
+        </w:rPr>
+        <w:t xml:space="preserve">　　此人求善友　　终不堕邪见。</w:t>
+      </w:r>
+    </w:p>
+    <w:p>
+      <w:pPr>
+        <w:spacing w:after="0" w:line="240" w:lineRule="auto"/>
+        <w:jc w:val="both"/>
+        <w:rPr>
+          <w:sz w:val="24"/>
+          <w:szCs w:val="24"/>
+          <w:shd w:val="pct15" w:color="auto" w:fill="FFFFFF"/>
+          <w:lang w:eastAsia="zh-CN"/>
+        </w:rPr>
+      </w:pPr>
+      <w:r>
+        <w:rPr>
+          <w:sz w:val="24"/>
+          <w:szCs w:val="24"/>
+          <w:shd w:val="pct15" w:color="auto" w:fill="FFFFFF"/>
+          <w:lang w:eastAsia="zh-CN"/>
+        </w:rPr>
+        <w:t xml:space="preserve">　　所求别生心　　究竟非成就。</w:t>
+      </w:r>
+    </w:p>
+    <w:p>
+      <w:pPr>
+        <w:spacing w:after="0" w:line="240" w:lineRule="auto"/>
+        <w:jc w:val="both"/>
+        <w:rPr>
+          <w:sz w:val="24"/>
+          <w:szCs w:val="24"/>
+          <w:shd w:val="pct15" w:color="auto" w:fill="FFFFFF"/>
+          <w:lang w:eastAsia="zh-CN"/>
+        </w:rPr>
+      </w:pPr>
+      <w:r>
+        <w:rPr>
+          <w:sz w:val="24"/>
+          <w:szCs w:val="24"/>
+          <w:shd w:val="pct15" w:color="auto" w:fill="FFFFFF"/>
+          <w:lang w:eastAsia="zh-CN"/>
+        </w:rPr>
+        <w:t xml:space="preserve">　　于是普觉菩萨在大众中。即从座起顶礼佛足。右绕三匝长跪叉手而白佛言。大悲世尊快说禅病。令诸大众得未曾有。心意荡然获大安隐。世尊。末世众生去佛渐远。贤圣隐伏邪法增炽。使诸众生求何等人依何等法行何等行除去何病。云何发心令彼群盲不堕邪见。作是语已五体投地。如是三请终而复始。</w:t>
+      </w:r>
+    </w:p>
+    <w:p>
+      <w:pPr>
+        <w:spacing w:after="0" w:line="240" w:lineRule="auto"/>
+        <w:jc w:val="both"/>
+        <w:rPr>
+          <w:sz w:val="24"/>
+          <w:szCs w:val="24"/>
+          <w:shd w:val="pct15" w:color="auto" w:fill="FFFFFF"/>
+          <w:lang w:eastAsia="zh-CN"/>
+        </w:rPr>
+      </w:pPr>
+      <w:r>
+        <w:rPr>
+          <w:sz w:val="24"/>
+          <w:szCs w:val="24"/>
+          <w:shd w:val="pct15" w:color="auto" w:fill="FFFFFF"/>
+          <w:lang w:eastAsia="zh-CN"/>
+        </w:rPr>
+        <w:t xml:space="preserve">　　尔时世尊告普觉菩萨言。善哉善哉。善男子。汝等乃能咨问如来如是修行。能施末世一切众生无畏道眼。令彼众生得成圣道。汝今谛听当为汝说。</w:t>
+      </w:r>
+    </w:p>
+    <w:p>
+      <w:pPr>
+        <w:spacing w:after="0" w:line="240" w:lineRule="auto"/>
+        <w:jc w:val="both"/>
+        <w:rPr>
+          <w:sz w:val="24"/>
+          <w:szCs w:val="24"/>
+          <w:shd w:val="pct15" w:color="auto" w:fill="FFFFFF"/>
+          <w:lang w:eastAsia="zh-CN"/>
+        </w:rPr>
+      </w:pPr>
+      <w:r>
+        <w:rPr>
+          <w:sz w:val="24"/>
+          <w:szCs w:val="24"/>
+          <w:shd w:val="pct15" w:color="auto" w:fill="FFFFFF"/>
+          <w:lang w:eastAsia="zh-CN"/>
+        </w:rPr>
+        <w:t xml:space="preserve">　　时普觉菩萨奉教欢喜。及诸大众默然而听。</w:t>
+      </w:r>
+    </w:p>
+    <w:p>
+      <w:pPr>
+        <w:spacing w:after="0" w:line="240" w:lineRule="auto"/>
+        <w:jc w:val="both"/>
+        <w:rPr>
+          <w:sz w:val="24"/>
+          <w:szCs w:val="24"/>
+          <w:shd w:val="pct15" w:color="auto" w:fill="FFFFFF"/>
+          <w:lang w:eastAsia="zh-CN"/>
+        </w:rPr>
+      </w:pPr>
+      <w:r>
+        <w:rPr>
+          <w:sz w:val="24"/>
+          <w:szCs w:val="24"/>
+          <w:shd w:val="pct15" w:color="auto" w:fill="FFFFFF"/>
+          <w:lang w:eastAsia="zh-CN"/>
+        </w:rPr>
+        <w:t xml:space="preserve">　　善男子。末世众生将发大心。求善知识欲修行者。当求一切正知见人。心不住相不著声闻缘觉境界。虽现尘劳心恒清净。示有诸过赞叹梵行。不令众生入不律仪。求如是人即得成就阿耨多罗三藐三菩提。末世众生见如是人应当供养不惜身命。彼善知识四威仪中常现清净。乃至示现种种过患心无憍慢。况复搏财妻子眷属。若善男子于彼善友不起恶念。即能究竟成就正觉。心花发明照十方刹。</w:t>
+      </w:r>
+    </w:p>
+    <w:p>
+      <w:pPr>
+        <w:spacing w:after="0" w:line="240" w:lineRule="auto"/>
+        <w:jc w:val="both"/>
+        <w:rPr>
+          <w:sz w:val="24"/>
+          <w:szCs w:val="24"/>
+          <w:shd w:val="pct15" w:color="auto" w:fill="FFFFFF"/>
+          <w:lang w:eastAsia="zh-CN"/>
+        </w:rPr>
+      </w:pPr>
+      <w:r>
+        <w:rPr>
+          <w:sz w:val="24"/>
+          <w:szCs w:val="24"/>
+          <w:shd w:val="pct15" w:color="auto" w:fill="FFFFFF"/>
+          <w:lang w:eastAsia="zh-CN"/>
+        </w:rPr>
+        <w:t xml:space="preserve">　　善男子。彼善知识所证妙法应离四病。云何四病。一者作病。若复有人作如是言。我于本心作种种行欲求圆觉。彼圆觉性非作得故说名为病。二者任病。若复有人作如是言。我等今者不断生死不求涅槃。涅槃生死无起灭念。任彼一切随诸法性欲求圆觉。彼圆觉性非任有故说名为病。三者止病。若复有人作如是言。我今自心永息诸念得一切性。寂然平等欲求圆觉。彼圆觉性非止合故说名为病。四者灭病。若复有人作如是言。我今永断一切烦恼身心毕竟空无所有。何况根尘虚妄境界一切永寂欲求圆觉。彼圆觉性非寂相故说名为病。离四病者则知清净。作是观者名为正观。若他观者名为邪观。</w:t>
+      </w:r>
+    </w:p>
+    <w:p>
+      <w:pPr>
+        <w:spacing w:after="0" w:line="240" w:lineRule="auto"/>
+        <w:jc w:val="both"/>
+        <w:rPr>
+          <w:sz w:val="24"/>
+          <w:szCs w:val="24"/>
+          <w:shd w:val="pct15" w:color="auto" w:fill="FFFFFF"/>
+          <w:lang w:eastAsia="zh-CN"/>
+        </w:rPr>
+      </w:pPr>
+      <w:r>
+        <w:rPr>
+          <w:sz w:val="24"/>
+          <w:szCs w:val="24"/>
+          <w:shd w:val="pct15" w:color="auto" w:fill="FFFFFF"/>
+          <w:lang w:eastAsia="zh-CN"/>
+        </w:rPr>
+        <w:t xml:space="preserve">　　善男子。末世众生欲修行者。应当尽命供养善友事善知识。彼善知识欲来亲近应断憍慢。若复远离应断嗔恨。现逆顺境犹如虚空。了知身心毕竟平等与诸众生同体无异。如是修行方入圆觉。</w:t>
+      </w:r>
+    </w:p>
+    <w:p>
+      <w:pPr>
+        <w:spacing w:after="0" w:line="240" w:lineRule="auto"/>
+        <w:jc w:val="both"/>
+        <w:rPr>
+          <w:sz w:val="24"/>
+          <w:szCs w:val="24"/>
+          <w:shd w:val="pct15" w:color="auto" w:fill="FFFFFF"/>
+          <w:lang w:eastAsia="zh-CN"/>
+        </w:rPr>
+      </w:pPr>
+      <w:r>
+        <w:rPr>
+          <w:sz w:val="24"/>
+          <w:szCs w:val="24"/>
+          <w:shd w:val="pct15" w:color="auto" w:fill="FFFFFF"/>
+          <w:lang w:eastAsia="zh-CN"/>
+        </w:rPr>
+        <w:t xml:space="preserve">　　善男子。末世众生不得成道。由有无始自他憎爱一切种子故未解脱。若复有人观彼怨家如己父母，心无有二即除诸病。于诸法中自他憎爱亦复如是。</w:t>
+      </w:r>
+    </w:p>
+    <w:p>
+      <w:pPr>
+        <w:spacing w:after="0" w:line="240" w:lineRule="auto"/>
+        <w:jc w:val="both"/>
+        <w:rPr>
+          <w:sz w:val="24"/>
+          <w:szCs w:val="24"/>
+          <w:shd w:val="pct15" w:color="auto" w:fill="FFFFFF"/>
+          <w:lang w:eastAsia="zh-CN"/>
+        </w:rPr>
+      </w:pPr>
+      <w:r>
+        <w:rPr>
+          <w:sz w:val="24"/>
+          <w:szCs w:val="24"/>
+          <w:shd w:val="pct15" w:color="auto" w:fill="FFFFFF"/>
+          <w:lang w:eastAsia="zh-CN"/>
+        </w:rPr>
+        <w:t xml:space="preserve">　　善男子。末世众生欲求圆觉。应当发心作如是言。尽于虚空一切众生，我皆令入究竟圆觉。于圆觉中无取觉者。除彼我人一切诸相。如是发心不堕邪见。</w:t>
+      </w:r>
+    </w:p>
+    <w:p>
+      <w:pPr>
+        <w:spacing w:after="0" w:line="240" w:lineRule="auto"/>
+        <w:jc w:val="both"/>
+        <w:rPr>
+          <w:sz w:val="24"/>
+          <w:szCs w:val="24"/>
+          <w:shd w:val="pct15" w:color="auto" w:fill="FFFFFF"/>
+          <w:lang w:eastAsia="zh-CN"/>
+        </w:rPr>
+      </w:pPr>
+      <w:r>
+        <w:rPr>
+          <w:sz w:val="24"/>
+          <w:szCs w:val="24"/>
+          <w:shd w:val="pct15" w:color="auto" w:fill="FFFFFF"/>
+          <w:lang w:eastAsia="zh-CN"/>
+        </w:rPr>
+        <w:lastRenderedPageBreak/>
+        <w:t xml:space="preserve">　　尔时世尊欲重宣此义而说偈言。</w:t>
+      </w:r>
+    </w:p>
+    <w:p>
+      <w:pPr>
+        <w:spacing w:after="0" w:line="240" w:lineRule="auto"/>
+        <w:jc w:val="both"/>
+        <w:rPr>
+          <w:sz w:val="24"/>
+          <w:szCs w:val="24"/>
+          <w:shd w:val="pct15" w:color="auto" w:fill="FFFFFF"/>
+          <w:lang w:eastAsia="zh-CN"/>
+        </w:rPr>
+      </w:pPr>
+      <w:r>
+        <w:rPr>
+          <w:sz w:val="24"/>
+          <w:szCs w:val="24"/>
+          <w:shd w:val="pct15" w:color="auto" w:fill="FFFFFF"/>
+          <w:lang w:eastAsia="zh-CN"/>
+        </w:rPr>
+        <w:t xml:space="preserve">　　普觉汝当知　　末世诸众生。</w:t>
+      </w:r>
+    </w:p>
+    <w:p>
+      <w:pPr>
+        <w:spacing w:after="0" w:line="240" w:lineRule="auto"/>
+        <w:jc w:val="both"/>
+        <w:rPr>
+          <w:sz w:val="24"/>
+          <w:szCs w:val="24"/>
+          <w:shd w:val="pct15" w:color="auto" w:fill="FFFFFF"/>
+          <w:lang w:eastAsia="zh-CN"/>
+        </w:rPr>
+      </w:pPr>
+      <w:r>
+        <w:rPr>
+          <w:sz w:val="24"/>
+          <w:szCs w:val="24"/>
+          <w:shd w:val="pct15" w:color="auto" w:fill="FFFFFF"/>
+          <w:lang w:eastAsia="zh-CN"/>
+        </w:rPr>
+        <w:t xml:space="preserve">　　欲求善知识　　应当求正觉。</w:t>
+      </w:r>
+    </w:p>
+    <w:p>
+      <w:pPr>
+        <w:spacing w:after="0" w:line="240" w:lineRule="auto"/>
+        <w:jc w:val="both"/>
+        <w:rPr>
+          <w:sz w:val="24"/>
+          <w:szCs w:val="24"/>
+          <w:shd w:val="pct15" w:color="auto" w:fill="FFFFFF"/>
+          <w:lang w:eastAsia="zh-CN"/>
+        </w:rPr>
+      </w:pPr>
+      <w:r>
+        <w:rPr>
+          <w:sz w:val="24"/>
+          <w:szCs w:val="24"/>
+          <w:shd w:val="pct15" w:color="auto" w:fill="FFFFFF"/>
+          <w:lang w:eastAsia="zh-CN"/>
+        </w:rPr>
+        <w:t xml:space="preserve">　　心远二乘者　　法中除四病。</w:t>
+      </w:r>
+    </w:p>
+    <w:p>
+      <w:pPr>
+        <w:spacing w:after="0" w:line="240" w:lineRule="auto"/>
+        <w:jc w:val="both"/>
+        <w:rPr>
+          <w:sz w:val="24"/>
+          <w:szCs w:val="24"/>
+          <w:shd w:val="pct15" w:color="auto" w:fill="FFFFFF"/>
+          <w:lang w:eastAsia="zh-CN"/>
+        </w:rPr>
+      </w:pPr>
+      <w:r>
+        <w:rPr>
+          <w:sz w:val="24"/>
+          <w:szCs w:val="24"/>
+          <w:shd w:val="pct15" w:color="auto" w:fill="FFFFFF"/>
+          <w:lang w:eastAsia="zh-CN"/>
+        </w:rPr>
+        <w:t xml:space="preserve">　　谓作止任灭　　亲近无憍慢。</w:t>
+      </w:r>
+    </w:p>
+    <w:p>
+      <w:pPr>
+        <w:spacing w:after="0" w:line="240" w:lineRule="auto"/>
+        <w:jc w:val="both"/>
+        <w:rPr>
+          <w:sz w:val="24"/>
+          <w:szCs w:val="24"/>
+          <w:shd w:val="pct15" w:color="auto" w:fill="FFFFFF"/>
+          <w:lang w:eastAsia="zh-CN"/>
+        </w:rPr>
+      </w:pPr>
+      <w:r>
+        <w:rPr>
+          <w:sz w:val="24"/>
+          <w:szCs w:val="24"/>
+          <w:shd w:val="pct15" w:color="auto" w:fill="FFFFFF"/>
+          <w:lang w:eastAsia="zh-CN"/>
+        </w:rPr>
+        <w:t xml:space="preserve">　　远离无嗔恨　　见种种境界。</w:t>
+      </w:r>
+    </w:p>
+    <w:p>
+      <w:pPr>
+        <w:spacing w:after="0" w:line="240" w:lineRule="auto"/>
+        <w:jc w:val="both"/>
+        <w:rPr>
+          <w:sz w:val="24"/>
+          <w:szCs w:val="24"/>
+          <w:shd w:val="pct15" w:color="auto" w:fill="FFFFFF"/>
+          <w:lang w:eastAsia="zh-CN"/>
+        </w:rPr>
+      </w:pPr>
+      <w:r>
+        <w:rPr>
+          <w:sz w:val="24"/>
+          <w:szCs w:val="24"/>
+          <w:shd w:val="pct15" w:color="auto" w:fill="FFFFFF"/>
+          <w:lang w:eastAsia="zh-CN"/>
+        </w:rPr>
+        <w:t xml:space="preserve">　　心当生希有　　还如佛出世。</w:t>
+      </w:r>
+    </w:p>
+    <w:p>
+      <w:pPr>
+        <w:spacing w:after="0" w:line="240" w:lineRule="auto"/>
+        <w:jc w:val="both"/>
+        <w:rPr>
+          <w:sz w:val="24"/>
+          <w:szCs w:val="24"/>
+          <w:shd w:val="pct15" w:color="auto" w:fill="FFFFFF"/>
+          <w:lang w:eastAsia="zh-CN"/>
+        </w:rPr>
+      </w:pPr>
+      <w:r>
+        <w:rPr>
+          <w:sz w:val="24"/>
+          <w:szCs w:val="24"/>
+          <w:shd w:val="pct15" w:color="auto" w:fill="FFFFFF"/>
+          <w:lang w:eastAsia="zh-CN"/>
+        </w:rPr>
+        <w:t xml:space="preserve">　　不犯非律仪　　戒根永清净。</w:t>
+      </w:r>
+    </w:p>
+    <w:p>
+      <w:pPr>
+        <w:spacing w:after="0" w:line="240" w:lineRule="auto"/>
+        <w:jc w:val="both"/>
+        <w:rPr>
+          <w:sz w:val="24"/>
+          <w:szCs w:val="24"/>
+          <w:shd w:val="pct15" w:color="auto" w:fill="FFFFFF"/>
+          <w:lang w:eastAsia="zh-CN"/>
+        </w:rPr>
+      </w:pPr>
+      <w:r>
+        <w:rPr>
+          <w:sz w:val="24"/>
+          <w:szCs w:val="24"/>
+          <w:shd w:val="pct15" w:color="auto" w:fill="FFFFFF"/>
+          <w:lang w:eastAsia="zh-CN"/>
+        </w:rPr>
+        <w:t xml:space="preserve">　　度一切众生　　究竟入圆觉。</w:t>
+      </w:r>
+    </w:p>
+    <w:p>
+      <w:pPr>
+        <w:spacing w:after="0" w:line="240" w:lineRule="auto"/>
+        <w:jc w:val="both"/>
+        <w:rPr>
+          <w:sz w:val="24"/>
+          <w:szCs w:val="24"/>
+          <w:shd w:val="pct15" w:color="auto" w:fill="FFFFFF"/>
+          <w:lang w:eastAsia="zh-CN"/>
+        </w:rPr>
+      </w:pPr>
+      <w:r>
+        <w:rPr>
+          <w:sz w:val="24"/>
+          <w:szCs w:val="24"/>
+          <w:shd w:val="pct15" w:color="auto" w:fill="FFFFFF"/>
+          <w:lang w:eastAsia="zh-CN"/>
+        </w:rPr>
+        <w:t xml:space="preserve">　　无彼我人相　　常依止智慧。</w:t>
+      </w:r>
+    </w:p>
+    <w:p>
+      <w:pPr>
+        <w:spacing w:after="0" w:line="240" w:lineRule="auto"/>
+        <w:jc w:val="both"/>
+        <w:rPr>
+          <w:sz w:val="24"/>
+          <w:szCs w:val="24"/>
+          <w:shd w:val="pct15" w:color="auto" w:fill="FFFFFF"/>
+          <w:lang w:eastAsia="zh-CN"/>
+        </w:rPr>
+      </w:pPr>
+      <w:r>
+        <w:rPr>
+          <w:sz w:val="24"/>
+          <w:szCs w:val="24"/>
+          <w:shd w:val="pct15" w:color="auto" w:fill="FFFFFF"/>
+          <w:lang w:eastAsia="zh-CN"/>
+        </w:rPr>
+        <w:t xml:space="preserve">　　便得超邪见　　证觉般涅槃。</w:t>
+      </w:r>
+    </w:p>
+    <w:p>
+      <w:pPr>
+        <w:spacing w:after="0" w:line="240" w:lineRule="auto"/>
+        <w:jc w:val="both"/>
+        <w:rPr>
+          <w:sz w:val="24"/>
+          <w:szCs w:val="24"/>
+          <w:shd w:val="pct15" w:color="auto" w:fill="FFFFFF"/>
+          <w:lang w:eastAsia="zh-CN"/>
+        </w:rPr>
+      </w:pPr>
+      <w:r>
+        <w:rPr>
+          <w:sz w:val="24"/>
+          <w:szCs w:val="24"/>
+          <w:shd w:val="pct15" w:color="auto" w:fill="FFFFFF"/>
+          <w:lang w:eastAsia="zh-CN"/>
+        </w:rPr>
+        <w:t xml:space="preserve">　　于是圆觉菩萨在大众中。即从座起顶礼佛足。右绕三匝长跪叉手而白佛言。大悲世尊为我等辈广说净觉种种方便。令末世众生有大增益。世尊。我等今者已得开悟。若佛灭后末世众生未得悟者。云何安居修此圆觉清净境界。此圆觉中三种净观以何为首。唯愿大悲为诸大众及末世众生施大饶益。作是语已五体投地。如是三请终而复始。</w:t>
+      </w:r>
+    </w:p>
+    <w:p>
+      <w:pPr>
+        <w:spacing w:after="0" w:line="240" w:lineRule="auto"/>
+        <w:jc w:val="both"/>
+        <w:rPr>
+          <w:sz w:val="24"/>
+          <w:szCs w:val="24"/>
+          <w:shd w:val="pct15" w:color="auto" w:fill="FFFFFF"/>
+          <w:lang w:eastAsia="zh-CN"/>
+        </w:rPr>
+      </w:pPr>
+      <w:r>
+        <w:rPr>
+          <w:sz w:val="24"/>
+          <w:szCs w:val="24"/>
+          <w:shd w:val="pct15" w:color="auto" w:fill="FFFFFF"/>
+          <w:lang w:eastAsia="zh-CN"/>
+        </w:rPr>
+        <w:t xml:space="preserve">　　尔时世尊告圆觉菩萨言。善哉善哉。善男子。汝等乃能问于如来如是方便。以大饶益施诸众生。汝今谛听当为汝说。</w:t>
+      </w:r>
+    </w:p>
+    <w:p>
+      <w:pPr>
+        <w:spacing w:after="0" w:line="240" w:lineRule="auto"/>
+        <w:jc w:val="both"/>
+        <w:rPr>
+          <w:sz w:val="24"/>
+          <w:szCs w:val="24"/>
+          <w:shd w:val="pct15" w:color="auto" w:fill="FFFFFF"/>
+          <w:lang w:eastAsia="zh-CN"/>
+        </w:rPr>
+      </w:pPr>
+      <w:r>
+        <w:rPr>
+          <w:sz w:val="24"/>
+          <w:szCs w:val="24"/>
+          <w:shd w:val="pct15" w:color="auto" w:fill="FFFFFF"/>
+          <w:lang w:eastAsia="zh-CN"/>
+        </w:rPr>
+        <w:t xml:space="preserve">　　时圆觉菩萨奉教欢喜。及诸大众默然而听。</w:t>
+      </w:r>
+    </w:p>
+    <w:p>
+      <w:pPr>
+        <w:spacing w:after="0" w:line="240" w:lineRule="auto"/>
+        <w:jc w:val="both"/>
+        <w:rPr>
+          <w:sz w:val="24"/>
+          <w:szCs w:val="24"/>
+          <w:shd w:val="pct15" w:color="auto" w:fill="FFFFFF"/>
+          <w:lang w:eastAsia="zh-CN"/>
+        </w:rPr>
+      </w:pPr>
+      <w:r>
+        <w:rPr>
+          <w:sz w:val="24"/>
+          <w:szCs w:val="24"/>
+          <w:shd w:val="pct15" w:color="auto" w:fill="FFFFFF"/>
+          <w:lang w:eastAsia="zh-CN"/>
+        </w:rPr>
+        <w:t xml:space="preserve">　　善男子。一切众生。若佛住世若佛灭后若法末时。有诸众生具大乘性，信佛秘密大圆觉心欲修行者。若在伽蓝安处徒众。有缘事故随分思察。如我已说。若复无有他事因缘。即建道场当立期限。若立长期百二十日。中期百日。下期八十日安置净居。若佛现在当正思惟。若佛灭后施设形像。心存目想生正忆念。还同如来常住之日。悬诸幡花经三七日。稽首十方诸佛名字求哀忏悔。遇善境界得心轻安。过三七日一向摄念。若经夏首三月安居。当为清净菩萨止住。心离声闻不假徒众。至安居日即于佛前作如是言。我比丘比丘尼优婆塞优婆夷某甲。踞菩萨乘修寂灭行。同入清净实相住持。以大圆觉为我伽蓝身心安居。平等性智涅槃自性无系属故。今我敬请不依声闻。当与十方如来及大菩萨三月安居。为修菩萨无上妙觉大因缘故不系徒众。善男子。此名菩萨示现安居过三期日随往无碍。善男子。若彼末世修行众生求菩萨道入三期者。非彼所闻一切境界终不可取。</w:t>
+      </w:r>
+    </w:p>
+    <w:p>
+      <w:pPr>
+        <w:spacing w:after="0" w:line="240" w:lineRule="auto"/>
+        <w:jc w:val="both"/>
+        <w:rPr>
+          <w:sz w:val="24"/>
+          <w:szCs w:val="24"/>
+          <w:shd w:val="pct15" w:color="auto" w:fill="FFFFFF"/>
+          <w:lang w:eastAsia="zh-CN"/>
+        </w:rPr>
+      </w:pPr>
+      <w:r>
+        <w:rPr>
+          <w:sz w:val="24"/>
+          <w:szCs w:val="24"/>
+          <w:shd w:val="pct15" w:color="auto" w:fill="FFFFFF"/>
+          <w:lang w:eastAsia="zh-CN"/>
+        </w:rPr>
+        <w:t xml:space="preserve">　　善男子。若诸众生修奢摩他。先取至静不起思念静极便觉。如是初静从于一身至一世界，觉亦如是。善男子。若觉遍满一世界者。一世界中有一众生起一念者皆悉能知。百千世界亦复如是。非彼所闻一切境界终不可取。</w:t>
+      </w:r>
+    </w:p>
+    <w:p>
+      <w:pPr>
+        <w:spacing w:after="0" w:line="240" w:lineRule="auto"/>
+        <w:jc w:val="both"/>
+        <w:rPr>
+          <w:sz w:val="24"/>
+          <w:szCs w:val="24"/>
+          <w:shd w:val="pct15" w:color="auto" w:fill="FFFFFF"/>
+          <w:lang w:eastAsia="zh-CN"/>
+        </w:rPr>
+      </w:pPr>
+      <w:r>
+        <w:rPr>
+          <w:sz w:val="24"/>
+          <w:szCs w:val="24"/>
+          <w:shd w:val="pct15" w:color="auto" w:fill="FFFFFF"/>
+          <w:lang w:eastAsia="zh-CN"/>
+        </w:rPr>
+        <w:t xml:space="preserve">　　善男子。若诸众生修三摩钵提。先当忆想十方如来十方世界一切菩萨。依种种门渐次修行。勤苦三昧广发大愿自熏成种。非彼所闻一切境界终不可取。</w:t>
+      </w:r>
+    </w:p>
+    <w:p>
+      <w:pPr>
+        <w:spacing w:after="0" w:line="240" w:lineRule="auto"/>
+        <w:jc w:val="both"/>
+        <w:rPr>
+          <w:sz w:val="24"/>
+          <w:szCs w:val="24"/>
+          <w:shd w:val="pct15" w:color="auto" w:fill="FFFFFF"/>
+          <w:lang w:eastAsia="zh-CN"/>
+        </w:rPr>
+      </w:pPr>
+      <w:r>
+        <w:rPr>
+          <w:sz w:val="24"/>
+          <w:szCs w:val="24"/>
+          <w:shd w:val="pct15" w:color="auto" w:fill="FFFFFF"/>
+          <w:lang w:eastAsia="zh-CN"/>
+        </w:rPr>
+        <w:t xml:space="preserve">　　善男子。若诸众生修于禅那先取数门。心中了知生住灭念分齐头数。如是周遍四威仪中分别念数无不了知。渐次增进乃至得知百千世界。一滴之雨犹如目睹所受用物。非彼所闻一切境界终不可取。是名三观初首方便。若诸众生遍修三种勤行精进即名如来出现于世。若后末世钝根众生心欲求道不得成就，由昔业障。当勤忏悔常起希望，先断憎爱嫉妒谄曲求胜上心。三种净观随学一事。此观不得复习彼观，心不放舍渐次求证。</w:t>
+      </w:r>
+    </w:p>
+    <w:p>
+      <w:pPr>
+        <w:spacing w:after="0" w:line="240" w:lineRule="auto"/>
+        <w:jc w:val="both"/>
+        <w:rPr>
+          <w:sz w:val="24"/>
+          <w:szCs w:val="24"/>
+          <w:shd w:val="pct15" w:color="auto" w:fill="FFFFFF"/>
+          <w:lang w:eastAsia="zh-CN"/>
+        </w:rPr>
+      </w:pPr>
+      <w:r>
+        <w:rPr>
+          <w:sz w:val="24"/>
+          <w:szCs w:val="24"/>
+          <w:shd w:val="pct15" w:color="auto" w:fill="FFFFFF"/>
+          <w:lang w:eastAsia="zh-CN"/>
+        </w:rPr>
+        <w:lastRenderedPageBreak/>
+        <w:t xml:space="preserve">　　尔时世尊欲重宣此义而说偈言。</w:t>
+      </w:r>
+    </w:p>
+    <w:p>
+      <w:pPr>
+        <w:spacing w:after="0" w:line="240" w:lineRule="auto"/>
+        <w:jc w:val="both"/>
+        <w:rPr>
+          <w:sz w:val="24"/>
+          <w:szCs w:val="24"/>
+          <w:shd w:val="pct15" w:color="auto" w:fill="FFFFFF"/>
+          <w:lang w:eastAsia="zh-CN"/>
+        </w:rPr>
+      </w:pPr>
+      <w:r>
+        <w:rPr>
+          <w:sz w:val="24"/>
+          <w:szCs w:val="24"/>
+          <w:shd w:val="pct15" w:color="auto" w:fill="FFFFFF"/>
+          <w:lang w:eastAsia="zh-CN"/>
+        </w:rPr>
+        <w:t xml:space="preserve">　　圆觉汝当知　　一切诸众生。</w:t>
+      </w:r>
+    </w:p>
+    <w:p>
+      <w:pPr>
+        <w:spacing w:after="0" w:line="240" w:lineRule="auto"/>
+        <w:jc w:val="both"/>
+        <w:rPr>
+          <w:sz w:val="24"/>
+          <w:szCs w:val="24"/>
+          <w:shd w:val="pct15" w:color="auto" w:fill="FFFFFF"/>
+          <w:lang w:eastAsia="zh-CN"/>
+        </w:rPr>
+      </w:pPr>
+      <w:r>
+        <w:rPr>
+          <w:sz w:val="24"/>
+          <w:szCs w:val="24"/>
+          <w:shd w:val="pct15" w:color="auto" w:fill="FFFFFF"/>
+          <w:lang w:eastAsia="zh-CN"/>
+        </w:rPr>
+        <w:t xml:space="preserve">　　欲行无上道　　先当结三期。</w:t>
+      </w:r>
+    </w:p>
+    <w:p>
+      <w:pPr>
+        <w:spacing w:after="0" w:line="240" w:lineRule="auto"/>
+        <w:jc w:val="both"/>
+        <w:rPr>
+          <w:sz w:val="24"/>
+          <w:szCs w:val="24"/>
+          <w:shd w:val="pct15" w:color="auto" w:fill="FFFFFF"/>
+          <w:lang w:eastAsia="zh-CN"/>
+        </w:rPr>
+      </w:pPr>
+      <w:r>
+        <w:rPr>
+          <w:sz w:val="24"/>
+          <w:szCs w:val="24"/>
+          <w:shd w:val="pct15" w:color="auto" w:fill="FFFFFF"/>
+          <w:lang w:eastAsia="zh-CN"/>
+        </w:rPr>
+        <w:t xml:space="preserve">　　忏悔无始业　　经于三七日。</w:t>
+      </w:r>
+    </w:p>
+    <w:p>
+      <w:pPr>
+        <w:spacing w:after="0" w:line="240" w:lineRule="auto"/>
+        <w:jc w:val="both"/>
+        <w:rPr>
+          <w:sz w:val="24"/>
+          <w:szCs w:val="24"/>
+          <w:shd w:val="pct15" w:color="auto" w:fill="FFFFFF"/>
+          <w:lang w:eastAsia="zh-CN"/>
+        </w:rPr>
+      </w:pPr>
+      <w:r>
+        <w:rPr>
+          <w:sz w:val="24"/>
+          <w:szCs w:val="24"/>
+          <w:shd w:val="pct15" w:color="auto" w:fill="FFFFFF"/>
+          <w:lang w:eastAsia="zh-CN"/>
+        </w:rPr>
+        <w:t xml:space="preserve">　　然后正思惟　　非彼所闻境。</w:t>
+      </w:r>
+    </w:p>
+    <w:p>
+      <w:pPr>
+        <w:spacing w:after="0" w:line="240" w:lineRule="auto"/>
+        <w:jc w:val="both"/>
+        <w:rPr>
+          <w:sz w:val="24"/>
+          <w:szCs w:val="24"/>
+          <w:shd w:val="pct15" w:color="auto" w:fill="FFFFFF"/>
+          <w:lang w:eastAsia="zh-CN"/>
+        </w:rPr>
+      </w:pPr>
+      <w:r>
+        <w:rPr>
+          <w:sz w:val="24"/>
+          <w:szCs w:val="24"/>
+          <w:shd w:val="pct15" w:color="auto" w:fill="FFFFFF"/>
+          <w:lang w:eastAsia="zh-CN"/>
+        </w:rPr>
+        <w:t xml:space="preserve">　　毕竟不可取　　奢摩他至静。</w:t>
+      </w:r>
+    </w:p>
+    <w:p>
+      <w:pPr>
+        <w:spacing w:after="0" w:line="240" w:lineRule="auto"/>
+        <w:jc w:val="both"/>
+        <w:rPr>
+          <w:sz w:val="24"/>
+          <w:szCs w:val="24"/>
+          <w:shd w:val="pct15" w:color="auto" w:fill="FFFFFF"/>
+          <w:lang w:eastAsia="zh-CN"/>
+        </w:rPr>
+      </w:pPr>
+      <w:r>
+        <w:rPr>
+          <w:sz w:val="24"/>
+          <w:szCs w:val="24"/>
+          <w:shd w:val="pct15" w:color="auto" w:fill="FFFFFF"/>
+          <w:lang w:eastAsia="zh-CN"/>
+        </w:rPr>
+        <w:t xml:space="preserve">　　三摩正忆持　　禅那明数门。</w:t>
+      </w:r>
+    </w:p>
+    <w:p>
+      <w:pPr>
+        <w:spacing w:after="0" w:line="240" w:lineRule="auto"/>
+        <w:jc w:val="both"/>
+        <w:rPr>
+          <w:sz w:val="24"/>
+          <w:szCs w:val="24"/>
+          <w:shd w:val="pct15" w:color="auto" w:fill="FFFFFF"/>
+          <w:lang w:eastAsia="zh-CN"/>
+        </w:rPr>
+      </w:pPr>
+      <w:r>
+        <w:rPr>
+          <w:sz w:val="24"/>
+          <w:szCs w:val="24"/>
+          <w:shd w:val="pct15" w:color="auto" w:fill="FFFFFF"/>
+          <w:lang w:eastAsia="zh-CN"/>
+        </w:rPr>
+        <w:t xml:space="preserve">　　是名三净观　　若能勤修习。</w:t>
+      </w:r>
+    </w:p>
+    <w:p>
+      <w:pPr>
+        <w:spacing w:after="0" w:line="240" w:lineRule="auto"/>
+        <w:jc w:val="both"/>
+        <w:rPr>
+          <w:sz w:val="24"/>
+          <w:szCs w:val="24"/>
+          <w:shd w:val="pct15" w:color="auto" w:fill="FFFFFF"/>
+          <w:lang w:eastAsia="zh-CN"/>
+        </w:rPr>
+      </w:pPr>
+      <w:r>
+        <w:rPr>
+          <w:sz w:val="24"/>
+          <w:szCs w:val="24"/>
+          <w:shd w:val="pct15" w:color="auto" w:fill="FFFFFF"/>
+          <w:lang w:eastAsia="zh-CN"/>
+        </w:rPr>
+        <w:t xml:space="preserve">　　是名佛出世　　钝根未成者。</w:t>
+      </w:r>
+    </w:p>
+    <w:p>
+      <w:pPr>
+        <w:spacing w:after="0" w:line="240" w:lineRule="auto"/>
+        <w:jc w:val="both"/>
+        <w:rPr>
+          <w:sz w:val="24"/>
+          <w:szCs w:val="24"/>
+          <w:shd w:val="pct15" w:color="auto" w:fill="FFFFFF"/>
+          <w:lang w:eastAsia="zh-CN"/>
+        </w:rPr>
+      </w:pPr>
+      <w:r>
+        <w:rPr>
+          <w:sz w:val="24"/>
+          <w:szCs w:val="24"/>
+          <w:shd w:val="pct15" w:color="auto" w:fill="FFFFFF"/>
+          <w:lang w:eastAsia="zh-CN"/>
+        </w:rPr>
+        <w:t xml:space="preserve">　　常当勤心忏　　无始一切罪。</w:t>
+      </w:r>
+    </w:p>
+    <w:p>
+      <w:pPr>
+        <w:spacing w:after="0" w:line="240" w:lineRule="auto"/>
+        <w:jc w:val="both"/>
+        <w:rPr>
+          <w:sz w:val="24"/>
+          <w:szCs w:val="24"/>
+          <w:shd w:val="pct15" w:color="auto" w:fill="FFFFFF"/>
+          <w:lang w:eastAsia="zh-CN"/>
+        </w:rPr>
+      </w:pPr>
+      <w:r>
+        <w:rPr>
+          <w:sz w:val="24"/>
+          <w:szCs w:val="24"/>
+          <w:shd w:val="pct15" w:color="auto" w:fill="FFFFFF"/>
+          <w:lang w:eastAsia="zh-CN"/>
+        </w:rPr>
+        <w:t xml:space="preserve">　　诸障若销灭　　佛境便现前。</w:t>
+      </w:r>
+    </w:p>
+    <w:p>
+      <w:pPr>
+        <w:spacing w:after="0" w:line="240" w:lineRule="auto"/>
+        <w:jc w:val="both"/>
+        <w:rPr>
+          <w:sz w:val="24"/>
+          <w:szCs w:val="24"/>
+          <w:shd w:val="pct15" w:color="auto" w:fill="FFFFFF"/>
+          <w:lang w:eastAsia="zh-CN"/>
+        </w:rPr>
+      </w:pPr>
+      <w:r>
+        <w:rPr>
+          <w:sz w:val="24"/>
+          <w:szCs w:val="24"/>
+          <w:shd w:val="pct15" w:color="auto" w:fill="FFFFFF"/>
+          <w:lang w:eastAsia="zh-CN"/>
+        </w:rPr>
+        <w:t xml:space="preserve">　　于是贤善首菩萨在大众中。即从座起顶礼佛足。右绕三匝长跪叉手而白佛言。大悲世尊广为我等及末世众生。开悟如是不思议事。世尊。此大乘教名字何等。云何奉持。众生修习得何功德。云何使我护持经人。流布此教至于何地。作是语已五体投地。如是三请终而复始。</w:t>
+      </w:r>
+    </w:p>
+    <w:p>
+      <w:pPr>
+        <w:spacing w:after="0" w:line="240" w:lineRule="auto"/>
+        <w:jc w:val="both"/>
+        <w:rPr>
+          <w:sz w:val="24"/>
+          <w:szCs w:val="24"/>
+          <w:shd w:val="pct15" w:color="auto" w:fill="FFFFFF"/>
+          <w:lang w:eastAsia="zh-CN"/>
+        </w:rPr>
+      </w:pPr>
+      <w:r>
+        <w:rPr>
+          <w:sz w:val="24"/>
+          <w:szCs w:val="24"/>
+          <w:shd w:val="pct15" w:color="auto" w:fill="FFFFFF"/>
+          <w:lang w:eastAsia="zh-CN"/>
+        </w:rPr>
+        <w:t xml:space="preserve">　　尔时世尊告贤善首菩萨言。善哉善哉。善男子。汝等乃能为诸菩萨及末世众生。问于如来如是经教功德名字。汝今谛听当为汝说。</w:t>
+      </w:r>
+    </w:p>
+    <w:p>
+      <w:pPr>
+        <w:spacing w:after="0" w:line="240" w:lineRule="auto"/>
+        <w:jc w:val="both"/>
+        <w:rPr>
+          <w:sz w:val="24"/>
+          <w:szCs w:val="24"/>
+          <w:shd w:val="pct15" w:color="auto" w:fill="FFFFFF"/>
+          <w:lang w:eastAsia="zh-CN"/>
+        </w:rPr>
+      </w:pPr>
+      <w:r>
+        <w:rPr>
+          <w:sz w:val="24"/>
+          <w:szCs w:val="24"/>
+          <w:shd w:val="pct15" w:color="auto" w:fill="FFFFFF"/>
+          <w:lang w:eastAsia="zh-CN"/>
+        </w:rPr>
+        <w:t xml:space="preserve">　　时贤善首菩萨奉教欢喜。及诸大众默然而听。</w:t>
+      </w:r>
+    </w:p>
+    <w:p>
+      <w:pPr>
+        <w:spacing w:after="0" w:line="240" w:lineRule="auto"/>
+        <w:jc w:val="both"/>
+        <w:rPr>
+          <w:sz w:val="24"/>
+          <w:szCs w:val="24"/>
+          <w:shd w:val="pct15" w:color="auto" w:fill="FFFFFF"/>
+          <w:lang w:eastAsia="zh-CN"/>
+        </w:rPr>
+      </w:pPr>
+      <w:r>
+        <w:rPr>
+          <w:sz w:val="24"/>
+          <w:szCs w:val="24"/>
+          <w:shd w:val="pct15" w:color="auto" w:fill="FFFFFF"/>
+          <w:lang w:eastAsia="zh-CN"/>
+        </w:rPr>
+        <w:t xml:space="preserve">　　善男子。是经百千万亿恒河沙诸佛所说。三世如来之所守护。十方菩萨之所归依。十二部经清净眼目。是经名大方广圆觉陀罗尼。亦名修多罗了义。亦名秘密王三昧。亦名如来决定境界。亦名如来藏自性差别。汝当奉持。</w:t>
+      </w:r>
+    </w:p>
+    <w:p>
+      <w:pPr>
+        <w:spacing w:after="0" w:line="240" w:lineRule="auto"/>
+        <w:jc w:val="both"/>
+        <w:rPr>
+          <w:sz w:val="24"/>
+          <w:szCs w:val="24"/>
+          <w:shd w:val="pct15" w:color="auto" w:fill="FFFFFF"/>
+          <w:lang w:eastAsia="zh-CN"/>
+        </w:rPr>
+      </w:pPr>
+      <w:r>
+        <w:rPr>
+          <w:sz w:val="24"/>
+          <w:szCs w:val="24"/>
+          <w:shd w:val="pct15" w:color="auto" w:fill="FFFFFF"/>
+          <w:lang w:eastAsia="zh-CN"/>
+        </w:rPr>
+        <w:t xml:space="preserve">　　善男子。是经唯显如来境界。唯佛如来能尽宣说。若诸菩萨及末世众生依此修行，渐次增进至于佛地。</w:t>
+      </w:r>
+    </w:p>
+    <w:p>
+      <w:pPr>
+        <w:spacing w:after="0" w:line="240" w:lineRule="auto"/>
+        <w:jc w:val="both"/>
+        <w:rPr>
+          <w:sz w:val="24"/>
+          <w:szCs w:val="24"/>
+          <w:shd w:val="pct15" w:color="auto" w:fill="FFFFFF"/>
+          <w:lang w:eastAsia="zh-CN"/>
+        </w:rPr>
+      </w:pPr>
+      <w:r>
+        <w:rPr>
+          <w:sz w:val="24"/>
+          <w:szCs w:val="24"/>
+          <w:shd w:val="pct15" w:color="auto" w:fill="FFFFFF"/>
+          <w:lang w:eastAsia="zh-CN"/>
+        </w:rPr>
+        <w:t xml:space="preserve">　　善男子。是经名为顿教大乘。顿机众生从此开悟。亦摄渐修一切群品。譬如大海不让小流，乃至蚊虻及阿修罗饮其水者皆得充满。</w:t>
+      </w:r>
+    </w:p>
+    <w:p>
+      <w:pPr>
+        <w:spacing w:after="0" w:line="240" w:lineRule="auto"/>
+        <w:jc w:val="both"/>
+        <w:rPr>
+          <w:sz w:val="24"/>
+          <w:szCs w:val="24"/>
+          <w:shd w:val="pct15" w:color="auto" w:fill="FFFFFF"/>
+          <w:lang w:eastAsia="zh-CN"/>
+        </w:rPr>
+      </w:pPr>
+      <w:r>
+        <w:rPr>
+          <w:sz w:val="24"/>
+          <w:szCs w:val="24"/>
+          <w:shd w:val="pct15" w:color="auto" w:fill="FFFFFF"/>
+          <w:lang w:eastAsia="zh-CN"/>
+        </w:rPr>
+        <w:t xml:space="preserve">　　善男子。假使有人纯以七宝积满三千大千世界以用布施。不如有人闻此经名及一句义。</w:t>
+      </w:r>
+    </w:p>
+    <w:p>
+      <w:pPr>
+        <w:spacing w:after="0" w:line="240" w:lineRule="auto"/>
+        <w:jc w:val="both"/>
+        <w:rPr>
+          <w:sz w:val="24"/>
+          <w:szCs w:val="24"/>
+          <w:shd w:val="pct15" w:color="auto" w:fill="FFFFFF"/>
+          <w:lang w:eastAsia="zh-CN"/>
+        </w:rPr>
+      </w:pPr>
+      <w:r>
+        <w:rPr>
+          <w:sz w:val="24"/>
+          <w:szCs w:val="24"/>
+          <w:shd w:val="pct15" w:color="auto" w:fill="FFFFFF"/>
+          <w:lang w:eastAsia="zh-CN"/>
+        </w:rPr>
+        <w:t xml:space="preserve">　　善男子。假使有人教百千恒河沙众生得阿罗汉果。不如有人宣说此经分别半偈。</w:t>
+      </w:r>
+    </w:p>
+    <w:p>
+      <w:pPr>
+        <w:spacing w:after="0" w:line="240" w:lineRule="auto"/>
+        <w:jc w:val="both"/>
+        <w:rPr>
+          <w:sz w:val="24"/>
+          <w:szCs w:val="24"/>
+          <w:shd w:val="pct15" w:color="auto" w:fill="FFFFFF"/>
+          <w:lang w:eastAsia="zh-CN"/>
+        </w:rPr>
+      </w:pPr>
+      <w:r>
+        <w:rPr>
+          <w:sz w:val="24"/>
+          <w:szCs w:val="24"/>
+          <w:shd w:val="pct15" w:color="auto" w:fill="FFFFFF"/>
+          <w:lang w:eastAsia="zh-CN"/>
+        </w:rPr>
+        <w:t xml:space="preserve">　　善男子。若复有人闻此经名信心不惑。当知是人非于一佛二佛种诸福慧。如是乃至尽恒河沙一切佛所种诸善根闻此经教。</w:t>
+      </w:r>
+    </w:p>
+    <w:p>
+      <w:pPr>
+        <w:spacing w:after="0" w:line="240" w:lineRule="auto"/>
+        <w:jc w:val="both"/>
+        <w:rPr>
+          <w:sz w:val="24"/>
+          <w:szCs w:val="24"/>
+          <w:shd w:val="pct15" w:color="auto" w:fill="FFFFFF"/>
+          <w:lang w:eastAsia="zh-CN"/>
+        </w:rPr>
+      </w:pPr>
+      <w:r>
+        <w:rPr>
+          <w:sz w:val="24"/>
+          <w:szCs w:val="24"/>
+          <w:shd w:val="pct15" w:color="auto" w:fill="FFFFFF"/>
+          <w:lang w:eastAsia="zh-CN"/>
+        </w:rPr>
+        <w:t xml:space="preserve">　　汝善男子当护末世是修行者。无令恶魔及诸外道恼其身心</w:t>
+      </w:r>
+      <w:r>
+        <w:rPr>
+          <w:rFonts w:hint="eastAsia"/>
+          <w:sz w:val="24"/>
+          <w:szCs w:val="24"/>
+          <w:shd w:val="pct15" w:color="auto" w:fill="FFFFFF"/>
           <w:lang w:eastAsia="zh-CN"/>
         </w:rPr>
         <w:t>。</w:t>
       </w:r>
-    </w:p>
-    <w:p>
-      <w:pPr>
-        <w:rPr>
-          <w:lang w:eastAsia="zh-CN"/>
-        </w:rPr>
-      </w:pPr>
-      <w:r>
-        <w:rPr>
-          <w:lang w:eastAsia="zh-CN"/>
-        </w:rPr>
-        <w:t xml:space="preserve">　　皆由执我爱　　无始妄流转。</w:t>
-      </w:r>
-    </w:p>
-    <w:p>
-      <w:pPr>
-        <w:rPr>
-          <w:lang w:eastAsia="zh-CN"/>
-        </w:rPr>
-      </w:pPr>
-      <w:r>
-        <w:rPr>
-          <w:lang w:eastAsia="zh-CN"/>
-        </w:rPr>
-        <w:t xml:space="preserve">　　未除四种相　　不得成菩提。</w:t>
-      </w:r>
-    </w:p>
-    <w:p>
-      <w:pPr>
-        <w:rPr>
-          <w:lang w:eastAsia="zh-CN"/>
-        </w:rPr>
-      </w:pPr>
-      <w:r>
-        <w:rPr>
-          <w:lang w:eastAsia="zh-CN"/>
-        </w:rPr>
-        <w:t xml:space="preserve">　　爱憎生于心　　谄曲存诸念。</w:t>
-      </w:r>
-    </w:p>
-    <w:p>
-      <w:pPr>
-        <w:rPr>
-          <w:lang w:eastAsia="zh-CN"/>
-        </w:rPr>
-      </w:pPr>
-      <w:r>
-        <w:rPr>
-          <w:lang w:eastAsia="zh-CN"/>
-        </w:rPr>
-        <w:t xml:space="preserve">　　是故多迷闷　　不能入觉城。</w:t>
-      </w:r>
-    </w:p>
-    <w:p>
-      <w:pPr>
-        <w:rPr>
-          <w:lang w:eastAsia="zh-CN"/>
-        </w:rPr>
-      </w:pPr>
-      <w:r>
-        <w:rPr>
-          <w:lang w:eastAsia="zh-CN"/>
-        </w:rPr>
-        <w:t xml:space="preserve">　　若能归悟刹　　先去贪嗔痴。</w:t>
-      </w:r>
-    </w:p>
-    <w:p>
-      <w:pPr>
-        <w:rPr>
-          <w:lang w:eastAsia="zh-CN"/>
-        </w:rPr>
-      </w:pPr>
-      <w:r>
-        <w:rPr>
-          <w:lang w:eastAsia="zh-CN"/>
-        </w:rPr>
-        <w:t xml:space="preserve">　　法爱不存心　　渐次可成就。</w:t>
-      </w:r>
-    </w:p>
-    <w:p>
-      <w:pPr>
-        <w:rPr>
-          <w:lang w:eastAsia="zh-CN"/>
-        </w:rPr>
-      </w:pPr>
-      <w:r>
-        <w:rPr>
-          <w:lang w:eastAsia="zh-CN"/>
-        </w:rPr>
-        <w:t xml:space="preserve">　　我身本不有　　憎爱何由生。</w:t>
-      </w:r>
-    </w:p>
-    <w:p>
-      <w:pPr>
-        <w:rPr>
-          <w:lang w:eastAsia="zh-CN"/>
-        </w:rPr>
-      </w:pPr>
-      <w:r>
-        <w:rPr>
-          <w:lang w:eastAsia="zh-CN"/>
-        </w:rPr>
-        <w:t xml:space="preserve">　　此人求善友　　终不堕邪见。</w:t>
-      </w:r>
-    </w:p>
-    <w:p>
-      <w:pPr>
-        <w:rPr>
-          <w:lang w:eastAsia="zh-CN"/>
-        </w:rPr>
-      </w:pPr>
-      <w:r>
-        <w:rPr>
-          <w:lang w:eastAsia="zh-CN"/>
-        </w:rPr>
-        <w:t xml:space="preserve">　　所求别生心　　究竟非成就。</w:t>
-      </w:r>
-    </w:p>
-    <w:p>
-      <w:pPr>
-        <w:rPr>
-          <w:lang w:eastAsia="zh-CN"/>
-        </w:rPr>
-      </w:pPr>
-      <w:r>
-        <w:rPr>
-          <w:lang w:eastAsia="zh-CN"/>
-        </w:rPr>
-        <w:t xml:space="preserve">　　于是普觉菩萨在大众中。即从座起顶礼佛足。右绕三匝长跪叉手而白佛言。大悲世尊快说禅病。令诸大众得未曾有。心意荡然获大安隐。世尊。末世众生去佛渐远。贤圣隐伏邪法增炽。使诸众生求何等人依何等法行何等行除去何病。云何发心令彼</w:t>
-      </w:r>
-      <w:r>
-        <w:rPr>
-          <w:lang w:eastAsia="zh-CN"/>
-        </w:rPr>
-        <w:t>群盲不堕邪见。作是语已五体投地。如是三请终而复始。</w:t>
-      </w:r>
-    </w:p>
-    <w:p>
-      <w:pPr>
-        <w:rPr>
-          <w:lang w:eastAsia="zh-CN"/>
-        </w:rPr>
-      </w:pPr>
-      <w:r>
-        <w:rPr>
-          <w:lang w:eastAsia="zh-CN"/>
-        </w:rPr>
-        <w:t xml:space="preserve">　　尔时世尊告普觉菩萨言。善哉善哉。善男子。汝等乃能咨问如来如是修行。能施末世一切众生无畏道眼。令彼众生得成圣道。汝今谛听当为汝说。</w:t>
-      </w:r>
-    </w:p>
-    <w:p>
-      <w:pPr>
-        <w:rPr>
-          <w:lang w:eastAsia="zh-CN"/>
-        </w:rPr>
-      </w:pPr>
-      <w:r>
-        <w:rPr>
-          <w:lang w:eastAsia="zh-CN"/>
-        </w:rPr>
-        <w:t xml:space="preserve">　　时普觉菩萨奉教欢喜。及诸大众默然而听。</w:t>
-      </w:r>
-    </w:p>
-    <w:p>
-      <w:pPr>
-        <w:rPr>
-          <w:lang w:eastAsia="zh-CN"/>
-        </w:rPr>
-      </w:pPr>
-      <w:r>
-        <w:rPr>
-          <w:lang w:eastAsia="zh-CN"/>
-        </w:rPr>
-        <w:t xml:space="preserve">　　善男子。末世众生将发大心。求善知识欲修行者。当求一切正知见人。心不住相不著声闻缘觉境界。虽现尘劳心恒清净。示有诸过赞叹梵行。不令众生入不律仪。求如是人即得成就阿耨多罗三藐三菩提。末世众生见如是人应当供养不惜身命。彼善知识四威仪中常现清净。乃至示现种种过患心无憍慢。况复搏财妻子眷</w:t>
-      </w:r>
-      <w:r>
-        <w:rPr>
-          <w:lang w:eastAsia="zh-CN"/>
-        </w:rPr>
-        <w:t>属。若善男子于彼善友不起恶念。即能究竟成就正觉。心花发明照十方刹。</w:t>
-      </w:r>
-    </w:p>
-    <w:p>
-      <w:pPr>
-        <w:rPr>
-          <w:lang w:eastAsia="zh-CN"/>
-        </w:rPr>
-      </w:pPr>
-      <w:r>
-        <w:rPr>
-          <w:lang w:eastAsia="zh-CN"/>
-        </w:rPr>
-        <w:t xml:space="preserve">　　善男子。彼善知识所证妙法应离四病。云何四病。一者作病。若复有人作如是言。我于本心作种种行欲求圆觉。彼圆觉性非作得故说名为病。二者任病。若复有人作如是言。我等今者不断生死不求涅槃。涅槃生死无起灭念。任彼一切随诸法性欲求圆觉。彼圆觉性</w:t>
-      </w:r>
-      <w:r>
-        <w:rPr>
+      <w:r>
+        <w:rPr>
+          <w:sz w:val="24"/>
+          <w:szCs w:val="24"/>
+          <w:shd w:val="pct15" w:color="auto" w:fill="FFFFFF"/>
+          <w:lang w:eastAsia="zh-CN"/>
+        </w:rPr>
+        <w:t>令生退屈。</w:t>
+      </w:r>
+    </w:p>
+    <w:p>
+      <w:pPr>
+        <w:spacing w:after="0" w:line="240" w:lineRule="auto"/>
+        <w:jc w:val="both"/>
+        <w:rPr>
+          <w:sz w:val="24"/>
+          <w:szCs w:val="24"/>
+          <w:shd w:val="pct15" w:color="auto" w:fill="FFFFFF"/>
+          <w:lang w:eastAsia="zh-CN"/>
+        </w:rPr>
+      </w:pPr>
+      <w:r>
+        <w:rPr>
+          <w:sz w:val="24"/>
+          <w:szCs w:val="24"/>
+          <w:shd w:val="pct15" w:color="auto" w:fill="FFFFFF"/>
+          <w:lang w:eastAsia="zh-CN"/>
+        </w:rPr>
+        <w:t xml:space="preserve">　　尔时世尊欲重宣此义而说偈言。</w:t>
+      </w:r>
+    </w:p>
+    <w:p>
+      <w:pPr>
+        <w:spacing w:after="0" w:line="240" w:lineRule="auto"/>
+        <w:jc w:val="both"/>
+        <w:rPr>
+          <w:sz w:val="24"/>
+          <w:szCs w:val="24"/>
+          <w:shd w:val="pct15" w:color="auto" w:fill="FFFFFF"/>
+          <w:lang w:eastAsia="zh-CN"/>
+        </w:rPr>
+      </w:pPr>
+      <w:r>
+        <w:rPr>
+          <w:sz w:val="24"/>
+          <w:szCs w:val="24"/>
+          <w:shd w:val="pct15" w:color="auto" w:fill="FFFFFF"/>
+          <w:lang w:eastAsia="zh-CN"/>
+        </w:rPr>
+        <w:t xml:space="preserve">　　贤善首当知　　是经诸佛说。</w:t>
+      </w:r>
+    </w:p>
+    <w:p>
+      <w:pPr>
+        <w:spacing w:after="0" w:line="240" w:lineRule="auto"/>
+        <w:jc w:val="both"/>
+        <w:rPr>
+          <w:sz w:val="24"/>
+          <w:szCs w:val="24"/>
+          <w:shd w:val="pct15" w:color="auto" w:fill="FFFFFF"/>
+          <w:lang w:eastAsia="zh-CN"/>
+        </w:rPr>
+      </w:pPr>
+      <w:r>
+        <w:rPr>
+          <w:sz w:val="24"/>
+          <w:szCs w:val="24"/>
+          <w:shd w:val="pct15" w:color="auto" w:fill="FFFFFF"/>
+          <w:lang w:eastAsia="zh-CN"/>
+        </w:rPr>
+        <w:t xml:space="preserve">　　如来等护持　　十二部眼目。</w:t>
+      </w:r>
+    </w:p>
+    <w:p>
+      <w:pPr>
+        <w:spacing w:after="0" w:line="240" w:lineRule="auto"/>
+        <w:jc w:val="both"/>
+        <w:rPr>
+          <w:sz w:val="24"/>
+          <w:szCs w:val="24"/>
+          <w:shd w:val="pct15" w:color="auto" w:fill="FFFFFF"/>
+          <w:lang w:eastAsia="zh-CN"/>
+        </w:rPr>
+      </w:pPr>
+      <w:r>
+        <w:rPr>
+          <w:sz w:val="24"/>
+          <w:szCs w:val="24"/>
+          <w:shd w:val="pct15" w:color="auto" w:fill="FFFFFF"/>
+          <w:lang w:eastAsia="zh-CN"/>
+        </w:rPr>
+        <w:t xml:space="preserve">　　名为大方广　　圆觉陀罗尼。</w:t>
+      </w:r>
+    </w:p>
+    <w:p>
+      <w:pPr>
+        <w:spacing w:after="0" w:line="240" w:lineRule="auto"/>
+        <w:jc w:val="both"/>
+        <w:rPr>
+          <w:sz w:val="24"/>
+          <w:szCs w:val="24"/>
+          <w:shd w:val="pct15" w:color="auto" w:fill="FFFFFF"/>
+          <w:lang w:eastAsia="zh-CN"/>
+        </w:rPr>
+      </w:pPr>
+      <w:r>
+        <w:rPr>
+          <w:sz w:val="24"/>
+          <w:szCs w:val="24"/>
+          <w:shd w:val="pct15" w:color="auto" w:fill="FFFFFF"/>
+          <w:lang w:eastAsia="zh-CN"/>
+        </w:rPr>
+        <w:t xml:space="preserve">　　显如来境界　　依此修行者。</w:t>
+      </w:r>
+    </w:p>
+    <w:p>
+      <w:pPr>
+        <w:spacing w:after="0" w:line="240" w:lineRule="auto"/>
+        <w:jc w:val="both"/>
+        <w:rPr>
+          <w:sz w:val="24"/>
+          <w:szCs w:val="24"/>
+          <w:shd w:val="pct15" w:color="auto" w:fill="FFFFFF"/>
+          <w:lang w:eastAsia="zh-CN"/>
+        </w:rPr>
+      </w:pPr>
+      <w:r>
+        <w:rPr>
+          <w:sz w:val="24"/>
+          <w:szCs w:val="24"/>
+          <w:shd w:val="pct15" w:color="auto" w:fill="FFFFFF"/>
+          <w:lang w:eastAsia="zh-CN"/>
+        </w:rPr>
+        <w:t xml:space="preserve">　　增进至佛地　　如海纳百川。</w:t>
+      </w:r>
+    </w:p>
+    <w:p>
+      <w:pPr>
+        <w:spacing w:after="0" w:line="240" w:lineRule="auto"/>
+        <w:jc w:val="both"/>
+        <w:rPr>
+          <w:sz w:val="24"/>
+          <w:szCs w:val="24"/>
+          <w:shd w:val="pct15" w:color="auto" w:fill="FFFFFF"/>
+          <w:lang w:eastAsia="zh-CN"/>
+        </w:rPr>
+      </w:pPr>
+      <w:r>
+        <w:rPr>
+          <w:sz w:val="24"/>
+          <w:szCs w:val="24"/>
+          <w:shd w:val="pct15" w:color="auto" w:fill="FFFFFF"/>
+          <w:lang w:eastAsia="zh-CN"/>
+        </w:rPr>
+        <w:t xml:space="preserve">　　饮者皆充满　　假使施七宝。</w:t>
+      </w:r>
+    </w:p>
+    <w:p>
+      <w:pPr>
+        <w:spacing w:after="0" w:line="240" w:lineRule="auto"/>
+        <w:jc w:val="both"/>
+        <w:rPr>
+          <w:sz w:val="24"/>
+          <w:szCs w:val="24"/>
+          <w:shd w:val="pct15" w:color="auto" w:fill="FFFFFF"/>
+          <w:lang w:eastAsia="zh-CN"/>
+        </w:rPr>
+      </w:pPr>
+      <w:r>
+        <w:rPr>
+          <w:sz w:val="24"/>
+          <w:szCs w:val="24"/>
+          <w:shd w:val="pct15" w:color="auto" w:fill="FFFFFF"/>
+          <w:lang w:eastAsia="zh-CN"/>
+        </w:rPr>
+        <w:t xml:space="preserve">　　积满三千界　　不如闻此经。</w:t>
+      </w:r>
+    </w:p>
+    <w:p>
+      <w:pPr>
+        <w:spacing w:after="0" w:line="240" w:lineRule="auto"/>
+        <w:jc w:val="both"/>
+        <w:rPr>
+          <w:sz w:val="24"/>
+          <w:szCs w:val="24"/>
+          <w:shd w:val="pct15" w:color="auto" w:fill="FFFFFF"/>
+          <w:lang w:eastAsia="zh-CN"/>
+        </w:rPr>
+      </w:pPr>
+      <w:r>
+        <w:rPr>
+          <w:sz w:val="24"/>
+          <w:szCs w:val="24"/>
+          <w:shd w:val="pct15" w:color="auto" w:fill="FFFFFF"/>
+          <w:lang w:eastAsia="zh-CN"/>
+        </w:rPr>
+        <w:t xml:space="preserve">　　若化河沙众　　皆得阿罗汉。</w:t>
+      </w:r>
+    </w:p>
+    <w:p>
+      <w:pPr>
+        <w:spacing w:after="0" w:line="240" w:lineRule="auto"/>
+        <w:jc w:val="both"/>
+        <w:rPr>
+          <w:sz w:val="24"/>
+          <w:szCs w:val="24"/>
+          <w:shd w:val="pct15" w:color="auto" w:fill="FFFFFF"/>
+          <w:lang w:eastAsia="zh-CN"/>
+        </w:rPr>
+      </w:pPr>
+      <w:r>
+        <w:rPr>
+          <w:sz w:val="24"/>
+          <w:szCs w:val="24"/>
+          <w:shd w:val="pct15" w:color="auto" w:fill="FFFFFF"/>
+          <w:lang w:eastAsia="zh-CN"/>
+        </w:rPr>
+        <w:t xml:space="preserve">　　不如闻半偈　　汝等于来世。</w:t>
+      </w:r>
+    </w:p>
+    <w:p>
+      <w:pPr>
+        <w:spacing w:after="0" w:line="240" w:lineRule="auto"/>
+        <w:jc w:val="both"/>
+        <w:rPr>
+          <w:sz w:val="24"/>
+          <w:szCs w:val="24"/>
+          <w:shd w:val="pct15" w:color="auto" w:fill="FFFFFF"/>
+          <w:lang w:eastAsia="zh-CN"/>
+        </w:rPr>
+      </w:pPr>
+      <w:r>
+        <w:rPr>
+          <w:sz w:val="24"/>
+          <w:szCs w:val="24"/>
+          <w:shd w:val="pct15" w:color="auto" w:fill="FFFFFF"/>
           <w:lang w:eastAsia="zh-CN"/>
         </w:rPr>
         <w:lastRenderedPageBreak/>
-        <w:t>非任有故说名为病。三者止病。若复有人作如是言。我今自心永息诸念得一切性。寂然平等欲求圆觉。彼圆觉性非止合故说名为病。四者灭病。若复有人作如是言。我今永断一切烦恼身心毕竟空无所有。何况根尘虚妄境界一切永寂欲求圆觉</w:t>
-      </w:r>
-      <w:r>
-        <w:rPr>
-          <w:lang w:eastAsia="zh-CN"/>
-        </w:rPr>
-        <w:t>。彼圆觉性非寂相故说名为病。离四病者则知清净。作是观者名为正观。若他观者名为邪观。</w:t>
-      </w:r>
-    </w:p>
-    <w:p>
-      <w:pPr>
-        <w:rPr>
-          <w:lang w:eastAsia="zh-CN"/>
-        </w:rPr>
-      </w:pPr>
-      <w:r>
-        <w:rPr>
-          <w:lang w:eastAsia="zh-CN"/>
-        </w:rPr>
-        <w:t xml:space="preserve">　　善男子。末世众生欲修行者。应当尽命供养善友事善知识。彼善知识欲来亲近应断憍慢。若复远离应断嗔恨。现逆顺境犹如虚空。了知身心毕竟平等与诸众生同体无异。如是修行方入圆觉。</w:t>
-      </w:r>
-    </w:p>
-    <w:p>
-      <w:pPr>
-        <w:rPr>
-          <w:lang w:eastAsia="zh-CN"/>
-        </w:rPr>
-      </w:pPr>
-      <w:r>
-        <w:rPr>
-          <w:lang w:eastAsia="zh-CN"/>
-        </w:rPr>
-        <w:t xml:space="preserve">　　善男子。末世众生不得成道。由有无始自他憎爱一切种子故未解脱。若复有人观彼怨家如己父母，心无有二即除诸病。于诸法中自他憎爱亦复如是。</w:t>
-      </w:r>
-    </w:p>
-    <w:p>
-      <w:pPr>
-        <w:rPr>
-          <w:lang w:eastAsia="zh-CN"/>
-        </w:rPr>
-      </w:pPr>
-      <w:r>
-        <w:rPr>
-          <w:lang w:eastAsia="zh-CN"/>
-        </w:rPr>
-        <w:t xml:space="preserve">　　善男子。末世众生欲求圆觉。应当发心作如是言。尽于虚空一切众生，我皆令入究竟圆觉。于圆觉中无取觉者。除彼我人一切诸相。</w:t>
-      </w:r>
-      <w:r>
-        <w:rPr>
-          <w:lang w:eastAsia="zh-CN"/>
-        </w:rPr>
-        <w:t>如是发心不堕邪见。</w:t>
-      </w:r>
-    </w:p>
-    <w:p>
-      <w:pPr>
-        <w:rPr>
-          <w:lang w:eastAsia="zh-CN"/>
-        </w:rPr>
-      </w:pPr>
-      <w:r>
-        <w:rPr>
-          <w:lang w:eastAsia="zh-CN"/>
-        </w:rPr>
-        <w:t xml:space="preserve">　　尔时世尊欲重宣此义而说偈言。</w:t>
-      </w:r>
-    </w:p>
-    <w:p>
-      <w:pPr>
-        <w:rPr>
-          <w:lang w:eastAsia="zh-CN"/>
-        </w:rPr>
-      </w:pPr>
-      <w:r>
-        <w:rPr>
-          <w:lang w:eastAsia="zh-CN"/>
-        </w:rPr>
-        <w:t xml:space="preserve">　　普觉汝当知　　末世诸众生。</w:t>
-      </w:r>
-    </w:p>
-    <w:p>
-      <w:pPr>
-        <w:rPr>
-          <w:lang w:eastAsia="zh-CN"/>
-        </w:rPr>
-      </w:pPr>
-      <w:r>
-        <w:rPr>
-          <w:lang w:eastAsia="zh-CN"/>
-        </w:rPr>
-        <w:t xml:space="preserve">　　欲求善知识　　应当求正觉。</w:t>
-      </w:r>
-    </w:p>
-    <w:p>
-      <w:pPr>
-        <w:rPr>
-          <w:lang w:eastAsia="zh-CN"/>
-        </w:rPr>
-      </w:pPr>
-      <w:r>
-        <w:rPr>
-          <w:lang w:eastAsia="zh-CN"/>
-        </w:rPr>
-        <w:t xml:space="preserve">　　心远二乘者　　法中除四病。</w:t>
-      </w:r>
-    </w:p>
-    <w:p>
-      <w:pPr>
-        <w:rPr>
-          <w:lang w:eastAsia="zh-CN"/>
-        </w:rPr>
-      </w:pPr>
-      <w:r>
-        <w:rPr>
-          <w:lang w:eastAsia="zh-CN"/>
-        </w:rPr>
-        <w:t xml:space="preserve">　　谓作止任灭　　亲近无憍慢。</w:t>
-      </w:r>
-    </w:p>
-    <w:p>
-      <w:pPr>
-        <w:rPr>
-          <w:lang w:eastAsia="zh-CN"/>
-        </w:rPr>
-      </w:pPr>
-      <w:r>
-        <w:rPr>
-          <w:lang w:eastAsia="zh-CN"/>
-        </w:rPr>
-        <w:t xml:space="preserve">　　远离无嗔恨　　见种种境界。</w:t>
-      </w:r>
-    </w:p>
-    <w:p>
-      <w:pPr>
-        <w:rPr>
-          <w:lang w:eastAsia="zh-CN"/>
-        </w:rPr>
-      </w:pPr>
-      <w:r>
-        <w:rPr>
-          <w:lang w:eastAsia="zh-CN"/>
-        </w:rPr>
-        <w:t xml:space="preserve">　　心当生希有　　还如佛出世。</w:t>
-      </w:r>
-    </w:p>
-    <w:p>
-      <w:pPr>
-        <w:rPr>
-          <w:lang w:eastAsia="zh-CN"/>
-        </w:rPr>
-      </w:pPr>
-      <w:r>
-        <w:rPr>
-          <w:lang w:eastAsia="zh-CN"/>
-        </w:rPr>
-        <w:t xml:space="preserve">　　不犯非律仪　　戒根永清净。</w:t>
-      </w:r>
-    </w:p>
-    <w:p>
-      <w:pPr>
-        <w:rPr>
-          <w:lang w:eastAsia="zh-CN"/>
-        </w:rPr>
-      </w:pPr>
-      <w:r>
-        <w:rPr>
-          <w:lang w:eastAsia="zh-CN"/>
-        </w:rPr>
-        <w:t xml:space="preserve">　　度一切众生　　究竟入圆觉。</w:t>
-      </w:r>
-    </w:p>
-    <w:p>
-      <w:pPr>
-        <w:rPr>
-          <w:lang w:eastAsia="zh-CN"/>
-        </w:rPr>
-      </w:pPr>
-      <w:r>
-        <w:rPr>
-          <w:lang w:eastAsia="zh-CN"/>
-        </w:rPr>
-        <w:t xml:space="preserve">　　无彼我人相　　常依止智慧。</w:t>
-      </w:r>
-    </w:p>
-    <w:p>
-      <w:pPr>
-        <w:rPr>
-          <w:lang w:eastAsia="zh-CN"/>
-        </w:rPr>
-      </w:pPr>
-      <w:r>
-        <w:rPr>
-          <w:lang w:eastAsia="zh-CN"/>
-        </w:rPr>
-        <w:t xml:space="preserve">　　便得超邪见　　证觉般涅槃。</w:t>
-      </w:r>
-    </w:p>
-    <w:p>
-      <w:pPr>
-        <w:rPr>
-          <w:lang w:eastAsia="zh-CN"/>
-        </w:rPr>
-      </w:pPr>
-      <w:r>
-        <w:rPr>
-          <w:lang w:eastAsia="zh-CN"/>
-        </w:rPr>
-        <w:t xml:space="preserve">　　于是圆觉菩萨在大众中。即从座起顶礼佛足。右绕三匝长跪叉手而白佛言。大悲世尊为我等辈广说净觉种种方便。令末世众生有大增益。世尊。我等今者已得开悟。若佛灭后末世众生未得悟者。云何安居修此圆觉清净境界。此圆觉中三种净观以何为首。唯愿大悲为诸大众及末世众生施大饶益。作是语已五体投地。如是三请终而复始。</w:t>
-      </w:r>
-    </w:p>
-    <w:p>
-      <w:pPr>
-        <w:rPr>
-          <w:lang w:eastAsia="zh-CN"/>
-        </w:rPr>
-      </w:pPr>
-      <w:r>
-        <w:rPr>
-          <w:lang w:eastAsia="zh-CN"/>
-        </w:rPr>
-        <w:t xml:space="preserve">　　尔时世尊告圆觉菩萨言。善哉善哉。善男子。汝等乃能问于如来如是方便。以大饶益施诸众生。汝今谛听当为汝说。</w:t>
-      </w:r>
-    </w:p>
-    <w:p>
-      <w:pPr>
-        <w:rPr>
-          <w:lang w:eastAsia="zh-CN"/>
-        </w:rPr>
-      </w:pPr>
-      <w:r>
-        <w:rPr>
-          <w:lang w:eastAsia="zh-CN"/>
-        </w:rPr>
-        <w:t xml:space="preserve">　　时圆觉菩萨奉教欢喜。及诸大众默然而听。</w:t>
-      </w:r>
-    </w:p>
-    <w:p>
-      <w:pPr>
-        <w:rPr>
-          <w:lang w:eastAsia="zh-CN"/>
-        </w:rPr>
-      </w:pPr>
-      <w:r>
-        <w:rPr>
-          <w:lang w:eastAsia="zh-CN"/>
-        </w:rPr>
-        <w:lastRenderedPageBreak/>
-        <w:t xml:space="preserve">　　善男子。一切众生。若佛住世若佛灭后若法末时。有诸众生具大</w:t>
-      </w:r>
-      <w:r>
-        <w:rPr>
-          <w:lang w:eastAsia="zh-CN"/>
-        </w:rPr>
-        <w:t>乘性，信佛秘密大圆觉心欲修行者。若在伽蓝安处徒众。有缘事故随分思察。如我已说。若复无有他事因缘。即建道场当立期限。若立长期百二十日。中期百日。下期八十日安置净居。若佛现在当正思惟。若佛灭后施设形像。心存目想生正忆念。还同如来常住之日。悬诸幡花经三七日。稽首十方诸佛名字求哀忏悔。遇善境界得心轻安。过三七日一向摄念。若经夏首三月安居。当为清净菩萨止住。心离声闻不假徒众。至安居日即于佛前作如是言。我比丘比丘尼优婆塞优婆夷某甲。踞菩萨乘修寂灭行。同入清净实相住持。以大圆觉为我伽蓝身心安居。平等性智涅槃自性无系属故。</w:t>
-      </w:r>
-      <w:r>
-        <w:rPr>
-          <w:lang w:eastAsia="zh-CN"/>
-        </w:rPr>
-        <w:t>今我敬请不依声闻。当与十方如来及大菩萨三月安居。为修菩萨无上妙觉大因缘故不系徒众。善男子。此名菩萨示现安居过三期日随往无碍。善男子。若彼末世修行众生求菩萨道入三期者。非彼所闻一切境界终不可取。</w:t>
-      </w:r>
-    </w:p>
-    <w:p>
-      <w:pPr>
-        <w:rPr>
-          <w:lang w:eastAsia="zh-CN"/>
-        </w:rPr>
-      </w:pPr>
-      <w:r>
-        <w:rPr>
-          <w:lang w:eastAsia="zh-CN"/>
-        </w:rPr>
-        <w:t xml:space="preserve">　　善男子。若诸众生修奢摩他。先取至静不起思念静极便觉。如是初静从于一身至一世界，觉亦如是。善男子。若觉遍满一世界者。一世界中有一众生起一念者皆悉能知。百千世界亦复如是。非彼所闻一切境界终不可取。</w:t>
-      </w:r>
-    </w:p>
-    <w:p>
-      <w:pPr>
-        <w:rPr>
-          <w:lang w:eastAsia="zh-CN"/>
-        </w:rPr>
-      </w:pPr>
-      <w:r>
-        <w:rPr>
-          <w:lang w:eastAsia="zh-CN"/>
-        </w:rPr>
-        <w:t xml:space="preserve">　　善男子。若诸众生修三摩钵提。先当忆想十方如来十方世界一切菩萨。依种种门渐次修行。勤苦三昧广发大愿自熏成种。非彼所闻一</w:t>
-      </w:r>
-      <w:r>
-        <w:rPr>
-          <w:lang w:eastAsia="zh-CN"/>
-        </w:rPr>
-        <w:t>切境界终不可取。</w:t>
-      </w:r>
-    </w:p>
-    <w:p>
-      <w:pPr>
-        <w:rPr>
-          <w:lang w:eastAsia="zh-CN"/>
-        </w:rPr>
-      </w:pPr>
-      <w:r>
-        <w:rPr>
-          <w:lang w:eastAsia="zh-CN"/>
-        </w:rPr>
-        <w:t xml:space="preserve">　　善男子。若诸众生修于禅那先取数门。心中了知生住灭念分齐头数。如是周遍四威仪中分别念数无不了知。渐次增进乃至得知百千世界。一滴之雨犹如目睹所受用物。非彼所闻一切境界终不可取。是名三观初首方便。若诸众生遍修三种勤行精进即名如来出现于世。若后末世钝根众生心欲求道不得成就，由昔业障。当勤忏悔常起希望，先断憎爱嫉妒谄曲求胜上心。三种净观随学一事。此观不得复习彼观，心不放舍渐次求证。</w:t>
-      </w:r>
-    </w:p>
-    <w:p>
-      <w:pPr>
-        <w:rPr>
-          <w:lang w:eastAsia="zh-CN"/>
-        </w:rPr>
-      </w:pPr>
-      <w:r>
-        <w:rPr>
-          <w:lang w:eastAsia="zh-CN"/>
-        </w:rPr>
-        <w:t xml:space="preserve">　　尔时世尊欲重宣此义而说偈言。</w:t>
-      </w:r>
-    </w:p>
-    <w:p>
-      <w:pPr>
-        <w:rPr>
-          <w:lang w:eastAsia="zh-CN"/>
-        </w:rPr>
-      </w:pPr>
-      <w:r>
-        <w:rPr>
-          <w:lang w:eastAsia="zh-CN"/>
-        </w:rPr>
-        <w:t xml:space="preserve">　　圆觉汝当知　　一切诸众生。</w:t>
-      </w:r>
-    </w:p>
-    <w:p>
-      <w:pPr>
-        <w:rPr>
-          <w:lang w:eastAsia="zh-CN"/>
-        </w:rPr>
-      </w:pPr>
-      <w:r>
-        <w:rPr>
-          <w:lang w:eastAsia="zh-CN"/>
-        </w:rPr>
-        <w:t xml:space="preserve">　　欲行无上道　　先当结三期。</w:t>
-      </w:r>
-    </w:p>
-    <w:p>
-      <w:pPr>
-        <w:rPr>
-          <w:lang w:eastAsia="zh-CN"/>
-        </w:rPr>
-      </w:pPr>
-      <w:r>
-        <w:rPr>
-          <w:lang w:eastAsia="zh-CN"/>
-        </w:rPr>
-        <w:t xml:space="preserve">　　忏悔无始业　</w:t>
-      </w:r>
-      <w:r>
-        <w:rPr>
-          <w:lang w:eastAsia="zh-CN"/>
-        </w:rPr>
-        <w:t xml:space="preserve">　经于三七日。</w:t>
-      </w:r>
-    </w:p>
-    <w:p>
-      <w:pPr>
-        <w:rPr>
-          <w:lang w:eastAsia="zh-CN"/>
-        </w:rPr>
-      </w:pPr>
-      <w:r>
-        <w:rPr>
-          <w:lang w:eastAsia="zh-CN"/>
-        </w:rPr>
-        <w:t xml:space="preserve">　　然后正思惟　　非彼所闻境。</w:t>
-      </w:r>
-    </w:p>
-    <w:p>
-      <w:pPr>
-        <w:rPr>
-          <w:lang w:eastAsia="zh-CN"/>
-        </w:rPr>
-      </w:pPr>
-      <w:r>
-        <w:rPr>
-          <w:lang w:eastAsia="zh-CN"/>
-        </w:rPr>
-        <w:t xml:space="preserve">　　毕竟不可取　　奢摩他至静。</w:t>
-      </w:r>
-    </w:p>
-    <w:p>
-      <w:pPr>
-        <w:rPr>
-          <w:lang w:eastAsia="zh-CN"/>
-        </w:rPr>
-      </w:pPr>
-      <w:r>
-        <w:rPr>
-          <w:lang w:eastAsia="zh-CN"/>
-        </w:rPr>
-        <w:t xml:space="preserve">　　三摩正忆持　　禅那明数门。</w:t>
-      </w:r>
-    </w:p>
-    <w:p>
-      <w:pPr>
-        <w:rPr>
-          <w:lang w:eastAsia="zh-CN"/>
-        </w:rPr>
-      </w:pPr>
-      <w:r>
-        <w:rPr>
-          <w:lang w:eastAsia="zh-CN"/>
-        </w:rPr>
-        <w:t xml:space="preserve">　　是名三净观　　若能勤修习。</w:t>
-      </w:r>
-    </w:p>
-    <w:p>
-      <w:pPr>
-        <w:rPr>
-          <w:lang w:eastAsia="zh-CN"/>
-        </w:rPr>
-      </w:pPr>
-      <w:r>
-        <w:rPr>
-          <w:lang w:eastAsia="zh-CN"/>
-        </w:rPr>
-        <w:t xml:space="preserve">　　是名佛出世　　钝根未成者。</w:t>
-      </w:r>
-    </w:p>
-    <w:p>
-      <w:pPr>
-        <w:rPr>
-          <w:lang w:eastAsia="zh-CN"/>
-        </w:rPr>
-      </w:pPr>
-      <w:r>
-        <w:rPr>
-          <w:lang w:eastAsia="zh-CN"/>
-        </w:rPr>
-        <w:t xml:space="preserve">　　常当勤心忏　　无始一切罪。</w:t>
-      </w:r>
-    </w:p>
-    <w:p>
-      <w:pPr>
-        <w:rPr>
-          <w:lang w:eastAsia="zh-CN"/>
-        </w:rPr>
-      </w:pPr>
-      <w:r>
-        <w:rPr>
-          <w:lang w:eastAsia="zh-CN"/>
-        </w:rPr>
-        <w:t xml:space="preserve">　　诸障若销灭　　佛境便现前。</w:t>
-      </w:r>
-    </w:p>
-    <w:p>
-      <w:pPr>
-        <w:rPr>
-          <w:lang w:eastAsia="zh-CN"/>
-        </w:rPr>
-      </w:pPr>
-      <w:r>
-        <w:rPr>
-          <w:lang w:eastAsia="zh-CN"/>
-        </w:rPr>
-        <w:lastRenderedPageBreak/>
-        <w:t xml:space="preserve">　　于是贤善首菩萨在大众中。即从座起顶礼佛足。右绕三匝长跪叉手而白佛言。大悲世尊广为我等及末世众生。开悟如是不思议事。世尊。此大乘教名字何等。云何奉持。众生修习得何功德。云何使我护持经人。流布此教至于何地。作是语已五体投地。如是三请终而复始。</w:t>
-      </w:r>
-    </w:p>
-    <w:p>
-      <w:pPr>
-        <w:rPr>
-          <w:lang w:eastAsia="zh-CN"/>
-        </w:rPr>
-      </w:pPr>
-      <w:r>
-        <w:rPr>
-          <w:lang w:eastAsia="zh-CN"/>
-        </w:rPr>
-        <w:t xml:space="preserve">　　尔时世尊告贤善首菩萨言。善哉善哉。善男子。汝等乃能为诸菩萨及末世众生。问于如来如是经教功德名字。汝今谛听当为汝说。</w:t>
-      </w:r>
-    </w:p>
-    <w:p>
-      <w:pPr>
-        <w:rPr>
-          <w:lang w:eastAsia="zh-CN"/>
-        </w:rPr>
-      </w:pPr>
-      <w:r>
-        <w:rPr>
-          <w:lang w:eastAsia="zh-CN"/>
-        </w:rPr>
-        <w:t xml:space="preserve">　　时贤善首菩萨奉教欢喜。及诸大众默然而听。</w:t>
-      </w:r>
-    </w:p>
-    <w:p>
-      <w:pPr>
-        <w:rPr>
-          <w:lang w:eastAsia="zh-CN"/>
-        </w:rPr>
-      </w:pPr>
-      <w:r>
-        <w:rPr>
-          <w:lang w:eastAsia="zh-CN"/>
-        </w:rPr>
-        <w:t xml:space="preserve">　　善男子。是经百千万亿恒河沙诸佛所说。三世如来之所守护。十方菩萨之所归依。十二部经清净眼目。是经名大方广圆觉陀罗尼。亦名修多罗了义。亦名秘密王三昧。亦名如来决定境界。亦名如来藏自性差别。汝当奉持。</w:t>
-      </w:r>
-    </w:p>
-    <w:p>
-      <w:pPr>
-        <w:rPr>
-          <w:lang w:eastAsia="zh-CN"/>
-        </w:rPr>
-      </w:pPr>
-      <w:r>
-        <w:rPr>
-          <w:lang w:eastAsia="zh-CN"/>
-        </w:rPr>
-        <w:t xml:space="preserve">　　善男子。是经唯显如来境界。唯佛如来能尽宣说。若诸菩萨及末世众生依此修行，渐次增进至于佛地。</w:t>
-      </w:r>
-    </w:p>
-    <w:p>
-      <w:pPr>
-        <w:rPr>
-          <w:lang w:eastAsia="zh-CN"/>
-        </w:rPr>
-      </w:pPr>
-      <w:r>
-        <w:rPr>
-          <w:lang w:eastAsia="zh-CN"/>
-        </w:rPr>
-        <w:t xml:space="preserve">　　善男子。是经名为顿教大乘。顿机众生从此开悟。亦</w:t>
-      </w:r>
-      <w:r>
-        <w:rPr>
-          <w:lang w:eastAsia="zh-CN"/>
-        </w:rPr>
-        <w:t>摄渐修一切群品。譬如大海不让小流，乃至蚊虻及阿修罗饮其水者皆得充满。</w:t>
-      </w:r>
-    </w:p>
-    <w:p>
-      <w:pPr>
-        <w:rPr>
-          <w:lang w:eastAsia="zh-CN"/>
-        </w:rPr>
-      </w:pPr>
-      <w:r>
-        <w:rPr>
-          <w:lang w:eastAsia="zh-CN"/>
-        </w:rPr>
-        <w:t xml:space="preserve">　　善男子。假使有人纯以七宝积满三千大千世界以用布施。不如有人闻此经名及一句义。</w:t>
-      </w:r>
-    </w:p>
-    <w:p>
-      <w:pPr>
-        <w:rPr>
-          <w:lang w:eastAsia="zh-CN"/>
-        </w:rPr>
-      </w:pPr>
-      <w:r>
-        <w:rPr>
-          <w:lang w:eastAsia="zh-CN"/>
-        </w:rPr>
-        <w:t xml:space="preserve">　　善男子。假使有人教百千恒河沙众生得阿罗汉果。不如有人宣说此经分别半偈。</w:t>
-      </w:r>
-    </w:p>
-    <w:p>
-      <w:pPr>
-        <w:rPr>
-          <w:lang w:eastAsia="zh-CN"/>
-        </w:rPr>
-      </w:pPr>
-      <w:r>
-        <w:rPr>
-          <w:lang w:eastAsia="zh-CN"/>
-        </w:rPr>
-        <w:t xml:space="preserve">　　善男子。若复有人闻此经名信心不惑。当知是人非于一佛二佛种诸福慧。如是乃至尽恒河沙一切佛所种诸善根闻此经教。</w:t>
-      </w:r>
-    </w:p>
-    <w:p>
-      <w:pPr>
-        <w:rPr>
-          <w:lang w:eastAsia="zh-CN"/>
-        </w:rPr>
-      </w:pPr>
-      <w:r>
-        <w:rPr>
-          <w:lang w:eastAsia="zh-CN"/>
-        </w:rPr>
-        <w:t xml:space="preserve">　　汝善男子当护末世是修行者。无令恶魔及诸外道恼其身心</w:t>
-      </w:r>
-      <w:r>
-        <w:rPr>
-          <w:rFonts w:hint="eastAsia"/>
-          <w:lang w:eastAsia="zh-CN"/>
-        </w:rPr>
-        <w:t>。</w:t>
-      </w:r>
-      <w:bookmarkStart w:id="0" w:name="_GoBack"/>
-      <w:bookmarkEnd w:id="0"/>
-      <w:r>
-        <w:rPr>
-          <w:lang w:eastAsia="zh-CN"/>
-        </w:rPr>
-        <w:t>令生退屈。</w:t>
-      </w:r>
-    </w:p>
-    <w:p>
-      <w:pPr>
-        <w:rPr>
-          <w:lang w:eastAsia="zh-CN"/>
-        </w:rPr>
-      </w:pPr>
-      <w:r>
-        <w:rPr>
-          <w:lang w:eastAsia="zh-CN"/>
-        </w:rPr>
-        <w:t xml:space="preserve">　　尔时世尊欲重宣此义而说偈言。</w:t>
-      </w:r>
-    </w:p>
-    <w:p>
-      <w:pPr>
-        <w:rPr>
-          <w:lang w:eastAsia="zh-CN"/>
-        </w:rPr>
-      </w:pPr>
-      <w:r>
-        <w:rPr>
-          <w:lang w:eastAsia="zh-CN"/>
-        </w:rPr>
-        <w:t xml:space="preserve">　　贤善首当知　　是经诸佛说。</w:t>
-      </w:r>
-    </w:p>
-    <w:p>
-      <w:pPr>
-        <w:rPr>
-          <w:lang w:eastAsia="zh-CN"/>
-        </w:rPr>
-      </w:pPr>
-      <w:r>
-        <w:rPr>
-          <w:lang w:eastAsia="zh-CN"/>
-        </w:rPr>
-        <w:t xml:space="preserve">　　如来等护持　　十二部眼目。</w:t>
-      </w:r>
-    </w:p>
-    <w:p>
-      <w:pPr>
-        <w:rPr>
-          <w:lang w:eastAsia="zh-CN"/>
-        </w:rPr>
-      </w:pPr>
-      <w:r>
-        <w:rPr>
-          <w:lang w:eastAsia="zh-CN"/>
-        </w:rPr>
-        <w:t xml:space="preserve">　　名为大方广　　圆觉陀罗尼。</w:t>
-      </w:r>
-    </w:p>
-    <w:p>
-      <w:pPr>
-        <w:rPr>
-          <w:lang w:eastAsia="zh-CN"/>
-        </w:rPr>
-      </w:pPr>
-      <w:r>
-        <w:rPr>
-          <w:lang w:eastAsia="zh-CN"/>
-        </w:rPr>
-        <w:t xml:space="preserve">　　显如来境界　　依此修行者。</w:t>
-      </w:r>
-    </w:p>
-    <w:p>
-      <w:pPr>
-        <w:rPr>
-          <w:lang w:eastAsia="zh-CN"/>
-        </w:rPr>
-      </w:pPr>
-      <w:r>
-        <w:rPr>
-          <w:lang w:eastAsia="zh-CN"/>
-        </w:rPr>
-        <w:t xml:space="preserve">　　增进至佛地　　如海纳百川。</w:t>
-      </w:r>
-    </w:p>
-    <w:p>
-      <w:pPr>
-        <w:rPr>
-          <w:lang w:eastAsia="zh-CN"/>
-        </w:rPr>
-      </w:pPr>
-      <w:r>
-        <w:rPr>
-          <w:lang w:eastAsia="zh-CN"/>
-        </w:rPr>
-        <w:t xml:space="preserve">　　饮者皆充满　　假使施七宝。</w:t>
-      </w:r>
-    </w:p>
-    <w:p>
-      <w:pPr>
-        <w:rPr>
-          <w:lang w:eastAsia="zh-CN"/>
-        </w:rPr>
-      </w:pPr>
-      <w:r>
-        <w:rPr>
-          <w:lang w:eastAsia="zh-CN"/>
-        </w:rPr>
-        <w:t xml:space="preserve">　　积满三千界　　不如闻此经。</w:t>
-      </w:r>
-    </w:p>
-    <w:p>
-      <w:pPr>
-        <w:rPr>
-          <w:lang w:eastAsia="zh-CN"/>
-        </w:rPr>
-      </w:pPr>
-      <w:r>
-        <w:rPr>
-          <w:lang w:eastAsia="zh-CN"/>
-        </w:rPr>
-        <w:t xml:space="preserve">　　若化河沙众　　皆得阿罗汉。</w:t>
-      </w:r>
-    </w:p>
-    <w:p>
-      <w:pPr>
-        <w:rPr>
-          <w:lang w:eastAsia="zh-CN"/>
-        </w:rPr>
-      </w:pPr>
-      <w:r>
-        <w:rPr>
-          <w:lang w:eastAsia="zh-CN"/>
-        </w:rPr>
-        <w:lastRenderedPageBreak/>
-        <w:t xml:space="preserve">　　不如闻半偈　　汝等于来世。</w:t>
-      </w:r>
-    </w:p>
-    <w:p>
-      <w:pPr>
-        <w:rPr>
-          <w:lang w:eastAsia="zh-CN"/>
-        </w:rPr>
-      </w:pPr>
-      <w:r>
-        <w:rPr>
-          <w:lang w:eastAsia="zh-CN"/>
-        </w:rPr>
         <w:t xml:space="preserve">　　护是宣持者　　无令生退屈。</w:t>
       </w:r>
     </w:p>
     <w:p>
       <w:pPr>
-        <w:rPr>
-          <w:lang w:eastAsia="zh-CN"/>
-        </w:rPr>
-      </w:pPr>
-      <w:r>
-        <w:rPr>
+        <w:spacing w:after="0" w:line="240" w:lineRule="auto"/>
+        <w:jc w:val="both"/>
+        <w:rPr>
+          <w:sz w:val="24"/>
+          <w:szCs w:val="24"/>
+          <w:shd w:val="pct15" w:color="auto" w:fill="FFFFFF"/>
+          <w:lang w:eastAsia="zh-CN"/>
+        </w:rPr>
+      </w:pPr>
+      <w:r>
+        <w:rPr>
+          <w:sz w:val="24"/>
+          <w:szCs w:val="24"/>
+          <w:shd w:val="pct15" w:color="auto" w:fill="FFFFFF"/>
           <w:lang w:eastAsia="zh-CN"/>
         </w:rPr>
         <w:t xml:space="preserve">　　尔时会中有火首金刚、摧碎金刚、尼蓝婆金刚等八万金刚并其眷属。即从座起顶礼佛足而白佛言。世尊。若后末世一切众生。有能持此决定大乘。我当守护如护眼目。乃至道场所修行处。我等金刚自领徒众晨夕守护令不退转。其家乃至永无灾障。疫病销灭财宝丰足常不乏少。</w:t>
@@ -3901,31 +5862,41 @@
     </w:p>
     <w:p>
       <w:pPr>
-        <w:rPr>
-          <w:lang w:eastAsia="zh-CN"/>
-        </w:rPr>
-      </w:pPr>
-      <w:r>
-        <w:rPr>
-          <w:lang w:eastAsia="zh-CN"/>
-        </w:rPr>
-        <w:t xml:space="preserve">　　尔时</w:t>
-      </w:r>
-      <w:r>
-        <w:rPr>
-          <w:lang w:eastAsia="zh-CN"/>
-        </w:rPr>
-        <w:t>大梵天王二十八天王并须弥山王护国天王等即从座起。顶礼佛足右绕三匝而白佛言。世尊。我亦守护是持经者。常令安隐心不退转。</w:t>
-      </w:r>
-    </w:p>
-    <w:p>
-      <w:pPr>
-        <w:rPr>
-          <w:lang w:eastAsia="zh-CN"/>
-        </w:rPr>
-      </w:pPr>
-      <w:r>
-        <w:rPr>
+        <w:spacing w:after="0" w:line="240" w:lineRule="auto"/>
+        <w:jc w:val="both"/>
+        <w:rPr>
+          <w:sz w:val="24"/>
+          <w:szCs w:val="24"/>
+          <w:shd w:val="pct15" w:color="auto" w:fill="FFFFFF"/>
+          <w:lang w:eastAsia="zh-CN"/>
+        </w:rPr>
+      </w:pPr>
+      <w:r>
+        <w:rPr>
+          <w:sz w:val="24"/>
+          <w:szCs w:val="24"/>
+          <w:shd w:val="pct15" w:color="auto" w:fill="FFFFFF"/>
+          <w:lang w:eastAsia="zh-CN"/>
+        </w:rPr>
+        <w:t xml:space="preserve">　　尔时大梵天王二十八天王并须弥山王护国天王等即从座起。顶礼佛足右绕三匝而白佛言。世尊。我亦守护是持经者。常令安隐心不退转。</w:t>
+      </w:r>
+    </w:p>
+    <w:p>
+      <w:pPr>
+        <w:spacing w:after="0" w:line="240" w:lineRule="auto"/>
+        <w:jc w:val="both"/>
+        <w:rPr>
+          <w:sz w:val="24"/>
+          <w:szCs w:val="24"/>
+          <w:shd w:val="pct15" w:color="auto" w:fill="FFFFFF"/>
+          <w:lang w:eastAsia="zh-CN"/>
+        </w:rPr>
+      </w:pPr>
+      <w:r>
+        <w:rPr>
+          <w:sz w:val="24"/>
+          <w:szCs w:val="24"/>
+          <w:shd w:val="pct15" w:color="auto" w:fill="FFFFFF"/>
           <w:lang w:eastAsia="zh-CN"/>
         </w:rPr>
         <w:t xml:space="preserve">　　尔时有大力鬼王名吉槃茶与十万鬼王即从座起。顶礼佛足右绕三匝而白佛言。世尊。我亦守护是持经人。朝夕侍卫令不退屈。其人所居一由旬内。若有鬼神侵其境界。我当使其碎如微尘。</w:t>
@@ -3933,12 +5904,20 @@
     </w:p>
     <w:p>
       <w:pPr>
-        <w:rPr>
-          <w:lang w:eastAsia="zh-CN"/>
-        </w:rPr>
-      </w:pPr>
-      <w:r>
-        <w:rPr>
+        <w:spacing w:after="0" w:line="240" w:lineRule="auto"/>
+        <w:jc w:val="both"/>
+        <w:rPr>
+          <w:sz w:val="24"/>
+          <w:szCs w:val="24"/>
+          <w:shd w:val="pct15" w:color="auto" w:fill="FFFFFF"/>
+          <w:lang w:eastAsia="zh-CN"/>
+        </w:rPr>
+      </w:pPr>
+      <w:r>
+        <w:rPr>
+          <w:sz w:val="24"/>
+          <w:szCs w:val="24"/>
+          <w:shd w:val="pct15" w:color="auto" w:fill="FFFFFF"/>
           <w:lang w:eastAsia="zh-CN"/>
         </w:rPr>
         <w:t xml:space="preserve">　　佛说此经已。一切菩萨天龙鬼神八部眷属及诸天王梵王等一切大众。闻佛所说。皆大欢喜信受奉行。</w:t>
@@ -3946,12 +5925,20 @@
     </w:p>
     <w:p>
       <w:pPr>
-        <w:rPr>
-          <w:lang w:eastAsia="zh-CN"/>
-        </w:rPr>
-      </w:pPr>
-      <w:r>
-        <w:rPr>
+        <w:spacing w:after="0" w:line="240" w:lineRule="auto"/>
+        <w:jc w:val="both"/>
+        <w:rPr>
+          <w:sz w:val="24"/>
+          <w:szCs w:val="24"/>
+          <w:shd w:val="pct15" w:color="auto" w:fill="FFFFFF"/>
+          <w:lang w:eastAsia="zh-CN"/>
+        </w:rPr>
+      </w:pPr>
+      <w:r>
+        <w:rPr>
+          <w:sz w:val="24"/>
+          <w:szCs w:val="24"/>
+          <w:shd w:val="pct15" w:color="auto" w:fill="FFFFFF"/>
           <w:lang w:eastAsia="zh-CN"/>
         </w:rPr>
         <w:t>大方广圆觉修多罗了义经</w:t>
@@ -3967,8 +5954,58 @@
 </w:document>
 </file>
 
+<file path=word/endnotes.xml><?xml version="1.0" encoding="utf-8"?>
+<w:endnotes xmlns:wpc="http://schemas.microsoft.com/office/word/2010/wordprocessingCanvas" xmlns:cx="http://schemas.microsoft.com/office/drawing/2014/chartex" xmlns:cx1="http://schemas.microsoft.com/office/drawing/2015/9/8/chartex" xmlns:cx2="http://schemas.microsoft.com/office/drawing/2015/10/21/chartex" xmlns:cx3="http://schemas.microsoft.com/office/drawing/2016/5/9/chartex" xmlns:cx4="http://schemas.microsoft.com/office/drawing/2016/5/10/chartex" xmlns:cx5="http://schemas.microsoft.com/office/drawing/2016/5/11/chartex" xmlns:cx6="http://schemas.microsoft.com/office/drawing/2016/5/12/chartex" xmlns:cx7="http://schemas.microsoft.com/office/drawing/2016/5/13/chartex" xmlns:cx8="http://schemas.microsoft.com/office/drawing/2016/5/14/chartex" xmlns:mc="http://schemas.openxmlformats.org/markup-compatibility/2006" xmlns:aink="http://schemas.microsoft.com/office/drawing/2016/ink" xmlns:am3d="http://schemas.microsoft.com/office/drawing/2017/model3d" xmlns:o="urn:schemas-microsoft-com:office:office" xmlns:oel="http://schemas.microsoft.com/office/2019/extlst" xmlns:r="http://schemas.openxmlformats.org/officeDocument/2006/relationships" xmlns:m="http://schemas.openxmlformats.org/officeDocument/2006/math" xmlns:v="urn:schemas-microsoft-com:vml" xmlns:wp14="http://schemas.microsoft.com/office/word/2010/wordprocessingDrawing" xmlns:wp="http://schemas.openxmlformats.org/drawingml/2006/wordprocessingDrawing" xmlns:w10="urn:schemas-microsoft-com:office:word" xmlns:w="http://schemas.openxmlformats.org/wordprocessingml/2006/main" xmlns:w14="http://schemas.microsoft.com/office/word/2010/wordml" xmlns:w15="http://schemas.microsoft.com/office/word/2012/wordml" xmlns:w16cex="http://schemas.microsoft.com/office/word/2018/wordml/cex" xmlns:w16cid="http://schemas.microsoft.com/office/word/2016/wordml/cid" xmlns:w16="http://schemas.microsoft.com/office/word/2018/wordml" xmlns:w16du="http://schemas.microsoft.com/office/word/2023/wordml/word16du" xmlns:w16sdtdh="http://schemas.microsoft.com/office/word/2020/wordml/sdtdatahash" xmlns:w16se="http://schemas.microsoft.com/office/word/2015/wordml/symex" xmlns:wpg="http://schemas.microsoft.com/office/word/2010/wordprocessingGroup" xmlns:wpi="http://schemas.microsoft.com/office/word/2010/wordprocessingInk" xmlns:wne="http://schemas.microsoft.com/office/word/2006/wordml" xmlns:wps="http://schemas.microsoft.com/office/word/2010/wordprocessingShape" mc:Ignorable="w14 w15 w16se w16cid w16 w16cex w16sdtdh w16du wp14">
+  <w:endnote w:type="separator" w:id="-1">
+    <w:p>
+      <w:pPr>
+        <w:spacing w:after="0" w:line="240" w:lineRule="auto"/>
+      </w:pPr>
+      <w:r>
+        <w:separator/>
+      </w:r>
+    </w:p>
+  </w:endnote>
+  <w:endnote w:type="continuationSeparator" w:id="0">
+    <w:p>
+      <w:pPr>
+        <w:spacing w:after="0" w:line="240" w:lineRule="auto"/>
+      </w:pPr>
+      <w:r>
+        <w:continuationSeparator/>
+      </w:r>
+    </w:p>
+  </w:endnote>
+</w:endnotes>
+</file>
+
+<file path=word/footnotes.xml><?xml version="1.0" encoding="utf-8"?>
+<w:footnotes xmlns:wpc="http://schemas.microsoft.com/office/word/2010/wordprocessingCanvas" xmlns:cx="http://schemas.microsoft.com/office/drawing/2014/chartex" xmlns:cx1="http://schemas.microsoft.com/office/drawing/2015/9/8/chartex" xmlns:cx2="http://schemas.microsoft.com/office/drawing/2015/10/21/chartex" xmlns:cx3="http://schemas.microsoft.com/office/drawing/2016/5/9/chartex" xmlns:cx4="http://schemas.microsoft.com/office/drawing/2016/5/10/chartex" xmlns:cx5="http://schemas.microsoft.com/office/drawing/2016/5/11/chartex" xmlns:cx6="http://schemas.microsoft.com/office/drawing/2016/5/12/chartex" xmlns:cx7="http://schemas.microsoft.com/office/drawing/2016/5/13/chartex" xmlns:cx8="http://schemas.microsoft.com/office/drawing/2016/5/14/chartex" xmlns:mc="http://schemas.openxmlformats.org/markup-compatibility/2006" xmlns:aink="http://schemas.microsoft.com/office/drawing/2016/ink" xmlns:am3d="http://schemas.microsoft.com/office/drawing/2017/model3d" xmlns:o="urn:schemas-microsoft-com:office:office" xmlns:oel="http://schemas.microsoft.com/office/2019/extlst" xmlns:r="http://schemas.openxmlformats.org/officeDocument/2006/relationships" xmlns:m="http://schemas.openxmlformats.org/officeDocument/2006/math" xmlns:v="urn:schemas-microsoft-com:vml" xmlns:wp14="http://schemas.microsoft.com/office/word/2010/wordprocessingDrawing" xmlns:wp="http://schemas.openxmlformats.org/drawingml/2006/wordprocessingDrawing" xmlns:w10="urn:schemas-microsoft-com:office:word" xmlns:w="http://schemas.openxmlformats.org/wordprocessingml/2006/main" xmlns:w14="http://schemas.microsoft.com/office/word/2010/wordml" xmlns:w15="http://schemas.microsoft.com/office/word/2012/wordml" xmlns:w16cex="http://schemas.microsoft.com/office/word/2018/wordml/cex" xmlns:w16cid="http://schemas.microsoft.com/office/word/2016/wordml/cid" xmlns:w16="http://schemas.microsoft.com/office/word/2018/wordml" xmlns:w16du="http://schemas.microsoft.com/office/word/2023/wordml/word16du" xmlns:w16sdtdh="http://schemas.microsoft.com/office/word/2020/wordml/sdtdatahash" xmlns:w16se="http://schemas.microsoft.com/office/word/2015/wordml/symex" xmlns:wpg="http://schemas.microsoft.com/office/word/2010/wordprocessingGroup" xmlns:wpi="http://schemas.microsoft.com/office/word/2010/wordprocessingInk" xmlns:wne="http://schemas.microsoft.com/office/word/2006/wordml" xmlns:wps="http://schemas.microsoft.com/office/word/2010/wordprocessingShape" mc:Ignorable="w14 w15 w16se w16cid w16 w16cex w16sdtdh w16du wp14">
+  <w:footnote w:type="separator" w:id="-1">
+    <w:p>
+      <w:pPr>
+        <w:spacing w:after="0" w:line="240" w:lineRule="auto"/>
+      </w:pPr>
+      <w:r>
+        <w:separator/>
+      </w:r>
+    </w:p>
+  </w:footnote>
+  <w:footnote w:type="continuationSeparator" w:id="0">
+    <w:p>
+      <w:pPr>
+        <w:spacing w:after="0" w:line="240" w:lineRule="auto"/>
+      </w:pPr>
+      <w:r>
+        <w:continuationSeparator/>
+      </w:r>
+    </w:p>
+  </w:footnote>
+</w:footnotes>
+</file>
+
 <file path=word/numbering.xml><?xml version="1.0" encoding="utf-8"?>
-<w:numbering xmlns:wpc="http://schemas.microsoft.com/office/word/2010/wordprocessingCanvas" xmlns:cx="http://schemas.microsoft.com/office/drawing/2014/chartex" xmlns:mc="http://schemas.openxmlformats.org/markup-compatibility/2006" xmlns:o="urn:schemas-microsoft-com:office:office" xmlns:r="http://schemas.openxmlformats.org/officeDocument/2006/relationships" xmlns:m="http://schemas.openxmlformats.org/officeDocument/2006/math" xmlns:v="urn:schemas-microsoft-com:vml" xmlns:wp14="http://schemas.microsoft.com/office/word/2010/wordprocessingDrawing" xmlns:wp="http://schemas.openxmlformats.org/drawingml/2006/wordprocessingDrawing" xmlns:w10="urn:schemas-microsoft-com:office:word" xmlns:w="http://schemas.openxmlformats.org/wordprocessingml/2006/main" xmlns:w14="http://schemas.microsoft.com/office/word/2010/wordml" xmlns:w15="http://schemas.microsoft.com/office/word/2012/wordml" xmlns:w16se="http://schemas.microsoft.com/office/word/2015/wordml/symex" xmlns:wpg="http://schemas.microsoft.com/office/word/2010/wordprocessingGroup" xmlns:wpi="http://schemas.microsoft.com/office/word/2010/wordprocessingInk" xmlns:wne="http://schemas.microsoft.com/office/word/2006/wordml" xmlns:wps="http://schemas.microsoft.com/office/word/2010/wordprocessingShape" mc:Ignorable="w14 w15 w16se wp14">
+<w:numbering xmlns:wpc="http://schemas.microsoft.com/office/word/2010/wordprocessingCanvas" xmlns:cx="http://schemas.microsoft.com/office/drawing/2014/chartex" xmlns:cx1="http://schemas.microsoft.com/office/drawing/2015/9/8/chartex" xmlns:cx2="http://schemas.microsoft.com/office/drawing/2015/10/21/chartex" xmlns:cx3="http://schemas.microsoft.com/office/drawing/2016/5/9/chartex" xmlns:cx4="http://schemas.microsoft.com/office/drawing/2016/5/10/chartex" xmlns:cx5="http://schemas.microsoft.com/office/drawing/2016/5/11/chartex" xmlns:cx6="http://schemas.microsoft.com/office/drawing/2016/5/12/chartex" xmlns:cx7="http://schemas.microsoft.com/office/drawing/2016/5/13/chartex" xmlns:cx8="http://schemas.microsoft.com/office/drawing/2016/5/14/chartex" xmlns:mc="http://schemas.openxmlformats.org/markup-compatibility/2006" xmlns:aink="http://schemas.microsoft.com/office/drawing/2016/ink" xmlns:am3d="http://schemas.microsoft.com/office/drawing/2017/model3d" xmlns:o="urn:schemas-microsoft-com:office:office" xmlns:oel="http://schemas.microsoft.com/office/2019/extlst" xmlns:r="http://schemas.openxmlformats.org/officeDocument/2006/relationships" xmlns:m="http://schemas.openxmlformats.org/officeDocument/2006/math" xmlns:v="urn:schemas-microsoft-com:vml" xmlns:wp14="http://schemas.microsoft.com/office/word/2010/wordprocessingDrawing" xmlns:wp="http://schemas.openxmlformats.org/drawingml/2006/wordprocessingDrawing" xmlns:w10="urn:schemas-microsoft-com:office:word" xmlns:w="http://schemas.openxmlformats.org/wordprocessingml/2006/main" xmlns:w14="http://schemas.microsoft.com/office/word/2010/wordml" xmlns:w15="http://schemas.microsoft.com/office/word/2012/wordml" xmlns:w16cex="http://schemas.microsoft.com/office/word/2018/wordml/cex" xmlns:w16cid="http://schemas.microsoft.com/office/word/2016/wordml/cid" xmlns:w16="http://schemas.microsoft.com/office/word/2018/wordml" xmlns:w16du="http://schemas.microsoft.com/office/word/2023/wordml/word16du" xmlns:w16sdtdh="http://schemas.microsoft.com/office/word/2020/wordml/sdtdatahash" xmlns:w16se="http://schemas.microsoft.com/office/word/2015/wordml/symex" xmlns:wpg="http://schemas.microsoft.com/office/word/2010/wordprocessingGroup" xmlns:wpi="http://schemas.microsoft.com/office/word/2010/wordprocessingInk" xmlns:wne="http://schemas.microsoft.com/office/word/2006/wordml" xmlns:wps="http://schemas.microsoft.com/office/word/2010/wordprocessingShape" mc:Ignorable="w14 w15 w16se w16cid w16 w16cex w16sdtdh w16du wp14">
   <w:abstractNum w:abstractNumId="0" w15:restartNumberingAfterBreak="0">
     <w:nsid w:val="FFFFFF7C"/>
     <w:multiLevelType w:val="singleLevel"/>
@@ -4140,38 +6177,38 @@
       </w:rPr>
     </w:lvl>
   </w:abstractNum>
-  <w:num w:numId="1">
+  <w:num w:numId="1" w16cid:durableId="67843900">
     <w:abstractNumId w:val="8"/>
   </w:num>
-  <w:num w:numId="2">
+  <w:num w:numId="2" w16cid:durableId="1855069134">
     <w:abstractNumId w:val="6"/>
   </w:num>
-  <w:num w:numId="3">
+  <w:num w:numId="3" w16cid:durableId="548683708">
     <w:abstractNumId w:val="5"/>
   </w:num>
-  <w:num w:numId="4">
+  <w:num w:numId="4" w16cid:durableId="470634621">
     <w:abstractNumId w:val="4"/>
   </w:num>
-  <w:num w:numId="5">
+  <w:num w:numId="5" w16cid:durableId="981926037">
     <w:abstractNumId w:val="7"/>
   </w:num>
-  <w:num w:numId="6">
+  <w:num w:numId="6" w16cid:durableId="2132547803">
     <w:abstractNumId w:val="3"/>
   </w:num>
-  <w:num w:numId="7">
+  <w:num w:numId="7" w16cid:durableId="1577396047">
     <w:abstractNumId w:val="2"/>
   </w:num>
-  <w:num w:numId="8">
+  <w:num w:numId="8" w16cid:durableId="1996252591">
     <w:abstractNumId w:val="1"/>
   </w:num>
-  <w:num w:numId="9">
+  <w:num w:numId="9" w16cid:durableId="53629446">
     <w:abstractNumId w:val="0"/>
   </w:num>
 </w:numbering>
 </file>
 
 <file path=word/styles.xml><?xml version="1.0" encoding="utf-8"?>
-<w:styles xmlns:mc="http://schemas.openxmlformats.org/markup-compatibility/2006" xmlns:r="http://schemas.openxmlformats.org/officeDocument/2006/relationships" xmlns:w="http://schemas.openxmlformats.org/wordprocessingml/2006/main" xmlns:w14="http://schemas.microsoft.com/office/word/2010/wordml" xmlns:w15="http://schemas.microsoft.com/office/word/2012/wordml" xmlns:w16se="http://schemas.microsoft.com/office/word/2015/wordml/symex" mc:Ignorable="w14 w15 w16se">
+<w:styles xmlns:mc="http://schemas.openxmlformats.org/markup-compatibility/2006" xmlns:r="http://schemas.openxmlformats.org/officeDocument/2006/relationships" xmlns:w="http://schemas.openxmlformats.org/wordprocessingml/2006/main" xmlns:w14="http://schemas.microsoft.com/office/word/2010/wordml" xmlns:w15="http://schemas.microsoft.com/office/word/2012/wordml" xmlns:w16cex="http://schemas.microsoft.com/office/word/2018/wordml/cex" xmlns:w16cid="http://schemas.microsoft.com/office/word/2016/wordml/cid" xmlns:w16="http://schemas.microsoft.com/office/word/2018/wordml" xmlns:w16du="http://schemas.microsoft.com/office/word/2023/wordml/word16du" xmlns:w16sdtdh="http://schemas.microsoft.com/office/word/2020/wordml/sdtdatahash" xmlns:w16se="http://schemas.microsoft.com/office/word/2015/wordml/symex" mc:Ignorable="w14 w15 w16se w16cid w16 w16cex w16sdtdh w16du">
   <w:docDefaults>
     <w:rPrDefault>
       <w:rPr>
@@ -4187,7 +6224,7 @@
       </w:pPr>
     </w:pPrDefault>
   </w:docDefaults>
-  <w:latentStyles w:defLockedState="0" w:defUIPriority="99" w:defSemiHidden="0" w:defUnhideWhenUsed="0" w:defQFormat="0" w:count="371">
+  <w:latentStyles w:defLockedState="0" w:defUIPriority="99" w:defSemiHidden="0" w:defUnhideWhenUsed="0" w:defQFormat="0" w:count="376">
     <w:lsdException w:name="Normal" w:uiPriority="0" w:qFormat="1"/>
     <w:lsdException w:name="heading 1" w:uiPriority="9" w:qFormat="1"/>
     <w:lsdException w:name="heading 2" w:semiHidden="1" w:uiPriority="9" w:unhideWhenUsed="1" w:qFormat="1"/>
@@ -4550,6 +6587,11 @@
     <w:lsdException w:name="List Table 5 Dark Accent 6" w:uiPriority="50"/>
     <w:lsdException w:name="List Table 6 Colorful Accent 6" w:uiPriority="51"/>
     <w:lsdException w:name="List Table 7 Colorful Accent 6" w:uiPriority="52"/>
+    <w:lsdException w:name="Mention" w:semiHidden="1" w:unhideWhenUsed="1"/>
+    <w:lsdException w:name="Smart Hyperlink" w:semiHidden="1" w:unhideWhenUsed="1"/>
+    <w:lsdException w:name="Hashtag" w:semiHidden="1" w:unhideWhenUsed="1"/>
+    <w:lsdException w:name="Unresolved Mention" w:semiHidden="1" w:unhideWhenUsed="1"/>
+    <w:lsdException w:name="Smart Link" w:semiHidden="1" w:unhideWhenUsed="1"/>
   </w:latentStyles>
   <w:style w:type="paragraph" w:default="1" w:styleId="a1">
     <w:name w:val="Normal"/>
